--- a/软件著作权管理系统操作手册_新版.docx
+++ b/软件著作权管理系统操作手册_新版.docx
@@ -2,1548 +2,2887 @@
 <file path=word/document.xml><?xml version="1.0" encoding="utf-8"?>
 <w:document xmlns:wpc="http://schemas.microsoft.com/office/word/2010/wordprocessingCanvas" xmlns:cx="http://schemas.microsoft.com/office/drawing/2014/chartex" xmlns:cx1="http://schemas.microsoft.com/office/drawing/2015/9/8/chartex" xmlns:cx2="http://schemas.microsoft.com/office/drawing/2015/10/21/chartex" xmlns:cx3="http://schemas.microsoft.com/office/drawing/2016/5/9/chartex" xmlns:cx4="http://schemas.microsoft.com/office/drawing/2016/5/10/chartex" xmlns:cx5="http://schemas.microsoft.com/office/drawing/2016/5/11/chartex" xmlns:cx6="http://schemas.microsoft.com/office/drawing/2016/5/12/chartex" xmlns:cx7="http://schemas.microsoft.com/office/drawing/2016/5/13/chartex" xmlns:cx8="http://schemas.microsoft.com/office/drawing/2016/5/14/chartex" xmlns:mc="http://schemas.openxmlformats.org/markup-compatibility/2006" xmlns:aink="http://schemas.microsoft.com/office/drawing/2016/ink" xmlns:am3d="http://schemas.microsoft.com/office/drawing/2017/model3d" xmlns:o="urn:schemas-microsoft-com:office:office" xmlns:r="http://schemas.openxmlformats.org/officeDocument/2006/relationships" xmlns:m="http://schemas.openxmlformats.org/officeDocument/2006/math" xmlns:v="urn:schemas-microsoft-com:vml" xmlns:wp14="http://schemas.microsoft.com/office/word/2010/wordprocessingDrawing" xmlns:wp="http://schemas.openxmlformats.org/drawingml/2006/wordprocessingDrawing" xmlns:w10="urn:schemas-microsoft-com:office:word" xmlns:w="http://schemas.openxmlformats.org/wordprocessingml/2006/main" xmlns:w14="http://schemas.microsoft.com/office/word/2010/wordml" xmlns:w15="http://schemas.microsoft.com/office/word/2012/wordml" xmlns:w16cex="http://schemas.microsoft.com/office/word/2018/wordml/cex" xmlns:w16cid="http://schemas.microsoft.com/office/word/2016/wordml/cid" xmlns:w16="http://schemas.microsoft.com/office/word/2018/wordml" xmlns:w16sdtdh="http://schemas.microsoft.com/office/word/2020/wordml/sdtdatahash" xmlns:w16se="http://schemas.microsoft.com/office/word/2015/wordml/symex" xmlns:wpg="http://schemas.microsoft.com/office/word/2010/wordprocessingGroup" xmlns:wpi="http://schemas.microsoft.com/office/word/2010/wordprocessingInk" xmlns:wne="http://schemas.microsoft.com/office/word/2006/wordml" xmlns:wps="http://schemas.microsoft.com/office/word/2010/wordprocessingShape" mc:Ignorable="w14 w15 w16se w16cid w16 w16cex w16sdtdh wp14">
   <w:body>
+    <w:sdt>
+      <w:sdtPr>
+        <w:id w:val="619809000"/>
+        <w:docPartObj>
+          <w:docPartGallery w:val="Cover Pages"/>
+          <w:docPartUnique/>
+        </w:docPartObj>
+      </w:sdtPr>
+      <w:sdtEndPr>
+        <w:rPr>
+          <w:b/>
+          <w:bCs/>
+          <w:lang w:eastAsia="zh-CN"/>
+        </w:rPr>
+      </w:sdtEndPr>
+      <w:sdtContent>
+        <w:p/>
+        <w:tbl>
+          <w:tblPr>
+            <w:tblpPr w:leftFromText="187" w:rightFromText="187" w:horzAnchor="margin" w:tblpXSpec="center" w:tblpY="2881"/>
+            <w:tblW w:w="4000" w:type="pct"/>
+            <w:tblBorders>
+              <w:left w:val="single" w:sz="12" w:space="0" w:color="4F81BD" w:themeColor="accent1"/>
+            </w:tblBorders>
+            <w:tblCellMar>
+              <w:left w:w="144" w:type="dxa"/>
+              <w:right w:w="115" w:type="dxa"/>
+            </w:tblCellMar>
+            <w:tblLook w:val="04A0" w:firstRow="1" w:lastRow="0" w:firstColumn="1" w:lastColumn="0" w:noHBand="0" w:noVBand="1"/>
+          </w:tblPr>
+          <w:tblGrid>
+            <w:gridCol w:w="7096"/>
+          </w:tblGrid>
+          <w:tr>
+            <w:bookmarkStart w:id="0" w:name="OLE_LINK34" w:displacedByCustomXml="next"/>
+            <w:sdt>
+              <w:sdtPr>
+                <w:rPr>
+                  <w:color w:val="365F91" w:themeColor="accent1" w:themeShade="BF"/>
+                  <w:sz w:val="24"/>
+                  <w:szCs w:val="24"/>
+                  <w:lang w:eastAsia="zh-CN"/>
+                </w:rPr>
+                <w:alias w:val="公司"/>
+                <w:id w:val="13406915"/>
+                <w:placeholder>
+                  <w:docPart w:val="6BA0AC5C8D7B4EF89E2C753647D217C0"/>
+                </w:placeholder>
+                <w:dataBinding w:prefixMappings="xmlns:ns0='http://schemas.openxmlformats.org/officeDocument/2006/extended-properties'" w:xpath="/ns0:Properties[1]/ns0:Company[1]" w:storeItemID="{6668398D-A668-4E3E-A5EB-62B293D839F1}"/>
+                <w:text/>
+              </w:sdtPr>
+              <w:sdtContent>
+                <w:tc>
+                  <w:tcPr>
+                    <w:tcW w:w="7672" w:type="dxa"/>
+                    <w:tcMar>
+                      <w:top w:w="216" w:type="dxa"/>
+                      <w:left w:w="115" w:type="dxa"/>
+                      <w:bottom w:w="216" w:type="dxa"/>
+                      <w:right w:w="115" w:type="dxa"/>
+                    </w:tcMar>
+                  </w:tcPr>
+                  <w:p>
+                    <w:pPr>
+                      <w:pStyle w:val="a9"/>
+                      <w:rPr>
+                        <w:color w:val="365F91" w:themeColor="accent1" w:themeShade="BF"/>
+                        <w:sz w:val="24"/>
+                      </w:rPr>
+                    </w:pPr>
+                    <w:r>
+                      <w:rPr>
+                        <w:rFonts w:ascii="微软雅黑" w:eastAsia="微软雅黑" w:hAnsi="微软雅黑" w:cs="微软雅黑" w:hint="eastAsia"/>
+                        <w:color w:val="365F91" w:themeColor="accent1" w:themeShade="BF"/>
+                        <w:sz w:val="24"/>
+                        <w:szCs w:val="24"/>
+                        <w:lang w:eastAsia="zh-CN"/>
+                      </w:rPr>
+                      <w:t>郑州</w:t>
+                    </w:r>
+                    <w:proofErr w:type="gramStart"/>
+                    <w:r>
+                      <w:rPr>
+                        <w:rFonts w:ascii="微软雅黑" w:eastAsia="微软雅黑" w:hAnsi="微软雅黑" w:cs="微软雅黑" w:hint="eastAsia"/>
+                        <w:color w:val="365F91" w:themeColor="accent1" w:themeShade="BF"/>
+                        <w:sz w:val="24"/>
+                        <w:szCs w:val="24"/>
+                        <w:lang w:eastAsia="zh-CN"/>
+                      </w:rPr>
+                      <w:t>医企创</w:t>
+                    </w:r>
+                    <w:proofErr w:type="gramEnd"/>
+                    <w:r>
+                      <w:rPr>
+                        <w:rFonts w:ascii="微软雅黑" w:eastAsia="微软雅黑" w:hAnsi="微软雅黑" w:cs="微软雅黑" w:hint="eastAsia"/>
+                        <w:color w:val="365F91" w:themeColor="accent1" w:themeShade="BF"/>
+                        <w:sz w:val="24"/>
+                        <w:szCs w:val="24"/>
+                        <w:lang w:eastAsia="zh-CN"/>
+                      </w:rPr>
+                      <w:t>医疗科技有限公司</w:t>
+                    </w:r>
+                  </w:p>
+                </w:tc>
+              </w:sdtContent>
+            </w:sdt>
+            <w:bookmarkEnd w:id="0" w:displacedByCustomXml="prev"/>
+          </w:tr>
+          <w:tr>
+            <w:tc>
+              <w:tcPr>
+                <w:tcW w:w="7672" w:type="dxa"/>
+              </w:tcPr>
+              <w:sdt>
+                <w:sdtPr>
+                  <w:rPr>
+                    <w:rFonts w:asciiTheme="majorHAnsi" w:eastAsiaTheme="majorEastAsia" w:hAnsiTheme="majorHAnsi" w:cstheme="majorBidi"/>
+                    <w:color w:val="4F81BD" w:themeColor="accent1"/>
+                    <w:sz w:val="88"/>
+                    <w:szCs w:val="88"/>
+                    <w:lang w:eastAsia="zh-CN"/>
+                  </w:rPr>
+                  <w:alias w:val="标题"/>
+                  <w:id w:val="13406919"/>
+                  <w:placeholder>
+                    <w:docPart w:val="16A5B6BB6AC945D195C00228DE63443B"/>
+                  </w:placeholder>
+                  <w:dataBinding w:prefixMappings="xmlns:ns0='http://schemas.openxmlformats.org/package/2006/metadata/core-properties' xmlns:ns1='http://purl.org/dc/elements/1.1/'" w:xpath="/ns0:coreProperties[1]/ns1:title[1]" w:storeItemID="{6C3C8BC8-F283-45AE-878A-BAB7291924A1}"/>
+                  <w:text/>
+                </w:sdtPr>
+                <w:sdtContent>
+                  <w:p>
+                    <w:pPr>
+                      <w:pStyle w:val="a9"/>
+                      <w:spacing w:line="216" w:lineRule="auto"/>
+                      <w:rPr>
+                        <w:rFonts w:asciiTheme="majorHAnsi" w:eastAsiaTheme="majorEastAsia" w:hAnsiTheme="majorHAnsi" w:cstheme="majorBidi"/>
+                        <w:color w:val="4F81BD" w:themeColor="accent1"/>
+                        <w:sz w:val="88"/>
+                        <w:szCs w:val="88"/>
+                        <w:lang w:eastAsia="zh-CN"/>
+                      </w:rPr>
+                    </w:pPr>
+                    <w:r>
+                      <w:rPr>
+                        <w:rFonts w:ascii="微软雅黑" w:eastAsia="微软雅黑" w:hAnsi="微软雅黑" w:cs="微软雅黑" w:hint="eastAsia"/>
+                        <w:color w:val="4F81BD" w:themeColor="accent1"/>
+                        <w:sz w:val="88"/>
+                        <w:szCs w:val="88"/>
+                        <w:lang w:eastAsia="zh-CN"/>
+                      </w:rPr>
+                      <w:t>软</w:t>
+                    </w:r>
+                    <w:r>
+                      <w:rPr>
+                        <w:rFonts w:ascii="MS Gothic" w:eastAsia="MS Gothic" w:hAnsi="MS Gothic" w:cs="MS Gothic" w:hint="eastAsia"/>
+                        <w:color w:val="4F81BD" w:themeColor="accent1"/>
+                        <w:sz w:val="88"/>
+                        <w:szCs w:val="88"/>
+                        <w:lang w:eastAsia="zh-CN"/>
+                      </w:rPr>
+                      <w:t>件著作</w:t>
+                    </w:r>
+                    <w:r>
+                      <w:rPr>
+                        <w:rFonts w:ascii="微软雅黑" w:eastAsia="微软雅黑" w:hAnsi="微软雅黑" w:cs="微软雅黑" w:hint="eastAsia"/>
+                        <w:color w:val="4F81BD" w:themeColor="accent1"/>
+                        <w:sz w:val="88"/>
+                        <w:szCs w:val="88"/>
+                        <w:lang w:eastAsia="zh-CN"/>
+                      </w:rPr>
+                      <w:t>权</w:t>
+                    </w:r>
+                    <w:r>
+                      <w:rPr>
+                        <w:rFonts w:ascii="MS Gothic" w:eastAsia="MS Gothic" w:hAnsi="MS Gothic" w:cs="MS Gothic" w:hint="eastAsia"/>
+                        <w:color w:val="4F81BD" w:themeColor="accent1"/>
+                        <w:sz w:val="88"/>
+                        <w:szCs w:val="88"/>
+                        <w:lang w:eastAsia="zh-CN"/>
+                      </w:rPr>
+                      <w:t>管理系</w:t>
+                    </w:r>
+                    <w:r>
+                      <w:rPr>
+                        <w:rFonts w:ascii="微软雅黑" w:eastAsia="微软雅黑" w:hAnsi="微软雅黑" w:cs="微软雅黑" w:hint="eastAsia"/>
+                        <w:color w:val="4F81BD" w:themeColor="accent1"/>
+                        <w:sz w:val="88"/>
+                        <w:szCs w:val="88"/>
+                        <w:lang w:eastAsia="zh-CN"/>
+                      </w:rPr>
+                      <w:t>统</w:t>
+                    </w:r>
+                    <w:r>
+                      <w:rPr>
+                        <w:rFonts w:ascii="MS Gothic" w:eastAsia="MS Gothic" w:hAnsi="MS Gothic" w:cs="MS Gothic" w:hint="eastAsia"/>
+                        <w:color w:val="4F81BD" w:themeColor="accent1"/>
+                        <w:sz w:val="88"/>
+                        <w:szCs w:val="88"/>
+                        <w:lang w:eastAsia="zh-CN"/>
+                      </w:rPr>
+                      <w:t>操作手册</w:t>
+                    </w:r>
+                  </w:p>
+                </w:sdtContent>
+              </w:sdt>
+            </w:tc>
+          </w:tr>
+          <w:tr>
+            <w:sdt>
+              <w:sdtPr>
+                <w:rPr>
+                  <w:rFonts w:ascii="宋体" w:eastAsia="宋体" w:hAnsi="宋体" w:hint="eastAsia"/>
+                  <w:color w:val="365F91" w:themeColor="accent1" w:themeShade="BF"/>
+                  <w:sz w:val="24"/>
+                  <w:szCs w:val="24"/>
+                  <w:lang w:eastAsia="zh-CN"/>
+                </w:rPr>
+                <w:alias w:val="副标题"/>
+                <w:id w:val="13406923"/>
+                <w:placeholder>
+                  <w:docPart w:val="7EC77457046347F5A3B69324CE0A3936"/>
+                </w:placeholder>
+                <w:dataBinding w:prefixMappings="xmlns:ns0='http://schemas.openxmlformats.org/package/2006/metadata/core-properties' xmlns:ns1='http://purl.org/dc/elements/1.1/'" w:xpath="/ns0:coreProperties[1]/ns1:subject[1]" w:storeItemID="{6C3C8BC8-F283-45AE-878A-BAB7291924A1}"/>
+                <w:text/>
+              </w:sdtPr>
+              <w:sdtContent>
+                <w:tc>
+                  <w:tcPr>
+                    <w:tcW w:w="7672" w:type="dxa"/>
+                    <w:tcMar>
+                      <w:top w:w="216" w:type="dxa"/>
+                      <w:left w:w="115" w:type="dxa"/>
+                      <w:bottom w:w="216" w:type="dxa"/>
+                      <w:right w:w="115" w:type="dxa"/>
+                    </w:tcMar>
+                  </w:tcPr>
+                  <w:p>
+                    <w:pPr>
+                      <w:pStyle w:val="a9"/>
+                      <w:rPr>
+                        <w:color w:val="365F91" w:themeColor="accent1" w:themeShade="BF"/>
+                        <w:sz w:val="24"/>
+                      </w:rPr>
+                    </w:pPr>
+                    <w:r>
+                      <w:rPr>
+                        <w:rFonts w:ascii="宋体" w:eastAsia="宋体" w:hAnsi="宋体" w:hint="eastAsia"/>
+                        <w:color w:val="365F91" w:themeColor="accent1" w:themeShade="BF"/>
+                        <w:sz w:val="24"/>
+                        <w:szCs w:val="24"/>
+                        <w:lang w:eastAsia="zh-CN"/>
+                      </w:rPr>
+                      <w:t>向日葵工作室</w:t>
+                    </w:r>
+                  </w:p>
+                </w:tc>
+              </w:sdtContent>
+            </w:sdt>
+          </w:tr>
+        </w:tbl>
+        <w:tbl>
+          <w:tblPr>
+            <w:tblpPr w:leftFromText="187" w:rightFromText="187" w:horzAnchor="margin" w:tblpXSpec="center" w:tblpYSpec="bottom"/>
+            <w:tblW w:w="3857" w:type="pct"/>
+            <w:tblLook w:val="04A0" w:firstRow="1" w:lastRow="0" w:firstColumn="1" w:lastColumn="0" w:noHBand="0" w:noVBand="1"/>
+          </w:tblPr>
+          <w:tblGrid>
+            <w:gridCol w:w="6842"/>
+          </w:tblGrid>
+          <w:tr>
+            <w:tc>
+              <w:tcPr>
+                <w:tcW w:w="7221" w:type="dxa"/>
+                <w:tcMar>
+                  <w:top w:w="216" w:type="dxa"/>
+                  <w:left w:w="115" w:type="dxa"/>
+                  <w:bottom w:w="216" w:type="dxa"/>
+                  <w:right w:w="115" w:type="dxa"/>
+                </w:tcMar>
+              </w:tcPr>
+              <w:sdt>
+                <w:sdtPr>
+                  <w:rPr>
+                    <w:color w:val="4F81BD" w:themeColor="accent1"/>
+                    <w:sz w:val="28"/>
+                    <w:szCs w:val="28"/>
+                    <w:lang w:eastAsia="zh-CN"/>
+                  </w:rPr>
+                  <w:alias w:val="作者"/>
+                  <w:id w:val="13406928"/>
+                  <w:placeholder>
+                    <w:docPart w:val="FF05ED55DD4D4524AC7629CD75B6F4C9"/>
+                  </w:placeholder>
+                  <w:dataBinding w:prefixMappings="xmlns:ns0='http://schemas.openxmlformats.org/package/2006/metadata/core-properties' xmlns:ns1='http://purl.org/dc/elements/1.1/'" w:xpath="/ns0:coreProperties[1]/ns1:creator[1]" w:storeItemID="{6C3C8BC8-F283-45AE-878A-BAB7291924A1}"/>
+                  <w:text/>
+                </w:sdtPr>
+                <w:sdtContent>
+                  <w:p>
+                    <w:pPr>
+                      <w:pStyle w:val="a9"/>
+                      <w:rPr>
+                        <w:color w:val="4F81BD" w:themeColor="accent1"/>
+                        <w:sz w:val="28"/>
+                        <w:szCs w:val="28"/>
+                        <w:lang w:eastAsia="zh-CN"/>
+                      </w:rPr>
+                    </w:pPr>
+                    <w:r>
+                      <w:rPr>
+                        <w:rFonts w:ascii="微软雅黑" w:eastAsia="微软雅黑" w:hAnsi="微软雅黑" w:cs="微软雅黑" w:hint="eastAsia"/>
+                        <w:color w:val="4F81BD" w:themeColor="accent1"/>
+                        <w:sz w:val="28"/>
+                        <w:szCs w:val="28"/>
+                        <w:lang w:eastAsia="zh-CN"/>
+                      </w:rPr>
+                      <w:t>郑</w:t>
+                    </w:r>
+                    <w:r>
+                      <w:rPr>
+                        <w:rFonts w:ascii="MS Mincho" w:eastAsia="MS Mincho" w:hAnsi="MS Mincho" w:cs="MS Mincho" w:hint="eastAsia"/>
+                        <w:color w:val="4F81BD" w:themeColor="accent1"/>
+                        <w:sz w:val="28"/>
+                        <w:szCs w:val="28"/>
+                        <w:lang w:eastAsia="zh-CN"/>
+                      </w:rPr>
+                      <w:t>州</w:t>
+                    </w:r>
+                    <w:proofErr w:type="gramStart"/>
+                    <w:r>
+                      <w:rPr>
+                        <w:rFonts w:ascii="MS Mincho" w:eastAsia="MS Mincho" w:hAnsi="MS Mincho" w:cs="MS Mincho" w:hint="eastAsia"/>
+                        <w:color w:val="4F81BD" w:themeColor="accent1"/>
+                        <w:sz w:val="28"/>
+                        <w:szCs w:val="28"/>
+                        <w:lang w:eastAsia="zh-CN"/>
+                      </w:rPr>
+                      <w:t>医企</w:t>
+                    </w:r>
+                    <w:r>
+                      <w:rPr>
+                        <w:rFonts w:ascii="微软雅黑" w:eastAsia="微软雅黑" w:hAnsi="微软雅黑" w:cs="微软雅黑" w:hint="eastAsia"/>
+                        <w:color w:val="4F81BD" w:themeColor="accent1"/>
+                        <w:sz w:val="28"/>
+                        <w:szCs w:val="28"/>
+                        <w:lang w:eastAsia="zh-CN"/>
+                      </w:rPr>
+                      <w:t>创</w:t>
+                    </w:r>
+                    <w:proofErr w:type="gramEnd"/>
+                    <w:r>
+                      <w:rPr>
+                        <w:rFonts w:ascii="MS Mincho" w:eastAsia="MS Mincho" w:hAnsi="MS Mincho" w:cs="MS Mincho" w:hint="eastAsia"/>
+                        <w:color w:val="4F81BD" w:themeColor="accent1"/>
+                        <w:sz w:val="28"/>
+                        <w:szCs w:val="28"/>
+                        <w:lang w:eastAsia="zh-CN"/>
+                      </w:rPr>
+                      <w:t>医</w:t>
+                    </w:r>
+                    <w:r>
+                      <w:rPr>
+                        <w:rFonts w:ascii="微软雅黑" w:eastAsia="微软雅黑" w:hAnsi="微软雅黑" w:cs="微软雅黑" w:hint="eastAsia"/>
+                        <w:color w:val="4F81BD" w:themeColor="accent1"/>
+                        <w:sz w:val="28"/>
+                        <w:szCs w:val="28"/>
+                        <w:lang w:eastAsia="zh-CN"/>
+                      </w:rPr>
+                      <w:t>疗</w:t>
+                    </w:r>
+                    <w:r>
+                      <w:rPr>
+                        <w:rFonts w:ascii="MS Mincho" w:eastAsia="MS Mincho" w:hAnsi="MS Mincho" w:cs="MS Mincho" w:hint="eastAsia"/>
+                        <w:color w:val="4F81BD" w:themeColor="accent1"/>
+                        <w:sz w:val="28"/>
+                        <w:szCs w:val="28"/>
+                        <w:lang w:eastAsia="zh-CN"/>
+                      </w:rPr>
+                      <w:t>科技有限公司</w:t>
+                    </w:r>
+                  </w:p>
+                </w:sdtContent>
+              </w:sdt>
+              <w:sdt>
+                <w:sdtPr>
+                  <w:rPr>
+                    <w:color w:val="4F81BD" w:themeColor="accent1"/>
+                    <w:sz w:val="28"/>
+                    <w:szCs w:val="28"/>
+                  </w:rPr>
+                  <w:alias w:val="日期"/>
+                  <w:tag w:val="日期"/>
+                  <w:id w:val="13406932"/>
+                  <w:placeholder>
+                    <w:docPart w:val="25AFECF38D7C48D3ABFAB597E1722AC7"/>
+                  </w:placeholder>
+                  <w:dataBinding w:prefixMappings="xmlns:ns0='http://schemas.microsoft.com/office/2006/coverPageProps'" w:xpath="/ns0:CoverPageProperties[1]/ns0:PublishDate[1]" w:storeItemID="{55AF091B-3C7A-41E3-B477-F2FDAA23CFDA}"/>
+                  <w:date w:fullDate="2025-10-22T00:00:00Z">
+                    <w:dateFormat w:val="yyyy-M-d"/>
+                    <w:lid w:val="zh-CN"/>
+                    <w:storeMappedDataAs w:val="dateTime"/>
+                    <w:calendar w:val="gregorian"/>
+                  </w:date>
+                </w:sdtPr>
+                <w:sdtContent>
+                  <w:p>
+                    <w:pPr>
+                      <w:pStyle w:val="a9"/>
+                      <w:rPr>
+                        <w:color w:val="4F81BD" w:themeColor="accent1"/>
+                        <w:sz w:val="28"/>
+                        <w:szCs w:val="28"/>
+                      </w:rPr>
+                    </w:pPr>
+                    <w:r>
+                      <w:rPr>
+                        <w:rFonts w:eastAsia="宋体" w:hint="eastAsia"/>
+                        <w:color w:val="4F81BD" w:themeColor="accent1"/>
+                        <w:sz w:val="28"/>
+                        <w:szCs w:val="28"/>
+                        <w:lang w:eastAsia="zh-CN"/>
+                      </w:rPr>
+                      <w:t>2025-10-22</w:t>
+                    </w:r>
+                  </w:p>
+                </w:sdtContent>
+              </w:sdt>
+              <w:p>
+                <w:pPr>
+                  <w:pStyle w:val="a9"/>
+                  <w:rPr>
+                    <w:color w:val="4F81BD" w:themeColor="accent1"/>
+                  </w:rPr>
+                </w:pPr>
+              </w:p>
+            </w:tc>
+          </w:tr>
+        </w:tbl>
+        <w:p>
+          <w:pPr>
+            <w:rPr>
+              <w:lang w:eastAsia="zh-CN"/>
+            </w:rPr>
+          </w:pPr>
+          <w:r>
+            <w:rPr>
+              <w:b/>
+              <w:bCs/>
+              <w:lang w:eastAsia="zh-CN"/>
+            </w:rPr>
+            <w:br w:type="page"/>
+          </w:r>
+        </w:p>
+      </w:sdtContent>
+    </w:sdt>
+    <w:sdt>
+      <w:sdtPr>
+        <w:rPr>
+          <w:lang w:val="zh-CN" w:eastAsia="zh-CN"/>
+        </w:rPr>
+        <w:id w:val="1896003233"/>
+        <w:docPartObj>
+          <w:docPartGallery w:val="Table of Contents"/>
+          <w:docPartUnique/>
+        </w:docPartObj>
+      </w:sdtPr>
+      <w:sdtEndPr>
+        <w:rPr>
+          <w:rFonts w:asciiTheme="minorHAnsi" w:eastAsia="仿宋" w:hAnsiTheme="minorHAnsi" w:cstheme="minorBidi"/>
+          <w:color w:val="auto"/>
+          <w:sz w:val="22"/>
+          <w:szCs w:val="22"/>
+          <w:lang w:eastAsia="en-US"/>
+        </w:rPr>
+      </w:sdtEndPr>
+      <w:sdtContent>
+        <w:p>
+          <w:pPr>
+            <w:pStyle w:val="TOC"/>
+          </w:pPr>
+          <w:r>
+            <w:rPr>
+              <w:lang w:val="zh-CN" w:eastAsia="zh-CN"/>
+            </w:rPr>
+            <w:t>目</w:t>
+          </w:r>
+          <w:r>
+            <w:rPr>
+              <w:rFonts w:ascii="微软雅黑" w:eastAsia="微软雅黑" w:hAnsi="微软雅黑" w:cs="微软雅黑" w:hint="eastAsia"/>
+              <w:lang w:val="zh-CN" w:eastAsia="zh-CN"/>
+            </w:rPr>
+            <w:t>录</w:t>
+          </w:r>
+        </w:p>
+        <w:p>
+          <w:pPr>
+            <w:pStyle w:val="TOC2"/>
+            <w:tabs>
+              <w:tab w:val="right" w:leader="dot" w:pos="8630"/>
+            </w:tabs>
+            <w:rPr>
+              <w:rFonts w:cstheme="minorBidi"/>
+              <w:noProof/>
+              <w:kern w:val="2"/>
+              <w:sz w:val="21"/>
+            </w:rPr>
+          </w:pPr>
+          <w:r>
+            <w:fldChar w:fldCharType="begin"/>
+          </w:r>
+          <w:r>
+            <w:instrText xml:space="preserve"> TOC \o "1-3" \h \z \u </w:instrText>
+          </w:r>
+          <w:r>
+            <w:fldChar w:fldCharType="separate"/>
+          </w:r>
+          <w:hyperlink w:anchor="_Toc212064252" w:history="1">
+            <w:r>
+              <w:rPr>
+                <w:rStyle w:val="affa"/>
+                <w:noProof/>
+              </w:rPr>
+              <w:t>文</w:t>
+            </w:r>
+            <w:r>
+              <w:rPr>
+                <w:rStyle w:val="affa"/>
+                <w:noProof/>
+              </w:rPr>
+              <w:t xml:space="preserve"> </w:t>
+            </w:r>
+            <w:r>
+              <w:rPr>
+                <w:rStyle w:val="affa"/>
+                <w:noProof/>
+              </w:rPr>
+              <w:t>件</w:t>
+            </w:r>
+            <w:r>
+              <w:rPr>
+                <w:rStyle w:val="affa"/>
+                <w:noProof/>
+              </w:rPr>
+              <w:t xml:space="preserve"> </w:t>
+            </w:r>
+            <w:r>
+              <w:rPr>
+                <w:rStyle w:val="affa"/>
+                <w:noProof/>
+              </w:rPr>
+              <w:t>修</w:t>
+            </w:r>
+            <w:r>
+              <w:rPr>
+                <w:rStyle w:val="affa"/>
+                <w:noProof/>
+              </w:rPr>
+              <w:t xml:space="preserve"> </w:t>
+            </w:r>
+            <w:r>
+              <w:rPr>
+                <w:rStyle w:val="affa"/>
+                <w:rFonts w:ascii="微软雅黑" w:eastAsia="微软雅黑" w:hAnsi="微软雅黑" w:cs="微软雅黑" w:hint="eastAsia"/>
+                <w:noProof/>
+              </w:rPr>
+              <w:t>订</w:t>
+            </w:r>
+            <w:r>
+              <w:rPr>
+                <w:rStyle w:val="affa"/>
+                <w:noProof/>
+              </w:rPr>
+              <w:t xml:space="preserve"> </w:t>
+            </w:r>
+            <w:r>
+              <w:rPr>
+                <w:rStyle w:val="affa"/>
+                <w:rFonts w:ascii="微软雅黑" w:eastAsia="微软雅黑" w:hAnsi="微软雅黑" w:cs="微软雅黑" w:hint="eastAsia"/>
+                <w:noProof/>
+              </w:rPr>
+              <w:t>记</w:t>
+            </w:r>
+            <w:r>
+              <w:rPr>
+                <w:rStyle w:val="affa"/>
+                <w:noProof/>
+              </w:rPr>
+              <w:t xml:space="preserve"> </w:t>
+            </w:r>
+            <w:r>
+              <w:rPr>
+                <w:rStyle w:val="affa"/>
+                <w:rFonts w:ascii="微软雅黑" w:eastAsia="微软雅黑" w:hAnsi="微软雅黑" w:cs="微软雅黑" w:hint="eastAsia"/>
+                <w:noProof/>
+              </w:rPr>
+              <w:t>录</w:t>
+            </w:r>
+            <w:r>
+              <w:rPr>
+                <w:noProof/>
+                <w:webHidden/>
+              </w:rPr>
+              <w:tab/>
+            </w:r>
+            <w:r>
+              <w:rPr>
+                <w:noProof/>
+                <w:webHidden/>
+              </w:rPr>
+              <w:fldChar w:fldCharType="begin"/>
+            </w:r>
+            <w:r>
+              <w:rPr>
+                <w:noProof/>
+                <w:webHidden/>
+              </w:rPr>
+              <w:instrText xml:space="preserve"> PAGEREF _Toc212064252 \h </w:instrText>
+            </w:r>
+            <w:r>
+              <w:rPr>
+                <w:noProof/>
+                <w:webHidden/>
+              </w:rPr>
+            </w:r>
+            <w:r>
+              <w:rPr>
+                <w:noProof/>
+                <w:webHidden/>
+              </w:rPr>
+              <w:fldChar w:fldCharType="separate"/>
+            </w:r>
+            <w:r>
+              <w:rPr>
+                <w:noProof/>
+                <w:webHidden/>
+              </w:rPr>
+              <w:t>2</w:t>
+            </w:r>
+            <w:r>
+              <w:rPr>
+                <w:noProof/>
+                <w:webHidden/>
+              </w:rPr>
+              <w:fldChar w:fldCharType="end"/>
+            </w:r>
+          </w:hyperlink>
+        </w:p>
+        <w:p>
+          <w:pPr>
+            <w:pStyle w:val="TOC2"/>
+            <w:tabs>
+              <w:tab w:val="right" w:leader="dot" w:pos="8630"/>
+            </w:tabs>
+            <w:rPr>
+              <w:rFonts w:cstheme="minorBidi"/>
+              <w:noProof/>
+              <w:kern w:val="2"/>
+              <w:sz w:val="21"/>
+            </w:rPr>
+          </w:pPr>
+          <w:hyperlink w:anchor="_Toc212064253" w:history="1">
+            <w:r>
+              <w:rPr>
+                <w:rStyle w:val="affa"/>
+                <w:noProof/>
+              </w:rPr>
+              <w:t xml:space="preserve">1. </w:t>
+            </w:r>
+            <w:r>
+              <w:rPr>
+                <w:rStyle w:val="affa"/>
+                <w:rFonts w:ascii="微软雅黑" w:eastAsia="微软雅黑" w:hAnsi="微软雅黑" w:cs="微软雅黑" w:hint="eastAsia"/>
+                <w:noProof/>
+              </w:rPr>
+              <w:t>总</w:t>
+            </w:r>
+            <w:r>
+              <w:rPr>
+                <w:rStyle w:val="affa"/>
+                <w:rFonts w:ascii="MS Mincho" w:eastAsia="MS Mincho" w:hAnsi="MS Mincho" w:cs="MS Mincho" w:hint="eastAsia"/>
+                <w:noProof/>
+              </w:rPr>
+              <w:t>体功能描述</w:t>
+            </w:r>
+            <w:r>
+              <w:rPr>
+                <w:noProof/>
+                <w:webHidden/>
+              </w:rPr>
+              <w:tab/>
+            </w:r>
+            <w:r>
+              <w:rPr>
+                <w:noProof/>
+                <w:webHidden/>
+              </w:rPr>
+              <w:fldChar w:fldCharType="begin"/>
+            </w:r>
+            <w:r>
+              <w:rPr>
+                <w:noProof/>
+                <w:webHidden/>
+              </w:rPr>
+              <w:instrText xml:space="preserve"> PAGEREF _Toc212064253 \h </w:instrText>
+            </w:r>
+            <w:r>
+              <w:rPr>
+                <w:noProof/>
+                <w:webHidden/>
+              </w:rPr>
+            </w:r>
+            <w:r>
+              <w:rPr>
+                <w:noProof/>
+                <w:webHidden/>
+              </w:rPr>
+              <w:fldChar w:fldCharType="separate"/>
+            </w:r>
+            <w:r>
+              <w:rPr>
+                <w:noProof/>
+                <w:webHidden/>
+              </w:rPr>
+              <w:t>2</w:t>
+            </w:r>
+            <w:r>
+              <w:rPr>
+                <w:noProof/>
+                <w:webHidden/>
+              </w:rPr>
+              <w:fldChar w:fldCharType="end"/>
+            </w:r>
+          </w:hyperlink>
+        </w:p>
+        <w:p>
+          <w:pPr>
+            <w:pStyle w:val="TOC3"/>
+            <w:tabs>
+              <w:tab w:val="right" w:leader="dot" w:pos="8630"/>
+            </w:tabs>
+            <w:rPr>
+              <w:rFonts w:cstheme="minorBidi"/>
+              <w:noProof/>
+              <w:kern w:val="2"/>
+              <w:sz w:val="21"/>
+            </w:rPr>
+          </w:pPr>
+          <w:hyperlink w:anchor="_Toc212064254" w:history="1">
+            <w:r>
+              <w:rPr>
+                <w:rStyle w:val="affa"/>
+                <w:noProof/>
+              </w:rPr>
+              <w:t>第一</w:t>
+            </w:r>
+            <w:r>
+              <w:rPr>
+                <w:rStyle w:val="affa"/>
+                <w:rFonts w:ascii="微软雅黑" w:eastAsia="微软雅黑" w:hAnsi="微软雅黑" w:cs="微软雅黑" w:hint="eastAsia"/>
+                <w:noProof/>
+              </w:rPr>
+              <w:t>节</w:t>
+            </w:r>
+            <w:r>
+              <w:rPr>
+                <w:rStyle w:val="affa"/>
+                <w:noProof/>
+              </w:rPr>
+              <w:t xml:space="preserve">. </w:t>
+            </w:r>
+            <w:r>
+              <w:rPr>
+                <w:rStyle w:val="affa"/>
+                <w:noProof/>
+              </w:rPr>
+              <w:t>系</w:t>
+            </w:r>
+            <w:r>
+              <w:rPr>
+                <w:rStyle w:val="affa"/>
+                <w:rFonts w:ascii="微软雅黑" w:eastAsia="微软雅黑" w:hAnsi="微软雅黑" w:cs="微软雅黑" w:hint="eastAsia"/>
+                <w:noProof/>
+              </w:rPr>
+              <w:t>统</w:t>
+            </w:r>
+            <w:r>
+              <w:rPr>
+                <w:rStyle w:val="affa"/>
+                <w:rFonts w:ascii="MS Mincho" w:eastAsia="MS Mincho" w:hAnsi="MS Mincho" w:cs="MS Mincho" w:hint="eastAsia"/>
+                <w:noProof/>
+              </w:rPr>
+              <w:t>概述</w:t>
+            </w:r>
+            <w:r>
+              <w:rPr>
+                <w:noProof/>
+                <w:webHidden/>
+              </w:rPr>
+              <w:tab/>
+            </w:r>
+            <w:r>
+              <w:rPr>
+                <w:noProof/>
+                <w:webHidden/>
+              </w:rPr>
+              <w:fldChar w:fldCharType="begin"/>
+            </w:r>
+            <w:r>
+              <w:rPr>
+                <w:noProof/>
+                <w:webHidden/>
+              </w:rPr>
+              <w:instrText xml:space="preserve"> PAGEREF _Toc212064254 \h </w:instrText>
+            </w:r>
+            <w:r>
+              <w:rPr>
+                <w:noProof/>
+                <w:webHidden/>
+              </w:rPr>
+            </w:r>
+            <w:r>
+              <w:rPr>
+                <w:noProof/>
+                <w:webHidden/>
+              </w:rPr>
+              <w:fldChar w:fldCharType="separate"/>
+            </w:r>
+            <w:r>
+              <w:rPr>
+                <w:noProof/>
+                <w:webHidden/>
+              </w:rPr>
+              <w:t>2</w:t>
+            </w:r>
+            <w:r>
+              <w:rPr>
+                <w:noProof/>
+                <w:webHidden/>
+              </w:rPr>
+              <w:fldChar w:fldCharType="end"/>
+            </w:r>
+          </w:hyperlink>
+        </w:p>
+        <w:p>
+          <w:pPr>
+            <w:pStyle w:val="TOC3"/>
+            <w:tabs>
+              <w:tab w:val="right" w:leader="dot" w:pos="8630"/>
+            </w:tabs>
+            <w:rPr>
+              <w:rFonts w:cstheme="minorBidi"/>
+              <w:noProof/>
+              <w:kern w:val="2"/>
+              <w:sz w:val="21"/>
+            </w:rPr>
+          </w:pPr>
+          <w:hyperlink w:anchor="_Toc212064255" w:history="1">
+            <w:r>
+              <w:rPr>
+                <w:rStyle w:val="affa"/>
+                <w:noProof/>
+              </w:rPr>
+              <w:t>第二</w:t>
+            </w:r>
+            <w:r>
+              <w:rPr>
+                <w:rStyle w:val="affa"/>
+                <w:rFonts w:ascii="微软雅黑" w:eastAsia="微软雅黑" w:hAnsi="微软雅黑" w:cs="微软雅黑" w:hint="eastAsia"/>
+                <w:noProof/>
+              </w:rPr>
+              <w:t>节</w:t>
+            </w:r>
+            <w:r>
+              <w:rPr>
+                <w:rStyle w:val="affa"/>
+                <w:noProof/>
+              </w:rPr>
+              <w:t xml:space="preserve">. </w:t>
+            </w:r>
+            <w:r>
+              <w:rPr>
+                <w:rStyle w:val="affa"/>
+                <w:noProof/>
+              </w:rPr>
+              <w:t>系</w:t>
+            </w:r>
+            <w:r>
+              <w:rPr>
+                <w:rStyle w:val="affa"/>
+                <w:rFonts w:ascii="微软雅黑" w:eastAsia="微软雅黑" w:hAnsi="微软雅黑" w:cs="微软雅黑" w:hint="eastAsia"/>
+                <w:noProof/>
+              </w:rPr>
+              <w:t>统</w:t>
+            </w:r>
+            <w:r>
+              <w:rPr>
+                <w:rStyle w:val="affa"/>
+                <w:rFonts w:ascii="MS Mincho" w:eastAsia="MS Mincho" w:hAnsi="MS Mincho" w:cs="MS Mincho" w:hint="eastAsia"/>
+                <w:noProof/>
+              </w:rPr>
+              <w:t>架构</w:t>
+            </w:r>
+            <w:r>
+              <w:rPr>
+                <w:noProof/>
+                <w:webHidden/>
+              </w:rPr>
+              <w:tab/>
+            </w:r>
+            <w:r>
+              <w:rPr>
+                <w:noProof/>
+                <w:webHidden/>
+              </w:rPr>
+              <w:fldChar w:fldCharType="begin"/>
+            </w:r>
+            <w:r>
+              <w:rPr>
+                <w:noProof/>
+                <w:webHidden/>
+              </w:rPr>
+              <w:instrText xml:space="preserve"> PAGEREF _Toc212064255 \h </w:instrText>
+            </w:r>
+            <w:r>
+              <w:rPr>
+                <w:noProof/>
+                <w:webHidden/>
+              </w:rPr>
+            </w:r>
+            <w:r>
+              <w:rPr>
+                <w:noProof/>
+                <w:webHidden/>
+              </w:rPr>
+              <w:fldChar w:fldCharType="separate"/>
+            </w:r>
+            <w:r>
+              <w:rPr>
+                <w:noProof/>
+                <w:webHidden/>
+              </w:rPr>
+              <w:t>2</w:t>
+            </w:r>
+            <w:r>
+              <w:rPr>
+                <w:noProof/>
+                <w:webHidden/>
+              </w:rPr>
+              <w:fldChar w:fldCharType="end"/>
+            </w:r>
+          </w:hyperlink>
+        </w:p>
+        <w:p>
+          <w:pPr>
+            <w:pStyle w:val="TOC2"/>
+            <w:tabs>
+              <w:tab w:val="right" w:leader="dot" w:pos="8630"/>
+            </w:tabs>
+            <w:rPr>
+              <w:rFonts w:cstheme="minorBidi"/>
+              <w:noProof/>
+              <w:kern w:val="2"/>
+              <w:sz w:val="21"/>
+            </w:rPr>
+          </w:pPr>
+          <w:hyperlink w:anchor="_Toc212064256" w:history="1">
+            <w:r>
+              <w:rPr>
+                <w:rStyle w:val="affa"/>
+                <w:noProof/>
+              </w:rPr>
+              <w:t>第一章</w:t>
+            </w:r>
+            <w:r>
+              <w:rPr>
+                <w:rStyle w:val="affa"/>
+                <w:noProof/>
+              </w:rPr>
+              <w:t xml:space="preserve"> </w:t>
+            </w:r>
+            <w:r>
+              <w:rPr>
+                <w:rStyle w:val="affa"/>
+                <w:noProof/>
+              </w:rPr>
+              <w:t>系</w:t>
+            </w:r>
+            <w:r>
+              <w:rPr>
+                <w:rStyle w:val="affa"/>
+                <w:rFonts w:ascii="微软雅黑" w:eastAsia="微软雅黑" w:hAnsi="微软雅黑" w:cs="微软雅黑" w:hint="eastAsia"/>
+                <w:noProof/>
+              </w:rPr>
+              <w:t>统</w:t>
+            </w:r>
+            <w:r>
+              <w:rPr>
+                <w:rStyle w:val="affa"/>
+                <w:rFonts w:ascii="MS Mincho" w:eastAsia="MS Mincho" w:hAnsi="MS Mincho" w:cs="MS Mincho" w:hint="eastAsia"/>
+                <w:noProof/>
+              </w:rPr>
+              <w:t>登</w:t>
+            </w:r>
+            <w:r>
+              <w:rPr>
+                <w:rStyle w:val="affa"/>
+                <w:rFonts w:ascii="微软雅黑" w:eastAsia="微软雅黑" w:hAnsi="微软雅黑" w:cs="微软雅黑" w:hint="eastAsia"/>
+                <w:noProof/>
+              </w:rPr>
+              <w:t>录</w:t>
+            </w:r>
+            <w:r>
+              <w:rPr>
+                <w:noProof/>
+                <w:webHidden/>
+              </w:rPr>
+              <w:tab/>
+            </w:r>
+            <w:r>
+              <w:rPr>
+                <w:noProof/>
+                <w:webHidden/>
+              </w:rPr>
+              <w:fldChar w:fldCharType="begin"/>
+            </w:r>
+            <w:r>
+              <w:rPr>
+                <w:noProof/>
+                <w:webHidden/>
+              </w:rPr>
+              <w:instrText xml:space="preserve"> PAGEREF _Toc212064256 \h </w:instrText>
+            </w:r>
+            <w:r>
+              <w:rPr>
+                <w:noProof/>
+                <w:webHidden/>
+              </w:rPr>
+            </w:r>
+            <w:r>
+              <w:rPr>
+                <w:noProof/>
+                <w:webHidden/>
+              </w:rPr>
+              <w:fldChar w:fldCharType="separate"/>
+            </w:r>
+            <w:r>
+              <w:rPr>
+                <w:noProof/>
+                <w:webHidden/>
+              </w:rPr>
+              <w:t>3</w:t>
+            </w:r>
+            <w:r>
+              <w:rPr>
+                <w:noProof/>
+                <w:webHidden/>
+              </w:rPr>
+              <w:fldChar w:fldCharType="end"/>
+            </w:r>
+          </w:hyperlink>
+        </w:p>
+        <w:p>
+          <w:pPr>
+            <w:pStyle w:val="TOC3"/>
+            <w:tabs>
+              <w:tab w:val="right" w:leader="dot" w:pos="8630"/>
+            </w:tabs>
+            <w:rPr>
+              <w:rFonts w:cstheme="minorBidi"/>
+              <w:noProof/>
+              <w:kern w:val="2"/>
+              <w:sz w:val="21"/>
+            </w:rPr>
+          </w:pPr>
+          <w:hyperlink w:anchor="_Toc212064257" w:history="1">
+            <w:r>
+              <w:rPr>
+                <w:rStyle w:val="affa"/>
+                <w:noProof/>
+              </w:rPr>
+              <w:t>第一</w:t>
+            </w:r>
+            <w:r>
+              <w:rPr>
+                <w:rStyle w:val="affa"/>
+                <w:rFonts w:ascii="微软雅黑" w:eastAsia="微软雅黑" w:hAnsi="微软雅黑" w:cs="微软雅黑" w:hint="eastAsia"/>
+                <w:noProof/>
+              </w:rPr>
+              <w:t>节</w:t>
+            </w:r>
+            <w:r>
+              <w:rPr>
+                <w:rStyle w:val="affa"/>
+                <w:noProof/>
+              </w:rPr>
+              <w:t xml:space="preserve">. </w:t>
+            </w:r>
+            <w:r>
+              <w:rPr>
+                <w:rStyle w:val="affa"/>
+                <w:noProof/>
+              </w:rPr>
+              <w:t>用</w:t>
+            </w:r>
+            <w:r>
+              <w:rPr>
+                <w:rStyle w:val="affa"/>
+                <w:rFonts w:ascii="微软雅黑" w:eastAsia="微软雅黑" w:hAnsi="微软雅黑" w:cs="微软雅黑" w:hint="eastAsia"/>
+                <w:noProof/>
+              </w:rPr>
+              <w:t>户</w:t>
+            </w:r>
+            <w:r>
+              <w:rPr>
+                <w:rStyle w:val="affa"/>
+                <w:rFonts w:ascii="MS Mincho" w:eastAsia="MS Mincho" w:hAnsi="MS Mincho" w:cs="MS Mincho" w:hint="eastAsia"/>
+                <w:noProof/>
+              </w:rPr>
+              <w:t>注册</w:t>
+            </w:r>
+            <w:r>
+              <w:rPr>
+                <w:noProof/>
+                <w:webHidden/>
+              </w:rPr>
+              <w:tab/>
+            </w:r>
+            <w:r>
+              <w:rPr>
+                <w:noProof/>
+                <w:webHidden/>
+              </w:rPr>
+              <w:fldChar w:fldCharType="begin"/>
+            </w:r>
+            <w:r>
+              <w:rPr>
+                <w:noProof/>
+                <w:webHidden/>
+              </w:rPr>
+              <w:instrText xml:space="preserve"> PAGEREF _Toc212064257 \h </w:instrText>
+            </w:r>
+            <w:r>
+              <w:rPr>
+                <w:noProof/>
+                <w:webHidden/>
+              </w:rPr>
+            </w:r>
+            <w:r>
+              <w:rPr>
+                <w:noProof/>
+                <w:webHidden/>
+              </w:rPr>
+              <w:fldChar w:fldCharType="separate"/>
+            </w:r>
+            <w:r>
+              <w:rPr>
+                <w:noProof/>
+                <w:webHidden/>
+              </w:rPr>
+              <w:t>3</w:t>
+            </w:r>
+            <w:r>
+              <w:rPr>
+                <w:noProof/>
+                <w:webHidden/>
+              </w:rPr>
+              <w:fldChar w:fldCharType="end"/>
+            </w:r>
+          </w:hyperlink>
+        </w:p>
+        <w:p>
+          <w:pPr>
+            <w:pStyle w:val="TOC3"/>
+            <w:tabs>
+              <w:tab w:val="right" w:leader="dot" w:pos="8630"/>
+            </w:tabs>
+            <w:rPr>
+              <w:rFonts w:cstheme="minorBidi"/>
+              <w:noProof/>
+              <w:kern w:val="2"/>
+              <w:sz w:val="21"/>
+            </w:rPr>
+          </w:pPr>
+          <w:hyperlink w:anchor="_Toc212064258" w:history="1">
+            <w:r>
+              <w:rPr>
+                <w:rStyle w:val="affa"/>
+                <w:noProof/>
+              </w:rPr>
+              <w:t>第二</w:t>
+            </w:r>
+            <w:r>
+              <w:rPr>
+                <w:rStyle w:val="affa"/>
+                <w:rFonts w:ascii="微软雅黑" w:eastAsia="微软雅黑" w:hAnsi="微软雅黑" w:cs="微软雅黑" w:hint="eastAsia"/>
+                <w:noProof/>
+              </w:rPr>
+              <w:t>节</w:t>
+            </w:r>
+            <w:r>
+              <w:rPr>
+                <w:rStyle w:val="affa"/>
+                <w:noProof/>
+              </w:rPr>
+              <w:t xml:space="preserve">. </w:t>
+            </w:r>
+            <w:r>
+              <w:rPr>
+                <w:rStyle w:val="affa"/>
+                <w:noProof/>
+              </w:rPr>
+              <w:t>用</w:t>
+            </w:r>
+            <w:r>
+              <w:rPr>
+                <w:rStyle w:val="affa"/>
+                <w:rFonts w:ascii="微软雅黑" w:eastAsia="微软雅黑" w:hAnsi="微软雅黑" w:cs="微软雅黑" w:hint="eastAsia"/>
+                <w:noProof/>
+              </w:rPr>
+              <w:t>户</w:t>
+            </w:r>
+            <w:r>
+              <w:rPr>
+                <w:rStyle w:val="affa"/>
+                <w:rFonts w:ascii="MS Mincho" w:eastAsia="MS Mincho" w:hAnsi="MS Mincho" w:cs="MS Mincho" w:hint="eastAsia"/>
+                <w:noProof/>
+              </w:rPr>
+              <w:t>登</w:t>
+            </w:r>
+            <w:r>
+              <w:rPr>
+                <w:rStyle w:val="affa"/>
+                <w:rFonts w:ascii="微软雅黑" w:eastAsia="微软雅黑" w:hAnsi="微软雅黑" w:cs="微软雅黑" w:hint="eastAsia"/>
+                <w:noProof/>
+              </w:rPr>
+              <w:t>录</w:t>
+            </w:r>
+            <w:r>
+              <w:rPr>
+                <w:noProof/>
+                <w:webHidden/>
+              </w:rPr>
+              <w:tab/>
+            </w:r>
+            <w:r>
+              <w:rPr>
+                <w:noProof/>
+                <w:webHidden/>
+              </w:rPr>
+              <w:fldChar w:fldCharType="begin"/>
+            </w:r>
+            <w:r>
+              <w:rPr>
+                <w:noProof/>
+                <w:webHidden/>
+              </w:rPr>
+              <w:instrText xml:space="preserve"> PAGEREF _Toc212064258 \h </w:instrText>
+            </w:r>
+            <w:r>
+              <w:rPr>
+                <w:noProof/>
+                <w:webHidden/>
+              </w:rPr>
+            </w:r>
+            <w:r>
+              <w:rPr>
+                <w:noProof/>
+                <w:webHidden/>
+              </w:rPr>
+              <w:fldChar w:fldCharType="separate"/>
+            </w:r>
+            <w:r>
+              <w:rPr>
+                <w:noProof/>
+                <w:webHidden/>
+              </w:rPr>
+              <w:t>5</w:t>
+            </w:r>
+            <w:r>
+              <w:rPr>
+                <w:noProof/>
+                <w:webHidden/>
+              </w:rPr>
+              <w:fldChar w:fldCharType="end"/>
+            </w:r>
+          </w:hyperlink>
+        </w:p>
+        <w:p>
+          <w:pPr>
+            <w:pStyle w:val="TOC2"/>
+            <w:tabs>
+              <w:tab w:val="right" w:leader="dot" w:pos="8630"/>
+            </w:tabs>
+            <w:rPr>
+              <w:rFonts w:cstheme="minorBidi"/>
+              <w:noProof/>
+              <w:kern w:val="2"/>
+              <w:sz w:val="21"/>
+            </w:rPr>
+          </w:pPr>
+          <w:hyperlink w:anchor="_Toc212064259" w:history="1">
+            <w:r>
+              <w:rPr>
+                <w:rStyle w:val="affa"/>
+                <w:noProof/>
+              </w:rPr>
+              <w:t>第二章</w:t>
+            </w:r>
+            <w:r>
+              <w:rPr>
+                <w:rStyle w:val="affa"/>
+                <w:noProof/>
+              </w:rPr>
+              <w:t xml:space="preserve"> </w:t>
+            </w:r>
+            <w:r>
+              <w:rPr>
+                <w:rStyle w:val="affa"/>
+                <w:noProof/>
+              </w:rPr>
+              <w:t>网站功能介</w:t>
+            </w:r>
+            <w:r>
+              <w:rPr>
+                <w:rStyle w:val="affa"/>
+                <w:rFonts w:ascii="微软雅黑" w:eastAsia="微软雅黑" w:hAnsi="微软雅黑" w:cs="微软雅黑" w:hint="eastAsia"/>
+                <w:noProof/>
+              </w:rPr>
+              <w:t>绍</w:t>
+            </w:r>
+            <w:r>
+              <w:rPr>
+                <w:noProof/>
+                <w:webHidden/>
+              </w:rPr>
+              <w:tab/>
+            </w:r>
+            <w:r>
+              <w:rPr>
+                <w:noProof/>
+                <w:webHidden/>
+              </w:rPr>
+              <w:fldChar w:fldCharType="begin"/>
+            </w:r>
+            <w:r>
+              <w:rPr>
+                <w:noProof/>
+                <w:webHidden/>
+              </w:rPr>
+              <w:instrText xml:space="preserve"> PAGEREF _Toc212064259 \h </w:instrText>
+            </w:r>
+            <w:r>
+              <w:rPr>
+                <w:noProof/>
+                <w:webHidden/>
+              </w:rPr>
+            </w:r>
+            <w:r>
+              <w:rPr>
+                <w:noProof/>
+                <w:webHidden/>
+              </w:rPr>
+              <w:fldChar w:fldCharType="separate"/>
+            </w:r>
+            <w:r>
+              <w:rPr>
+                <w:noProof/>
+                <w:webHidden/>
+              </w:rPr>
+              <w:t>8</w:t>
+            </w:r>
+            <w:r>
+              <w:rPr>
+                <w:noProof/>
+                <w:webHidden/>
+              </w:rPr>
+              <w:fldChar w:fldCharType="end"/>
+            </w:r>
+          </w:hyperlink>
+        </w:p>
+        <w:p>
+          <w:pPr>
+            <w:pStyle w:val="TOC3"/>
+            <w:tabs>
+              <w:tab w:val="right" w:leader="dot" w:pos="8630"/>
+            </w:tabs>
+            <w:rPr>
+              <w:rFonts w:cstheme="minorBidi"/>
+              <w:noProof/>
+              <w:kern w:val="2"/>
+              <w:sz w:val="21"/>
+            </w:rPr>
+          </w:pPr>
+          <w:hyperlink w:anchor="_Toc212064260" w:history="1">
+            <w:r>
+              <w:rPr>
+                <w:rStyle w:val="affa"/>
+                <w:noProof/>
+              </w:rPr>
+              <w:t>第一</w:t>
+            </w:r>
+            <w:r>
+              <w:rPr>
+                <w:rStyle w:val="affa"/>
+                <w:rFonts w:ascii="微软雅黑" w:eastAsia="微软雅黑" w:hAnsi="微软雅黑" w:cs="微软雅黑" w:hint="eastAsia"/>
+                <w:noProof/>
+              </w:rPr>
+              <w:t>节</w:t>
+            </w:r>
+            <w:r>
+              <w:rPr>
+                <w:rStyle w:val="affa"/>
+                <w:noProof/>
+              </w:rPr>
+              <w:t xml:space="preserve">. </w:t>
+            </w:r>
+            <w:r>
+              <w:rPr>
+                <w:rStyle w:val="affa"/>
+                <w:noProof/>
+              </w:rPr>
+              <w:t>首</w:t>
+            </w:r>
+            <w:r>
+              <w:rPr>
+                <w:rStyle w:val="affa"/>
+                <w:rFonts w:ascii="微软雅黑" w:eastAsia="微软雅黑" w:hAnsi="微软雅黑" w:cs="微软雅黑" w:hint="eastAsia"/>
+                <w:noProof/>
+              </w:rPr>
+              <w:t>页</w:t>
+            </w:r>
+            <w:r>
+              <w:rPr>
+                <w:rStyle w:val="affa"/>
+                <w:rFonts w:ascii="MS Mincho" w:eastAsia="MS Mincho" w:hAnsi="MS Mincho" w:cs="MS Mincho" w:hint="eastAsia"/>
+                <w:noProof/>
+              </w:rPr>
+              <w:t>展示</w:t>
+            </w:r>
+            <w:r>
+              <w:rPr>
+                <w:noProof/>
+                <w:webHidden/>
+              </w:rPr>
+              <w:tab/>
+            </w:r>
+            <w:r>
+              <w:rPr>
+                <w:noProof/>
+                <w:webHidden/>
+              </w:rPr>
+              <w:fldChar w:fldCharType="begin"/>
+            </w:r>
+            <w:r>
+              <w:rPr>
+                <w:noProof/>
+                <w:webHidden/>
+              </w:rPr>
+              <w:instrText xml:space="preserve"> PAGEREF _Toc212064260 \h </w:instrText>
+            </w:r>
+            <w:r>
+              <w:rPr>
+                <w:noProof/>
+                <w:webHidden/>
+              </w:rPr>
+            </w:r>
+            <w:r>
+              <w:rPr>
+                <w:noProof/>
+                <w:webHidden/>
+              </w:rPr>
+              <w:fldChar w:fldCharType="separate"/>
+            </w:r>
+            <w:r>
+              <w:rPr>
+                <w:noProof/>
+                <w:webHidden/>
+              </w:rPr>
+              <w:t>8</w:t>
+            </w:r>
+            <w:r>
+              <w:rPr>
+                <w:noProof/>
+                <w:webHidden/>
+              </w:rPr>
+              <w:fldChar w:fldCharType="end"/>
+            </w:r>
+          </w:hyperlink>
+        </w:p>
+        <w:p>
+          <w:pPr>
+            <w:pStyle w:val="TOC3"/>
+            <w:tabs>
+              <w:tab w:val="right" w:leader="dot" w:pos="8630"/>
+            </w:tabs>
+            <w:rPr>
+              <w:rFonts w:cstheme="minorBidi"/>
+              <w:noProof/>
+              <w:kern w:val="2"/>
+              <w:sz w:val="21"/>
+            </w:rPr>
+          </w:pPr>
+          <w:hyperlink w:anchor="_Toc212064261" w:history="1">
+            <w:r>
+              <w:rPr>
+                <w:rStyle w:val="affa"/>
+                <w:noProof/>
+              </w:rPr>
+              <w:t>第二</w:t>
+            </w:r>
+            <w:r>
+              <w:rPr>
+                <w:rStyle w:val="affa"/>
+                <w:rFonts w:ascii="微软雅黑" w:eastAsia="微软雅黑" w:hAnsi="微软雅黑" w:cs="微软雅黑" w:hint="eastAsia"/>
+                <w:noProof/>
+              </w:rPr>
+              <w:t>节</w:t>
+            </w:r>
+            <w:r>
+              <w:rPr>
+                <w:rStyle w:val="affa"/>
+                <w:noProof/>
+              </w:rPr>
+              <w:t xml:space="preserve">. </w:t>
+            </w:r>
+            <w:r>
+              <w:rPr>
+                <w:rStyle w:val="affa"/>
+                <w:noProof/>
+              </w:rPr>
+              <w:t>服</w:t>
+            </w:r>
+            <w:r>
+              <w:rPr>
+                <w:rStyle w:val="affa"/>
+                <w:rFonts w:ascii="微软雅黑" w:eastAsia="微软雅黑" w:hAnsi="微软雅黑" w:cs="微软雅黑" w:hint="eastAsia"/>
+                <w:noProof/>
+              </w:rPr>
+              <w:t>务项</w:t>
+            </w:r>
+            <w:r>
+              <w:rPr>
+                <w:rStyle w:val="affa"/>
+                <w:rFonts w:ascii="MS Mincho" w:eastAsia="MS Mincho" w:hAnsi="MS Mincho" w:cs="MS Mincho" w:hint="eastAsia"/>
+                <w:noProof/>
+              </w:rPr>
+              <w:t>目</w:t>
+            </w:r>
+            <w:r>
+              <w:rPr>
+                <w:noProof/>
+                <w:webHidden/>
+              </w:rPr>
+              <w:tab/>
+            </w:r>
+            <w:r>
+              <w:rPr>
+                <w:noProof/>
+                <w:webHidden/>
+              </w:rPr>
+              <w:fldChar w:fldCharType="begin"/>
+            </w:r>
+            <w:r>
+              <w:rPr>
+                <w:noProof/>
+                <w:webHidden/>
+              </w:rPr>
+              <w:instrText xml:space="preserve"> PAGEREF _Toc212064261 \h </w:instrText>
+            </w:r>
+            <w:r>
+              <w:rPr>
+                <w:noProof/>
+                <w:webHidden/>
+              </w:rPr>
+            </w:r>
+            <w:r>
+              <w:rPr>
+                <w:noProof/>
+                <w:webHidden/>
+              </w:rPr>
+              <w:fldChar w:fldCharType="separate"/>
+            </w:r>
+            <w:r>
+              <w:rPr>
+                <w:noProof/>
+                <w:webHidden/>
+              </w:rPr>
+              <w:t>8</w:t>
+            </w:r>
+            <w:r>
+              <w:rPr>
+                <w:noProof/>
+                <w:webHidden/>
+              </w:rPr>
+              <w:fldChar w:fldCharType="end"/>
+            </w:r>
+          </w:hyperlink>
+        </w:p>
+        <w:p>
+          <w:pPr>
+            <w:pStyle w:val="TOC3"/>
+            <w:tabs>
+              <w:tab w:val="right" w:leader="dot" w:pos="8630"/>
+            </w:tabs>
+            <w:rPr>
+              <w:rFonts w:cstheme="minorBidi"/>
+              <w:noProof/>
+              <w:kern w:val="2"/>
+              <w:sz w:val="21"/>
+            </w:rPr>
+          </w:pPr>
+          <w:hyperlink w:anchor="_Toc212064262" w:history="1">
+            <w:r>
+              <w:rPr>
+                <w:rStyle w:val="affa"/>
+                <w:noProof/>
+              </w:rPr>
+              <w:t>第三</w:t>
+            </w:r>
+            <w:r>
+              <w:rPr>
+                <w:rStyle w:val="affa"/>
+                <w:rFonts w:ascii="微软雅黑" w:eastAsia="微软雅黑" w:hAnsi="微软雅黑" w:cs="微软雅黑" w:hint="eastAsia"/>
+                <w:noProof/>
+              </w:rPr>
+              <w:t>节</w:t>
+            </w:r>
+            <w:r>
+              <w:rPr>
+                <w:rStyle w:val="affa"/>
+                <w:noProof/>
+              </w:rPr>
+              <w:t xml:space="preserve">. </w:t>
+            </w:r>
+            <w:r>
+              <w:rPr>
+                <w:rStyle w:val="affa"/>
+                <w:noProof/>
+              </w:rPr>
+              <w:t>关于我</w:t>
+            </w:r>
+            <w:r>
+              <w:rPr>
+                <w:rStyle w:val="affa"/>
+                <w:rFonts w:ascii="微软雅黑" w:eastAsia="微软雅黑" w:hAnsi="微软雅黑" w:cs="微软雅黑" w:hint="eastAsia"/>
+                <w:noProof/>
+              </w:rPr>
+              <w:t>们</w:t>
+            </w:r>
+            <w:r>
+              <w:rPr>
+                <w:noProof/>
+                <w:webHidden/>
+              </w:rPr>
+              <w:tab/>
+            </w:r>
+            <w:r>
+              <w:rPr>
+                <w:noProof/>
+                <w:webHidden/>
+              </w:rPr>
+              <w:fldChar w:fldCharType="begin"/>
+            </w:r>
+            <w:r>
+              <w:rPr>
+                <w:noProof/>
+                <w:webHidden/>
+              </w:rPr>
+              <w:instrText xml:space="preserve"> PAGEREF _Toc212064262 \h </w:instrText>
+            </w:r>
+            <w:r>
+              <w:rPr>
+                <w:noProof/>
+                <w:webHidden/>
+              </w:rPr>
+            </w:r>
+            <w:r>
+              <w:rPr>
+                <w:noProof/>
+                <w:webHidden/>
+              </w:rPr>
+              <w:fldChar w:fldCharType="separate"/>
+            </w:r>
+            <w:r>
+              <w:rPr>
+                <w:noProof/>
+                <w:webHidden/>
+              </w:rPr>
+              <w:t>9</w:t>
+            </w:r>
+            <w:r>
+              <w:rPr>
+                <w:noProof/>
+                <w:webHidden/>
+              </w:rPr>
+              <w:fldChar w:fldCharType="end"/>
+            </w:r>
+          </w:hyperlink>
+        </w:p>
+        <w:p>
+          <w:pPr>
+            <w:pStyle w:val="TOC3"/>
+            <w:tabs>
+              <w:tab w:val="right" w:leader="dot" w:pos="8630"/>
+            </w:tabs>
+            <w:rPr>
+              <w:rFonts w:cstheme="minorBidi"/>
+              <w:noProof/>
+              <w:kern w:val="2"/>
+              <w:sz w:val="21"/>
+            </w:rPr>
+          </w:pPr>
+          <w:hyperlink w:anchor="_Toc212064263" w:history="1">
+            <w:r>
+              <w:rPr>
+                <w:rStyle w:val="affa"/>
+                <w:noProof/>
+              </w:rPr>
+              <w:t>第四</w:t>
+            </w:r>
+            <w:r>
+              <w:rPr>
+                <w:rStyle w:val="affa"/>
+                <w:rFonts w:ascii="微软雅黑" w:eastAsia="微软雅黑" w:hAnsi="微软雅黑" w:cs="微软雅黑" w:hint="eastAsia"/>
+                <w:noProof/>
+              </w:rPr>
+              <w:t>节</w:t>
+            </w:r>
+            <w:r>
+              <w:rPr>
+                <w:rStyle w:val="affa"/>
+                <w:noProof/>
+              </w:rPr>
+              <w:t xml:space="preserve">. </w:t>
+            </w:r>
+            <w:r>
+              <w:rPr>
+                <w:rStyle w:val="affa"/>
+                <w:rFonts w:ascii="微软雅黑" w:eastAsia="微软雅黑" w:hAnsi="微软雅黑" w:cs="微软雅黑" w:hint="eastAsia"/>
+                <w:noProof/>
+              </w:rPr>
+              <w:t>联</w:t>
+            </w:r>
+            <w:r>
+              <w:rPr>
+                <w:rStyle w:val="affa"/>
+                <w:rFonts w:ascii="MS Mincho" w:eastAsia="MS Mincho" w:hAnsi="MS Mincho" w:cs="MS Mincho" w:hint="eastAsia"/>
+                <w:noProof/>
+              </w:rPr>
+              <w:t>系我</w:t>
+            </w:r>
+            <w:r>
+              <w:rPr>
+                <w:rStyle w:val="affa"/>
+                <w:rFonts w:ascii="微软雅黑" w:eastAsia="微软雅黑" w:hAnsi="微软雅黑" w:cs="微软雅黑" w:hint="eastAsia"/>
+                <w:noProof/>
+              </w:rPr>
+              <w:t>们</w:t>
+            </w:r>
+            <w:r>
+              <w:rPr>
+                <w:noProof/>
+                <w:webHidden/>
+              </w:rPr>
+              <w:tab/>
+            </w:r>
+            <w:r>
+              <w:rPr>
+                <w:noProof/>
+                <w:webHidden/>
+              </w:rPr>
+              <w:fldChar w:fldCharType="begin"/>
+            </w:r>
+            <w:r>
+              <w:rPr>
+                <w:noProof/>
+                <w:webHidden/>
+              </w:rPr>
+              <w:instrText xml:space="preserve"> PAGEREF _Toc212064263 \h </w:instrText>
+            </w:r>
+            <w:r>
+              <w:rPr>
+                <w:noProof/>
+                <w:webHidden/>
+              </w:rPr>
+            </w:r>
+            <w:r>
+              <w:rPr>
+                <w:noProof/>
+                <w:webHidden/>
+              </w:rPr>
+              <w:fldChar w:fldCharType="separate"/>
+            </w:r>
+            <w:r>
+              <w:rPr>
+                <w:noProof/>
+                <w:webHidden/>
+              </w:rPr>
+              <w:t>10</w:t>
+            </w:r>
+            <w:r>
+              <w:rPr>
+                <w:noProof/>
+                <w:webHidden/>
+              </w:rPr>
+              <w:fldChar w:fldCharType="end"/>
+            </w:r>
+          </w:hyperlink>
+        </w:p>
+        <w:p>
+          <w:pPr>
+            <w:pStyle w:val="TOC2"/>
+            <w:tabs>
+              <w:tab w:val="right" w:leader="dot" w:pos="8630"/>
+            </w:tabs>
+            <w:rPr>
+              <w:rFonts w:cstheme="minorBidi"/>
+              <w:noProof/>
+              <w:kern w:val="2"/>
+              <w:sz w:val="21"/>
+            </w:rPr>
+          </w:pPr>
+          <w:hyperlink w:anchor="_Toc212064264" w:history="1">
+            <w:r>
+              <w:rPr>
+                <w:rStyle w:val="affa"/>
+                <w:noProof/>
+              </w:rPr>
+              <w:t>第三章</w:t>
+            </w:r>
+            <w:r>
+              <w:rPr>
+                <w:rStyle w:val="affa"/>
+                <w:noProof/>
+              </w:rPr>
+              <w:t xml:space="preserve"> </w:t>
+            </w:r>
+            <w:r>
+              <w:rPr>
+                <w:rStyle w:val="affa"/>
+                <w:noProof/>
+              </w:rPr>
+              <w:t>用</w:t>
+            </w:r>
+            <w:r>
+              <w:rPr>
+                <w:rStyle w:val="affa"/>
+                <w:rFonts w:ascii="微软雅黑" w:eastAsia="微软雅黑" w:hAnsi="微软雅黑" w:cs="微软雅黑" w:hint="eastAsia"/>
+                <w:noProof/>
+              </w:rPr>
+              <w:t>户</w:t>
+            </w:r>
+            <w:r>
+              <w:rPr>
+                <w:rStyle w:val="affa"/>
+                <w:rFonts w:ascii="MS Mincho" w:eastAsia="MS Mincho" w:hAnsi="MS Mincho" w:cs="MS Mincho" w:hint="eastAsia"/>
+                <w:noProof/>
+              </w:rPr>
+              <w:t>功能操作</w:t>
+            </w:r>
+            <w:r>
+              <w:rPr>
+                <w:noProof/>
+                <w:webHidden/>
+              </w:rPr>
+              <w:tab/>
+            </w:r>
+            <w:r>
+              <w:rPr>
+                <w:noProof/>
+                <w:webHidden/>
+              </w:rPr>
+              <w:fldChar w:fldCharType="begin"/>
+            </w:r>
+            <w:r>
+              <w:rPr>
+                <w:noProof/>
+                <w:webHidden/>
+              </w:rPr>
+              <w:instrText xml:space="preserve"> PAGEREF _Toc212064264 \h </w:instrText>
+            </w:r>
+            <w:r>
+              <w:rPr>
+                <w:noProof/>
+                <w:webHidden/>
+              </w:rPr>
+            </w:r>
+            <w:r>
+              <w:rPr>
+                <w:noProof/>
+                <w:webHidden/>
+              </w:rPr>
+              <w:fldChar w:fldCharType="separate"/>
+            </w:r>
+            <w:r>
+              <w:rPr>
+                <w:noProof/>
+                <w:webHidden/>
+              </w:rPr>
+              <w:t>11</w:t>
+            </w:r>
+            <w:r>
+              <w:rPr>
+                <w:noProof/>
+                <w:webHidden/>
+              </w:rPr>
+              <w:fldChar w:fldCharType="end"/>
+            </w:r>
+          </w:hyperlink>
+        </w:p>
+        <w:p>
+          <w:pPr>
+            <w:pStyle w:val="TOC3"/>
+            <w:tabs>
+              <w:tab w:val="right" w:leader="dot" w:pos="8630"/>
+            </w:tabs>
+            <w:rPr>
+              <w:rFonts w:cstheme="minorBidi"/>
+              <w:noProof/>
+              <w:kern w:val="2"/>
+              <w:sz w:val="21"/>
+            </w:rPr>
+          </w:pPr>
+          <w:hyperlink w:anchor="_Toc212064265" w:history="1">
+            <w:r>
+              <w:rPr>
+                <w:rStyle w:val="affa"/>
+                <w:noProof/>
+              </w:rPr>
+              <w:t>第一</w:t>
+            </w:r>
+            <w:r>
+              <w:rPr>
+                <w:rStyle w:val="affa"/>
+                <w:rFonts w:ascii="微软雅黑" w:eastAsia="微软雅黑" w:hAnsi="微软雅黑" w:cs="微软雅黑" w:hint="eastAsia"/>
+                <w:noProof/>
+              </w:rPr>
+              <w:t>节</w:t>
+            </w:r>
+            <w:r>
+              <w:rPr>
+                <w:rStyle w:val="affa"/>
+                <w:noProof/>
+              </w:rPr>
+              <w:t xml:space="preserve">. </w:t>
+            </w:r>
+            <w:r>
+              <w:rPr>
+                <w:rStyle w:val="affa"/>
+                <w:noProof/>
+              </w:rPr>
+              <w:t>用</w:t>
+            </w:r>
+            <w:r>
+              <w:rPr>
+                <w:rStyle w:val="affa"/>
+                <w:rFonts w:ascii="微软雅黑" w:eastAsia="微软雅黑" w:hAnsi="微软雅黑" w:cs="微软雅黑" w:hint="eastAsia"/>
+                <w:noProof/>
+              </w:rPr>
+              <w:t>户仪</w:t>
+            </w:r>
+            <w:r>
+              <w:rPr>
+                <w:rStyle w:val="affa"/>
+                <w:rFonts w:ascii="MS Mincho" w:eastAsia="MS Mincho" w:hAnsi="MS Mincho" w:cs="MS Mincho" w:hint="eastAsia"/>
+                <w:noProof/>
+              </w:rPr>
+              <w:t>表板</w:t>
+            </w:r>
+            <w:r>
+              <w:rPr>
+                <w:noProof/>
+                <w:webHidden/>
+              </w:rPr>
+              <w:tab/>
+            </w:r>
+            <w:r>
+              <w:rPr>
+                <w:noProof/>
+                <w:webHidden/>
+              </w:rPr>
+              <w:fldChar w:fldCharType="begin"/>
+            </w:r>
+            <w:r>
+              <w:rPr>
+                <w:noProof/>
+                <w:webHidden/>
+              </w:rPr>
+              <w:instrText xml:space="preserve"> PAGEREF _Toc212064265 \h </w:instrText>
+            </w:r>
+            <w:r>
+              <w:rPr>
+                <w:noProof/>
+                <w:webHidden/>
+              </w:rPr>
+            </w:r>
+            <w:r>
+              <w:rPr>
+                <w:noProof/>
+                <w:webHidden/>
+              </w:rPr>
+              <w:fldChar w:fldCharType="separate"/>
+            </w:r>
+            <w:r>
+              <w:rPr>
+                <w:noProof/>
+                <w:webHidden/>
+              </w:rPr>
+              <w:t>11</w:t>
+            </w:r>
+            <w:r>
+              <w:rPr>
+                <w:noProof/>
+                <w:webHidden/>
+              </w:rPr>
+              <w:fldChar w:fldCharType="end"/>
+            </w:r>
+          </w:hyperlink>
+        </w:p>
+        <w:p>
+          <w:pPr>
+            <w:pStyle w:val="TOC3"/>
+            <w:tabs>
+              <w:tab w:val="right" w:leader="dot" w:pos="8630"/>
+            </w:tabs>
+            <w:rPr>
+              <w:rFonts w:cstheme="minorBidi"/>
+              <w:noProof/>
+              <w:kern w:val="2"/>
+              <w:sz w:val="21"/>
+            </w:rPr>
+          </w:pPr>
+          <w:hyperlink w:anchor="_Toc212064266" w:history="1">
+            <w:r>
+              <w:rPr>
+                <w:rStyle w:val="affa"/>
+                <w:noProof/>
+              </w:rPr>
+              <w:t>第二</w:t>
+            </w:r>
+            <w:r>
+              <w:rPr>
+                <w:rStyle w:val="affa"/>
+                <w:rFonts w:ascii="微软雅黑" w:eastAsia="微软雅黑" w:hAnsi="微软雅黑" w:cs="微软雅黑" w:hint="eastAsia"/>
+                <w:noProof/>
+              </w:rPr>
+              <w:t>节</w:t>
+            </w:r>
+            <w:r>
+              <w:rPr>
+                <w:rStyle w:val="affa"/>
+                <w:noProof/>
+              </w:rPr>
+              <w:t xml:space="preserve">. </w:t>
+            </w:r>
+            <w:r>
+              <w:rPr>
+                <w:rStyle w:val="affa"/>
+                <w:rFonts w:ascii="微软雅黑" w:eastAsia="微软雅黑" w:hAnsi="微软雅黑" w:cs="微软雅黑" w:hint="eastAsia"/>
+                <w:noProof/>
+              </w:rPr>
+              <w:t>项</w:t>
+            </w:r>
+            <w:r>
+              <w:rPr>
+                <w:rStyle w:val="affa"/>
+                <w:rFonts w:ascii="MS Mincho" w:eastAsia="MS Mincho" w:hAnsi="MS Mincho" w:cs="MS Mincho" w:hint="eastAsia"/>
+                <w:noProof/>
+              </w:rPr>
+              <w:t>目申</w:t>
+            </w:r>
+            <w:r>
+              <w:rPr>
+                <w:rStyle w:val="affa"/>
+                <w:rFonts w:ascii="微软雅黑" w:eastAsia="微软雅黑" w:hAnsi="微软雅黑" w:cs="微软雅黑" w:hint="eastAsia"/>
+                <w:noProof/>
+              </w:rPr>
+              <w:t>请</w:t>
+            </w:r>
+            <w:r>
+              <w:rPr>
+                <w:noProof/>
+                <w:webHidden/>
+              </w:rPr>
+              <w:tab/>
+            </w:r>
+            <w:r>
+              <w:rPr>
+                <w:noProof/>
+                <w:webHidden/>
+              </w:rPr>
+              <w:fldChar w:fldCharType="begin"/>
+            </w:r>
+            <w:r>
+              <w:rPr>
+                <w:noProof/>
+                <w:webHidden/>
+              </w:rPr>
+              <w:instrText xml:space="preserve"> PAGEREF _Toc212064266 \h </w:instrText>
+            </w:r>
+            <w:r>
+              <w:rPr>
+                <w:noProof/>
+                <w:webHidden/>
+              </w:rPr>
+            </w:r>
+            <w:r>
+              <w:rPr>
+                <w:noProof/>
+                <w:webHidden/>
+              </w:rPr>
+              <w:fldChar w:fldCharType="separate"/>
+            </w:r>
+            <w:r>
+              <w:rPr>
+                <w:noProof/>
+                <w:webHidden/>
+              </w:rPr>
+              <w:t>13</w:t>
+            </w:r>
+            <w:r>
+              <w:rPr>
+                <w:noProof/>
+                <w:webHidden/>
+              </w:rPr>
+              <w:fldChar w:fldCharType="end"/>
+            </w:r>
+          </w:hyperlink>
+        </w:p>
+        <w:p>
+          <w:pPr>
+            <w:pStyle w:val="TOC3"/>
+            <w:tabs>
+              <w:tab w:val="right" w:leader="dot" w:pos="8630"/>
+            </w:tabs>
+            <w:rPr>
+              <w:rFonts w:cstheme="minorBidi"/>
+              <w:noProof/>
+              <w:kern w:val="2"/>
+              <w:sz w:val="21"/>
+            </w:rPr>
+          </w:pPr>
+          <w:hyperlink w:anchor="_Toc212064267" w:history="1">
+            <w:r>
+              <w:rPr>
+                <w:rStyle w:val="affa"/>
+                <w:noProof/>
+              </w:rPr>
+              <w:t>第三</w:t>
+            </w:r>
+            <w:r>
+              <w:rPr>
+                <w:rStyle w:val="affa"/>
+                <w:rFonts w:ascii="微软雅黑" w:eastAsia="微软雅黑" w:hAnsi="微软雅黑" w:cs="微软雅黑" w:hint="eastAsia"/>
+                <w:noProof/>
+              </w:rPr>
+              <w:t>节</w:t>
+            </w:r>
+            <w:r>
+              <w:rPr>
+                <w:rStyle w:val="affa"/>
+                <w:noProof/>
+              </w:rPr>
+              <w:t xml:space="preserve">. </w:t>
+            </w:r>
+            <w:r>
+              <w:rPr>
+                <w:rStyle w:val="affa"/>
+                <w:rFonts w:ascii="微软雅黑" w:eastAsia="微软雅黑" w:hAnsi="微软雅黑" w:cs="微软雅黑" w:hint="eastAsia"/>
+                <w:noProof/>
+              </w:rPr>
+              <w:t>项</w:t>
+            </w:r>
+            <w:r>
+              <w:rPr>
+                <w:rStyle w:val="affa"/>
+                <w:rFonts w:ascii="MS Mincho" w:eastAsia="MS Mincho" w:hAnsi="MS Mincho" w:cs="MS Mincho" w:hint="eastAsia"/>
+                <w:noProof/>
+              </w:rPr>
+              <w:t>目</w:t>
+            </w:r>
+            <w:r>
+              <w:rPr>
+                <w:rStyle w:val="affa"/>
+                <w:rFonts w:ascii="微软雅黑" w:eastAsia="微软雅黑" w:hAnsi="微软雅黑" w:cs="微软雅黑" w:hint="eastAsia"/>
+                <w:noProof/>
+              </w:rPr>
+              <w:t>进</w:t>
+            </w:r>
+            <w:r>
+              <w:rPr>
+                <w:rStyle w:val="affa"/>
+                <w:rFonts w:ascii="MS Mincho" w:eastAsia="MS Mincho" w:hAnsi="MS Mincho" w:cs="MS Mincho" w:hint="eastAsia"/>
+                <w:noProof/>
+              </w:rPr>
+              <w:t>度</w:t>
+            </w:r>
+            <w:r>
+              <w:rPr>
+                <w:rStyle w:val="affa"/>
+                <w:rFonts w:ascii="微软雅黑" w:eastAsia="微软雅黑" w:hAnsi="微软雅黑" w:cs="微软雅黑" w:hint="eastAsia"/>
+                <w:noProof/>
+              </w:rPr>
+              <w:t>查询</w:t>
+            </w:r>
+            <w:r>
+              <w:rPr>
+                <w:noProof/>
+                <w:webHidden/>
+              </w:rPr>
+              <w:tab/>
+            </w:r>
+            <w:r>
+              <w:rPr>
+                <w:noProof/>
+                <w:webHidden/>
+              </w:rPr>
+              <w:fldChar w:fldCharType="begin"/>
+            </w:r>
+            <w:r>
+              <w:rPr>
+                <w:noProof/>
+                <w:webHidden/>
+              </w:rPr>
+              <w:instrText xml:space="preserve"> PAGEREF _Toc212064267 \h </w:instrText>
+            </w:r>
+            <w:r>
+              <w:rPr>
+                <w:noProof/>
+                <w:webHidden/>
+              </w:rPr>
+            </w:r>
+            <w:r>
+              <w:rPr>
+                <w:noProof/>
+                <w:webHidden/>
+              </w:rPr>
+              <w:fldChar w:fldCharType="separate"/>
+            </w:r>
+            <w:r>
+              <w:rPr>
+                <w:noProof/>
+                <w:webHidden/>
+              </w:rPr>
+              <w:t>15</w:t>
+            </w:r>
+            <w:r>
+              <w:rPr>
+                <w:noProof/>
+                <w:webHidden/>
+              </w:rPr>
+              <w:fldChar w:fldCharType="end"/>
+            </w:r>
+          </w:hyperlink>
+        </w:p>
+        <w:p>
+          <w:pPr>
+            <w:pStyle w:val="TOC3"/>
+            <w:tabs>
+              <w:tab w:val="right" w:leader="dot" w:pos="8630"/>
+            </w:tabs>
+            <w:rPr>
+              <w:rFonts w:cstheme="minorBidi"/>
+              <w:noProof/>
+              <w:kern w:val="2"/>
+              <w:sz w:val="21"/>
+            </w:rPr>
+          </w:pPr>
+          <w:hyperlink w:anchor="_Toc212064268" w:history="1">
+            <w:r>
+              <w:rPr>
+                <w:rStyle w:val="affa"/>
+                <w:noProof/>
+              </w:rPr>
+              <w:t>第四</w:t>
+            </w:r>
+            <w:r>
+              <w:rPr>
+                <w:rStyle w:val="affa"/>
+                <w:rFonts w:ascii="微软雅黑" w:eastAsia="微软雅黑" w:hAnsi="微软雅黑" w:cs="微软雅黑" w:hint="eastAsia"/>
+                <w:noProof/>
+              </w:rPr>
+              <w:t>节</w:t>
+            </w:r>
+            <w:r>
+              <w:rPr>
+                <w:rStyle w:val="affa"/>
+                <w:noProof/>
+              </w:rPr>
+              <w:t xml:space="preserve">. </w:t>
+            </w:r>
+            <w:r>
+              <w:rPr>
+                <w:rStyle w:val="affa"/>
+                <w:noProof/>
+              </w:rPr>
+              <w:t>在</w:t>
+            </w:r>
+            <w:r>
+              <w:rPr>
+                <w:rStyle w:val="affa"/>
+                <w:rFonts w:ascii="微软雅黑" w:eastAsia="微软雅黑" w:hAnsi="微软雅黑" w:cs="微软雅黑" w:hint="eastAsia"/>
+                <w:noProof/>
+              </w:rPr>
+              <w:t>线</w:t>
+            </w:r>
+            <w:r>
+              <w:rPr>
+                <w:rStyle w:val="affa"/>
+                <w:rFonts w:ascii="MS Mincho" w:eastAsia="MS Mincho" w:hAnsi="MS Mincho" w:cs="MS Mincho" w:hint="eastAsia"/>
+                <w:noProof/>
+              </w:rPr>
+              <w:t>留言</w:t>
+            </w:r>
+            <w:r>
+              <w:rPr>
+                <w:noProof/>
+                <w:webHidden/>
+              </w:rPr>
+              <w:tab/>
+            </w:r>
+            <w:r>
+              <w:rPr>
+                <w:noProof/>
+                <w:webHidden/>
+              </w:rPr>
+              <w:fldChar w:fldCharType="begin"/>
+            </w:r>
+            <w:r>
+              <w:rPr>
+                <w:noProof/>
+                <w:webHidden/>
+              </w:rPr>
+              <w:instrText xml:space="preserve"> PAGEREF _Toc212064268 \h </w:instrText>
+            </w:r>
+            <w:r>
+              <w:rPr>
+                <w:noProof/>
+                <w:webHidden/>
+              </w:rPr>
+            </w:r>
+            <w:r>
+              <w:rPr>
+                <w:noProof/>
+                <w:webHidden/>
+              </w:rPr>
+              <w:fldChar w:fldCharType="separate"/>
+            </w:r>
+            <w:r>
+              <w:rPr>
+                <w:noProof/>
+                <w:webHidden/>
+              </w:rPr>
+              <w:t>15</w:t>
+            </w:r>
+            <w:r>
+              <w:rPr>
+                <w:noProof/>
+                <w:webHidden/>
+              </w:rPr>
+              <w:fldChar w:fldCharType="end"/>
+            </w:r>
+          </w:hyperlink>
+        </w:p>
+        <w:p>
+          <w:pPr>
+            <w:pStyle w:val="TOC2"/>
+            <w:tabs>
+              <w:tab w:val="right" w:leader="dot" w:pos="8630"/>
+            </w:tabs>
+            <w:rPr>
+              <w:rFonts w:cstheme="minorBidi"/>
+              <w:noProof/>
+              <w:kern w:val="2"/>
+              <w:sz w:val="21"/>
+            </w:rPr>
+          </w:pPr>
+          <w:hyperlink w:anchor="_Toc212064269" w:history="1">
+            <w:r>
+              <w:rPr>
+                <w:rStyle w:val="affa"/>
+                <w:noProof/>
+              </w:rPr>
+              <w:t>第五章</w:t>
+            </w:r>
+            <w:r>
+              <w:rPr>
+                <w:rStyle w:val="affa"/>
+                <w:noProof/>
+              </w:rPr>
+              <w:t xml:space="preserve"> </w:t>
+            </w:r>
+            <w:r>
+              <w:rPr>
+                <w:rStyle w:val="affa"/>
+                <w:rFonts w:ascii="微软雅黑" w:eastAsia="微软雅黑" w:hAnsi="微软雅黑" w:cs="微软雅黑" w:hint="eastAsia"/>
+                <w:noProof/>
+              </w:rPr>
+              <w:t>业务</w:t>
+            </w:r>
+            <w:r>
+              <w:rPr>
+                <w:rStyle w:val="affa"/>
+                <w:rFonts w:ascii="MS Mincho" w:eastAsia="MS Mincho" w:hAnsi="MS Mincho" w:cs="MS Mincho" w:hint="eastAsia"/>
+                <w:noProof/>
+              </w:rPr>
+              <w:t>流程</w:t>
+            </w:r>
+            <w:r>
+              <w:rPr>
+                <w:rStyle w:val="affa"/>
+                <w:rFonts w:ascii="微软雅黑" w:eastAsia="微软雅黑" w:hAnsi="微软雅黑" w:cs="微软雅黑" w:hint="eastAsia"/>
+                <w:noProof/>
+              </w:rPr>
+              <w:t>详</w:t>
+            </w:r>
+            <w:r>
+              <w:rPr>
+                <w:rStyle w:val="affa"/>
+                <w:rFonts w:ascii="MS Mincho" w:eastAsia="MS Mincho" w:hAnsi="MS Mincho" w:cs="MS Mincho" w:hint="eastAsia"/>
+                <w:noProof/>
+              </w:rPr>
+              <w:t>解</w:t>
+            </w:r>
+            <w:r>
+              <w:rPr>
+                <w:noProof/>
+                <w:webHidden/>
+              </w:rPr>
+              <w:tab/>
+            </w:r>
+            <w:r>
+              <w:rPr>
+                <w:noProof/>
+                <w:webHidden/>
+              </w:rPr>
+              <w:fldChar w:fldCharType="begin"/>
+            </w:r>
+            <w:r>
+              <w:rPr>
+                <w:noProof/>
+                <w:webHidden/>
+              </w:rPr>
+              <w:instrText xml:space="preserve"> PAGEREF _Toc212064269 \h </w:instrText>
+            </w:r>
+            <w:r>
+              <w:rPr>
+                <w:noProof/>
+                <w:webHidden/>
+              </w:rPr>
+            </w:r>
+            <w:r>
+              <w:rPr>
+                <w:noProof/>
+                <w:webHidden/>
+              </w:rPr>
+              <w:fldChar w:fldCharType="separate"/>
+            </w:r>
+            <w:r>
+              <w:rPr>
+                <w:noProof/>
+                <w:webHidden/>
+              </w:rPr>
+              <w:t>16</w:t>
+            </w:r>
+            <w:r>
+              <w:rPr>
+                <w:noProof/>
+                <w:webHidden/>
+              </w:rPr>
+              <w:fldChar w:fldCharType="end"/>
+            </w:r>
+          </w:hyperlink>
+        </w:p>
+        <w:p>
+          <w:pPr>
+            <w:pStyle w:val="TOC3"/>
+            <w:tabs>
+              <w:tab w:val="right" w:leader="dot" w:pos="8630"/>
+            </w:tabs>
+            <w:rPr>
+              <w:rFonts w:cstheme="minorBidi"/>
+              <w:noProof/>
+              <w:kern w:val="2"/>
+              <w:sz w:val="21"/>
+            </w:rPr>
+          </w:pPr>
+          <w:hyperlink w:anchor="_Toc212064270" w:history="1">
+            <w:r>
+              <w:rPr>
+                <w:rStyle w:val="affa"/>
+                <w:noProof/>
+              </w:rPr>
+              <w:t>第一</w:t>
+            </w:r>
+            <w:r>
+              <w:rPr>
+                <w:rStyle w:val="affa"/>
+                <w:rFonts w:ascii="微软雅黑" w:eastAsia="微软雅黑" w:hAnsi="微软雅黑" w:cs="微软雅黑" w:hint="eastAsia"/>
+                <w:noProof/>
+              </w:rPr>
+              <w:t>节</w:t>
+            </w:r>
+            <w:r>
+              <w:rPr>
+                <w:rStyle w:val="affa"/>
+                <w:noProof/>
+              </w:rPr>
+              <w:t xml:space="preserve">. </w:t>
+            </w:r>
+            <w:r>
+              <w:rPr>
+                <w:rStyle w:val="affa"/>
+                <w:rFonts w:ascii="微软雅黑" w:eastAsia="微软雅黑" w:hAnsi="微软雅黑" w:cs="微软雅黑" w:hint="eastAsia"/>
+                <w:noProof/>
+              </w:rPr>
+              <w:t>软</w:t>
+            </w:r>
+            <w:r>
+              <w:rPr>
+                <w:rStyle w:val="affa"/>
+                <w:rFonts w:ascii="MS Mincho" w:eastAsia="MS Mincho" w:hAnsi="MS Mincho" w:cs="MS Mincho" w:hint="eastAsia"/>
+                <w:noProof/>
+              </w:rPr>
+              <w:t>件著作</w:t>
+            </w:r>
+            <w:r>
+              <w:rPr>
+                <w:rStyle w:val="affa"/>
+                <w:rFonts w:ascii="微软雅黑" w:eastAsia="微软雅黑" w:hAnsi="微软雅黑" w:cs="微软雅黑" w:hint="eastAsia"/>
+                <w:noProof/>
+              </w:rPr>
+              <w:t>权</w:t>
+            </w:r>
+            <w:r>
+              <w:rPr>
+                <w:rStyle w:val="affa"/>
+                <w:rFonts w:ascii="MS Mincho" w:eastAsia="MS Mincho" w:hAnsi="MS Mincho" w:cs="MS Mincho" w:hint="eastAsia"/>
+                <w:noProof/>
+              </w:rPr>
+              <w:t>申</w:t>
+            </w:r>
+            <w:r>
+              <w:rPr>
+                <w:rStyle w:val="affa"/>
+                <w:rFonts w:ascii="微软雅黑" w:eastAsia="微软雅黑" w:hAnsi="微软雅黑" w:cs="微软雅黑" w:hint="eastAsia"/>
+                <w:noProof/>
+              </w:rPr>
+              <w:t>请</w:t>
+            </w:r>
+            <w:r>
+              <w:rPr>
+                <w:rStyle w:val="affa"/>
+                <w:rFonts w:ascii="MS Mincho" w:eastAsia="MS Mincho" w:hAnsi="MS Mincho" w:cs="MS Mincho" w:hint="eastAsia"/>
+                <w:noProof/>
+              </w:rPr>
+              <w:t>流程</w:t>
+            </w:r>
+            <w:r>
+              <w:rPr>
+                <w:noProof/>
+                <w:webHidden/>
+              </w:rPr>
+              <w:tab/>
+            </w:r>
+            <w:r>
+              <w:rPr>
+                <w:noProof/>
+                <w:webHidden/>
+              </w:rPr>
+              <w:fldChar w:fldCharType="begin"/>
+            </w:r>
+            <w:r>
+              <w:rPr>
+                <w:noProof/>
+                <w:webHidden/>
+              </w:rPr>
+              <w:instrText xml:space="preserve"> PAGEREF _Toc212064270 \h </w:instrText>
+            </w:r>
+            <w:r>
+              <w:rPr>
+                <w:noProof/>
+                <w:webHidden/>
+              </w:rPr>
+            </w:r>
+            <w:r>
+              <w:rPr>
+                <w:noProof/>
+                <w:webHidden/>
+              </w:rPr>
+              <w:fldChar w:fldCharType="separate"/>
+            </w:r>
+            <w:r>
+              <w:rPr>
+                <w:noProof/>
+                <w:webHidden/>
+              </w:rPr>
+              <w:t>16</w:t>
+            </w:r>
+            <w:r>
+              <w:rPr>
+                <w:noProof/>
+                <w:webHidden/>
+              </w:rPr>
+              <w:fldChar w:fldCharType="end"/>
+            </w:r>
+          </w:hyperlink>
+        </w:p>
+        <w:p>
+          <w:pPr>
+            <w:pStyle w:val="TOC2"/>
+            <w:tabs>
+              <w:tab w:val="right" w:leader="dot" w:pos="8630"/>
+            </w:tabs>
+            <w:rPr>
+              <w:rFonts w:cstheme="minorBidi"/>
+              <w:noProof/>
+              <w:kern w:val="2"/>
+              <w:sz w:val="21"/>
+            </w:rPr>
+          </w:pPr>
+          <w:hyperlink w:anchor="_Toc212064271" w:history="1">
+            <w:r>
+              <w:rPr>
+                <w:rStyle w:val="affa"/>
+                <w:noProof/>
+              </w:rPr>
+              <w:t>第六章</w:t>
+            </w:r>
+            <w:r>
+              <w:rPr>
+                <w:rStyle w:val="affa"/>
+                <w:noProof/>
+              </w:rPr>
+              <w:t xml:space="preserve"> </w:t>
+            </w:r>
+            <w:r>
+              <w:rPr>
+                <w:rStyle w:val="affa"/>
+                <w:noProof/>
+              </w:rPr>
+              <w:t>常</w:t>
+            </w:r>
+            <w:r>
+              <w:rPr>
+                <w:rStyle w:val="affa"/>
+                <w:rFonts w:ascii="微软雅黑" w:eastAsia="微软雅黑" w:hAnsi="微软雅黑" w:cs="微软雅黑" w:hint="eastAsia"/>
+                <w:noProof/>
+              </w:rPr>
+              <w:t>见问题</w:t>
+            </w:r>
+            <w:r>
+              <w:rPr>
+                <w:rStyle w:val="affa"/>
+                <w:rFonts w:ascii="MS Mincho" w:eastAsia="MS Mincho" w:hAnsi="MS Mincho" w:cs="MS Mincho" w:hint="eastAsia"/>
+                <w:noProof/>
+              </w:rPr>
+              <w:t>解答</w:t>
+            </w:r>
+            <w:r>
+              <w:rPr>
+                <w:noProof/>
+                <w:webHidden/>
+              </w:rPr>
+              <w:tab/>
+            </w:r>
+            <w:r>
+              <w:rPr>
+                <w:noProof/>
+                <w:webHidden/>
+              </w:rPr>
+              <w:fldChar w:fldCharType="begin"/>
+            </w:r>
+            <w:r>
+              <w:rPr>
+                <w:noProof/>
+                <w:webHidden/>
+              </w:rPr>
+              <w:instrText xml:space="preserve"> PAGEREF _Toc212064271 \h </w:instrText>
+            </w:r>
+            <w:r>
+              <w:rPr>
+                <w:noProof/>
+                <w:webHidden/>
+              </w:rPr>
+            </w:r>
+            <w:r>
+              <w:rPr>
+                <w:noProof/>
+                <w:webHidden/>
+              </w:rPr>
+              <w:fldChar w:fldCharType="separate"/>
+            </w:r>
+            <w:r>
+              <w:rPr>
+                <w:noProof/>
+                <w:webHidden/>
+              </w:rPr>
+              <w:t>16</w:t>
+            </w:r>
+            <w:r>
+              <w:rPr>
+                <w:noProof/>
+                <w:webHidden/>
+              </w:rPr>
+              <w:fldChar w:fldCharType="end"/>
+            </w:r>
+          </w:hyperlink>
+        </w:p>
+        <w:p>
+          <w:pPr>
+            <w:pStyle w:val="TOC2"/>
+            <w:tabs>
+              <w:tab w:val="right" w:leader="dot" w:pos="8630"/>
+            </w:tabs>
+            <w:rPr>
+              <w:rFonts w:cstheme="minorBidi"/>
+              <w:noProof/>
+              <w:kern w:val="2"/>
+              <w:sz w:val="21"/>
+            </w:rPr>
+          </w:pPr>
+          <w:hyperlink w:anchor="_Toc212064272" w:history="1">
+            <w:r>
+              <w:rPr>
+                <w:rStyle w:val="affa"/>
+                <w:noProof/>
+              </w:rPr>
+              <w:t>第七章</w:t>
+            </w:r>
+            <w:r>
+              <w:rPr>
+                <w:rStyle w:val="affa"/>
+                <w:noProof/>
+              </w:rPr>
+              <w:t xml:space="preserve"> </w:t>
+            </w:r>
+            <w:r>
+              <w:rPr>
+                <w:rStyle w:val="affa"/>
+                <w:noProof/>
+              </w:rPr>
+              <w:t>技</w:t>
+            </w:r>
+            <w:r>
+              <w:rPr>
+                <w:rStyle w:val="affa"/>
+                <w:rFonts w:ascii="微软雅黑" w:eastAsia="微软雅黑" w:hAnsi="微软雅黑" w:cs="微软雅黑" w:hint="eastAsia"/>
+                <w:noProof/>
+              </w:rPr>
+              <w:t>术</w:t>
+            </w:r>
+            <w:r>
+              <w:rPr>
+                <w:rStyle w:val="affa"/>
+                <w:rFonts w:ascii="MS Mincho" w:eastAsia="MS Mincho" w:hAnsi="MS Mincho" w:cs="MS Mincho" w:hint="eastAsia"/>
+                <w:noProof/>
+              </w:rPr>
+              <w:t>支持</w:t>
+            </w:r>
+            <w:r>
+              <w:rPr>
+                <w:noProof/>
+                <w:webHidden/>
+              </w:rPr>
+              <w:tab/>
+            </w:r>
+            <w:r>
+              <w:rPr>
+                <w:noProof/>
+                <w:webHidden/>
+              </w:rPr>
+              <w:fldChar w:fldCharType="begin"/>
+            </w:r>
+            <w:r>
+              <w:rPr>
+                <w:noProof/>
+                <w:webHidden/>
+              </w:rPr>
+              <w:instrText xml:space="preserve"> PAGEREF _Toc212064272 \h </w:instrText>
+            </w:r>
+            <w:r>
+              <w:rPr>
+                <w:noProof/>
+                <w:webHidden/>
+              </w:rPr>
+            </w:r>
+            <w:r>
+              <w:rPr>
+                <w:noProof/>
+                <w:webHidden/>
+              </w:rPr>
+              <w:fldChar w:fldCharType="separate"/>
+            </w:r>
+            <w:r>
+              <w:rPr>
+                <w:noProof/>
+                <w:webHidden/>
+              </w:rPr>
+              <w:t>17</w:t>
+            </w:r>
+            <w:r>
+              <w:rPr>
+                <w:noProof/>
+                <w:webHidden/>
+              </w:rPr>
+              <w:fldChar w:fldCharType="end"/>
+            </w:r>
+          </w:hyperlink>
+        </w:p>
+        <w:p>
+          <w:r>
+            <w:rPr>
+              <w:b/>
+              <w:bCs/>
+              <w:lang w:val="zh-CN"/>
+            </w:rPr>
+            <w:fldChar w:fldCharType="end"/>
+          </w:r>
+        </w:p>
+      </w:sdtContent>
+    </w:sdt>
     <w:p>
       <w:pPr>
-        <w:pStyle w:val="1"/>
-        <w:rPr>
-          <w:lang w:eastAsia="zh-CN"/>
-        </w:rPr>
-      </w:pPr>
-      <w:r>
-        <w:fldChar w:fldCharType="begin">
-          <w:fldData xml:space="preserve">ZQBKAHoAdABYAFEAMQAwAFYATgBXAGQAdgB5ADgAegBtAFoAbABjADQAaABKAEgAWgBOAFAAWQA2
-AGoAZwBoAE0ATQBUAEoAWgBBAGgARgBNAE4AbwBDAEMAVwBLAFUAbABtAFUASgB0AFcARABNADYA
-cABBAE0ASgBHADQAeQBZAFMAYwBmAEoARwB3AHMANgBPAGwAUgA4AEsATwBsAHkANQA0ADkATABy
-AFcASwBoAFYAVgBhADAAVgBWADcAawBJAHEAZQBVADMAYQBoAGkAbAAxAEYAdABwAFcARgBvADMA
-YgBGAEYAcQBWAFMAMwBJAE8ANwBmAGcAdABrADcANQAzAEoASgBEAFAASgBUAE4ANQA5AEwALwBl
-ACsAdQBlAC8ATgAvADUAMwB6AHoAcgB4ADUANwAzADcAZgAvADkAZQA5ADkAMwA5AC8ARgAvAC8A
-YgBSAEgAegBCAGMAMQA4ADgAZgBXAHIAMgA3AEIAbABmAHIANgBnAEsAegBwAGoAbABSAGkAVwBY
-AGsAZAArAHEAaQB1AEQAcwBpAG0ARABWAHMAdQBEAE0ANgBtAEMAdwBlAHMAYgBNAHcATQB5AHYA
-egA1AHcAOQA2ADQAcgBnAEgAUABMAFgAcQB4AGIAQQBoADQASgBLAHQAVwBOAGQAUwAwAFYAdABY
-AFgAMQBOADQAagBjAHYASABMAGwAcABwAHoATQBRAGIAdQB0AEUATQA4ADcAMwBJAEgASQBGAGwA
-MwAvAG8ATABIADcAbQBjAGgALwA5AFYAYwBqAC8AQQB4AHMAcgBsAGMAcQByAHIAMwBMAFcAawBQ
-AHYARgArAFYAZABQAFAAOQA3ACsAbwBmAFAAVwB0AGIAZgBRAFQAKwBqAHMAWgByAFEAMgArAEsA
-OQB2ADkAUAB3AHkASAA4AFcAdQAxADAAbgBZAGoAMABrADQAKwBuADkAYgA5AFYAVwB4AGQARQA2
-AFEAZAA4ADMAawBXAHoAdgA1AFQAKwBQAFMAbQA3ADYAbgA0AGUAbgB2AGwARQAyAFYAeQByAGEA
-dABWAHcAYgBvAC8ANwBsAG8AKwBNAG8AagB0ADUAMwBjAHgAOQBlAHYAOABDAFgALwAzADMAeABC
-AHUAMgAvAG4AZwB4ADcAZgB4AHAAOABzADkAOQBVADkAdABOAHgAMwAvAE4ASQBWAHYAbwAwAFQA
-aQBqAHoASAByAG0AdgAzAEgAYQB1AFkANABFAGwASwBBAGkAMABoADkAMwBmAEoASABVAEIAaAAx
-AEkAWQA2AGgAOQA3AFQAZABKAHoAawAzAHIAWQBrAG4AbgBiAGkANgBpAFgAMwBlAG4ATAAvAGMA
-ZgBsAGQAdAA3ADkAdwBkADYAVQBTAHYASwBkAFMASwBmAHYAKwB6AE0AQQBrADgAdQA0AGEAOAB0
-AHoANwBYAEgARgBnADEAegAxAHoAQQA3AFUATgBkADkAMQBPAHcAeABlADkAZABMAE8AdgA2AE8A
-TQAxAHYAWgBmAFoARQBLAG8AaQBMAGUASgBCAEsAMgBMAHQAOABsAEYAdgA0ADcAcgBlAGEAOQAr
-AFkAZAB2AHgAWAByADAAMQB6ADkAVABXAHUAdQAzAFgAMwBwAGIANwBOAEoAUAA1AEgAZgB6ADIA
-bgB0ADgAUQA1AHQAMwBkAGYAdwA1AEwAegBOAEsARABuADMAawBxAEYAZgB0AHYAMwBaAEYAUwA1
-ADAAWAAwAHoAZQB1AHEAVAArAGIANwBOADUARgAzAGUAWQBIADAAVAAxAC8AbQBCAGcAUQBIADYA
-YgBlADcAYgAwADcAcwBSAHkAZQBNAHIANQBCADAAdABRAHoAOABKAG0ANwA5AGwAWgBvAEMAbQB0
-AFoAeQBrAFAAMwBmAFYAcABHADYAYQBKADAAMQB6AHoAdgAyAFYAeQBuAEgAeQA3AGwAdgBrAHQA
-cABOAHcAegB6ADcALwBsADQARQBIAHkAWABPAGkALwB2AFMAaQBmADQATAAyAHUAUQBFAGEANwBq
-ADUAeQBuAHkAQgB4ADYAYgBjAEMATwB4AHAAMQA3AFMATABmAGEAZAByAEIAUABjAFcAeAB2AHYA
-cQArAHkAeABzADQATQA1AGgAZQBqAEcANwBJAGUALwByAGQAUgA5AEoARABhAEoARgBDAFAAKwB5
-AGcAZABTAFQAMwB2AFAAOABxADkATgBGADMAdABMADMAMgBLAFkAdQBVAGoALwA1AHgAawBYAEsA
-RwAzAFAATgBJAHUAWQA2AFcAbgB1AHQAeABEAGEAYgB4ADkAegBmAGQAZABmAHMAMQA1AE4AMwAv
-AGQAVgA4AFEAKwBOAE4AZwBXAFEANQB1AFgANwBXAE8AbABvAGUAbQBSACsAdABFAHcALwBXAFQA
-MwAyAFAAawAvAGkAegA0AHgAMgBrAEwALwBoAG0AaABOAFkAdQBPADIARABlAFMAZQBLADYALwBt
-AGQARgAzAGcAaQBIAGUAdQBaADIANABOAHgARwBQAHAAdABGAEMANABoADQAZwA5ADgATwBiAEYA
-dgBUAEYANgBKAGcAOAAvADcAUgB4AFIAbAA5AHkALwBFAFQAYwBSADAAYgBFAHAAVABlAE4AcwA0
-AFAARQBRAGMAdQBYAG4AYgAvADEAdgBrAHIAbAB3ADYAZABxACsAbgA1AGQAVwBtACsAagA3ADMA
-MwBrAC8ANQA5AHYAVABwAC8AVwBVAE8ATQA2ADMANQBwADIAagBOAHkAVABTAE4AagBEAGQAUgAv
-ADAAMAByAFIAcABIAHIANQB2AGYAZABCAEwAMwAvAHYASgBlADkALwBSAFEAdAAvAEsAbgBjADcA
-YQBzAHAAbgB6AHkAMgBiAFYATABvAGwAMgByAEkANgBHADIAcwB1AHEAZwBnAHQAYgAyADgASwBk
-ADUATABlAHMAYQBrADcAdgBuAEMAdgBMAHEAcQA0AGkAWAAyAHMAWABMADcAbwArADgAVgBNAFYA
-dgBMAGEAaQB2AHEAdQA3AHUAWQArADgAYQBPAHEASQByAEcAcABkAHYAWQByAEUASQBIADgAVwBo
-AEYAZQBGAHUAdAB1ADYANgByAHYANgBZAG4ALwBMAHIAcAAxAFYAZABsAFYATgBXAGMAMgBDAHMA
-bQB1AHYATABKAHMAZgBMAEoAcwB6AGUAMABqADYAeABNAFEARABYAEkAWgBlAEQAMwA5AHgAOQBJ
-AGwAbgBWADkALwBpAE8AcgB4AC8AbwBlACsAcABqAGgAdAA4AEYANQBCADMAKwB3ADQAZgBQAHgA
-UAA1ADAAKwBwAHoARgA1AEwAbgBGADgATABGAFAAZwBVAE4ARABOAHgANAB4AHoAUAAvAEcAVQBI
-AG8AdgBtAHkAWABGADYANwBVAHkAeAAzAEMAcgBtAGMATwAvAGUAcQBGAFEAdwBkAGUATwArAHEA
-KwBFAE4AdgAvADQAOQBBAHIANwAxADYATQAwAEkAYgA1AHgAWQBvAEgAKwBWAEQASgBOADEAMwBJ
-ADcAWABRAHAAWAA2AE4AaABTAHgASQBQADMAcwBSAEQAZQBlAEsAaAB5AHUAbgBLAEsANgBNAFAA
-MQBZAG0ASABtAGoAdwBYAHEAbABNADgAQwBrAG4AagBlADcAaABXAGQAeQBwAE8ARgA3AHEAWQBQ
-AHQAUwBoAHAATgBMADUANQBoAGUAagBXAE8AbQArAGkAaQBjAHUAYQAyADAAUABkADMAbwBXAGgA
-OQBkADYAbABuAGEAMABoAHkASgBKAFgANwAxAEsAUQA3AG4AUwBHAEYAUwA4AEQAUwA1AFUAcABK
-AFEAbwBGAGUAUwBsAEwAWQBqAG0AMgBPAGIAWgA2AG0AeABMADcAVQBjAC8AUABmAEwAMgBVAHYA
-dQBCAFUAMwB0ACsAdgA5AFQAKwA5AEsAbABYAC8AbgBEAFQASgBKAGYAaQBMAHEAUgBCAFkAMQBW
-AFgAZwB2AFoAaQB4AFkAdABXAFgAagB6ADQARgBzAFUAYgBKAFAAWgBXAHEAVwBoAEIAYQAxAEMA
-dgBzAGsARgBCADUAUgBOAGMAQwBvAG0AUgA1ADEAVwB1ADkAaQBsAFYAcgA1AC8ASQB3ADgAUgBV
-AEkAYgBtADUAWABEAGEAMwBmAFgANgBrAEkAKwBMAEYANQBNAG4AUgBVAEIAOQBvAEMAegBTAFcA
-eAA1ADgANwBBADUARgBBAFkAegBDAHYAdQBwAFMAMABpAHUASQB2AFUAZgB3AGUAbQA4ADkAVwA1
-AGYAUgA3AHcAbAAyAGUAVQBGAHQAMQBQAEwAZABZAEYAWQBLAG8AWgB0AE0AZQBCAGUALwBOAHgA
-NAA3AG0AOABPAHAAbwBPAE8AdwBPAFkAdQBmADgANwBxADYAVwBqAG0AaQBuAE8AMwA5AGgAYQA3
-AGkAdABlAGUAdwAyADgAQwBBAFMAUQB3AG0ANABKAHkAegBwAGoAagBSADEAZABZAGUANgBXAGoA
-cwBpAEsAagBFAFUARwBzAE8AagBKAFEAWgB5AEIAMwBEACsAcwB0AGEAdQB0AGoAQgBiAG0AVwBJ
-ADUATgBHAGcAcgBVAHcAVwAyAEwAKwB0AGIAbwB5AFcARABSAHMAMgBWAE4AcQBLAFoAdgBoADEA
-dQBiAGcAMQBwADYARABxAC8ANgBEAEsAUgBoAGwAMABSAEQAawBXAEYAVQBSAFAAZQA2AGMAQQBG
-AGsAZgBEAGEAegBqAFcAaABOAGUARQBvADAARwArAE8AMABhAC8AdwBNAGwAWABoAGcAaQBYAFIA
-MQBrAGoAWABnAGwAQQBYAFkAKwB2AHEASwBSAGYATgBKAGIAUQA2AFgATgAvAFUAdwBkAHEASABl
-AGwAagBsAGsAQQBNADcAbwB1AEUAMQBIAGQARQB1ADQAQgBPAFQAOAA4AG0AUwB0AGwAQwBUAEYA
-awBxAHAATgBxAEoATQAwAFgAQwBuAEYAbgBJAHkAdgArADQANQBRAEEAeQBuAE4AVQBRAHcAUgBD
-AHoARQBVAE0ASQBwAGgAZgBUAEsAOQBmAFgAMQBpAHoAVQAwAFUAeQA3AHkAKwBCAHcAOABjAFUA
-bgAzAHkAcgBiAFcAcABsAGgAdwBvAGQAbwBIAEgAMwBGAGcAMwBOAFQAUgAxAGgAWgB1AG8AcwBI
-AGQATQB6AEYAZQAwAE4AMwBWAHQAeQBRAGMANwBTAFQALwA1AEsASgBtAHIAZgBaAEIATABwAEkA
-TwBxAEEAZABKADEATQBOADcAQgBkAGcAWgBpAGoAYQAxAHQAUABZAFkATQBiAEIARwBFAHUAbwBI
-AFAAVwBVAFMAcgBCACsAUQBhAEMAWQAzAHAAdQBkAEkARABKADgAaABJADUAbgBwAG0AcwB1AGwA
-cwBUAHQAbQA0AGMATAA1AFQAVQAxAEUATgBvAFMAYgBOAFIAWgBOAHcAbQA0AFIATABYAHYAMQBs
-AGsAbQBqADcATgBYAFcAVABuAGkALwBuAFEAaQA2AFMARgBNAHIATgBZAFQATABSAGcAbQA2ADQA
-WQBuAFYAbwBtAEcAdQA4AHQASgBNAFgASwBSAGMAdAA5AFMAMgBoAEsATABwAHcAaQBCADMANgBR
-AGoAcABsAEMAawBoAHYAMQBwAEMAVQA3AEQAagB4AG8ANgAyADcAdgBhAHgAVQBrAEkAMABwAFEA
-YQAxAGwATAB5AHAAcwBpAE4AdABpAFUAbwBwAFoAUgBZAHMANgBlAGoAcwBHAGkATQBoAFAANQA0
-AFEAOABCAEIAagBwAGkAdgBjADcARgBuAFoAcAA1AGEAdABMADUAMQBKAGwAcQBrAFMAcQBzADMA
-aABUAFYAVgA4AG0AWgBxADEAVwBpADIAZABhAFcAbABtAEwAVABLADAAUAArAGwAcwB2AEwAQwAx
-AE4AOQB5AGMATwBUAG4AOABtADMAeABjAEUAQQAyAHYAQwBrAGYARABFAGMASgBBAFEARQBkAE0A
-ZABNAFIAUwBmADkASwBVAE4AeABMAEsAYQBWAFUAbgBIAFoAYQBtAFQASgBGAHYAdQBtAG0AbgBk
-AEkAUgBRADAAdAAwAG4AQgBoAE8AegB3AGsAagBNAEwAOQB1AHcAcQB6AG4AVQBGAFYAbwBaADYA
-cwB3AEsATABSAHQASwBnAGIAdwA2AHkAYQBlAFcAegBuAFEAOABJAFQAWQBxADcAbQB4AEoATgBo
-AFUAeQBOAEIAUQB4AFgAZABUAEsAegB0AGEAWABqACsAVgBqAFYAMgBmAEgAcQBxADYAMQBvAFcA
-aABXACsAbABLAFYAZABrAG0AWgBhAGoAdQA2AEkAMQAzAFIAUABoADcAcwBsAEcAeAA5AFMAMABG
-AGUAZgBBAFEAYwBWADMARQBpAEsAYQBXACsAVQAwAEEAbwB0AFMAcwBVAGEAUQA1AEYAbQAzAE4A
-MABTAGwASwBQAGgAVgB3ADUAVQBxAC8ATABNAEoAUwBBADIAUwBzAHoAagA2AEEAMAB6AFYANwBw
-AG4AQwBiAFIATwBIAHMAbAB2AEoAbQBNAFcATQBWAEUAKwBJAFEAVAAyADEAZAAyAGQAUAB5AHQA
-dgBQAEoATgB3AHkAUQAxAHIARwBIAEMASgBIAFUAMgAyAFYAeQB2AFMANABSADQAWgA0AFcAUABD
-ADMARgBCAHUASwBhADcAcgBTADMAYwAxAFIAcQBSAGwAOQBmAEIAWAB3AEYANABIAFYAVAA2AHkA
-RgB3ADAATABVADAAbwBkAEEAbgBnADIAeAAzAE4AcgBhAHQAYQBOAFMAOABCAGEARgBxAGQAMABF
-AE0AbgAyAGwAbgBXAG8AUABVAE0AWQAxAGoAWABqADIAMwBmAGkAYgBiAEoASgBIAE4ASgBpAFIA
-YgA4ADEAZgBYAGkAegBNAHUAVABUAHUAeABjAEgAWQA2AEUAbwA2AEUAMgAwAEQAcQBnAGQAYwB5
-AGwAZABjAEQAQwAxAEcAQgBoAG4AbgBWAGgANQAyADAAZAAzAGQARQBJAGMATAByAHAATwBkADAA
-QwArAHgANgBFAEYAMABuAFAATABLAGQARwBRADQANwAwAHgAUABXAGQAbgBkADEAaQBMAFQAaQBM
-AGkASgA5AFgAWABkAFQAcgBNAHAASgBZADcAdwBZAEoASgBFAGcAQwB6AGMAQgA1AGwAWgBXAGEA
-eQBWAGcANgBnAFEATABtAEQASgBnAHoAWQA4AHEAVABSACsAMAA0AHYANwBXAGQANQBHAE0ASgBY
-ADEAUABoAGoAcAAwAFMAZQB4AEEASwAzAFEAUwBIADgATwBjAHUAYgBHAHMAUAByAFEARQB5AE0A
-VABPAFoAQgBFAGUANQBQAE0AaABRAEsAbABpADgAbABVAEoASgB5AGIAdAA0AGUANwBLAEEAQwBC
-ADAATABiAFkAawB3AGoASQBTAEYAYgBuAHkAeQBqAEUAeQBFAFAAUgBFAFMAZABvAHQARgBsAEkA
-SwBPAGQAUQBUAFMAZAA2AEgANgBzAFAAYgBOAHcAZABxAG4AegBRAHoAYQAvAEoAVwBMAE8ANgAw
-AHMAUQByADUAZwAwADQAagBpADkATAAyAEUAMAA2AG0AcgBmADYAYwBPAFQAcABmAFIAcABzAGwA
-WgBUAHAAZQBRAGcAbQBWAGsAZABDAHUAWgBNAC8AaQBMAFEAdgB3AFgASABaAEcAMgAxAGsAaAA0
-AFEAVwBLADMARABtAGgAcgBFAC8ATQB3AGEARwBzAEIAcwBzADYAWQBYAFIAaABHACsASgBvAGgA
-bwAzAHoATgBjAGwAMgB3ADYAcQBpACsAVwBGADgAegBuAFMAVQBTADYAbQB2ADIAdgBoAE8ANwAr
-AGcAZwBYADEAaABpAHoAbgBRAEcAbQA0ADQAVQAxAFUAeQBWADIAMQBIAGQAMABSAHoAWABwAEgA
-VQBOADAAbwBhAG4AMQBqAHAAVgBHAGkAWQArADQAOABJAFIAUQBVADAAdAByAHUAQwBmAGMAcgBn
-AGMAdwBEAHEAeABNAFkASABmAGUAcgBDAFcAYwAyAC8AVQBiAFcAOABLAEwAcABvAGYAcgBCAFYA
-cwBvAE4AMwB5ADAASwB3ADcAUwBDAG0ARABjAGwAbgBCAEsAbABkAEYAZgBTAHoAcQAvAE4AdQBF
-AG8AZgBHADgAQQBRAEwAaQBGAGUARQBvADYAKwBqAFUARwBJAEYAeABPAHEAMQBhAEIAegBmAGgA
-VwA0AFMAcwBaAGQAUgBYADQARgBzAHYAQwA1AG4AQgB5AEEARABBADYATQBEAHAASABoAG8ASwBU
-AEEALwBUADEAQwBwAHcAYwBvAEYAcAB0AE8ARABtAEEAeQA4AEIAQgBKAE8AbABvAFgAOABVAEEA
-OQBaAEIAVAA2AGcARgBPAEQAdABBADUAQQBRADQAbgBCADcARABFAEEAQwA5ADUAKwBiAHIARgBJ
-AG8ANQBMAEcAbABkAEYAMwB4AFYAegBjAGcAQQBqAGkAaQA4AGcAeAA2AHQAawBWAG8ANABMAHgA
-SgB4AFIAWQBKAG0AegBCAFkARABTADQASQB3AEMAbwA4ADgAVwAyAEMASABvAGIAQQBHAGoAYQBW
-AGsAdQBDAHQAUwBBADIATQA3AFcAVABYAGMASwBPAGoAYgBBADYARwA3AGkAZQBQAHcAQQBTADkA
-MQB5ACsAdgBnAEIANwBrAFIANAB6AGcAVQBuAEEAdQBoAHoAOABOAEsATQBsAFoAVwBMAGsANAAw
-AFcARwBiAFcAQQAyADYAdQBvAEEAUgA3AEEAZQBBAE8AdgB3ACsAeQB3AFMAWABrAGQAWQBMAHcA
-QgB4AGwAdABjAGkAWQBSAHUAcgBRAEoAdwBYACsAdABvAEgAZQBsADgAUABnAEgAYwBWADUAaABj
-AHQANABqAEQASABKAHcAaQBZAEIAMwB4AEEAMABaAHYAOQBvADEAZQBlAFQAbAA5AG4ARABEAGUA
-aABsAEcAeAAyAFoAawBkAFkATAB4AEIAbgB1AFMAQwBQAEEARQBZAGIAMABzAEEAUQBnAEMATQBO
-ADUAQQBKAFUAdwB5AEEAOABaAFoARABTAGMARwBxAGoAZwBiAFoATQB4ADcASQBTAHcAQQB5AGsA
-VQBqACsAUwBFAGoAQgBNAGoASwA2AGwAWAB5AFQAeAA0AFYATQBMAGEAUAB4AGsATABQAE0AQwAy
-AHIAYQB0AEUATABPAEcARABVAE4ANABMAGIAQQA4AE0ARAB3AFUAagBRAFQAZwBOAHQAYQB5AEkA
-UwBTAHoAZwBOAEQAWgA0AGsAQQAzAEIAWQBtAHEAZABoADgAQwArAFIARAB1AHcAUwA5AEkANQBH
-AGgAKwBZAEkAVAB3AEcAMABsAHQAVABJAHIATQBSAEkAYwB3AFMASQBDAFIAVwBLAHMAVwBzAEgA
-RwBRADkAWAAvAFAAcABxAEgASABlAHQAYQBLAG0AcgByADYAbwB1AFUAawBpAGUAYwBMAHAAdAA3
-AHAALwBQAFkAdQBmADEAZgBvAHMARwByADcAcQBJAE4AQwBrAHEANgAzAHYAdQBIAHEAZgAzADAA
-TgAvAEYAeQBiAC8ARgBFAFYASABRAHIAbQBwAGQANABkADgAMgBmAEoAeQB2ADcAQQBxAFUAOQBU
-ADEANgAzAGQAZgBhAEQAbgAwADkAVwAwAFAANABGAHkAdQBGAFQAawA1AFYALwArAGEANgAzAFoA
-eAArAGUAbgBFAGYARABMAFMAegBjAE0AUwAvAHgAYgBjADEAbgBrAHgAVgA4AFkAVAB6AHUATgBo
-AEsATwB2AGoAKwAzADYAZgBGAHQAaABTAFMAZAA3ADkAeAA0AFIAVAArAE4AVQBFAHkAZQBQAC8A
-egB4AGwARgBpACsAagA2AHkAZAAyAGoAOQByADQAKwBQAGIAYQBEAHoANgB2AC8AagBNAFoATwBY
-AE0AdgA4AGYAVAA4AFoAQgB3ADkAUAA4AGsAOAB2AHYAagBBADkARgBlAEcAbwA2AFcAcAAyAEQA
-RABGAGIARwA0AGQAZQBUADUAbgBaADYAcAAvAGEANABwAGIAegBvAEcAeQBCAFUAbQAzADcAOQB4
-AEgAaQBFAGEATgAxAEcAZgBmAGEAYwBuAEsAMgArAHQAagA0AGQAdgBKAHUARQBmAGYAZQA2ADIA
-WABwAG8AbQBqAFIATQBMAHUAOABiAGYAdgA1AGgAOABlADQAQgA4AGMAKwA2ADUAcgBmAGQAbAA4
-AHIAeQBoAGUAMgByAC8AQwBmAEwALwBtADQATgBwAGYATwBQADgANABsAGkAYQA5AE4AdgBCAEsA
-NwBiAEcANAB0AFAALwArADAAZwBZAC8ANgBYADMAeAArAEwAUQBNAEQAUQBPAEQAVQArAC8AbgBX
-ADcAMwA5ADcAOQB3AE8AaAA3AHUATQAvAEoAKwBjADgAbgBmAHAAUQAzADMANQBjAGEAcAAvAFQA
-UQA5AEcAcABiACsAeABzAE0ATQBEAE4AQgB2AHIANQBCADMAZAA5ADYAMQBPAGgAWQB2AEUAVwBi
-AEsAdwBrAHQAZQBwAE4AOAB1ADIAagBTADEALwAvAGkASwBPAGYARgAwAHkARAAwAHcAZQBQADEA
-MwB2ADcAZABuADQAaAAzAGUAbgBrAFQALwBIAHIAdwB3ADMAdAArAEoAUABrADEASABBADAAdgBX
-AHYANwBRADIAbQBRAGEATwBGAHoAdABpADQAVABlAFQALwBCAGEAUgBmAHQANwAxAHcAVABBAE4A
-awBLAEkATgBuAEkAMQBzADcAYQBWADUASAB5AGUALwBLAEoANwAzAGUAbAByAEcATgBsAEwARwBn
-AHkAVABPAGkAcQBKAFYAdgBUAFEATQBiAFMAdgA2AC8AVwBZAFMAZgA4AGYAcABCADIATABQAFoA
-OABqADMAMgAwAGwAYgAwAEQAWgBQADEATwB2ADAANgBYAGgANwBYAEwAQQBwAFQAbwBzAHQASgBQ
-AHgAUABMADAAbwBOAHMAKwBHADYAUwAxADUAYwBQAEYAZwAyAFMAcgBPAFUAVABwAFcAOABlAEoA
-awByAEUAVQA2AHUARAB1AHIAdgAvADYAZABZACsAZQBoAHYAZwBxADYAUwByAHcAZABJAFcAagBR
-ADkATwA4AG4AbgBsACsAVAB1AFAAeABVAHYAMgAwAGIAeQBmAEEAbABwAGIAeABxAEgANQBwAE8A
-YwBQAC8AMQAvAGcASAB6AC8AeQBoAGIAUwA3AGkATwArAHYAZgArAEQAeAA3AGMAbABsADgAMAAz
-AFAAeABEAHIAbQB3AFAALwBNADEAbgBKAHYAeQBOAE8AZQAyAGQAbwAyAGgATgBMAGUAOQBLAGwA
-KwArAHIAagBlADkAKwBpADgAYgB4AEYAaABGADAATABHADMANwB4AHkAVgBQAHYANwBUADcAMgB6
-AFAATwB2AG4AVwBvAHMASAAzADUAegA1AE8AMwBZAG0ANgBCAFMAZgBaAGsATAB1AFIAVgAvAGkA
-ZQBMADMAMgBIAHkAMgBLAHAAdAAvADkAOABIAHEAUQBoAGMAcQBRAHMAVQBLAEYAUQBKAEIAVgBI
-AE4ANgBpADQASgAvAGIAUgA4AEMAbgB4ADUAcgB3ADIAcQBTAHMAQwBrAGIASgBXAHoAUwBCAEYA
-TgBvAE0ASQA5AHEAcwBMAEcAMgBwAEsAYQBtADEAYwBDAFEAWgBjAFkAdABvAEsAbABKAE4AYgBL
-AFYAbgBtADgAbABVADEAdwBEAE0AcgBXAHIAbgAxACsAVwBHAGIAYwBNAGEAKwAvAEoAegBMAHYA
-cgBrACsAegBCAG4AOQB1AEgANABPADIAawBwAHEATgBxAHIAawAyAGMAZgB1AGQAeQBhAGkAVgBO
-AFQAYgBrAFYARwBhAEgAbAB4AHQARwBuAGUARwB0ACsAQwBvAGkAYwBDAG8ANgBJAFMASgBwAFIA
-WQAwAHQARwAyAFQAUABHADkAdgBQAFUAMABxAHYAMwBvAEkAQgBLAHEAbgBJAHYAWgA4AGIASQBq
-AEsASgBoAEEAbgBHAEgAZgArAGMAYwBSAG0ATABqAEsAYwBxAFEAOABhAEsATQBPAFUAdAB1AG8A
-bwB5AEYARQBSAGgARgBHAGUAOQBtAEwAUgBzADEAdAA1ADQAMgAyAEwAUQAwADAARwBlAFoAMABw
-AHYATwBsAGkAMQBMAHMANQBXAG4AbgAvAG8AVwBMAGsAZQAwAFUAQwBVAG4ATwBhAEkAcABTAHgA
-WQA1AHcAbABCAEwALwBGAHMAOQBjAEYAQwBsAE8ARwAvADcAawAxAHgAQQBWAFcAaABLAHUAMAB3
-AEkANQBNAFQAVQBBAG8AeABJAFQAcQB5AHQAcQBRADcAbABSAEYAUABhAHkAdwBYAEwAaQBhAGwA
-ZgBXAE8AQgAzAG0ASQByAEUAagBBAHAAVgBGAG0AcwBxAFYAYQBpAFgAUQA4ADQAawBxAEIAZABa
-AGQAUgBWAHYAcQBUAEEARwBsAHcAZwB6AG8AcwB4AHUAeABrAHMAcwB2AE4AVwBOAFEAQwAxAFcA
-RABJAHMAUgB5AEwARwBTAFkAegBPADAAZABpADEAMQBVAGoAcwA0AEoAdQBnAG8AcABoAFoAZwB4
-ADYAcQBjAGkAdQAzAGIAZAB4ADMAZQB6AGkAZABiAG8AMQBVAEgAWQBsAFUAZABEACsAYwBuAG4A
-NQBFAGwAOQBaAFMATgAyAFMAVQB2ADAAOQBRAGYAeAB5AHkAMQBqAEcAQQA0AFoAOAB0AFAARgBp
-AHAANABTAC8ANwBRAEMAVABSAEEAbgB2AEkAYgBCAGoAawB5AE8ANwBUAFIATQBYAGoAOABXAGIA
-WgBvAGsAdABPAE0ASgBkAEMAawBPAFcAaQBTAFkAeQBWADUAQwArAGgANwBjAEQATABRAEgAOABo
-AG8ANABBAGYAcgBEAHQANwBVAFoANAA0AFYATwBvAFcAYgB6AHAAMABvAFUANQBMAHEAawA4AGUA
-OABwAHkAZQA0AHoAegBIAHoAcAB2AFQATABVADcAeQBlAEQASgBBAGYAbAA2AGQANABSAEkAOQBu
-ADUASAA1AEkAQgAwAEkANwB2ADYARwA3ADQAZQBOAHQAYgBuAE8AbQBPADcAbgBpAFkAKwBkAHQA
-LwA1AGwAcQA4AFIAawBIAHkAUABjADYAaAB2AEcAOABRAEwAZQBCAGIAcwB0AHQAVwArADkATgBS
-AHcAcgBtAEYAVABEAEUAYwBMAEMAcABvADIARwBxADAAbwBiAEwAZwBoAE0AWQBjAEoAYwA1AHUA
-RwB2AEEATQBRAHgAZABDADYAdwBsAFUATgBkAEkANgBvAFgASgBNAFUAZgBtADEAVgBHAFcARQBV
-ADMAcABDAFAAegBYAGMAUQA1AGwAcABPAFYAQQBoAEgAZgBwAE8ATABtAEgANwA4AHEAYgA2AGcA
-bwBRADQANQBrADcAcgBOAGEANQBaAFEALwBkADQAVABZADgAOABWAEkAbQA0AFQAYwA2AEsAYQBW
-ADgAdwBtAGwAdwA4AG8AUQB0AEEAUgBrAG8AcQA5AGMASABSADgAZgBaAEwAUABrAEwAOABsAHUA
-NQBRAC8AaAAxAEoAKwBrAG0ATABUADYAbABqAEwAcABQAFoAcAA5AFMAWQA3ADIAcgB3AGEAawAw
-AFQAVABBAHIATwBKAFUASwBJAEUAdQAxAEEAUQBvAHIAOAA4AFgAbQBpAEIASwA0AFcAaQBDAEkA
-cwAwAGcAawA0AEwAeQBtAEkAMABmAGUATgB2AFIAWgBSAHgAeQBlAEYAagBoAEIAbgBMAGIASgBi
-AEEARQBEACsAKwBVADQAKwA3ADIAZgBQADQAegBRAEMAaQB3AG8AcQBwAEwARwAwADAAawBXAG0A
-RQBGADIAOAB4AEwALwBFAEkAKwBDAE8AWgBSADYAVwBHAFYAcQBrAGcAYwBGAGsASAAwAEYAdwBE
-AEwASQA1AE8ANQAvAFkAaABsADUAdwBWAG8AUABYAHYANABuAFcAagBMAGsANQBIADkAeQB2AHkA
-TQBKAGUAMAA5AFcAOQBjADkATQBLAFUAYgB2AHAAbQBlAHUANQBKAFMAUgBPAEYAWQBHAHkAVgA4
-AFEAaABoAHIANQA0AFUAZQBPAFYASAB3ADYATQBBACsAcwB4AEIATABxADkASwBsAHcANQBnAGkA
-TgB5AHAAVgBqAHoAdAB5AFUAMABnADMAbgA3AG8AbgB2AHEAZwBHADgASgAzADEAOABMADcAbgBm
-AGoAYQBUAE8ARABkAFkAQwBCAEcASgAyAHQAagBhAGEATwBMAE0AdwBuAEwATwBBAFUAeABnAEEA
-QQBtAFYAcwBQAGcAQQBFAEcAcgBaAE0AWQBlADMAVwBWAE4ATgBDADIAWQBSAGEAWQBOADMANAB3
-AE0AOQB6AFQARABVAGwAdwBHAHgASQB6AHQAWgB3AHEAQQBWAHgAMABGAFAARwAwADUAcABsADgA
-VQBGAE0AagBtAEYAbABPAFAAVABVAFkANgBMADIAdQB4AGwATAAwADkASQA1AHUAVwBwAHcASwBH
-AFgAcwBLAFUAQQBzAHMATwBoADQAWAA5AEkAaABsAGIAUgBlAC8AZwByAGUASQBBAG8AdgBMAHcA
-cwB3ADEAVgByAG0AWgA5AGwAMgBoAE0AagBJAGcAbABZAFkAagBjAEMANgBUAE4ASwB3AEMAMwBE
-AEgARABGAE4ASgBSAHMAOABIAEEAKwA0AFkAawBDAGQAWQBUAEkASQBtAG8AZQA4AFcAdABVAEgA
-UgArAEQAawBFAG4AagBzAGQAVwBhAHAAbgAyAFoAMgBPAFgAawBxAHMAaABvADgAbgBBAGYAWQBM
-AFIASwBTAEUAZwA4AG8AcwB1AFYAMABDADcATgBmADQANgAyAEYAaQAyAEMAOAA0ADkAcwBwAE0A
-cwB3AG4ATQBkAFIAUgB6ADcAQgBYAEEAdgBGAGgAMAA1AEEAcwB3AEwANABKAGsARABjAEMAWQBH
-AGMAYQBFAEEARwBOAG0ARgBVAHMANABhADkAdwBGAGsASgBrAHcATABnAFIAdQBTAEgAQwBEAC8A
-QgBoAE4ANQB0ACsATwB4AFIATwBqAFMAWABiADQAQwB2AFAAMwBGAHMAQgBYAGEAQgBXAFgATwBi
-AFEAdwByAEIAbQArAEEAagBiAHIAbQBZAEoATwBBAEwANQBpAE4ASwAwAEQAYgBoAGgASQBmAHYA
-TgB5AE4ARwAvAEoALwA2AHgATwBNAEIAZABnAEMAbQBBAEsAVQB6AEkARgBnAEwAawBZAFEAZQBt
-AEcAZwA3AGsAWQB2AHYAZwBJAG0AQwArAEcARQBCAEoAZwB2AGsAZwBnAE0AMQBuADQANABhAEYA
-OAB3AEgAdwBaAEoAMAB0AE0AdwBVAGgAUwBqAHIAQQBBAEEARQB2ADEATgBkAGkAeAByAHEAVwBp
-AHQAcQA3AGUANwBYAEwAWgAzAFAAWgBqADUALwBaAC8AVwBlAEsATAA3AGEAcgAwAHUAcABDAGIA
-LwBKAGEAUQAyADIAUAB6ADIAYQByAHMAMgAzAGYAdABQAGwAaABkADYARQBKAEYAcQBGAGkAaABz
-AFkATwBvACsAbQBxAGMARgA0ADcARQBZADgANgBQAGsAQwB5AHUAaQBNAFUAcwBHAHgASABUADYA
-ZgBlAEUAdQB6AHkAaAB0AHEAVABJAFMAdABCAGUAOAArAGsAcABPADEANQBLADMAaQBnAGwAUwBn
-AFYANQBaAFEAdgBhADUAdABqAG0AMgBlAHAAcwBTACsAMQBIAFAAegAzAHkAOQBsAEwANwBnAFYA
-TgA3AGYAcgAvAFUALwB2AFMAcABWAC8ANQB3ADAAeQBTAFgANABxAGEAUgBsAFUAVABrAFkAcwBX
-AEwAVgBsADQAOAArAEQAWgBSAEgAdgBwAFcAcQBYAEIALwBEADkAZQBTAEEAagBoAGQAeQB0AGMA
-UQB1AFUAbwBTAEQAOQA3AEUAUQAzAG4AaQBvAGMAcgBwAHkAaQB1AGoARAA5AFcASgBoAHgAcQBu
-AEMAMQAxAE0ASAArAHEAUQBlADMAUgB6AGwAWAB3AFYAVAAxAHoAVwAyAGgANwB1ADkAQwB3AE8A
-cgAvAFUAcwA3AFcAZwBQAFIAWgBLACsAZQBwAFcARwBjAHEAVQB4AHEASgBRADgAZQBpAFMAUABO
-AGcAdQBwADEAMQBEAEQAZQBEAEYANQBjAGoAVABVAEIAOQBvAEMAagBlAFgAeAA1ADgANQBBAEoA
-TgBBAFkAegBLAHMAdQBKAFcAVgBWAC8AQwBXAEsAZgA2AHkAbQB1AG0AdQBQAGcAdgBjAE8AdwAr
-AFEARQBSADAAbQBSAE0AVQB0AEcAcQBDAEUANABpAGgAcgBHAGoAcQBIAFEARwBCADQAdABNAFoA
-QQA3AE0ARQBMAE0ATQBPAFQAUQBvAEsAMQBNAEYAYQBuAEMAaAB5AEcARABSAHMAMgBWAE4AcQBL
-AFoAVQBoAFkASQBHAEwAcgBPAEwANwBwAE0ARgBhAG0ASwBsAGoAcwAxADQAWgAyAE8ANQBEADAA
-MgBRAEwAKwA1AFIAYgAvAEMAeQAxAFMAVgBaAHAAOABQAC8AMwBKAFYAcABUAEUATwArAGIAUABL
-AEkAYwBmAFEAWgBoAC8AZwBFADMAUAB6AFMAYwBxADAARgBrAFAAWABWAFIAdABSAHAAdQBRAHgA
-WABFADcAbwBuAGcAUAA1AFEAdwA3AFIAbABtAEUAbwA0AFoAUgBTAGsAZQBwAFMAegBkAEIATQB1
-AGMAagBqAGMAegBJADYAWgBmAE0AbgA0AHkATwBPAEYARQBEAEMAbQBlAG0AUQBpAEMAUwBoAFoA
-cQAzADIAUQBTADYAUwBEAHEAZwBIAFMAZABUAEQAZQB3AFgARABXAEkAcgBpADkAUQBPAFMAVQBE
-AC8AbwBLAFoATgBnAC8AWQBCAEUATQA3AGsAeABQAFIAYwBjAHQAYgBJAG0AYQBDAFEAegBYAFgA
-TwA1AE4ASABiAEgAcgBQAFIAcgBhAHcAdwBaAFMAZABnAHQAbwBtAFcAdgAzAGoASgBwAGwATAAz
-AGEAMgBnAG4AdgAxAHcANAB2AHkAYgBJAHoAbgBCAFgAVQBUAEgAVgBmAHUASQBRADQAZgBYADQA
-OABJAGUAQQBoAHgAawB4AFgAdQBOAG0AegBzAG8AOABmAE8AQwBSAEwAYwB6AEMAZQBCADEAegBO
-AEQAVAB0AHkAQwB1ADEAcwAxAGIAMwAyAHYAOQBFAEQASABaAG4AcgBkAE0AUQBOAFkAWQBFAHQA
-SwBTAGEAMABSAHgAYgBhAFkAUQBKADcAbABKAEMAWQBGAFUAWgBpAGYAbABrAEgAWgBDAFIAUABX
-AGoAYQBVAEEAbgBsADEAawB1AEUAbgBrAEwAUAAxADUAVwBNADYANABHAGgANAA5AHEAVQBxADcA
-VABKAGkAeQBEAEQAMgBWAEUANQBEAHkASgBpAGIAVQB0ADgAcABTAE0ASgA4AHoATQAwAHAAUwBU
-ADAAVwBjAHUAVgBJAHYAUwA3AEQAVQBBAEoAbQByADgAdwA4AGcAdABJADAAZQA2AFYAegBtAGsA
-VABqADcASgBYAHcAWgBqAEoAaQBGAFIAUABoAEUAOAA1AEIAaQBHAGQAcAA1AFoAdQBHAFMAVwBw
-AFkAdwA0AFIASgA2AG0AeQB5AHUAVgA2AFgAQwBQAEgATwBDAGgAOABYAEoAaQBQAHYAUwBjAHYA
-cgA0AEsAOABBAHYAQQA0AHEAZgBXAFEAdQBtAHAAWQBtAEYATABvAEUAawBNADcAZABtAGYAZgBx
-AGgAQgA0ADYAMABjADYAeQBCAHEAMQBuAEcATQBPADYALwBoAFIAMwBjAEIAbABrAHIAagA5AGwA
-UgB4AEYALwA4AC8ASwBrAGMAeABqAFgAQgA3AFEATwBhAEIAMQBUAGEAUgAyAHcATQBEAFYAWQBt
-AEcAZABkAHcAdwBpAFYAdwBPAG4AbQA1AG4AUQBMADcASABzAFEAWABpAFEAOQBzADUAdwBhAEQA
-YgBuAEEAQwBIAEIATgBJAFIAYQBjAFIAYwBUAFAAcQA2ADQAVQBlAEUANgBRAFEASQBJAGsAMABJ
-AHoAUgBXAEoAOABNAFoAQwB5AGQAUQBBAEYAegBCAHMAeQBaAE0AZQBYAEoAbwAvAFkARQBCAEsA
-TQBWAGYARQAyAEYATwAzAFoASwA3AEUARQBvAGQAQgBNAGMAdwBwACsANwA0AHQAaQBQAFEAQwBZ
-AG0ASgBwAFAAZwBLAEoAYwBIAEcAVQBvAEYAaQA3AGQAUwBLAEMAbAA1AEYAMgA5AFAARgBoAEMA
-aABZADYARQB0AEUAWQBhAFIAcwBOAEMATgBUADUAYQBSAGkAYgBBAG4AUQBzAEoAdQBzAFkAaABT
-ADAATABHAE8AawBJAEEAOQAxAFMAcgBwAHQARQArAGIARwBiAFQANQBLAHgAZAAzAFcAbABtAEUA
-ZgBNAEcAbQBFAGMAWABwAGUANQAzAEQAWQBOADUAVwBzAEcAbAB5AGwAdABNAGwAcABHAEEAWgBH
-AGQAMQBLADUAZwB6ACsAbwBuAEEAVQBIAGoATgBvAGEAeABQAHoATQBHAGgAcgBBAGIATABPAG0A
-RgAwAFkAUgB2AGkAYQBJAGEATgA4AHoAWABKAGQAcwBPAHEAbwB2AGwAaABmAE0ANQAwAGwARQB1
-AHAAcgA5AHIANAB6AEMAZABQAGEAQwBxAFoAagB6AGsANAA5AFYAWQA0AEUAQwBaAGEAaABVAEsA
-YgBYAE8AMQBZAGEASgBUADcAawBTAHMAWAByAEIAaQB0AFQAawBKAFYAWgBPAFIATABWAFcAdwBa
-AFcAbABGAEkAKwBDAFAAWgBSADAAMQBNAGsALwBkAGEAWgA4AEsASQBKAE4AawA5AHUAZQBQAGsA
-bgBjAFkAUgBXAFEATwBLADIAaABFAGUAcQBqAE0ANQBhADAAagBtADEAQwBZAGYAZwBlAHcAUABR
-AHcAUwAzAEUAVQA5AEwAUgByAHoASABvADQASABLAGEAdABBAHIAcwB4AEwAYwBLAFgAOABtAG8A
-cQA4AEMAeABXAEIAWQAyAGgAMgBNAEQAZwBOAEcAQgAwAFQAawB5AEYAQgB3AGIAbwBLADkAWAA0
-AE4AZwBBADEAVwByAEQAcwBRAEYAYwBCAGcANABpAFMAVQBmADcARQBnAGEAbwBoADUAeABTAEQA
-MwBCAHMAZwBNADcASgBiAEQAZwAyAGcAQwBVAEcAdQBNAGoATAAxAHkAMABXADgAVgByAFMAdQBD
-AFQANgByAHAAaABqAEEAeABnAGgAZgBBAEUAMgBYAGkAVwB6AGMAbAB3AGcANQBvAEEAQwB5AHgA
-dwBzAEEASgBRAEcAQgB4AFEAWQBmAGIARABBAEQAawBFAEgAQwB4AGgATgB5ADMASgBSAG8AQQBh
-ADQAZAByAFoAdQB1AGwAUABRAG0AUQBGAEcAZAB4AFAASABzAHcAZABZADYAcABiAFQAWgB3ADkA
-dwBKADgASgB6AEwAagBnAE8AUQBKACsAegBsAG0AYQBnAHIARgB5AGMAYgBMAFQASQBxAEEAVgA4
-AFgAawBVAE4AOABBAEQARABHADMAZwBkAFoAbwBkAE4AeQB1AHUAQQA0AFEAMABZADMAdQBKAEsA
-SgBIAFIAZgBGAFMARAA3AFcAawBmAHIAUwBPAGYAegBDAGMAaQArAHcAdQBTADYAUgBSAHoAbQA0
-AEEAZwBCADYANABnAGYATQBIAHEAegBiAC8AVABLAHkAKwBuAGoAeABQAEEAMgBqAEkAcgBOAHoA
-dQB5AEEANABRADMAeQBKAEIAZgBrAEMAVwBCADQAVwB3AEkATgBBAGoAQwA4AGcAVQB5AFkAWQBn
-AEMARwB0AHgAeABLAEMAbABaADEATgBNAGkAZQA4AGUAQgBkAEEAbwBxAEoAUgBQAEoASABRAGcA
-cQBXAGsAZABHAHQANQBKAHMAOABMAGwAaABxAEcAWQAyAEgAbgBHAFYAZQBVAE4ATwBtAEYAWABM
-AEcAcQBHAGwAQQB0AGcAVwBHAEIANABhAFgAbwBwAGsAQQAyAGQAWgBDAEoAcABSADAASABoAGcA
-NgBTAHkAVABTAEEANgBQAGsANAB5ADEANQAyAEwARwB1AHAAYQBLADIAcgByADUASQBLAFgARwA1
-AGIARwA3ADcAcwBYAFAANwB2AC8AUQBXAGsAYQBmAEMAaABsADkAOAA4AHQAUgA3AHUANAA4ADkA
-OAAvAHgAcgBwAHgAcgBMAGgAOQA4AGMAZQBUAHYAMgBKAHEAaABVAFgAKwBaAEMAYgBzAFYAZgBv
-AHYAZwA5AE4AcAArAHQAeQB1AGIAZgBmAGIAQwA2ADAASQBXAEsAVQBMAEYAQwBrAHcAKwBpAG0A
-cABlADIASwBIAGkAYgBmAFEAZwByAGIAeQB6AC8AKwBxAFIAcQBsAEkAMgBxAFIAcABwAGcAQwBn
-ADMAbQBVAFEAMAAyAGwAZwBkADkAYQBsAG8ATgBEAEYAbABtADkARgBoAFAAVABhAHEAUgByAGYA
-UgA4AEsANQBrAHkAawA1AG0AcABYAGYAMwA4AHMAcwB5ADQAdwAwAEYAegBUACsASwBmADIANABl
-AEEATgBxAFEAbQBrAFcAcQB1AHIAWgBkACsARAAwAFYAcQBKAFUAMQBOAGwAQgBVAFoAUQBTADcA
-RwBRAHkAeABiADgAMQBQAGcATABGAFIAMgBOAEkAcQBrAEcAVABXAE8AWQB4AFEAcgBZADIAeQBF
-AFMAUwAyADkAZQBnADgASwBxAEcAUwBHAFgAWABxAHAAVwBYAEoAawBqAE0AegA3ACsAYwB3AGcA
-eQBYADcAbgBIAE0AYQBFADQAQwBuAEsAawBQAEcAaQBqAEQAbABMAGIAcQBLAE0AaABSAEUAWQBS
-AFIAbgB2AFoAaQAwAGIAWgBlAFcAbgBEAFQAWQB0AEQAUQBoAEQAcAB2AFMAbQBzADIAWABMADAA
-bQB6AGwANgBZADEAdwA0AFgASgBFAEMAMQBWAHkAawBpAE8AYQBzAG0AUwBSAEkAdwB5ADEAeABM
-AC8AVgBzAHoARwA5AEYATwBkAHQAZgA1AEwATAA5AGsANgBhADAAaQA0AFQAYgBpAGwAbgBhAGcA
-SABHAFAAZQBXAHMAcgBhAG0AKwBxAFoAeQBtAHQASgBmAEwAcgBuAEsAbQBmAG0ASABaAEMATQB4
-AFUASgBPAGIAOQA2AFcAVwB4AHAAbABMAGQAZABIAHIASQBtAGIAVABwAFYARgBaAGQAeABWAHMA
-cQBqAE0ARQBsAHcAbwB3AG8AcwA1AHYAeABFAGcAdAB2AGQAUwBOAFEAaQB4AFgARABZAGcAUgB5
-AHIATwBUAFkARABLADEAZABTADUAMwBVAEQAdABNAEQATwBvAHEAcABCAGQAaABSAGMANgBaAGkA
-KwAvAFoAZABoADcAZgB6AHkAZABaAG8AMQBZAEYAWQBWAGMAZgBEACsAYwBsAG8ALwBWAEoAUAAy
-AFoAaABkADgAagBMAE4ANgBuAEgATQBVAHMAcwBJAGgAbgBPADIALwBHAFMAaABnAHIAZgBrAEQA
-MgBGAGgAQQAzAG4ASwBiAHgAagBrAHkATwB6AFEAUgBzAGYAZwBRAFEAegBaAG8AawBsAE8ATQA1
-AFoAQQBrACsAYQBnAFMAWQA2AFYANQBDADIAZwA3ADgASABKAGsAQwBNAGcAbwA0AEUAZgByAEQA
-dAA0AFUANQA4ADUAVgB1AGcAVQBiAGoAcQBuAGsARQB4AEoAcQBrADgAZQA4ADUANgBlADQARAA3
-AEgAegBKAHYAUwBMADAAOQB4ADMAagBCAEEAZgBsAHkAZQA0AHAAcwB4AG4AcABIADcASQBSADEA
-WQBrAGYAeQBHADcAbwBhAFAAdAA3AG4ATgBtAGUANwBrAGkAdABTAFgAdAAvADEAbgBxAHMAVgBu
-AEgAQwBEAGYANgB4AGgARwBGAGcARABkAEIAcgBvAHQAdAAyADIAOQBOAHgAMABwAHUAKwArAEIA
-SQBZAGEARABUAFIAMgA5AFkAVAA1AHQAdQBDAHoANABkAHcARgAzAG0AWQBPADcAQgBoAHoARABJ
-AEYAcgBBAFcAZwBKADEAagBhAFEATwBsAGgAeAB6AFoARgA0AGQAWgBSAG4AUgBsAEkANQBBAG8A
-aAByAG4AVQBFAFoAaQBEAHQAeQBsAEEAMABPAGMANwA4AHEAYgA2AGcAbwBRAEkALwBvADMAcQAz
-AFYAdQBXAGYAaAB2AGIAcwBNAFQATAAyAFUAUwBmAHEATwBUAFUAcwBvAG4AbgBBAFkAbgBUADkA
-ZwBTADQAQwBXAHkAZQBuADEAdwBkAEoAegBOAGsAcgA4AGcAdgA1AFUANwBoAEYAOQAzAGsAbQA3
-AFMANABsAFAASwBxAFAAdABrADkAaQBrADEAMQByAHMAYQBuAEUAcgBUAEIATABPAEMAVQA2AGsA
-QQBzAGwAUQBiAG8ATABBAHkAWAAyAHkATwBLAEwASABEAEgAdwBSAHgARgBvAGsARQBuAE4AZAAw
-ADUATQBqAGIAZQBlADIAcwBJAHcANgBVAEIAWgB3AGcAVAB0AHQAawB0AG8AQwBCAC8AWABLAGMA
-LwBkADcAUABIADgAYQBLAEEAaABZAFUAVgBVAG4AagA2AFMAUQBMAHoAQwBDADcAZQBZAGwALwBp
-AEUAYwBCAHIAawBnADkAcgBEAEkAMQB5AFkATQBDAHkATAA0AEMAWQBCAGwAawBjAHYAYwAvAHMA
-WQB5ADgAWQBLADAASABMAC8AOABUAEwAUgBsAHkAOABqACsANQAzADQARgBkAGYAWQBSACsAYQAz
-AGoANwBwAHYASwBVAGgAYwB5AFUAWQB2AFIAdQBlAHUAWgBLAFQAcwBHAE8AKwBvADcAdQBxAEwA
-bwB3ADUAQwB4AC8AUQBSAGgAcQA1AEkAYwBmAE8AZgBDAEUAVQBGAE4ATABhADcAZwBuADMATQA0
-AE0AUwBnAEwAbQBnAFUAbABZAGcAcAB0AEQAUAAzAE8ATwBHAHAAVQByAFIAMQA3AGsAcABwAFIA
-dQBlAEcAVgA5AGIARgBNAE4ASQBEAG4AcABZADMAdgBKADMAVwA0AGsAOQBXADIAdwBGAGgANABR
-AHMANgArADEAMABjAFMAWgBoAGQARwBjAEIAWAB6AEMAQQBBADgAbwBZAC8ATQBCAEgAdABDAHcA
-WQBRAHAATAB0ADYAYQBhAEYAYwBvAG0AMABnAEwAcgB2AGcAZAArAGoAbQBPAHEASwBRAEYAawBR
-ADMASwAyAGgAaQBNAHQAaQBFAE8AZQBNAHAANwBXAEwAQQBzAFAAWQBuAEkASQBLADgATwBSAHAA
-eAA0AFQAdABkADMATgBXAEoAcQBXAHoAcwBkAFYAZwB6ADgAcABZADAAOABCAFkASQBGAEYAeAAv
-AHUAUwBEAHEAawBrAGQAdgBMAGYASQBBAG8AdQBMAHcAcwBvADEAVgBxAG0AWgA5AGsAMgBoAE0A
-agBJAGcAbABZAFkAagBjAEMAeQBUAE4ASwB3AEMAMgBEAEgARABGAE4ASgBSAHMAOABIAEEAKwB3
-AFkAawBDAGQAWQBUAEkASQBtAG8AZQA4AFcAdABUAC8AUgArAEQAawBFAG4AaABzAGQAVwBhAHAA
-bgAyAFkAMgBPAFgAawBxAHMAaABvADgAbgBBAGYAVQBMAFIASwBTAEUAZwA4AG8AcwBlAFYAMABD
-ADYAdABmADQANgAyAEYAaQAxAEMAOAA0ADkAYwBwAE0AcwB3AG4ATQBkAFIAUgB6ADYAaABXAGcA
-dgBGAGgAMAA1AEEAcwBvAEwANABKAGsARABhAEMAWQBHAGMAYQBFAGcARwBKAG0ARgBVAHMANABh
-ADkAdwBGAGkASgBrAHcATABnAFIAdQBTAEgAQwBEAC8AQgBCAE4ANQB0ACsATgB4AFIATwBpAFMA
-WABiADAAQwB2AFAAMwBGAHEAQgBYAGEAQgBXAFgATwBiAFEAdwByAEIAbQA5AEEAdgBiAHEAbQBZ
-AEoATwBBAEwAMQBpAE4ASwAwAEQAYgBCAGgASQBmAHYATgB5AE4ARwAvAEoALwA2AHgATwBMAEIA
-ZABnAEMAbQBBAEsAVQB6AEkARgBZAEwAawBZAFEAZQBtAEcAWQA3AGsAWQB2AGYAagA0AC8AdwBX
-AGwAdQAyAGMAPQA=
-</w:fldData>
-        </w:fldChar>
-      </w:r>
-      <w:r>
-        <w:rPr>
-          <w:lang w:eastAsia="zh-CN"/>
-        </w:rPr>
-        <w:instrText>ADDIN CNKISM.UserStyle</w:instrText>
-      </w:r>
-      <w:r>
-        <w:fldChar w:fldCharType="separate"/>
-      </w:r>
-      <w:r>
-        <w:fldChar w:fldCharType="end"/>
-      </w:r>
-      <w:r>
-        <w:rPr>
-          <w:lang w:eastAsia="zh-CN"/>
-        </w:rPr>
-        <w:t>软件著作权管理系统操作手册</w:t>
+        <w:rPr>
+          <w:rFonts w:asciiTheme="majorHAnsi" w:eastAsia="宋体" w:hAnsiTheme="majorHAnsi" w:cstheme="majorBidi"/>
+          <w:b/>
+          <w:bCs/>
+          <w:color w:val="4F81BD" w:themeColor="accent1"/>
+          <w:sz w:val="26"/>
+          <w:szCs w:val="26"/>
+        </w:rPr>
+      </w:pPr>
+      <w:r>
+        <w:br w:type="page"/>
       </w:r>
     </w:p>
     <w:p>
       <w:pPr>
-        <w:rPr>
-          <w:lang w:eastAsia="zh-CN"/>
-        </w:rPr>
-      </w:pPr>
-      <w:r>
-        <w:rPr>
-          <w:lang w:eastAsia="zh-CN"/>
-        </w:rPr>
-        <w:t>郑州</w:t>
-      </w:r>
-      <w:proofErr w:type="gramStart"/>
-      <w:r>
-        <w:rPr>
-          <w:lang w:eastAsia="zh-CN"/>
-        </w:rPr>
-        <w:t>医企创</w:t>
-      </w:r>
-      <w:proofErr w:type="gramEnd"/>
-      <w:r>
-        <w:rPr>
-          <w:lang w:eastAsia="zh-CN"/>
-        </w:rPr>
-        <w:t>医疗科技有限公司</w:t>
-      </w:r>
-    </w:p>
-    <w:p>
-      <w:pPr>
-        <w:rPr>
-          <w:lang w:eastAsia="zh-CN"/>
-        </w:rPr>
-      </w:pPr>
-      <w:r>
-        <w:rPr>
-          <w:lang w:eastAsia="zh-CN"/>
-        </w:rPr>
-        <w:t>版本：</w:t>
-      </w:r>
-      <w:r>
-        <w:rPr>
-          <w:lang w:eastAsia="zh-CN"/>
-        </w:rPr>
-        <w:t>V1.0</w:t>
-      </w:r>
-    </w:p>
-    <w:p>
-      <w:pPr>
-        <w:rPr>
-          <w:lang w:eastAsia="zh-CN"/>
-        </w:rPr>
-      </w:pPr>
-      <w:r>
-        <w:rPr>
-          <w:lang w:eastAsia="zh-CN"/>
-        </w:rPr>
-        <w:t>日期：</w:t>
-      </w:r>
-      <w:r>
-        <w:rPr>
-          <w:lang w:eastAsia="zh-CN"/>
-        </w:rPr>
-        <w:t>2024</w:t>
-      </w:r>
-      <w:r>
-        <w:rPr>
-          <w:lang w:eastAsia="zh-CN"/>
-        </w:rPr>
-        <w:t>年</w:t>
-      </w:r>
-    </w:p>
-    <w:p>
-      <w:pPr>
         <w:pStyle w:val="21"/>
-        <w:rPr>
-          <w:lang w:eastAsia="zh-CN"/>
-        </w:rPr>
-      </w:pPr>
-      <w:r>
-        <w:rPr>
-          <w:lang w:eastAsia="zh-CN"/>
-        </w:rPr>
-        <w:t>目录</w:t>
-      </w:r>
-    </w:p>
-    <w:p>
-      <w:pPr>
-        <w:rPr>
-          <w:lang w:eastAsia="zh-CN"/>
-        </w:rPr>
-      </w:pPr>
-      <w:r>
-        <w:rPr>
-          <w:lang w:eastAsia="zh-CN"/>
-        </w:rPr>
+      </w:pPr>
+      <w:bookmarkStart w:id="1" w:name="_Toc212064252"/>
+      <w:r>
+        <w:lastRenderedPageBreak/>
         <w:t>文</w:t>
       </w:r>
       <w:r>
-        <w:rPr>
-          <w:lang w:eastAsia="zh-CN"/>
-        </w:rPr>
         <w:t xml:space="preserve"> </w:t>
       </w:r>
       <w:r>
-        <w:rPr>
-          <w:lang w:eastAsia="zh-CN"/>
-        </w:rPr>
         <w:t>件</w:t>
       </w:r>
       <w:r>
-        <w:rPr>
-          <w:lang w:eastAsia="zh-CN"/>
-        </w:rPr>
         <w:t xml:space="preserve"> </w:t>
       </w:r>
       <w:r>
-        <w:rPr>
-          <w:lang w:eastAsia="zh-CN"/>
-        </w:rPr>
         <w:t>修</w:t>
       </w:r>
       <w:r>
-        <w:rPr>
-          <w:lang w:eastAsia="zh-CN"/>
-        </w:rPr>
         <w:t xml:space="preserve"> </w:t>
       </w:r>
       <w:r>
-        <w:rPr>
-          <w:lang w:eastAsia="zh-CN"/>
-        </w:rPr>
         <w:t>订</w:t>
       </w:r>
       <w:r>
-        <w:rPr>
-          <w:lang w:eastAsia="zh-CN"/>
-        </w:rPr>
         <w:t xml:space="preserve"> </w:t>
       </w:r>
       <w:r>
-        <w:rPr>
-          <w:lang w:eastAsia="zh-CN"/>
-        </w:rPr>
         <w:t>记</w:t>
       </w:r>
       <w:r>
-        <w:rPr>
-          <w:lang w:eastAsia="zh-CN"/>
-        </w:rPr>
         <w:t xml:space="preserve"> </w:t>
       </w:r>
       <w:r>
-        <w:rPr>
-          <w:lang w:eastAsia="zh-CN"/>
-        </w:rPr>
         <w:t>录</w:t>
       </w:r>
-      <w:r>
-        <w:rPr>
-          <w:lang w:eastAsia="zh-CN"/>
-        </w:rPr>
-        <w:tab/>
-        <w:t>2</w:t>
-      </w:r>
-    </w:p>
-    <w:p>
-      <w:pPr>
-        <w:rPr>
-          <w:lang w:eastAsia="zh-CN"/>
-        </w:rPr>
-      </w:pPr>
-      <w:r>
-        <w:rPr>
-          <w:lang w:eastAsia="zh-CN"/>
-        </w:rPr>
-        <w:t>1.</w:t>
-      </w:r>
-      <w:r>
-        <w:rPr>
-          <w:lang w:eastAsia="zh-CN"/>
-        </w:rPr>
-        <w:tab/>
-      </w:r>
-      <w:r>
-        <w:rPr>
-          <w:lang w:eastAsia="zh-CN"/>
-        </w:rPr>
-        <w:t>总体功能描述</w:t>
-      </w:r>
-      <w:r>
-        <w:rPr>
-          <w:lang w:eastAsia="zh-CN"/>
-        </w:rPr>
-        <w:tab/>
-        <w:t>3</w:t>
-      </w:r>
-    </w:p>
-    <w:p>
-      <w:pPr>
-        <w:rPr>
-          <w:lang w:eastAsia="zh-CN"/>
-        </w:rPr>
-      </w:pPr>
-      <w:r>
-        <w:rPr>
-          <w:lang w:eastAsia="zh-CN"/>
-        </w:rPr>
-        <w:t>第一节</w:t>
-      </w:r>
-      <w:r>
-        <w:rPr>
-          <w:lang w:eastAsia="zh-CN"/>
-        </w:rPr>
-        <w:t>.</w:t>
-      </w:r>
-      <w:r>
-        <w:rPr>
-          <w:lang w:eastAsia="zh-CN"/>
-        </w:rPr>
-        <w:tab/>
-      </w:r>
-      <w:r>
-        <w:rPr>
-          <w:lang w:eastAsia="zh-CN"/>
-        </w:rPr>
-        <w:t>系统概述</w:t>
-      </w:r>
-      <w:r>
-        <w:rPr>
-          <w:lang w:eastAsia="zh-CN"/>
-        </w:rPr>
-        <w:tab/>
-        <w:t>3</w:t>
-      </w:r>
-    </w:p>
-    <w:p>
-      <w:pPr>
-        <w:rPr>
-          <w:lang w:eastAsia="zh-CN"/>
-        </w:rPr>
-      </w:pPr>
-      <w:r>
-        <w:rPr>
-          <w:lang w:eastAsia="zh-CN"/>
-        </w:rPr>
-        <w:t>第二节</w:t>
-      </w:r>
-      <w:r>
-        <w:rPr>
-          <w:lang w:eastAsia="zh-CN"/>
-        </w:rPr>
-        <w:t>.</w:t>
-      </w:r>
-      <w:r>
-        <w:rPr>
-          <w:lang w:eastAsia="zh-CN"/>
-        </w:rPr>
-        <w:tab/>
-      </w:r>
-      <w:r>
-        <w:rPr>
-          <w:lang w:eastAsia="zh-CN"/>
-        </w:rPr>
-        <w:t>系统架构</w:t>
-      </w:r>
-      <w:r>
-        <w:rPr>
-          <w:lang w:eastAsia="zh-CN"/>
-        </w:rPr>
-        <w:tab/>
-        <w:t>3</w:t>
-      </w:r>
-    </w:p>
-    <w:p>
-      <w:pPr>
-        <w:rPr>
-          <w:lang w:eastAsia="zh-CN"/>
-        </w:rPr>
-      </w:pPr>
-      <w:r>
-        <w:rPr>
-          <w:lang w:eastAsia="zh-CN"/>
-        </w:rPr>
-        <w:t>第三节</w:t>
-      </w:r>
-      <w:r>
-        <w:rPr>
-          <w:lang w:eastAsia="zh-CN"/>
-        </w:rPr>
-        <w:t>.</w:t>
-      </w:r>
-      <w:r>
-        <w:rPr>
-          <w:lang w:eastAsia="zh-CN"/>
-        </w:rPr>
-        <w:tab/>
-      </w:r>
-      <w:r>
-        <w:rPr>
-          <w:lang w:eastAsia="zh-CN"/>
-        </w:rPr>
-        <w:t>用户角色</w:t>
-      </w:r>
-      <w:r>
-        <w:rPr>
-          <w:lang w:eastAsia="zh-CN"/>
-        </w:rPr>
-        <w:tab/>
-        <w:t>4</w:t>
-      </w:r>
-    </w:p>
-    <w:p>
-      <w:pPr>
-        <w:rPr>
-          <w:lang w:eastAsia="zh-CN"/>
-        </w:rPr>
-      </w:pPr>
-      <w:r>
-        <w:rPr>
-          <w:lang w:eastAsia="zh-CN"/>
-        </w:rPr>
-        <w:t>第一章</w:t>
-      </w:r>
-      <w:r>
-        <w:rPr>
-          <w:lang w:eastAsia="zh-CN"/>
-        </w:rPr>
-        <w:tab/>
-      </w:r>
-      <w:r>
-        <w:rPr>
-          <w:lang w:eastAsia="zh-CN"/>
-        </w:rPr>
-        <w:t>系统登录</w:t>
-      </w:r>
-      <w:r>
-        <w:rPr>
-          <w:lang w:eastAsia="zh-CN"/>
-        </w:rPr>
-        <w:tab/>
-        <w:t>5</w:t>
-      </w:r>
-    </w:p>
-    <w:p>
-      <w:pPr>
-        <w:rPr>
-          <w:lang w:eastAsia="zh-CN"/>
-        </w:rPr>
-      </w:pPr>
-      <w:r>
-        <w:rPr>
-          <w:lang w:eastAsia="zh-CN"/>
-        </w:rPr>
-        <w:t>第一节</w:t>
-      </w:r>
-      <w:r>
-        <w:rPr>
-          <w:lang w:eastAsia="zh-CN"/>
-        </w:rPr>
-        <w:t>.</w:t>
-      </w:r>
-      <w:r>
-        <w:rPr>
-          <w:lang w:eastAsia="zh-CN"/>
-        </w:rPr>
-        <w:tab/>
-      </w:r>
-      <w:r>
-        <w:rPr>
-          <w:lang w:eastAsia="zh-CN"/>
-        </w:rPr>
-        <w:t>用户注册</w:t>
-      </w:r>
-      <w:r>
-        <w:rPr>
-          <w:lang w:eastAsia="zh-CN"/>
-        </w:rPr>
-        <w:tab/>
-        <w:t>5</w:t>
-      </w:r>
-    </w:p>
-    <w:p>
-      <w:pPr>
-        <w:rPr>
-          <w:lang w:eastAsia="zh-CN"/>
-        </w:rPr>
-      </w:pPr>
-      <w:r>
-        <w:rPr>
-          <w:lang w:eastAsia="zh-CN"/>
-        </w:rPr>
-        <w:t>第二节</w:t>
-      </w:r>
-      <w:r>
-        <w:rPr>
-          <w:lang w:eastAsia="zh-CN"/>
-        </w:rPr>
-        <w:t>.</w:t>
-      </w:r>
-      <w:r>
-        <w:rPr>
-          <w:lang w:eastAsia="zh-CN"/>
-        </w:rPr>
-        <w:tab/>
-      </w:r>
-      <w:r>
-        <w:rPr>
-          <w:lang w:eastAsia="zh-CN"/>
-        </w:rPr>
-        <w:t>用户登录</w:t>
-      </w:r>
-      <w:r>
-        <w:rPr>
-          <w:lang w:eastAsia="zh-CN"/>
-        </w:rPr>
-        <w:tab/>
-        <w:t>6</w:t>
-      </w:r>
-    </w:p>
-    <w:p>
-      <w:pPr>
-        <w:rPr>
-          <w:lang w:eastAsia="zh-CN"/>
-        </w:rPr>
-      </w:pPr>
-      <w:r>
-        <w:rPr>
-          <w:lang w:eastAsia="zh-CN"/>
-        </w:rPr>
-        <w:t>第二章</w:t>
-      </w:r>
-      <w:r>
-        <w:rPr>
-          <w:lang w:eastAsia="zh-CN"/>
-        </w:rPr>
-        <w:tab/>
-      </w:r>
-      <w:r>
-        <w:rPr>
-          <w:lang w:eastAsia="zh-CN"/>
-        </w:rPr>
-        <w:t>网站功能介绍</w:t>
-      </w:r>
-      <w:r>
-        <w:rPr>
-          <w:lang w:eastAsia="zh-CN"/>
-        </w:rPr>
-        <w:tab/>
-        <w:t>8</w:t>
-      </w:r>
-    </w:p>
-    <w:p>
-      <w:pPr>
-        <w:rPr>
-          <w:lang w:eastAsia="zh-CN"/>
-        </w:rPr>
-      </w:pPr>
-      <w:r>
-        <w:rPr>
-          <w:lang w:eastAsia="zh-CN"/>
-        </w:rPr>
-        <w:t>第一节</w:t>
-      </w:r>
-      <w:r>
-        <w:rPr>
-          <w:lang w:eastAsia="zh-CN"/>
-        </w:rPr>
-        <w:t>.</w:t>
-      </w:r>
-      <w:r>
-        <w:rPr>
-          <w:lang w:eastAsia="zh-CN"/>
-        </w:rPr>
-        <w:tab/>
-      </w:r>
-      <w:r>
-        <w:rPr>
-          <w:lang w:eastAsia="zh-CN"/>
-        </w:rPr>
-        <w:t>首页展示</w:t>
-      </w:r>
-      <w:r>
-        <w:rPr>
-          <w:lang w:eastAsia="zh-CN"/>
-        </w:rPr>
-        <w:tab/>
-        <w:t>8</w:t>
-      </w:r>
-    </w:p>
-    <w:p>
-      <w:pPr>
-        <w:rPr>
-          <w:lang w:eastAsia="zh-CN"/>
-        </w:rPr>
-      </w:pPr>
-      <w:r>
-        <w:rPr>
-          <w:lang w:eastAsia="zh-CN"/>
-        </w:rPr>
-        <w:t>第二节</w:t>
-      </w:r>
-      <w:r>
-        <w:rPr>
-          <w:lang w:eastAsia="zh-CN"/>
-        </w:rPr>
-        <w:t>.</w:t>
-      </w:r>
-      <w:r>
-        <w:rPr>
-          <w:lang w:eastAsia="zh-CN"/>
-        </w:rPr>
-        <w:tab/>
-      </w:r>
-      <w:r>
-        <w:rPr>
-          <w:lang w:eastAsia="zh-CN"/>
-        </w:rPr>
-        <w:t>服务项目</w:t>
-      </w:r>
-      <w:r>
-        <w:rPr>
-          <w:lang w:eastAsia="zh-CN"/>
-        </w:rPr>
-        <w:tab/>
-        <w:t>9</w:t>
-      </w:r>
-    </w:p>
-    <w:p>
-      <w:pPr>
-        <w:rPr>
-          <w:lang w:eastAsia="zh-CN"/>
-        </w:rPr>
-      </w:pPr>
-      <w:r>
-        <w:rPr>
-          <w:lang w:eastAsia="zh-CN"/>
-        </w:rPr>
-        <w:t>第三节</w:t>
-      </w:r>
-      <w:r>
-        <w:rPr>
-          <w:lang w:eastAsia="zh-CN"/>
-        </w:rPr>
-        <w:t>.</w:t>
-      </w:r>
-      <w:r>
-        <w:rPr>
-          <w:lang w:eastAsia="zh-CN"/>
-        </w:rPr>
-        <w:tab/>
-      </w:r>
-      <w:r>
-        <w:rPr>
-          <w:lang w:eastAsia="zh-CN"/>
-        </w:rPr>
-        <w:t>关于我们</w:t>
-      </w:r>
-      <w:r>
-        <w:rPr>
-          <w:lang w:eastAsia="zh-CN"/>
-        </w:rPr>
-        <w:tab/>
-        <w:t>10</w:t>
-      </w:r>
-    </w:p>
-    <w:p>
-      <w:pPr>
-        <w:rPr>
-          <w:lang w:eastAsia="zh-CN"/>
-        </w:rPr>
-      </w:pPr>
-      <w:r>
-        <w:rPr>
-          <w:lang w:eastAsia="zh-CN"/>
-        </w:rPr>
-        <w:t>第四节</w:t>
-      </w:r>
-      <w:r>
-        <w:rPr>
-          <w:lang w:eastAsia="zh-CN"/>
-        </w:rPr>
-        <w:t>.</w:t>
-      </w:r>
-      <w:r>
-        <w:rPr>
-          <w:lang w:eastAsia="zh-CN"/>
-        </w:rPr>
-        <w:tab/>
-      </w:r>
-      <w:r>
-        <w:rPr>
-          <w:lang w:eastAsia="zh-CN"/>
-        </w:rPr>
-        <w:t>联系我们</w:t>
-      </w:r>
-      <w:r>
-        <w:rPr>
-          <w:lang w:eastAsia="zh-CN"/>
-        </w:rPr>
-        <w:tab/>
-        <w:t>11</w:t>
-      </w:r>
-    </w:p>
-    <w:p>
-      <w:pPr>
-        <w:rPr>
-          <w:lang w:eastAsia="zh-CN"/>
-        </w:rPr>
-      </w:pPr>
-      <w:r>
-        <w:rPr>
-          <w:lang w:eastAsia="zh-CN"/>
-        </w:rPr>
-        <w:t>第三章</w:t>
-      </w:r>
-      <w:r>
-        <w:rPr>
-          <w:lang w:eastAsia="zh-CN"/>
-        </w:rPr>
-        <w:tab/>
-      </w:r>
-      <w:r>
-        <w:rPr>
-          <w:lang w:eastAsia="zh-CN"/>
-        </w:rPr>
-        <w:t>用户功能操作</w:t>
-      </w:r>
-      <w:r>
-        <w:rPr>
-          <w:lang w:eastAsia="zh-CN"/>
-        </w:rPr>
-        <w:tab/>
-        <w:t>12</w:t>
-      </w:r>
-    </w:p>
-    <w:p>
-      <w:pPr>
-        <w:rPr>
-          <w:lang w:eastAsia="zh-CN"/>
-        </w:rPr>
-      </w:pPr>
-      <w:r>
-        <w:rPr>
-          <w:lang w:eastAsia="zh-CN"/>
-        </w:rPr>
-        <w:t>第一节</w:t>
-      </w:r>
-      <w:r>
-        <w:rPr>
-          <w:lang w:eastAsia="zh-CN"/>
-        </w:rPr>
-        <w:t>.</w:t>
-      </w:r>
-      <w:r>
-        <w:rPr>
-          <w:lang w:eastAsia="zh-CN"/>
-        </w:rPr>
-        <w:tab/>
-      </w:r>
-      <w:r>
-        <w:rPr>
-          <w:lang w:eastAsia="zh-CN"/>
-        </w:rPr>
-        <w:t>用户仪表板</w:t>
-      </w:r>
-      <w:r>
-        <w:rPr>
-          <w:lang w:eastAsia="zh-CN"/>
-        </w:rPr>
-        <w:tab/>
-        <w:t>12</w:t>
-      </w:r>
-    </w:p>
-    <w:p>
-      <w:pPr>
-        <w:rPr>
-          <w:lang w:eastAsia="zh-CN"/>
-        </w:rPr>
-      </w:pPr>
-      <w:r>
-        <w:rPr>
-          <w:lang w:eastAsia="zh-CN"/>
-        </w:rPr>
-        <w:t>第二节</w:t>
-      </w:r>
-      <w:r>
-        <w:rPr>
-          <w:lang w:eastAsia="zh-CN"/>
-        </w:rPr>
-        <w:t>.</w:t>
-      </w:r>
-      <w:r>
-        <w:rPr>
-          <w:lang w:eastAsia="zh-CN"/>
-        </w:rPr>
-        <w:tab/>
-      </w:r>
-      <w:r>
-        <w:rPr>
-          <w:lang w:eastAsia="zh-CN"/>
-        </w:rPr>
-        <w:t>项目申请</w:t>
-      </w:r>
-      <w:r>
-        <w:rPr>
-          <w:lang w:eastAsia="zh-CN"/>
-        </w:rPr>
-        <w:tab/>
-        <w:t>13</w:t>
-      </w:r>
-    </w:p>
-    <w:p>
-      <w:pPr>
-        <w:rPr>
-          <w:lang w:eastAsia="zh-CN"/>
-        </w:rPr>
-      </w:pPr>
-      <w:r>
-        <w:rPr>
-          <w:lang w:eastAsia="zh-CN"/>
-        </w:rPr>
-        <w:t>第三节</w:t>
-      </w:r>
-      <w:r>
-        <w:rPr>
-          <w:lang w:eastAsia="zh-CN"/>
-        </w:rPr>
-        <w:t>.</w:t>
-      </w:r>
-      <w:r>
-        <w:rPr>
-          <w:lang w:eastAsia="zh-CN"/>
-        </w:rPr>
-        <w:tab/>
-      </w:r>
-      <w:r>
-        <w:rPr>
-          <w:lang w:eastAsia="zh-CN"/>
-        </w:rPr>
-        <w:t>项目进度查询</w:t>
-      </w:r>
-      <w:r>
-        <w:rPr>
-          <w:lang w:eastAsia="zh-CN"/>
-        </w:rPr>
-        <w:tab/>
-        <w:t>14</w:t>
-      </w:r>
-    </w:p>
-    <w:p>
-      <w:pPr>
-        <w:rPr>
-          <w:lang w:eastAsia="zh-CN"/>
-        </w:rPr>
-      </w:pPr>
-      <w:r>
-        <w:rPr>
-          <w:lang w:eastAsia="zh-CN"/>
-        </w:rPr>
-        <w:t>第四节</w:t>
-      </w:r>
-      <w:r>
-        <w:rPr>
-          <w:lang w:eastAsia="zh-CN"/>
-        </w:rPr>
-        <w:t>.</w:t>
-      </w:r>
-      <w:r>
-        <w:rPr>
-          <w:lang w:eastAsia="zh-CN"/>
-        </w:rPr>
-        <w:tab/>
-      </w:r>
-      <w:r>
-        <w:rPr>
-          <w:lang w:eastAsia="zh-CN"/>
-        </w:rPr>
-        <w:t>在线留言</w:t>
-      </w:r>
-      <w:r>
-        <w:rPr>
-          <w:lang w:eastAsia="zh-CN"/>
-        </w:rPr>
-        <w:tab/>
-        <w:t>15</w:t>
-      </w:r>
-    </w:p>
-    <w:p>
-      <w:pPr>
-        <w:rPr>
-          <w:lang w:eastAsia="zh-CN"/>
-        </w:rPr>
-      </w:pPr>
-      <w:r>
-        <w:rPr>
-          <w:lang w:eastAsia="zh-CN"/>
-        </w:rPr>
-        <w:t>第四章</w:t>
-      </w:r>
-      <w:r>
-        <w:rPr>
-          <w:lang w:eastAsia="zh-CN"/>
-        </w:rPr>
-        <w:tab/>
-      </w:r>
-      <w:r>
-        <w:rPr>
-          <w:lang w:eastAsia="zh-CN"/>
-        </w:rPr>
-        <w:t>员工功能操作</w:t>
-      </w:r>
-      <w:r>
-        <w:rPr>
-          <w:lang w:eastAsia="zh-CN"/>
-        </w:rPr>
-        <w:tab/>
-        <w:t>16</w:t>
-      </w:r>
-    </w:p>
-    <w:p>
-      <w:pPr>
-        <w:rPr>
-          <w:lang w:eastAsia="zh-CN"/>
-        </w:rPr>
-      </w:pPr>
-      <w:r>
-        <w:rPr>
-          <w:lang w:eastAsia="zh-CN"/>
-        </w:rPr>
-        <w:lastRenderedPageBreak/>
-        <w:t>第一节</w:t>
-      </w:r>
-      <w:r>
-        <w:rPr>
-          <w:lang w:eastAsia="zh-CN"/>
-        </w:rPr>
-        <w:t>.</w:t>
-      </w:r>
-      <w:r>
-        <w:rPr>
-          <w:lang w:eastAsia="zh-CN"/>
-        </w:rPr>
-        <w:tab/>
-      </w:r>
-      <w:r>
-        <w:rPr>
-          <w:lang w:eastAsia="zh-CN"/>
-        </w:rPr>
-        <w:t>员工工作台</w:t>
-      </w:r>
-      <w:r>
-        <w:rPr>
-          <w:lang w:eastAsia="zh-CN"/>
-        </w:rPr>
-        <w:tab/>
-        <w:t>16</w:t>
-      </w:r>
-    </w:p>
-    <w:p>
-      <w:pPr>
-        <w:rPr>
-          <w:lang w:eastAsia="zh-CN"/>
-        </w:rPr>
-      </w:pPr>
-      <w:r>
-        <w:rPr>
-          <w:lang w:eastAsia="zh-CN"/>
-        </w:rPr>
-        <w:t>第二节</w:t>
-      </w:r>
-      <w:r>
-        <w:rPr>
-          <w:lang w:eastAsia="zh-CN"/>
-        </w:rPr>
-        <w:t>.</w:t>
-      </w:r>
-      <w:r>
-        <w:rPr>
-          <w:lang w:eastAsia="zh-CN"/>
-        </w:rPr>
-        <w:tab/>
-      </w:r>
-      <w:r>
-        <w:rPr>
-          <w:lang w:eastAsia="zh-CN"/>
-        </w:rPr>
-        <w:t>项目管理</w:t>
-      </w:r>
-      <w:r>
-        <w:rPr>
-          <w:lang w:eastAsia="zh-CN"/>
-        </w:rPr>
-        <w:tab/>
-        <w:t>17</w:t>
-      </w:r>
-    </w:p>
-    <w:p>
-      <w:pPr>
-        <w:rPr>
-          <w:lang w:eastAsia="zh-CN"/>
-        </w:rPr>
-      </w:pPr>
-      <w:r>
-        <w:rPr>
-          <w:lang w:eastAsia="zh-CN"/>
-        </w:rPr>
-        <w:t>第三节</w:t>
-      </w:r>
-      <w:r>
-        <w:rPr>
-          <w:lang w:eastAsia="zh-CN"/>
-        </w:rPr>
-        <w:t>.</w:t>
-      </w:r>
-      <w:r>
-        <w:rPr>
-          <w:lang w:eastAsia="zh-CN"/>
-        </w:rPr>
-        <w:tab/>
-      </w:r>
-      <w:r>
-        <w:rPr>
-          <w:lang w:eastAsia="zh-CN"/>
-        </w:rPr>
-        <w:t>用户管理</w:t>
-      </w:r>
-      <w:r>
-        <w:rPr>
-          <w:lang w:eastAsia="zh-CN"/>
-        </w:rPr>
-        <w:tab/>
-        <w:t>18</w:t>
-      </w:r>
-    </w:p>
-    <w:p>
-      <w:pPr>
-        <w:rPr>
-          <w:lang w:eastAsia="zh-CN"/>
-        </w:rPr>
-      </w:pPr>
-      <w:r>
-        <w:rPr>
-          <w:lang w:eastAsia="zh-CN"/>
-        </w:rPr>
-        <w:t>第五章</w:t>
-      </w:r>
-      <w:r>
-        <w:rPr>
-          <w:lang w:eastAsia="zh-CN"/>
-        </w:rPr>
-        <w:tab/>
-      </w:r>
-      <w:r>
-        <w:rPr>
-          <w:lang w:eastAsia="zh-CN"/>
-        </w:rPr>
-        <w:t>业务流程详解</w:t>
-      </w:r>
-      <w:r>
-        <w:rPr>
-          <w:lang w:eastAsia="zh-CN"/>
-        </w:rPr>
-        <w:tab/>
-        <w:t>19</w:t>
-      </w:r>
-    </w:p>
-    <w:p>
-      <w:pPr>
-        <w:rPr>
-          <w:lang w:eastAsia="zh-CN"/>
-        </w:rPr>
-      </w:pPr>
-      <w:r>
-        <w:rPr>
-          <w:lang w:eastAsia="zh-CN"/>
-        </w:rPr>
-        <w:t>第一节</w:t>
-      </w:r>
-      <w:r>
-        <w:rPr>
-          <w:lang w:eastAsia="zh-CN"/>
-        </w:rPr>
-        <w:t>.</w:t>
-      </w:r>
-      <w:r>
-        <w:rPr>
-          <w:lang w:eastAsia="zh-CN"/>
-        </w:rPr>
-        <w:tab/>
-      </w:r>
-      <w:r>
-        <w:rPr>
-          <w:lang w:eastAsia="zh-CN"/>
-        </w:rPr>
-        <w:t>软件著作权申请流程</w:t>
-      </w:r>
-      <w:r>
-        <w:rPr>
-          <w:lang w:eastAsia="zh-CN"/>
-        </w:rPr>
-        <w:tab/>
-        <w:t>19</w:t>
-      </w:r>
-    </w:p>
-    <w:p>
-      <w:pPr>
-        <w:rPr>
-          <w:lang w:eastAsia="zh-CN"/>
-        </w:rPr>
-      </w:pPr>
-      <w:r>
-        <w:rPr>
-          <w:lang w:eastAsia="zh-CN"/>
-        </w:rPr>
-        <w:t>第二节</w:t>
-      </w:r>
-      <w:r>
-        <w:rPr>
-          <w:lang w:eastAsia="zh-CN"/>
-        </w:rPr>
-        <w:t>.</w:t>
-      </w:r>
-      <w:r>
-        <w:rPr>
-          <w:lang w:eastAsia="zh-CN"/>
-        </w:rPr>
-        <w:tab/>
-      </w:r>
-      <w:r>
-        <w:rPr>
-          <w:lang w:eastAsia="zh-CN"/>
-        </w:rPr>
-        <w:t>项目状态管理</w:t>
-      </w:r>
-      <w:r>
-        <w:rPr>
-          <w:lang w:eastAsia="zh-CN"/>
-        </w:rPr>
-        <w:tab/>
-        <w:t>20</w:t>
-      </w:r>
-    </w:p>
-    <w:p>
-      <w:pPr>
-        <w:rPr>
-          <w:lang w:eastAsia="zh-CN"/>
-        </w:rPr>
-      </w:pPr>
-      <w:r>
-        <w:rPr>
-          <w:lang w:eastAsia="zh-CN"/>
-        </w:rPr>
-        <w:t>第三节</w:t>
-      </w:r>
-      <w:r>
-        <w:rPr>
-          <w:lang w:eastAsia="zh-CN"/>
-        </w:rPr>
-        <w:t>.</w:t>
-      </w:r>
-      <w:r>
-        <w:rPr>
-          <w:lang w:eastAsia="zh-CN"/>
-        </w:rPr>
-        <w:tab/>
-      </w:r>
-      <w:r>
-        <w:rPr>
-          <w:lang w:eastAsia="zh-CN"/>
-        </w:rPr>
-        <w:t>文件管理</w:t>
-      </w:r>
-      <w:r>
-        <w:rPr>
-          <w:lang w:eastAsia="zh-CN"/>
-        </w:rPr>
-        <w:tab/>
-        <w:t>21</w:t>
-      </w:r>
-    </w:p>
-    <w:p>
-      <w:pPr>
-        <w:rPr>
-          <w:lang w:eastAsia="zh-CN"/>
-        </w:rPr>
-      </w:pPr>
-      <w:r>
-        <w:rPr>
-          <w:lang w:eastAsia="zh-CN"/>
-        </w:rPr>
-        <w:t>第六章</w:t>
-      </w:r>
-      <w:r>
-        <w:rPr>
-          <w:lang w:eastAsia="zh-CN"/>
-        </w:rPr>
-        <w:tab/>
-      </w:r>
-      <w:r>
-        <w:rPr>
-          <w:lang w:eastAsia="zh-CN"/>
-        </w:rPr>
-        <w:t>常见问题解答</w:t>
-      </w:r>
-      <w:r>
-        <w:rPr>
-          <w:lang w:eastAsia="zh-CN"/>
-        </w:rPr>
-        <w:tab/>
-        <w:t>22</w:t>
-      </w:r>
-    </w:p>
-    <w:p>
-      <w:pPr>
-        <w:rPr>
-          <w:lang w:eastAsia="zh-CN"/>
-        </w:rPr>
-      </w:pPr>
-      <w:r>
-        <w:rPr>
-          <w:lang w:eastAsia="zh-CN"/>
-        </w:rPr>
-        <w:t>第七章</w:t>
-      </w:r>
-      <w:r>
-        <w:rPr>
-          <w:lang w:eastAsia="zh-CN"/>
-        </w:rPr>
-        <w:tab/>
-      </w:r>
-      <w:r>
-        <w:rPr>
-          <w:lang w:eastAsia="zh-CN"/>
-        </w:rPr>
-        <w:t>技术支持</w:t>
-      </w:r>
-      <w:r>
-        <w:rPr>
-          <w:lang w:eastAsia="zh-CN"/>
-        </w:rPr>
-        <w:tab/>
-        <w:t>23</w:t>
-      </w:r>
-    </w:p>
-    <w:p>
-      <w:pPr>
-        <w:pStyle w:val="21"/>
-      </w:pPr>
-      <w:r>
-        <w:t>文</w:t>
-      </w:r>
-      <w:r>
-        <w:t xml:space="preserve"> </w:t>
-      </w:r>
-      <w:r>
-        <w:t>件</w:t>
-      </w:r>
-      <w:r>
-        <w:t xml:space="preserve"> </w:t>
-      </w:r>
-      <w:r>
-        <w:t>修</w:t>
-      </w:r>
-      <w:r>
-        <w:t xml:space="preserve"> </w:t>
-      </w:r>
-      <w:r>
-        <w:t>订</w:t>
-      </w:r>
-      <w:r>
-        <w:t xml:space="preserve"> </w:t>
-      </w:r>
-      <w:r>
-        <w:t>记</w:t>
-      </w:r>
-      <w:r>
-        <w:t xml:space="preserve"> </w:t>
-      </w:r>
-      <w:r>
-        <w:t>录</w:t>
-      </w:r>
+      <w:bookmarkEnd w:id="1"/>
     </w:p>
     <w:tbl>
       <w:tblPr>
-        <w:tblStyle w:val="aff1"/>
+        <w:tblStyle w:val="aff2"/>
         <w:tblW w:w="0" w:type="auto"/>
         <w:tblLook w:val="04A0" w:firstRow="1" w:lastRow="0" w:firstColumn="1" w:lastColumn="0" w:noHBand="0" w:noVBand="1"/>
       </w:tblPr>
@@ -1678,6 +3017,7 @@
           <w:lang w:eastAsia="zh-CN"/>
         </w:rPr>
       </w:pPr>
+      <w:bookmarkStart w:id="2" w:name="_Toc212064253"/>
       <w:r>
         <w:rPr>
           <w:lang w:eastAsia="zh-CN"/>
@@ -1690,6 +3030,7 @@
         </w:rPr>
         <w:t>总体功能描述</w:t>
       </w:r>
+      <w:bookmarkEnd w:id="2"/>
     </w:p>
     <w:p>
       <w:pPr>
@@ -1698,6 +3039,7 @@
           <w:lang w:eastAsia="zh-CN"/>
         </w:rPr>
       </w:pPr>
+      <w:bookmarkStart w:id="3" w:name="_Toc212064254"/>
       <w:r>
         <w:rPr>
           <w:lang w:eastAsia="zh-CN"/>
@@ -1716,6 +3058,7 @@
         </w:rPr>
         <w:t>系统概述</w:t>
       </w:r>
+      <w:bookmarkEnd w:id="3"/>
     </w:p>
     <w:p>
       <w:pPr>
@@ -1835,13 +3178,7 @@
         <w:rPr>
           <w:lang w:eastAsia="zh-CN"/>
         </w:rPr>
-        <w:t>文件管理模块</w:t>
-      </w:r>
-      <w:r>
-        <w:rPr>
-          <w:lang w:eastAsia="zh-CN"/>
-        </w:rPr>
-        <w:t>：项目执行过程中的文件管理，包括需求文件、模板文件、身份核准文件等</w:t>
+        <w:t>文件管理模块：项目执行过程中的文件管理，包括需求文件、模板文件、身份核准文件等</w:t>
       </w:r>
     </w:p>
     <w:p>
@@ -1851,6 +3188,7 @@
           <w:lang w:eastAsia="zh-CN"/>
         </w:rPr>
       </w:pPr>
+      <w:bookmarkStart w:id="4" w:name="_Toc212064255"/>
       <w:r>
         <w:rPr>
           <w:lang w:eastAsia="zh-CN"/>
@@ -1869,6 +3207,7 @@
         </w:rPr>
         <w:t>系统架构</w:t>
       </w:r>
+      <w:bookmarkEnd w:id="4"/>
     </w:p>
     <w:p>
       <w:r>
@@ -1942,9 +3281,9 @@
         </w:rPr>
         <w:lastRenderedPageBreak/>
         <w:drawing>
-          <wp:inline distT="0" distB="0" distL="0" distR="0" wp14:anchorId="5994CA2C" wp14:editId="3C1CCFA1">
-            <wp:extent cx="5486400" cy="12469092"/>
-            <wp:effectExtent l="0" t="0" r="0" b="0"/>
+          <wp:inline distT="0" distB="0" distL="0" distR="0" wp14:anchorId="78DC795D" wp14:editId="53630362">
+            <wp:extent cx="3940810" cy="5037826"/>
+            <wp:effectExtent l="0" t="0" r="2540" b="0"/>
             <wp:docPr id="1" name="Picture 1"/>
             <wp:cNvGraphicFramePr>
               <a:graphicFrameLocks xmlns:a="http://schemas.openxmlformats.org/drawingml/2006/main" noChangeAspect="1"/>
@@ -1956,20 +3295,27 @@
                     <pic:cNvPr id="0" name="homepage_new-2025-10-21T15-08-02-085Z.png"/>
                     <pic:cNvPicPr/>
                   </pic:nvPicPr>
-                  <pic:blipFill>
-                    <a:blip r:embed="rId6"/>
-                    <a:stretch>
-                      <a:fillRect/>
-                    </a:stretch>
+                  <pic:blipFill rotWithShape="1">
+                    <a:blip r:embed="rId9"/>
+                    <a:srcRect b="43751"/>
+                    <a:stretch/>
                   </pic:blipFill>
-                  <pic:spPr>
+                  <pic:spPr bwMode="auto">
                     <a:xfrm>
                       <a:off x="0" y="0"/>
-                      <a:ext cx="5486400" cy="12469092"/>
+                      <a:ext cx="3952855" cy="5053224"/>
                     </a:xfrm>
                     <a:prstGeom prst="rect">
                       <a:avLst/>
                     </a:prstGeom>
+                    <a:ln>
+                      <a:noFill/>
+                    </a:ln>
+                    <a:extLst>
+                      <a:ext uri="{53640926-AAD7-44D8-BBD7-CCE9431645EC}">
+                        <a14:shadowObscured xmlns:a14="http://schemas.microsoft.com/office/drawing/2010/main"/>
+                      </a:ext>
+                    </a:extLst>
                   </pic:spPr>
                 </pic:pic>
               </a:graphicData>
@@ -1988,7 +3334,6 @@
         <w:rPr>
           <w:lang w:eastAsia="zh-CN"/>
         </w:rPr>
-        <w:lastRenderedPageBreak/>
         <w:t>图</w:t>
       </w:r>
       <w:r>
@@ -2011,6 +3356,7 @@
           <w:lang w:eastAsia="zh-CN"/>
         </w:rPr>
       </w:pPr>
+      <w:bookmarkStart w:id="5" w:name="_Toc212064256"/>
       <w:r>
         <w:rPr>
           <w:lang w:eastAsia="zh-CN"/>
@@ -2029,6 +3375,7 @@
         </w:rPr>
         <w:t>系统登录</w:t>
       </w:r>
+      <w:bookmarkEnd w:id="5"/>
     </w:p>
     <w:p>
       <w:pPr>
@@ -2037,6 +3384,7 @@
           <w:lang w:eastAsia="zh-CN"/>
         </w:rPr>
       </w:pPr>
+      <w:bookmarkStart w:id="6" w:name="_Toc212064257"/>
       <w:r>
         <w:rPr>
           <w:lang w:eastAsia="zh-CN"/>
@@ -2055,6 +3403,7 @@
         </w:rPr>
         <w:t>用户注册</w:t>
       </w:r>
+      <w:bookmarkEnd w:id="6"/>
     </w:p>
     <w:p>
       <w:pPr>
@@ -2129,8 +3478,9 @@
         <w:rPr>
           <w:noProof/>
         </w:rPr>
+        <w:lastRenderedPageBreak/>
         <w:drawing>
-          <wp:inline distT="0" distB="0" distL="0" distR="0" wp14:anchorId="38561E91" wp14:editId="5ADF7AAA">
+          <wp:inline distT="0" distB="0" distL="0" distR="0" wp14:anchorId="65C5C591" wp14:editId="6F3943DC">
             <wp:extent cx="5486400" cy="5529771"/>
             <wp:effectExtent l="0" t="0" r="0" b="0"/>
             <wp:docPr id="2" name="Picture 2"/>
@@ -2145,7 +3495,7 @@
                     <pic:cNvPicPr/>
                   </pic:nvPicPr>
                   <pic:blipFill>
-                    <a:blip r:embed="rId7"/>
+                    <a:blip r:embed="rId10"/>
                     <a:stretch>
                       <a:fillRect/>
                     </a:stretch>
@@ -2239,7 +3589,6 @@
         <w:rPr>
           <w:lang w:eastAsia="zh-CN"/>
         </w:rPr>
-        <w:lastRenderedPageBreak/>
         <w:t xml:space="preserve">4. </w:t>
       </w:r>
       <w:r>
@@ -2322,8 +3671,9 @@
         <w:rPr>
           <w:noProof/>
         </w:rPr>
+        <w:lastRenderedPageBreak/>
         <w:drawing>
-          <wp:inline distT="0" distB="0" distL="0" distR="0" wp14:anchorId="4A71AB5E" wp14:editId="05C8064D">
+          <wp:inline distT="0" distB="0" distL="0" distR="0" wp14:anchorId="02ED3641" wp14:editId="6146FB4E">
             <wp:extent cx="5486400" cy="5529771"/>
             <wp:effectExtent l="0" t="0" r="0" b="0"/>
             <wp:docPr id="3" name="Picture 3"/>
@@ -2338,7 +3688,7 @@
                     <pic:cNvPicPr/>
                   </pic:nvPicPr>
                   <pic:blipFill>
-                    <a:blip r:embed="rId8"/>
+                    <a:blip r:embed="rId11"/>
                     <a:stretch>
                       <a:fillRect/>
                     </a:stretch>
@@ -2391,6 +3741,7 @@
           <w:lang w:eastAsia="zh-CN"/>
         </w:rPr>
       </w:pPr>
+      <w:bookmarkStart w:id="7" w:name="_Toc212064258"/>
       <w:r>
         <w:rPr>
           <w:lang w:eastAsia="zh-CN"/>
@@ -2409,6 +3760,7 @@
         </w:rPr>
         <w:t>用户登录</w:t>
       </w:r>
+      <w:bookmarkEnd w:id="7"/>
     </w:p>
     <w:p>
       <w:pPr>
@@ -2485,7 +3837,7 @@
         </w:rPr>
         <w:lastRenderedPageBreak/>
         <w:drawing>
-          <wp:inline distT="0" distB="0" distL="0" distR="0" wp14:anchorId="65A66095" wp14:editId="3AD41F34">
+          <wp:inline distT="0" distB="0" distL="0" distR="0" wp14:anchorId="7B23D92B" wp14:editId="294F44CD">
             <wp:extent cx="5486400" cy="4441165"/>
             <wp:effectExtent l="0" t="0" r="0" b="0"/>
             <wp:docPr id="4" name="Picture 4"/>
@@ -2500,7 +3852,7 @@
                     <pic:cNvPicPr/>
                   </pic:nvPicPr>
                   <pic:blipFill>
-                    <a:blip r:embed="rId9"/>
+                    <a:blip r:embed="rId12"/>
                     <a:stretch>
                       <a:fillRect/>
                     </a:stretch>
@@ -2624,13 +3976,7 @@
         <w:rPr>
           <w:lang w:eastAsia="zh-CN"/>
         </w:rPr>
-        <w:t>以</w:t>
-      </w:r>
-      <w:r>
-        <w:rPr>
-          <w:lang w:eastAsia="zh-CN"/>
-        </w:rPr>
-        <w:t>保持登录</w:t>
+        <w:t>以保持登录</w:t>
       </w:r>
     </w:p>
     <w:p>
@@ -2708,7 +4054,7 @@
         </w:rPr>
         <w:lastRenderedPageBreak/>
         <w:drawing>
-          <wp:inline distT="0" distB="0" distL="0" distR="0" wp14:anchorId="76BDD705" wp14:editId="6BEEBF71">
+          <wp:inline distT="0" distB="0" distL="0" distR="0" wp14:anchorId="610F41D0" wp14:editId="215CC47F">
             <wp:extent cx="5486400" cy="4441165"/>
             <wp:effectExtent l="0" t="0" r="0" b="0"/>
             <wp:docPr id="5" name="Picture 5"/>
@@ -2723,7 +4069,7 @@
                     <pic:cNvPicPr/>
                   </pic:nvPicPr>
                   <pic:blipFill>
-                    <a:blip r:embed="rId10"/>
+                    <a:blip r:embed="rId13"/>
                     <a:stretch>
                       <a:fillRect/>
                     </a:stretch>
@@ -2801,7 +4147,7 @@
         </w:rPr>
         <w:lastRenderedPageBreak/>
         <w:drawing>
-          <wp:inline distT="0" distB="0" distL="0" distR="0" wp14:anchorId="41335028" wp14:editId="6896DCFB">
+          <wp:inline distT="0" distB="0" distL="0" distR="0" wp14:anchorId="7EEB003E" wp14:editId="18754F00">
             <wp:extent cx="5486400" cy="4423817"/>
             <wp:effectExtent l="0" t="0" r="0" b="0"/>
             <wp:docPr id="6" name="Picture 6"/>
@@ -2816,7 +4162,7 @@
                     <pic:cNvPicPr/>
                   </pic:nvPicPr>
                   <pic:blipFill>
-                    <a:blip r:embed="rId11"/>
+                    <a:blip r:embed="rId14"/>
                     <a:stretch>
                       <a:fillRect/>
                     </a:stretch>
@@ -2869,6 +4215,7 @@
           <w:lang w:eastAsia="zh-CN"/>
         </w:rPr>
       </w:pPr>
+      <w:bookmarkStart w:id="8" w:name="_Toc212064259"/>
       <w:r>
         <w:rPr>
           <w:lang w:eastAsia="zh-CN"/>
@@ -2887,6 +4234,7 @@
         </w:rPr>
         <w:t>网站功能介绍</w:t>
       </w:r>
+      <w:bookmarkEnd w:id="8"/>
     </w:p>
     <w:p>
       <w:pPr>
@@ -2895,6 +4243,7 @@
           <w:lang w:eastAsia="zh-CN"/>
         </w:rPr>
       </w:pPr>
+      <w:bookmarkStart w:id="9" w:name="_Toc212064260"/>
       <w:r>
         <w:rPr>
           <w:lang w:eastAsia="zh-CN"/>
@@ -2913,6 +4262,7 @@
         </w:rPr>
         <w:t>首页展示</w:t>
       </w:r>
+      <w:bookmarkEnd w:id="9"/>
     </w:p>
     <w:p>
       <w:pPr>
@@ -3029,6 +4379,7 @@
           <w:lang w:eastAsia="zh-CN"/>
         </w:rPr>
       </w:pPr>
+      <w:bookmarkStart w:id="10" w:name="_Toc212064261"/>
       <w:r>
         <w:rPr>
           <w:lang w:eastAsia="zh-CN"/>
@@ -3047,6 +4398,7 @@
         </w:rPr>
         <w:t>服务项目</w:t>
       </w:r>
+      <w:bookmarkEnd w:id="10"/>
     </w:p>
     <w:p>
       <w:pPr>
@@ -3080,9 +4432,9 @@
         </w:rPr>
         <w:lastRenderedPageBreak/>
         <w:drawing>
-          <wp:inline distT="0" distB="0" distL="0" distR="0" wp14:anchorId="7EA869D6" wp14:editId="1DF14316">
-            <wp:extent cx="5486400" cy="12460418"/>
-            <wp:effectExtent l="0" t="0" r="0" b="0"/>
+          <wp:inline distT="0" distB="0" distL="0" distR="0" wp14:anchorId="67646BDE" wp14:editId="7E37A225">
+            <wp:extent cx="3962134" cy="5444502"/>
+            <wp:effectExtent l="0" t="0" r="635" b="3810"/>
             <wp:docPr id="7" name="Picture 7"/>
             <wp:cNvGraphicFramePr>
               <a:graphicFrameLocks xmlns:a="http://schemas.openxmlformats.org/drawingml/2006/main" noChangeAspect="1"/>
@@ -3094,20 +4446,27 @@
                     <pic:cNvPr id="0" name="services_new-2025-10-21T15-11-18-373Z.png"/>
                     <pic:cNvPicPr/>
                   </pic:nvPicPr>
-                  <pic:blipFill>
-                    <a:blip r:embed="rId12"/>
-                    <a:stretch>
-                      <a:fillRect/>
-                    </a:stretch>
+                  <pic:blipFill rotWithShape="1">
+                    <a:blip r:embed="rId15"/>
+                    <a:srcRect l="1089" t="-573" r="-1089" b="40069"/>
+                    <a:stretch/>
                   </pic:blipFill>
-                  <pic:spPr>
+                  <pic:spPr bwMode="auto">
                     <a:xfrm>
                       <a:off x="0" y="0"/>
-                      <a:ext cx="5486400" cy="12460418"/>
+                      <a:ext cx="3977541" cy="5465674"/>
                     </a:xfrm>
                     <a:prstGeom prst="rect">
                       <a:avLst/>
                     </a:prstGeom>
+                    <a:ln>
+                      <a:noFill/>
+                    </a:ln>
+                    <a:extLst>
+                      <a:ext uri="{53640926-AAD7-44D8-BBD7-CCE9431645EC}">
+                        <a14:shadowObscured xmlns:a14="http://schemas.microsoft.com/office/drawing/2010/main"/>
+                      </a:ext>
+                    </a:extLst>
                   </pic:spPr>
                 </pic:pic>
               </a:graphicData>
@@ -3126,7 +4485,6 @@
         <w:rPr>
           <w:lang w:eastAsia="zh-CN"/>
         </w:rPr>
-        <w:lastRenderedPageBreak/>
         <w:t>图</w:t>
       </w:r>
       <w:r>
@@ -3206,6 +4564,7 @@
           <w:lang w:eastAsia="zh-CN"/>
         </w:rPr>
       </w:pPr>
+      <w:bookmarkStart w:id="11" w:name="_Toc212064262"/>
       <w:r>
         <w:rPr>
           <w:lang w:eastAsia="zh-CN"/>
@@ -3224,6 +4583,7 @@
         </w:rPr>
         <w:t>关于我们</w:t>
       </w:r>
+      <w:bookmarkEnd w:id="11"/>
     </w:p>
     <w:p>
       <w:pPr>
@@ -3257,8 +4617,8 @@
         </w:rPr>
         <w:lastRenderedPageBreak/>
         <w:drawing>
-          <wp:inline distT="0" distB="0" distL="0" distR="0" wp14:anchorId="4BA75EB6" wp14:editId="6EE93D0A">
-            <wp:extent cx="5486400" cy="12061407"/>
+          <wp:inline distT="0" distB="0" distL="0" distR="0" wp14:anchorId="7E24DCCA" wp14:editId="36385E4D">
+            <wp:extent cx="3397885" cy="3200400"/>
             <wp:effectExtent l="0" t="0" r="0" b="0"/>
             <wp:docPr id="8" name="Picture 8"/>
             <wp:cNvGraphicFramePr>
@@ -3271,20 +4631,27 @@
                     <pic:cNvPr id="0" name="about_new-2025-10-21T15-11-23-152Z.png"/>
                     <pic:cNvPicPr/>
                   </pic:nvPicPr>
-                  <pic:blipFill>
-                    <a:blip r:embed="rId13"/>
-                    <a:stretch>
-                      <a:fillRect/>
-                    </a:stretch>
+                  <pic:blipFill rotWithShape="1">
+                    <a:blip r:embed="rId16"/>
+                    <a:srcRect l="-2" r="2" b="57157"/>
+                    <a:stretch/>
                   </pic:blipFill>
-                  <pic:spPr>
+                  <pic:spPr bwMode="auto">
                     <a:xfrm>
                       <a:off x="0" y="0"/>
-                      <a:ext cx="5486400" cy="12061407"/>
+                      <a:ext cx="3410217" cy="3212015"/>
                     </a:xfrm>
                     <a:prstGeom prst="rect">
                       <a:avLst/>
                     </a:prstGeom>
+                    <a:ln>
+                      <a:noFill/>
+                    </a:ln>
+                    <a:extLst>
+                      <a:ext uri="{53640926-AAD7-44D8-BBD7-CCE9431645EC}">
+                        <a14:shadowObscured xmlns:a14="http://schemas.microsoft.com/office/drawing/2010/main"/>
+                      </a:ext>
+                    </a:extLst>
                   </pic:spPr>
                 </pic:pic>
               </a:graphicData>
@@ -3303,7 +4670,6 @@
         <w:rPr>
           <w:lang w:eastAsia="zh-CN"/>
         </w:rPr>
-        <w:lastRenderedPageBreak/>
         <w:t>图</w:t>
       </w:r>
       <w:r>
@@ -3415,6 +4781,7 @@
           <w:lang w:eastAsia="zh-CN"/>
         </w:rPr>
       </w:pPr>
+      <w:bookmarkStart w:id="12" w:name="_Toc212064263"/>
       <w:r>
         <w:rPr>
           <w:lang w:eastAsia="zh-CN"/>
@@ -3433,6 +4800,7 @@
         </w:rPr>
         <w:t>联系我们</w:t>
       </w:r>
+      <w:bookmarkEnd w:id="12"/>
     </w:p>
     <w:p>
       <w:pPr>
@@ -3466,8 +4834,8 @@
         </w:rPr>
         <w:lastRenderedPageBreak/>
         <w:drawing>
-          <wp:inline distT="0" distB="0" distL="0" distR="0" wp14:anchorId="04D78912" wp14:editId="5BB22252">
-            <wp:extent cx="5486400" cy="10244172"/>
+          <wp:inline distT="0" distB="0" distL="0" distR="0" wp14:anchorId="4803A0DE" wp14:editId="3D66F924">
+            <wp:extent cx="4594225" cy="3856008"/>
             <wp:effectExtent l="0" t="0" r="0" b="0"/>
             <wp:docPr id="9" name="Picture 9"/>
             <wp:cNvGraphicFramePr>
@@ -3480,8 +4848,482 @@
                     <pic:cNvPr id="0" name="contact_new-2025-10-21T15-11-26-743Z.png"/>
                     <pic:cNvPicPr/>
                   </pic:nvPicPr>
+                  <pic:blipFill rotWithShape="1">
+                    <a:blip r:embed="rId17"/>
+                    <a:srcRect b="55049"/>
+                    <a:stretch/>
+                  </pic:blipFill>
+                  <pic:spPr bwMode="auto">
+                    <a:xfrm>
+                      <a:off x="0" y="0"/>
+                      <a:ext cx="4599648" cy="3860560"/>
+                    </a:xfrm>
+                    <a:prstGeom prst="rect">
+                      <a:avLst/>
+                    </a:prstGeom>
+                    <a:ln>
+                      <a:noFill/>
+                    </a:ln>
+                    <a:extLst>
+                      <a:ext uri="{53640926-AAD7-44D8-BBD7-CCE9431645EC}">
+                        <a14:shadowObscured xmlns:a14="http://schemas.microsoft.com/office/drawing/2010/main"/>
+                      </a:ext>
+                    </a:extLst>
+                  </pic:spPr>
+                </pic:pic>
+              </a:graphicData>
+            </a:graphic>
+          </wp:inline>
+        </w:drawing>
+      </w:r>
+    </w:p>
+    <w:p>
+      <w:pPr>
+        <w:rPr>
+          <w:lang w:eastAsia="zh-CN"/>
+        </w:rPr>
+      </w:pPr>
+      <w:r>
+        <w:rPr>
+          <w:lang w:eastAsia="zh-CN"/>
+        </w:rPr>
+        <w:t>图</w:t>
+      </w:r>
+      <w:r>
+        <w:rPr>
+          <w:lang w:eastAsia="zh-CN"/>
+        </w:rPr>
+        <w:t xml:space="preserve">2-3 </w:t>
+      </w:r>
+      <w:r>
+        <w:rPr>
+          <w:lang w:eastAsia="zh-CN"/>
+        </w:rPr>
+        <w:t>联系我们页面</w:t>
+      </w:r>
+    </w:p>
+    <w:p>
+      <w:pPr>
+        <w:rPr>
+          <w:lang w:eastAsia="zh-CN"/>
+        </w:rPr>
+      </w:pPr>
+      <w:r>
+        <w:rPr>
+          <w:lang w:eastAsia="zh-CN"/>
+        </w:rPr>
+        <w:t>包括：</w:t>
+      </w:r>
+    </w:p>
+    <w:p>
+      <w:pPr>
+        <w:rPr>
+          <w:lang w:eastAsia="zh-CN"/>
+        </w:rPr>
+      </w:pPr>
+      <w:r>
+        <w:rPr>
+          <w:lang w:eastAsia="zh-CN"/>
+        </w:rPr>
+        <w:t xml:space="preserve">• </w:t>
+      </w:r>
+      <w:r>
+        <w:rPr>
+          <w:lang w:eastAsia="zh-CN"/>
+        </w:rPr>
+        <w:t>公司名称：郑州</w:t>
+      </w:r>
+      <w:proofErr w:type="gramStart"/>
+      <w:r>
+        <w:rPr>
+          <w:lang w:eastAsia="zh-CN"/>
+        </w:rPr>
+        <w:t>医企创</w:t>
+      </w:r>
+      <w:proofErr w:type="gramEnd"/>
+      <w:r>
+        <w:rPr>
+          <w:lang w:eastAsia="zh-CN"/>
+        </w:rPr>
+        <w:t>医疗科技有限公司</w:t>
+      </w:r>
+    </w:p>
+    <w:p>
+      <w:pPr>
+        <w:rPr>
+          <w:lang w:eastAsia="zh-CN"/>
+        </w:rPr>
+      </w:pPr>
+      <w:r>
+        <w:rPr>
+          <w:lang w:eastAsia="zh-CN"/>
+        </w:rPr>
+        <w:t xml:space="preserve">• </w:t>
+      </w:r>
+      <w:r>
+        <w:rPr>
+          <w:lang w:eastAsia="zh-CN"/>
+        </w:rPr>
+        <w:t>地址：河南省郑州市二七</w:t>
+      </w:r>
+      <w:proofErr w:type="gramStart"/>
+      <w:r>
+        <w:rPr>
+          <w:lang w:eastAsia="zh-CN"/>
+        </w:rPr>
+        <w:t>区大学路</w:t>
+      </w:r>
+      <w:proofErr w:type="gramEnd"/>
+      <w:r>
+        <w:rPr>
+          <w:lang w:eastAsia="zh-CN"/>
+        </w:rPr>
+        <w:t>汝河路交叉口</w:t>
+      </w:r>
+      <w:proofErr w:type="gramStart"/>
+      <w:r>
+        <w:rPr>
+          <w:lang w:eastAsia="zh-CN"/>
+        </w:rPr>
+        <w:t>康桥金域</w:t>
+      </w:r>
+      <w:proofErr w:type="gramEnd"/>
+      <w:r>
+        <w:rPr>
+          <w:lang w:eastAsia="zh-CN"/>
+        </w:rPr>
+        <w:t>上郡五号院</w:t>
+      </w:r>
+    </w:p>
+    <w:p>
+      <w:pPr>
+        <w:rPr>
+          <w:lang w:eastAsia="zh-CN"/>
+        </w:rPr>
+      </w:pPr>
+      <w:r>
+        <w:rPr>
+          <w:lang w:eastAsia="zh-CN"/>
+        </w:rPr>
+        <w:t xml:space="preserve">• </w:t>
+      </w:r>
+      <w:r>
+        <w:rPr>
+          <w:lang w:eastAsia="zh-CN"/>
+        </w:rPr>
+        <w:t>电话：</w:t>
+      </w:r>
+      <w:r>
+        <w:rPr>
+          <w:lang w:eastAsia="zh-CN"/>
+        </w:rPr>
+        <w:t>188 3826 9405</w:t>
+      </w:r>
+    </w:p>
+    <w:p>
+      <w:pPr>
+        <w:rPr>
+          <w:lang w:eastAsia="zh-CN"/>
+        </w:rPr>
+      </w:pPr>
+      <w:r>
+        <w:rPr>
+          <w:lang w:eastAsia="zh-CN"/>
+        </w:rPr>
+        <w:t xml:space="preserve">• </w:t>
+      </w:r>
+      <w:r>
+        <w:rPr>
+          <w:lang w:eastAsia="zh-CN"/>
+        </w:rPr>
+        <w:t>邮箱：</w:t>
+      </w:r>
+      <w:r>
+        <w:rPr>
+          <w:lang w:eastAsia="zh-CN"/>
+        </w:rPr>
+        <w:t>nngde@qq.com</w:t>
+      </w:r>
+    </w:p>
+    <w:p>
+      <w:pPr>
+        <w:rPr>
+          <w:lang w:eastAsia="zh-CN"/>
+        </w:rPr>
+      </w:pPr>
+      <w:r>
+        <w:rPr>
+          <w:lang w:eastAsia="zh-CN"/>
+        </w:rPr>
+        <w:t xml:space="preserve">• </w:t>
+      </w:r>
+      <w:r>
+        <w:rPr>
+          <w:lang w:eastAsia="zh-CN"/>
+        </w:rPr>
+        <w:t>营业时间：周一至周日</w:t>
+      </w:r>
+      <w:r>
+        <w:rPr>
+          <w:lang w:eastAsia="zh-CN"/>
+        </w:rPr>
+        <w:t xml:space="preserve"> 9:00-18:00</w:t>
+      </w:r>
+    </w:p>
+    <w:p>
+      <w:pPr>
+        <w:pStyle w:val="21"/>
+        <w:rPr>
+          <w:lang w:eastAsia="zh-CN"/>
+        </w:rPr>
+      </w:pPr>
+      <w:bookmarkStart w:id="13" w:name="_Toc212064264"/>
+      <w:r>
+        <w:rPr>
+          <w:lang w:eastAsia="zh-CN"/>
+        </w:rPr>
+        <w:t>第三章</w:t>
+      </w:r>
+      <w:r>
+        <w:rPr>
+          <w:lang w:eastAsia="zh-CN"/>
+        </w:rPr>
+        <w:t xml:space="preserve"> </w:t>
+      </w:r>
+      <w:r>
+        <w:rPr>
+          <w:lang w:eastAsia="zh-CN"/>
+        </w:rPr>
+        <w:t>用户功能操作</w:t>
+      </w:r>
+      <w:bookmarkEnd w:id="13"/>
+    </w:p>
+    <w:p>
+      <w:pPr>
+        <w:pStyle w:val="31"/>
+        <w:rPr>
+          <w:lang w:eastAsia="zh-CN"/>
+        </w:rPr>
+      </w:pPr>
+      <w:bookmarkStart w:id="14" w:name="_Toc212064265"/>
+      <w:r>
+        <w:rPr>
+          <w:lang w:eastAsia="zh-CN"/>
+        </w:rPr>
+        <w:t>第一节</w:t>
+      </w:r>
+      <w:r>
+        <w:rPr>
+          <w:lang w:eastAsia="zh-CN"/>
+        </w:rPr>
+        <w:t xml:space="preserve">. </w:t>
+      </w:r>
+      <w:r>
+        <w:rPr>
+          <w:lang w:eastAsia="zh-CN"/>
+        </w:rPr>
+        <w:t>用户仪表板</w:t>
+      </w:r>
+      <w:bookmarkEnd w:id="14"/>
+    </w:p>
+    <w:p>
+      <w:pPr>
+        <w:rPr>
+          <w:lang w:eastAsia="zh-CN"/>
+        </w:rPr>
+      </w:pPr>
+      <w:r>
+        <w:rPr>
+          <w:lang w:eastAsia="zh-CN"/>
+        </w:rPr>
+        <w:t>用户登录后进入个人仪表板，可以查看：</w:t>
+      </w:r>
+    </w:p>
+    <w:p>
+      <w:pPr>
+        <w:rPr>
+          <w:lang w:eastAsia="zh-CN"/>
+        </w:rPr>
+      </w:pPr>
+      <w:r>
+        <w:rPr>
+          <w:lang w:eastAsia="zh-CN"/>
+        </w:rPr>
+        <w:t xml:space="preserve">• </w:t>
+      </w:r>
+      <w:r>
+        <w:rPr>
+          <w:lang w:eastAsia="zh-CN"/>
+        </w:rPr>
+        <w:t>个人信息概览</w:t>
+      </w:r>
+      <w:r>
+        <w:rPr>
+          <w:rFonts w:hint="eastAsia"/>
+          <w:lang w:eastAsia="zh-CN"/>
+        </w:rPr>
+        <w:t>（图</w:t>
+      </w:r>
+      <w:r>
+        <w:rPr>
+          <w:rFonts w:hint="eastAsia"/>
+          <w:lang w:eastAsia="zh-CN"/>
+        </w:rPr>
+        <w:t>3</w:t>
+      </w:r>
+      <w:r>
+        <w:rPr>
+          <w:lang w:eastAsia="zh-CN"/>
+        </w:rPr>
+        <w:t>-1</w:t>
+      </w:r>
+      <w:r>
+        <w:rPr>
+          <w:rFonts w:hint="eastAsia"/>
+          <w:lang w:eastAsia="zh-CN"/>
+        </w:rPr>
+        <w:t>）</w:t>
+      </w:r>
+    </w:p>
+    <w:p>
+      <w:pPr>
+        <w:rPr>
+          <w:lang w:eastAsia="zh-CN"/>
+        </w:rPr>
+      </w:pPr>
+      <w:r>
+        <w:rPr>
+          <w:lang w:eastAsia="zh-CN"/>
+        </w:rPr>
+        <w:t xml:space="preserve">• </w:t>
+      </w:r>
+      <w:r>
+        <w:rPr>
+          <w:lang w:eastAsia="zh-CN"/>
+        </w:rPr>
+        <w:t>项目申请列表</w:t>
+      </w:r>
+      <w:r>
+        <w:rPr>
+          <w:rFonts w:hint="eastAsia"/>
+          <w:lang w:eastAsia="zh-CN"/>
+        </w:rPr>
+        <w:t>（图</w:t>
+      </w:r>
+      <w:r>
+        <w:rPr>
+          <w:rFonts w:hint="eastAsia"/>
+          <w:lang w:eastAsia="zh-CN"/>
+        </w:rPr>
+        <w:t>3</w:t>
+      </w:r>
+      <w:r>
+        <w:rPr>
+          <w:lang w:eastAsia="zh-CN"/>
+        </w:rPr>
+        <w:t>-2</w:t>
+      </w:r>
+      <w:r>
+        <w:rPr>
+          <w:rFonts w:hint="eastAsia"/>
+          <w:lang w:eastAsia="zh-CN"/>
+        </w:rPr>
+        <w:t>）</w:t>
+      </w:r>
+    </w:p>
+    <w:p>
+      <w:pPr>
+        <w:rPr>
+          <w:lang w:eastAsia="zh-CN"/>
+        </w:rPr>
+      </w:pPr>
+      <w:r>
+        <w:rPr>
+          <w:lang w:eastAsia="zh-CN"/>
+        </w:rPr>
+        <w:t xml:space="preserve">• </w:t>
+      </w:r>
+      <w:r>
+        <w:rPr>
+          <w:lang w:eastAsia="zh-CN"/>
+        </w:rPr>
+        <w:t>项目进度状态</w:t>
+      </w:r>
+      <w:r>
+        <w:rPr>
+          <w:rFonts w:hint="eastAsia"/>
+          <w:lang w:eastAsia="zh-CN"/>
+        </w:rPr>
+        <w:t>（图</w:t>
+      </w:r>
+      <w:r>
+        <w:rPr>
+          <w:rFonts w:hint="eastAsia"/>
+          <w:lang w:eastAsia="zh-CN"/>
+        </w:rPr>
+        <w:t>3</w:t>
+      </w:r>
+      <w:r>
+        <w:rPr>
+          <w:lang w:eastAsia="zh-CN"/>
+        </w:rPr>
+        <w:t>-3</w:t>
+      </w:r>
+      <w:r>
+        <w:rPr>
+          <w:rFonts w:hint="eastAsia"/>
+          <w:lang w:eastAsia="zh-CN"/>
+        </w:rPr>
+        <w:t>）</w:t>
+      </w:r>
+    </w:p>
+    <w:p>
+      <w:pPr>
+        <w:rPr>
+          <w:lang w:eastAsia="zh-CN"/>
+        </w:rPr>
+      </w:pPr>
+      <w:r>
+        <w:rPr>
+          <w:lang w:eastAsia="zh-CN"/>
+        </w:rPr>
+        <w:lastRenderedPageBreak/>
+        <w:t xml:space="preserve">• </w:t>
+      </w:r>
+      <w:r>
+        <w:rPr>
+          <w:lang w:eastAsia="zh-CN"/>
+        </w:rPr>
+        <w:t>快速操作入口</w:t>
+      </w:r>
+    </w:p>
+    <w:p>
+      <w:pPr>
+        <w:rPr>
+          <w:lang w:eastAsia="zh-CN"/>
+        </w:rPr>
+      </w:pPr>
+      <w:r>
+        <w:rPr>
+          <w:lang w:eastAsia="zh-CN"/>
+        </w:rPr>
+        <w:drawing>
+          <wp:inline distT="0" distB="0" distL="0" distR="0" wp14:anchorId="4E323404" wp14:editId="324A093F">
+            <wp:extent cx="4640677" cy="2794611"/>
+            <wp:effectExtent l="0" t="0" r="7620" b="6350"/>
+            <wp:docPr id="14" name="图片 14"/>
+            <wp:cNvGraphicFramePr>
+              <a:graphicFrameLocks xmlns:a="http://schemas.openxmlformats.org/drawingml/2006/main" noChangeAspect="1"/>
+            </wp:cNvGraphicFramePr>
+            <a:graphic xmlns:a="http://schemas.openxmlformats.org/drawingml/2006/main">
+              <a:graphicData uri="http://schemas.openxmlformats.org/drawingml/2006/picture">
+                <pic:pic xmlns:pic="http://schemas.openxmlformats.org/drawingml/2006/picture">
+                  <pic:nvPicPr>
+                    <pic:cNvPr id="1" name=""/>
+                    <pic:cNvPicPr/>
+                  </pic:nvPicPr>
                   <pic:blipFill>
-                    <a:blip r:embed="rId14"/>
+                    <a:blip r:embed="rId18"/>
                     <a:stretch>
                       <a:fillRect/>
                     </a:stretch>
@@ -3489,7 +5331,7 @@
                   <pic:spPr>
                     <a:xfrm>
                       <a:off x="0" y="0"/>
-                      <a:ext cx="5486400" cy="10244172"/>
+                      <a:ext cx="4654190" cy="2802749"/>
                     </a:xfrm>
                     <a:prstGeom prst="rect">
                       <a:avLst/>
@@ -3510,22 +5352,36 @@
       </w:pPr>
       <w:r>
         <w:rPr>
-          <w:lang w:eastAsia="zh-CN"/>
-        </w:rPr>
-        <w:lastRenderedPageBreak/>
+          <w:rFonts w:hint="eastAsia"/>
+          <w:lang w:eastAsia="zh-CN"/>
+        </w:rPr>
         <w:t>图</w:t>
       </w:r>
       <w:r>
         <w:rPr>
-          <w:lang w:eastAsia="zh-CN"/>
-        </w:rPr>
-        <w:t xml:space="preserve">2-3 </w:t>
-      </w:r>
-      <w:r>
-        <w:rPr>
-          <w:lang w:eastAsia="zh-CN"/>
-        </w:rPr>
-        <w:t>联系我们页面</w:t>
+          <w:rFonts w:hint="eastAsia"/>
+          <w:lang w:eastAsia="zh-CN"/>
+        </w:rPr>
+        <w:t>3</w:t>
+      </w:r>
+      <w:r>
+        <w:rPr>
+          <w:lang w:eastAsia="zh-CN"/>
+        </w:rPr>
+        <w:t>-1</w:t>
+      </w:r>
+      <w:r>
+        <w:rPr>
+          <w:lang w:eastAsia="zh-CN"/>
+        </w:rPr>
+        <w:t xml:space="preserve"> </w:t>
+      </w:r>
+      <w:r>
+        <w:rPr>
+          <w:rFonts w:hint="eastAsia"/>
+          <w:lang w:eastAsia="zh-CN"/>
+        </w:rPr>
+        <w:t>个人资料</w:t>
       </w:r>
     </w:p>
     <w:p>
@@ -3536,9 +5392,50 @@
       </w:pPr>
       <w:r>
         <w:rPr>
-          <w:lang w:eastAsia="zh-CN"/>
-        </w:rPr>
-        <w:t>包括：</w:t>
+          <w:noProof/>
+        </w:rPr>
+        <w:drawing>
+          <wp:inline distT="0" distB="0" distL="0" distR="0" wp14:anchorId="56412B17" wp14:editId="0E998F7E">
+            <wp:extent cx="3559662" cy="4235246"/>
+            <wp:effectExtent l="0" t="0" r="3175" b="0"/>
+            <wp:docPr id="12" name="Picture 12"/>
+            <wp:cNvGraphicFramePr>
+              <a:graphicFrameLocks xmlns:a="http://schemas.openxmlformats.org/drawingml/2006/main" noChangeAspect="1"/>
+            </wp:cNvGraphicFramePr>
+            <a:graphic xmlns:a="http://schemas.openxmlformats.org/drawingml/2006/main">
+              <a:graphicData uri="http://schemas.openxmlformats.org/drawingml/2006/picture">
+                <pic:pic xmlns:pic="http://schemas.openxmlformats.org/drawingml/2006/picture">
+                  <pic:nvPicPr>
+                    <pic:cNvPr id="0" name="executor_dashboard-2025-10-21T15-38-56-607Z.png"/>
+                    <pic:cNvPicPr/>
+                  </pic:nvPicPr>
+                  <pic:blipFill rotWithShape="1">
+                    <a:blip r:embed="rId19"/>
+                    <a:srcRect b="29735"/>
+                    <a:stretch/>
+                  </pic:blipFill>
+                  <pic:spPr bwMode="auto">
+                    <a:xfrm>
+                      <a:off x="0" y="0"/>
+                      <a:ext cx="3570104" cy="4247670"/>
+                    </a:xfrm>
+                    <a:prstGeom prst="rect">
+                      <a:avLst/>
+                    </a:prstGeom>
+                    <a:ln>
+                      <a:noFill/>
+                    </a:ln>
+                    <a:extLst>
+                      <a:ext uri="{53640926-AAD7-44D8-BBD7-CCE9431645EC}">
+                        <a14:shadowObscured xmlns:a14="http://schemas.microsoft.com/office/drawing/2010/main"/>
+                      </a:ext>
+                    </a:extLst>
+                  </pic:spPr>
+                </pic:pic>
+              </a:graphicData>
+            </a:graphic>
+          </wp:inline>
+        </w:drawing>
       </w:r>
     </w:p>
     <w:p>
@@ -3549,29 +5446,30 @@
       </w:pPr>
       <w:r>
         <w:rPr>
-          <w:lang w:eastAsia="zh-CN"/>
-        </w:rPr>
-        <w:t xml:space="preserve">• </w:t>
-      </w:r>
-      <w:r>
-        <w:rPr>
-          <w:lang w:eastAsia="zh-CN"/>
-        </w:rPr>
-        <w:t>公司名称：郑州</w:t>
-      </w:r>
-      <w:proofErr w:type="gramStart"/>
-      <w:r>
-        <w:rPr>
-          <w:lang w:eastAsia="zh-CN"/>
-        </w:rPr>
-        <w:t>医企创</w:t>
-      </w:r>
-      <w:proofErr w:type="gramEnd"/>
-      <w:r>
-        <w:rPr>
-          <w:lang w:eastAsia="zh-CN"/>
-        </w:rPr>
-        <w:t>医疗科技有限公司</w:t>
+          <w:rFonts w:hint="eastAsia"/>
+          <w:lang w:eastAsia="zh-CN"/>
+        </w:rPr>
+        <w:t>图</w:t>
+      </w:r>
+      <w:r>
+        <w:rPr>
+          <w:rFonts w:hint="eastAsia"/>
+          <w:lang w:eastAsia="zh-CN"/>
+        </w:rPr>
+        <w:t>3</w:t>
+      </w:r>
+      <w:r>
+        <w:rPr>
+          <w:lang w:eastAsia="zh-CN"/>
+        </w:rPr>
+        <w:t xml:space="preserve">-2 </w:t>
+      </w:r>
+      <w:r>
+        <w:rPr>
+          <w:rFonts w:hint="eastAsia"/>
+          <w:lang w:eastAsia="zh-CN"/>
+        </w:rPr>
+        <w:t>项目列表</w:t>
       </w:r>
     </w:p>
     <w:p>
@@ -3584,319 +5482,224 @@
         <w:rPr>
           <w:lang w:eastAsia="zh-CN"/>
         </w:rPr>
-        <w:t xml:space="preserve">• </w:t>
-      </w:r>
-      <w:r>
-        <w:rPr>
-          <w:lang w:eastAsia="zh-CN"/>
-        </w:rPr>
-        <w:t>地址：河南省郑州市二七</w:t>
-      </w:r>
-      <w:proofErr w:type="gramStart"/>
-      <w:r>
-        <w:rPr>
-          <w:lang w:eastAsia="zh-CN"/>
-        </w:rPr>
-        <w:t>区大学路</w:t>
-      </w:r>
-      <w:proofErr w:type="gramEnd"/>
-      <w:r>
-        <w:rPr>
-          <w:lang w:eastAsia="zh-CN"/>
-        </w:rPr>
-        <w:t>汝河路交叉口</w:t>
-      </w:r>
-      <w:proofErr w:type="gramStart"/>
-      <w:r>
-        <w:rPr>
-          <w:lang w:eastAsia="zh-CN"/>
-        </w:rPr>
-        <w:t>康桥金域</w:t>
-      </w:r>
-      <w:proofErr w:type="gramEnd"/>
-      <w:r>
-        <w:rPr>
-          <w:lang w:eastAsia="zh-CN"/>
-        </w:rPr>
-        <w:t>上郡五号院</w:t>
+        <w:lastRenderedPageBreak/>
+        <w:drawing>
+          <wp:inline distT="0" distB="0" distL="0" distR="0" wp14:anchorId="35C907D8" wp14:editId="4FD9E96A">
+            <wp:extent cx="5486400" cy="3649345"/>
+            <wp:effectExtent l="0" t="0" r="0" b="8255"/>
+            <wp:docPr id="15" name="图片 15"/>
+            <wp:cNvGraphicFramePr>
+              <a:graphicFrameLocks xmlns:a="http://schemas.openxmlformats.org/drawingml/2006/main" noChangeAspect="1"/>
+            </wp:cNvGraphicFramePr>
+            <a:graphic xmlns:a="http://schemas.openxmlformats.org/drawingml/2006/main">
+              <a:graphicData uri="http://schemas.openxmlformats.org/drawingml/2006/picture">
+                <pic:pic xmlns:pic="http://schemas.openxmlformats.org/drawingml/2006/picture">
+                  <pic:nvPicPr>
+                    <pic:cNvPr id="1" name=""/>
+                    <pic:cNvPicPr/>
+                  </pic:nvPicPr>
+                  <pic:blipFill>
+                    <a:blip r:embed="rId20"/>
+                    <a:stretch>
+                      <a:fillRect/>
+                    </a:stretch>
+                  </pic:blipFill>
+                  <pic:spPr>
+                    <a:xfrm>
+                      <a:off x="0" y="0"/>
+                      <a:ext cx="5486400" cy="3649345"/>
+                    </a:xfrm>
+                    <a:prstGeom prst="rect">
+                      <a:avLst/>
+                    </a:prstGeom>
+                  </pic:spPr>
+                </pic:pic>
+              </a:graphicData>
+            </a:graphic>
+          </wp:inline>
+        </w:drawing>
       </w:r>
     </w:p>
     <w:p>
       <w:pPr>
         <w:rPr>
-          <w:lang w:eastAsia="zh-CN"/>
-        </w:rPr>
-      </w:pPr>
-      <w:r>
-        <w:rPr>
-          <w:lang w:eastAsia="zh-CN"/>
-        </w:rPr>
-        <w:t xml:space="preserve">• </w:t>
-      </w:r>
-      <w:r>
-        <w:rPr>
-          <w:lang w:eastAsia="zh-CN"/>
-        </w:rPr>
-        <w:t>电话：</w:t>
-      </w:r>
-      <w:r>
-        <w:rPr>
-          <w:lang w:eastAsia="zh-CN"/>
-        </w:rPr>
-        <w:t>188 3826 9405</w:t>
+          <w:rFonts w:hint="eastAsia"/>
+          <w:lang w:eastAsia="zh-CN"/>
+        </w:rPr>
+      </w:pPr>
+      <w:r>
+        <w:rPr>
+          <w:rFonts w:hint="eastAsia"/>
+          <w:lang w:eastAsia="zh-CN"/>
+        </w:rPr>
+        <w:t>图</w:t>
+      </w:r>
+      <w:r>
+        <w:rPr>
+          <w:rFonts w:hint="eastAsia"/>
+          <w:lang w:eastAsia="zh-CN"/>
+        </w:rPr>
+        <w:t>3</w:t>
+      </w:r>
+      <w:r>
+        <w:rPr>
+          <w:lang w:eastAsia="zh-CN"/>
+        </w:rPr>
+        <w:t xml:space="preserve">-3 </w:t>
+      </w:r>
+      <w:r>
+        <w:rPr>
+          <w:rFonts w:hint="eastAsia"/>
+          <w:lang w:eastAsia="zh-CN"/>
+        </w:rPr>
+        <w:t>项目进度</w:t>
       </w:r>
     </w:p>
     <w:p>
       <w:pPr>
-        <w:rPr>
-          <w:lang w:eastAsia="zh-CN"/>
-        </w:rPr>
-      </w:pPr>
-      <w:r>
-        <w:rPr>
-          <w:lang w:eastAsia="zh-CN"/>
-        </w:rPr>
-        <w:t xml:space="preserve">• </w:t>
-      </w:r>
-      <w:r>
-        <w:rPr>
-          <w:lang w:eastAsia="zh-CN"/>
-        </w:rPr>
-        <w:t>邮箱：</w:t>
-      </w:r>
-      <w:r>
-        <w:rPr>
-          <w:lang w:eastAsia="zh-CN"/>
-        </w:rPr>
-        <w:t>nngde@qq.com</w:t>
-      </w:r>
+        <w:pStyle w:val="31"/>
+        <w:rPr>
+          <w:rFonts w:eastAsia="宋体"/>
+          <w:lang w:eastAsia="zh-CN"/>
+        </w:rPr>
+      </w:pPr>
+      <w:bookmarkStart w:id="15" w:name="_Toc212064266"/>
+      <w:r>
+        <w:rPr>
+          <w:lang w:eastAsia="zh-CN"/>
+        </w:rPr>
+        <w:t>第二节</w:t>
+      </w:r>
+      <w:r>
+        <w:rPr>
+          <w:lang w:eastAsia="zh-CN"/>
+        </w:rPr>
+        <w:t xml:space="preserve">. </w:t>
+      </w:r>
+      <w:r>
+        <w:rPr>
+          <w:lang w:eastAsia="zh-CN"/>
+        </w:rPr>
+        <w:t>项目申请</w:t>
+      </w:r>
+      <w:bookmarkEnd w:id="15"/>
     </w:p>
     <w:p>
       <w:pPr>
         <w:rPr>
-          <w:lang w:eastAsia="zh-CN"/>
-        </w:rPr>
-      </w:pPr>
-      <w:r>
-        <w:rPr>
-          <w:lang w:eastAsia="zh-CN"/>
-        </w:rPr>
-        <w:t xml:space="preserve">• </w:t>
-      </w:r>
-      <w:r>
-        <w:rPr>
-          <w:lang w:eastAsia="zh-CN"/>
-        </w:rPr>
-        <w:t>营业时间：周一至周日</w:t>
-      </w:r>
-      <w:r>
-        <w:rPr>
-          <w:lang w:eastAsia="zh-CN"/>
-        </w:rPr>
-        <w:t xml:space="preserve"> 9:00-18:00</w:t>
+          <w:rFonts w:hint="eastAsia"/>
+          <w:lang w:eastAsia="zh-CN"/>
+        </w:rPr>
+      </w:pPr>
+      <w:r>
+        <w:rPr>
+          <w:rFonts w:hint="eastAsia"/>
+          <w:lang w:eastAsia="zh-CN"/>
+        </w:rPr>
+        <w:t>一共有</w:t>
+      </w:r>
+      <w:r>
+        <w:rPr>
+          <w:rFonts w:hint="eastAsia"/>
+          <w:lang w:eastAsia="zh-CN"/>
+        </w:rPr>
+        <w:t>2</w:t>
+      </w:r>
+      <w:r>
+        <w:rPr>
+          <w:rFonts w:hint="eastAsia"/>
+          <w:lang w:eastAsia="zh-CN"/>
+        </w:rPr>
+        <w:t>种申请方式：</w:t>
+      </w:r>
+      <w:r>
+        <w:rPr>
+          <w:rFonts w:hint="eastAsia"/>
+          <w:lang w:eastAsia="zh-CN"/>
+        </w:rPr>
+        <w:t>1</w:t>
+      </w:r>
+      <w:r>
+        <w:rPr>
+          <w:lang w:eastAsia="zh-CN"/>
+        </w:rPr>
+        <w:t>.</w:t>
+      </w:r>
+      <w:r>
+        <w:rPr>
+          <w:rFonts w:hint="eastAsia"/>
+          <w:lang w:eastAsia="zh-CN"/>
+        </w:rPr>
+        <w:t>用户申请；</w:t>
+      </w:r>
+      <w:r>
+        <w:rPr>
+          <w:rFonts w:hint="eastAsia"/>
+          <w:lang w:eastAsia="zh-CN"/>
+        </w:rPr>
+        <w:t>2</w:t>
+      </w:r>
+      <w:r>
+        <w:rPr>
+          <w:lang w:eastAsia="zh-CN"/>
+        </w:rPr>
+        <w:t>.</w:t>
+      </w:r>
+      <w:r>
+        <w:rPr>
+          <w:rFonts w:hint="eastAsia"/>
+          <w:lang w:eastAsia="zh-CN"/>
+        </w:rPr>
+        <w:t>业务员代客申请。</w:t>
       </w:r>
     </w:p>
     <w:p>
       <w:pPr>
-        <w:pStyle w:val="21"/>
-        <w:rPr>
-          <w:lang w:eastAsia="zh-CN"/>
-        </w:rPr>
-      </w:pPr>
-      <w:r>
-        <w:rPr>
-          <w:lang w:eastAsia="zh-CN"/>
-        </w:rPr>
-        <w:t>第三章</w:t>
-      </w:r>
-      <w:r>
-        <w:rPr>
-          <w:lang w:eastAsia="zh-CN"/>
-        </w:rPr>
-        <w:t xml:space="preserve"> </w:t>
-      </w:r>
-      <w:r>
-        <w:rPr>
-          <w:lang w:eastAsia="zh-CN"/>
-        </w:rPr>
-        <w:t>用户功能操作</w:t>
+        <w:rPr>
+          <w:lang w:eastAsia="zh-CN"/>
+        </w:rPr>
+      </w:pPr>
+      <w:r>
+        <w:rPr>
+          <w:rFonts w:hint="eastAsia"/>
+          <w:lang w:eastAsia="zh-CN"/>
+        </w:rPr>
+        <w:t>第一种方式：</w:t>
+      </w:r>
+      <w:r>
+        <w:rPr>
+          <w:lang w:eastAsia="zh-CN"/>
+        </w:rPr>
+        <w:t>用户可以通过以下步骤申请软件著作权登记项目，详见图</w:t>
+      </w:r>
+      <w:r>
+        <w:rPr>
+          <w:lang w:eastAsia="zh-CN"/>
+        </w:rPr>
+        <w:t>3-</w:t>
+      </w:r>
+      <w:r>
+        <w:rPr>
+          <w:lang w:eastAsia="zh-CN"/>
+        </w:rPr>
+        <w:t>4</w:t>
+      </w:r>
+      <w:r>
+        <w:rPr>
+          <w:lang w:eastAsia="zh-CN"/>
+        </w:rPr>
+        <w:t>：</w:t>
       </w:r>
     </w:p>
     <w:p>
-      <w:pPr>
-        <w:pStyle w:val="31"/>
-        <w:rPr>
-          <w:lang w:eastAsia="zh-CN"/>
-        </w:rPr>
-      </w:pPr>
-      <w:r>
-        <w:rPr>
-          <w:lang w:eastAsia="zh-CN"/>
-        </w:rPr>
-        <w:t>第一节</w:t>
-      </w:r>
-      <w:r>
-        <w:rPr>
-          <w:lang w:eastAsia="zh-CN"/>
-        </w:rPr>
-        <w:t xml:space="preserve">. </w:t>
-      </w:r>
-      <w:r>
-        <w:rPr>
-          <w:lang w:eastAsia="zh-CN"/>
-        </w:rPr>
-        <w:t>用户仪表板</w:t>
-      </w:r>
-    </w:p>
-    <w:p>
-      <w:pPr>
-        <w:rPr>
-          <w:lang w:eastAsia="zh-CN"/>
-        </w:rPr>
-      </w:pPr>
-      <w:r>
-        <w:rPr>
-          <w:lang w:eastAsia="zh-CN"/>
-        </w:rPr>
-        <w:t>用户登录后进入个人仪表板，可以查看：</w:t>
-      </w:r>
-    </w:p>
-    <w:p>
-      <w:pPr>
-        <w:rPr>
-          <w:lang w:eastAsia="zh-CN"/>
-        </w:rPr>
-      </w:pPr>
-      <w:r>
-        <w:rPr>
-          <w:lang w:eastAsia="zh-CN"/>
-        </w:rPr>
-        <w:t xml:space="preserve">• </w:t>
-      </w:r>
-      <w:r>
-        <w:rPr>
-          <w:lang w:eastAsia="zh-CN"/>
-        </w:rPr>
-        <w:t>个人信息概览</w:t>
-      </w:r>
-    </w:p>
-    <w:p>
-      <w:pPr>
-        <w:rPr>
-          <w:lang w:eastAsia="zh-CN"/>
-        </w:rPr>
-      </w:pPr>
-      <w:r>
-        <w:rPr>
-          <w:lang w:eastAsia="zh-CN"/>
-        </w:rPr>
-        <w:t xml:space="preserve">• </w:t>
-      </w:r>
-      <w:r>
-        <w:rPr>
-          <w:lang w:eastAsia="zh-CN"/>
-        </w:rPr>
-        <w:t>项目申请列表</w:t>
-      </w:r>
-    </w:p>
-    <w:p>
-      <w:pPr>
-        <w:rPr>
-          <w:lang w:eastAsia="zh-CN"/>
-        </w:rPr>
-      </w:pPr>
-      <w:r>
-        <w:rPr>
-          <w:lang w:eastAsia="zh-CN"/>
-        </w:rPr>
-        <w:t xml:space="preserve">• </w:t>
-      </w:r>
-      <w:r>
-        <w:rPr>
-          <w:lang w:eastAsia="zh-CN"/>
-        </w:rPr>
-        <w:t>项目进度状态</w:t>
-      </w:r>
-    </w:p>
-    <w:p>
-      <w:pPr>
-        <w:rPr>
-          <w:lang w:eastAsia="zh-CN"/>
-        </w:rPr>
-      </w:pPr>
-      <w:r>
-        <w:rPr>
-          <w:lang w:eastAsia="zh-CN"/>
-        </w:rPr>
-        <w:t xml:space="preserve">• </w:t>
-      </w:r>
-      <w:r>
-        <w:rPr>
-          <w:lang w:eastAsia="zh-CN"/>
-        </w:rPr>
-        <w:t>快速操作入口</w:t>
-      </w:r>
-    </w:p>
-    <w:p>
-      <w:pPr>
-        <w:pStyle w:val="31"/>
-        <w:rPr>
-          <w:lang w:eastAsia="zh-CN"/>
-        </w:rPr>
-      </w:pPr>
-      <w:r>
-        <w:rPr>
-          <w:lang w:eastAsia="zh-CN"/>
-        </w:rPr>
-        <w:t>第二节</w:t>
-      </w:r>
-      <w:r>
-        <w:rPr>
-          <w:lang w:eastAsia="zh-CN"/>
-        </w:rPr>
-        <w:t xml:space="preserve">. </w:t>
-      </w:r>
-      <w:r>
-        <w:rPr>
-          <w:lang w:eastAsia="zh-CN"/>
-        </w:rPr>
-        <w:t>项目申请</w:t>
-      </w:r>
-    </w:p>
-    <w:p>
-      <w:pPr>
-        <w:rPr>
-          <w:lang w:eastAsia="zh-CN"/>
-        </w:rPr>
-      </w:pPr>
-      <w:r>
-        <w:rPr>
-          <w:lang w:eastAsia="zh-CN"/>
-        </w:rPr>
-        <w:t>用户可以通过以下步骤申请软件著作权登记项目，详见图</w:t>
-      </w:r>
-      <w:r>
-        <w:rPr>
-          <w:lang w:eastAsia="zh-CN"/>
-        </w:rPr>
-        <w:t>3-1</w:t>
-      </w:r>
-      <w:r>
-        <w:rPr>
-          <w:lang w:eastAsia="zh-CN"/>
-        </w:rPr>
-        <w:t>：</w:t>
-      </w:r>
-    </w:p>
-    <w:p>
       <w:r>
         <w:rPr>
           <w:noProof/>
         </w:rPr>
         <w:lastRenderedPageBreak/>
         <w:drawing>
-          <wp:inline distT="0" distB="0" distL="0" distR="0" wp14:anchorId="5BDB9920" wp14:editId="128E4BB3">
-            <wp:extent cx="5486400" cy="6241051"/>
+          <wp:inline distT="0" distB="0" distL="0" distR="0" wp14:anchorId="6B1C3547" wp14:editId="7A7D86F9">
+            <wp:extent cx="4629245" cy="5265995"/>
             <wp:effectExtent l="0" t="0" r="0" b="0"/>
             <wp:docPr id="10" name="Picture 10"/>
             <wp:cNvGraphicFramePr>
@@ -3910,7 +5713,7 @@
                     <pic:cNvPicPr/>
                   </pic:nvPicPr>
                   <pic:blipFill>
-                    <a:blip r:embed="rId15"/>
+                    <a:blip r:embed="rId21"/>
                     <a:stretch>
                       <a:fillRect/>
                     </a:stretch>
@@ -3918,7 +5721,7 @@
                   <pic:spPr>
                     <a:xfrm>
                       <a:off x="0" y="0"/>
-                      <a:ext cx="5486400" cy="6241051"/>
+                      <a:ext cx="4636790" cy="5274578"/>
                     </a:xfrm>
                     <a:prstGeom prst="rect">
                       <a:avLst/>
@@ -3947,7 +5750,19 @@
         <w:rPr>
           <w:lang w:eastAsia="zh-CN"/>
         </w:rPr>
-        <w:t xml:space="preserve">3-1 </w:t>
+        <w:t>3-</w:t>
+      </w:r>
+      <w:r>
+        <w:rPr>
+          <w:lang w:eastAsia="zh-CN"/>
+        </w:rPr>
+        <w:t>4</w:t>
+      </w:r>
+      <w:r>
+        <w:rPr>
+          <w:lang w:eastAsia="zh-CN"/>
+        </w:rPr>
+        <w:t xml:space="preserve"> </w:t>
       </w:r>
       <w:r>
         <w:rPr>
@@ -4080,7 +5895,6 @@
         <w:rPr>
           <w:lang w:eastAsia="zh-CN"/>
         </w:rPr>
-        <w:lastRenderedPageBreak/>
         <w:t xml:space="preserve">5. </w:t>
       </w:r>
       <w:r>
@@ -4130,28 +5944,37 @@
     </w:p>
     <w:p>
       <w:pPr>
-        <w:pStyle w:val="31"/>
-        <w:rPr>
-          <w:lang w:eastAsia="zh-CN"/>
-        </w:rPr>
-      </w:pPr>
-      <w:r>
-        <w:rPr>
-          <w:lang w:eastAsia="zh-CN"/>
-        </w:rPr>
-        <w:t>第三节</w:t>
-      </w:r>
-      <w:r>
-        <w:rPr>
-          <w:lang w:eastAsia="zh-CN"/>
-        </w:rPr>
-        <w:t xml:space="preserve">. </w:t>
-      </w:r>
-      <w:r>
-        <w:rPr>
-          <w:lang w:eastAsia="zh-CN"/>
-        </w:rPr>
-        <w:t>项目进度查询</w:t>
+        <w:rPr>
+          <w:lang w:eastAsia="zh-CN"/>
+        </w:rPr>
+      </w:pPr>
+      <w:r>
+        <w:rPr>
+          <w:rFonts w:hint="eastAsia"/>
+          <w:lang w:eastAsia="zh-CN"/>
+        </w:rPr>
+        <w:lastRenderedPageBreak/>
+        <w:t>第二种方式：业务员点击“代客申请”，详见图</w:t>
+      </w:r>
+      <w:r>
+        <w:rPr>
+          <w:rFonts w:hint="eastAsia"/>
+          <w:lang w:eastAsia="zh-CN"/>
+        </w:rPr>
+        <w:t>3</w:t>
+      </w:r>
+      <w:r>
+        <w:rPr>
+          <w:lang w:eastAsia="zh-CN"/>
+        </w:rPr>
+        <w:t>-5</w:t>
+      </w:r>
+      <w:r>
+        <w:rPr>
+          <w:rFonts w:hint="eastAsia"/>
+          <w:lang w:eastAsia="zh-CN"/>
+        </w:rPr>
+        <w:t>：</w:t>
       </w:r>
     </w:p>
     <w:p>
@@ -4164,65 +5987,126 @@
         <w:rPr>
           <w:lang w:eastAsia="zh-CN"/>
         </w:rPr>
-        <w:t>用户可以随时查看自己申请项目的进度状态</w:t>
-      </w:r>
-      <w:r>
-        <w:rPr>
-          <w:lang w:eastAsia="zh-CN"/>
-        </w:rPr>
-        <w:t>：</w:t>
+        <w:drawing>
+          <wp:inline distT="0" distB="0" distL="0" distR="0" wp14:anchorId="6E15B831" wp14:editId="43E153C7">
+            <wp:extent cx="5486400" cy="2870200"/>
+            <wp:effectExtent l="0" t="0" r="0" b="6350"/>
+            <wp:docPr id="16" name="图片 16"/>
+            <wp:cNvGraphicFramePr>
+              <a:graphicFrameLocks xmlns:a="http://schemas.openxmlformats.org/drawingml/2006/main" noChangeAspect="1"/>
+            </wp:cNvGraphicFramePr>
+            <a:graphic xmlns:a="http://schemas.openxmlformats.org/drawingml/2006/main">
+              <a:graphicData uri="http://schemas.openxmlformats.org/drawingml/2006/picture">
+                <pic:pic xmlns:pic="http://schemas.openxmlformats.org/drawingml/2006/picture">
+                  <pic:nvPicPr>
+                    <pic:cNvPr id="1" name=""/>
+                    <pic:cNvPicPr/>
+                  </pic:nvPicPr>
+                  <pic:blipFill>
+                    <a:blip r:embed="rId22"/>
+                    <a:stretch>
+                      <a:fillRect/>
+                    </a:stretch>
+                  </pic:blipFill>
+                  <pic:spPr>
+                    <a:xfrm>
+                      <a:off x="0" y="0"/>
+                      <a:ext cx="5486400" cy="2870200"/>
+                    </a:xfrm>
+                    <a:prstGeom prst="rect">
+                      <a:avLst/>
+                    </a:prstGeom>
+                  </pic:spPr>
+                </pic:pic>
+              </a:graphicData>
+            </a:graphic>
+          </wp:inline>
+        </w:drawing>
       </w:r>
     </w:p>
     <w:p>
       <w:pPr>
         <w:rPr>
-          <w:lang w:eastAsia="zh-CN"/>
-        </w:rPr>
-      </w:pPr>
-      <w:r>
-        <w:rPr>
-          <w:lang w:eastAsia="zh-CN"/>
-        </w:rPr>
-        <w:t>项目状态包括：待确认、已确认、已立项、执行中、已完成、已上传、已获取流水号、证书完成、已归档</w:t>
+          <w:rFonts w:hint="eastAsia"/>
+          <w:lang w:eastAsia="zh-CN"/>
+        </w:rPr>
+      </w:pPr>
+      <w:r>
+        <w:rPr>
+          <w:rFonts w:hint="eastAsia"/>
+          <w:lang w:eastAsia="zh-CN"/>
+        </w:rPr>
+        <w:t>图</w:t>
+      </w:r>
+      <w:r>
+        <w:rPr>
+          <w:lang w:eastAsia="zh-CN"/>
+        </w:rPr>
+        <w:t xml:space="preserve">3-5 </w:t>
+      </w:r>
+      <w:r>
+        <w:rPr>
+          <w:rFonts w:hint="eastAsia"/>
+          <w:lang w:eastAsia="zh-CN"/>
+        </w:rPr>
+        <w:t>业务员代</w:t>
+      </w:r>
+      <w:proofErr w:type="gramStart"/>
+      <w:r>
+        <w:rPr>
+          <w:rFonts w:hint="eastAsia"/>
+          <w:lang w:eastAsia="zh-CN"/>
+        </w:rPr>
+        <w:t>客申请</w:t>
+      </w:r>
+      <w:proofErr w:type="gramEnd"/>
+      <w:r>
+        <w:rPr>
+          <w:rFonts w:hint="eastAsia"/>
+          <w:lang w:eastAsia="zh-CN"/>
+        </w:rPr>
+        <w:t>页面</w:t>
       </w:r>
     </w:p>
     <w:p>
       <w:pPr>
-        <w:rPr>
-          <w:lang w:eastAsia="zh-CN"/>
-        </w:rPr>
-      </w:pPr>
-      <w:r>
-        <w:rPr>
-          <w:lang w:eastAsia="zh-CN"/>
-        </w:rPr>
-        <w:t>每个项目都会显示详细的进度条和当前状态说明</w:t>
-      </w:r>
+        <w:pStyle w:val="31"/>
+        <w:rPr>
+          <w:lang w:eastAsia="zh-CN"/>
+        </w:rPr>
+      </w:pPr>
+      <w:bookmarkStart w:id="16" w:name="_Toc212064267"/>
+      <w:r>
+        <w:rPr>
+          <w:lang w:eastAsia="zh-CN"/>
+        </w:rPr>
+        <w:t>第三节</w:t>
+      </w:r>
+      <w:r>
+        <w:rPr>
+          <w:lang w:eastAsia="zh-CN"/>
+        </w:rPr>
+        <w:t xml:space="preserve">. </w:t>
+      </w:r>
+      <w:r>
+        <w:rPr>
+          <w:lang w:eastAsia="zh-CN"/>
+        </w:rPr>
+        <w:t>项目进度查询</w:t>
+      </w:r>
+      <w:bookmarkEnd w:id="16"/>
     </w:p>
     <w:p>
       <w:pPr>
-        <w:pStyle w:val="31"/>
-        <w:rPr>
-          <w:lang w:eastAsia="zh-CN"/>
-        </w:rPr>
-      </w:pPr>
-      <w:r>
-        <w:rPr>
-          <w:lang w:eastAsia="zh-CN"/>
-        </w:rPr>
-        <w:t>第四节</w:t>
-      </w:r>
-      <w:r>
-        <w:rPr>
-          <w:lang w:eastAsia="zh-CN"/>
-        </w:rPr>
-        <w:t xml:space="preserve">. </w:t>
-      </w:r>
-      <w:r>
-        <w:rPr>
-          <w:lang w:eastAsia="zh-CN"/>
-        </w:rPr>
-        <w:t>在线留言</w:t>
+        <w:rPr>
+          <w:lang w:eastAsia="zh-CN"/>
+        </w:rPr>
+      </w:pPr>
+      <w:r>
+        <w:rPr>
+          <w:lang w:eastAsia="zh-CN"/>
+        </w:rPr>
+        <w:t>用户可以随时查看自己申请项目的进度状态：</w:t>
       </w:r>
     </w:p>
     <w:p>
@@ -4235,7 +6119,7 @@
         <w:rPr>
           <w:lang w:eastAsia="zh-CN"/>
         </w:rPr>
-        <w:t>用户可以通过在线留言功能与公司进行沟通：</w:t>
+        <w:t>项目状态包括：待确认、已确认、已立项、执行中、已完成、已上传、已获取流水号、证书完成、已归档</w:t>
       </w:r>
     </w:p>
     <w:p>
@@ -4248,51 +6132,43 @@
         <w:rPr>
           <w:lang w:eastAsia="zh-CN"/>
         </w:rPr>
-        <w:t xml:space="preserve">1. </w:t>
-      </w:r>
-      <w:r>
-        <w:rPr>
-          <w:lang w:eastAsia="zh-CN"/>
-        </w:rPr>
-        <w:t>点击导航栏中的</w:t>
-      </w:r>
-      <w:r>
-        <w:rPr>
-          <w:lang w:eastAsia="zh-CN"/>
-        </w:rPr>
-        <w:t>"</w:t>
-      </w:r>
-      <w:r>
-        <w:rPr>
-          <w:lang w:eastAsia="zh-CN"/>
-        </w:rPr>
-        <w:t>在线留言</w:t>
-      </w:r>
-      <w:r>
-        <w:rPr>
-          <w:lang w:eastAsia="zh-CN"/>
-        </w:rPr>
-        <w:t>"</w:t>
+        <w:t>每个项目都会显示详细的进度条和当前状态说明</w:t>
+      </w:r>
+      <w:r>
+        <w:rPr>
+          <w:rFonts w:hint="eastAsia"/>
+          <w:lang w:eastAsia="zh-CN"/>
+        </w:rPr>
+        <w:t>。</w:t>
       </w:r>
     </w:p>
     <w:p>
       <w:pPr>
-        <w:rPr>
-          <w:lang w:eastAsia="zh-CN"/>
-        </w:rPr>
-      </w:pPr>
-      <w:r>
-        <w:rPr>
-          <w:lang w:eastAsia="zh-CN"/>
-        </w:rPr>
-        <w:t xml:space="preserve">2. </w:t>
-      </w:r>
-      <w:r>
-        <w:rPr>
-          <w:lang w:eastAsia="zh-CN"/>
-        </w:rPr>
-        <w:t>在留言框中输入要咨询或反馈的内容</w:t>
-      </w:r>
+        <w:pStyle w:val="31"/>
+        <w:rPr>
+          <w:lang w:eastAsia="zh-CN"/>
+        </w:rPr>
+      </w:pPr>
+      <w:bookmarkStart w:id="17" w:name="_Toc212064268"/>
+      <w:r>
+        <w:rPr>
+          <w:lang w:eastAsia="zh-CN"/>
+        </w:rPr>
+        <w:t>第四节</w:t>
+      </w:r>
+      <w:r>
+        <w:rPr>
+          <w:lang w:eastAsia="zh-CN"/>
+        </w:rPr>
+        <w:t xml:space="preserve">. </w:t>
+      </w:r>
+      <w:r>
+        <w:rPr>
+          <w:lang w:eastAsia="zh-CN"/>
+        </w:rPr>
+        <w:t>在线留言</w:t>
+      </w:r>
+      <w:bookmarkEnd w:id="17"/>
     </w:p>
     <w:p>
       <w:pPr>
@@ -4304,37 +6180,7 @@
         <w:rPr>
           <w:lang w:eastAsia="zh-CN"/>
         </w:rPr>
-        <w:t xml:space="preserve">3. </w:t>
-      </w:r>
-      <w:r>
-        <w:rPr>
-          <w:lang w:eastAsia="zh-CN"/>
-        </w:rPr>
-        <w:t>点击</w:t>
-      </w:r>
-      <w:r>
-        <w:rPr>
-          <w:lang w:eastAsia="zh-CN"/>
-        </w:rPr>
-        <w:t>"</w:t>
-      </w:r>
-      <w:r>
-        <w:rPr>
-          <w:lang w:eastAsia="zh-CN"/>
-        </w:rPr>
-        <w:t>提交留言</w:t>
-      </w:r>
-      <w:r>
-        <w:rPr>
-          <w:lang w:eastAsia="zh-CN"/>
-        </w:rPr>
-        <w:t>"</w:t>
-      </w:r>
-      <w:r>
-        <w:rPr>
-          <w:lang w:eastAsia="zh-CN"/>
-        </w:rPr>
-        <w:t>按钮</w:t>
+        <w:t>用户可以通过在线留言功能与公司进行沟通：</w:t>
       </w:r>
     </w:p>
     <w:p>
@@ -4347,13 +6193,31 @@
         <w:rPr>
           <w:lang w:eastAsia="zh-CN"/>
         </w:rPr>
-        <w:t xml:space="preserve">4. </w:t>
-      </w:r>
-      <w:r>
-        <w:rPr>
-          <w:lang w:eastAsia="zh-CN"/>
-        </w:rPr>
-        <w:t>查看历史留言记录</w:t>
+        <w:t xml:space="preserve">1. </w:t>
+      </w:r>
+      <w:r>
+        <w:rPr>
+          <w:lang w:eastAsia="zh-CN"/>
+        </w:rPr>
+        <w:t>点击导航栏中的</w:t>
+      </w:r>
+      <w:r>
+        <w:rPr>
+          <w:lang w:eastAsia="zh-CN"/>
+        </w:rPr>
+        <w:t>"</w:t>
+      </w:r>
+      <w:r>
+        <w:rPr>
+          <w:lang w:eastAsia="zh-CN"/>
+        </w:rPr>
+        <w:t>在线留言</w:t>
+      </w:r>
+      <w:r>
+        <w:rPr>
+          <w:lang w:eastAsia="zh-CN"/>
+        </w:rPr>
+        <w:t>"</w:t>
       </w:r>
     </w:p>
     <w:p>
@@ -4366,65 +6230,75 @@
         <w:rPr>
           <w:lang w:eastAsia="zh-CN"/>
         </w:rPr>
-        <w:t xml:space="preserve">5. </w:t>
-      </w:r>
-      <w:r>
-        <w:rPr>
-          <w:lang w:eastAsia="zh-CN"/>
-        </w:rPr>
-        <w:t>等待公司回复</w:t>
+        <w:t xml:space="preserve">2. </w:t>
+      </w:r>
+      <w:r>
+        <w:rPr>
+          <w:lang w:eastAsia="zh-CN"/>
+        </w:rPr>
+        <w:t>在留言框中输入要咨询或反馈的内容</w:t>
       </w:r>
     </w:p>
     <w:p>
       <w:pPr>
-        <w:pStyle w:val="21"/>
-        <w:rPr>
-          <w:lang w:eastAsia="zh-CN"/>
-        </w:rPr>
-      </w:pPr>
-      <w:r>
-        <w:rPr>
-          <w:lang w:eastAsia="zh-CN"/>
-        </w:rPr>
-        <w:t>第五章</w:t>
-      </w:r>
-      <w:r>
-        <w:rPr>
-          <w:lang w:eastAsia="zh-CN"/>
-        </w:rPr>
-        <w:t xml:space="preserve"> </w:t>
-      </w:r>
-      <w:r>
-        <w:rPr>
-          <w:lang w:eastAsia="zh-CN"/>
-        </w:rPr>
-        <w:t>业务流程详解</w:t>
+        <w:rPr>
+          <w:lang w:eastAsia="zh-CN"/>
+        </w:rPr>
+      </w:pPr>
+      <w:r>
+        <w:rPr>
+          <w:lang w:eastAsia="zh-CN"/>
+        </w:rPr>
+        <w:t xml:space="preserve">3. </w:t>
+      </w:r>
+      <w:r>
+        <w:rPr>
+          <w:lang w:eastAsia="zh-CN"/>
+        </w:rPr>
+        <w:t>点击</w:t>
+      </w:r>
+      <w:r>
+        <w:rPr>
+          <w:lang w:eastAsia="zh-CN"/>
+        </w:rPr>
+        <w:t>"</w:t>
+      </w:r>
+      <w:r>
+        <w:rPr>
+          <w:lang w:eastAsia="zh-CN"/>
+        </w:rPr>
+        <w:t>提交留言</w:t>
+      </w:r>
+      <w:r>
+        <w:rPr>
+          <w:lang w:eastAsia="zh-CN"/>
+        </w:rPr>
+        <w:t>"</w:t>
+      </w:r>
+      <w:r>
+        <w:rPr>
+          <w:lang w:eastAsia="zh-CN"/>
+        </w:rPr>
+        <w:t>按钮</w:t>
       </w:r>
     </w:p>
     <w:p>
       <w:pPr>
-        <w:pStyle w:val="31"/>
-        <w:rPr>
-          <w:lang w:eastAsia="zh-CN"/>
-        </w:rPr>
-      </w:pPr>
-      <w:r>
-        <w:rPr>
-          <w:lang w:eastAsia="zh-CN"/>
-        </w:rPr>
-        <w:t>第一节</w:t>
-      </w:r>
-      <w:r>
-        <w:rPr>
-          <w:lang w:eastAsia="zh-CN"/>
-        </w:rPr>
-        <w:t xml:space="preserve">. </w:t>
-      </w:r>
-      <w:r>
-        <w:rPr>
-          <w:lang w:eastAsia="zh-CN"/>
-        </w:rPr>
-        <w:t>软件著作权申请流程</w:t>
+        <w:rPr>
+          <w:lang w:eastAsia="zh-CN"/>
+        </w:rPr>
+      </w:pPr>
+      <w:r>
+        <w:rPr>
+          <w:lang w:eastAsia="zh-CN"/>
+        </w:rPr>
+        <w:t xml:space="preserve">4. </w:t>
+      </w:r>
+      <w:r>
+        <w:rPr>
+          <w:lang w:eastAsia="zh-CN"/>
+        </w:rPr>
+        <w:t>查看历史留言记录</w:t>
       </w:r>
     </w:p>
     <w:p>
@@ -4437,33 +6311,71 @@
         <w:rPr>
           <w:lang w:eastAsia="zh-CN"/>
         </w:rPr>
-        <w:t>软件著作权登记项目的完整流程如下：</w:t>
+        <w:t xml:space="preserve">5. </w:t>
+      </w:r>
+      <w:r>
+        <w:rPr>
+          <w:lang w:eastAsia="zh-CN"/>
+        </w:rPr>
+        <w:t>等待公司回复</w:t>
       </w:r>
     </w:p>
     <w:p>
-      <w:pPr/>
-      <w:r>
-        <w:t>员工登录系统需要先选择"员工"身份，然后输入账号和密码，详见图5-1：</w:t>
-      </w:r>
+      <w:pPr>
+        <w:pStyle w:val="21"/>
+        <w:rPr>
+          <w:lang w:eastAsia="zh-CN"/>
+        </w:rPr>
+      </w:pPr>
+      <w:bookmarkStart w:id="18" w:name="_Toc212064269"/>
+      <w:r>
+        <w:rPr>
+          <w:lang w:eastAsia="zh-CN"/>
+        </w:rPr>
+        <w:lastRenderedPageBreak/>
+        <w:t>第五章</w:t>
+      </w:r>
+      <w:r>
+        <w:rPr>
+          <w:lang w:eastAsia="zh-CN"/>
+        </w:rPr>
+        <w:t xml:space="preserve"> </w:t>
+      </w:r>
+      <w:r>
+        <w:rPr>
+          <w:lang w:eastAsia="zh-CN"/>
+        </w:rPr>
+        <w:t>业务流程详解</w:t>
+      </w:r>
+      <w:bookmarkEnd w:id="18"/>
     </w:p>
     <w:p>
       <w:pPr>
-        <w:rPr>
-          <w:lang w:eastAsia="zh-CN"/>
-        </w:rPr>
-      </w:pPr>
-      <w:r>
-        <w:rPr>
-          <w:lang w:eastAsia="zh-CN"/>
-        </w:rPr>
-        <w:t xml:space="preserve">1. </w:t>
-      </w:r>
-      <w:r>
-        <w:rPr>
-          <w:lang w:eastAsia="zh-CN"/>
-        </w:rPr>
-        <w:t>用户提交申请：用户可以通过门户网站注册账号，主动提出项目申请</w:t>
-      </w:r>
+        <w:pStyle w:val="31"/>
+        <w:rPr>
+          <w:lang w:eastAsia="zh-CN"/>
+        </w:rPr>
+      </w:pPr>
+      <w:bookmarkStart w:id="19" w:name="_Toc212064270"/>
+      <w:r>
+        <w:rPr>
+          <w:lang w:eastAsia="zh-CN"/>
+        </w:rPr>
+        <w:t>第一节</w:t>
+      </w:r>
+      <w:r>
+        <w:rPr>
+          <w:lang w:eastAsia="zh-CN"/>
+        </w:rPr>
+        <w:t xml:space="preserve">. </w:t>
+      </w:r>
+      <w:r>
+        <w:rPr>
+          <w:lang w:eastAsia="zh-CN"/>
+        </w:rPr>
+        <w:t>软件著作权申请流程</w:t>
+      </w:r>
+      <w:bookmarkEnd w:id="19"/>
     </w:p>
     <w:p>
       <w:pPr>
@@ -4475,13 +6387,7 @@
         <w:rPr>
           <w:lang w:eastAsia="zh-CN"/>
         </w:rPr>
-        <w:t xml:space="preserve">2. </w:t>
-      </w:r>
-      <w:r>
-        <w:rPr>
-          <w:lang w:eastAsia="zh-CN"/>
-        </w:rPr>
-        <w:t>业务员确认申请：普通业务员对门户网站的项目进行整理、编辑，确认后提交给执行者进行项目编辑。如果用户申请信息有问题，业务员可以驳回申请并返回修改意见</w:t>
+        <w:t>软件著作权登记项目的完整流程如下：</w:t>
       </w:r>
     </w:p>
     <w:p>
@@ -4494,19 +6400,62 @@
         <w:rPr>
           <w:lang w:eastAsia="zh-CN"/>
         </w:rPr>
-        <w:t xml:space="preserve">3. </w:t>
-      </w:r>
-      <w:r>
-        <w:rPr>
-          <w:lang w:eastAsia="zh-CN"/>
-        </w:rPr>
-        <w:t>项目执行者立项：项目执行者进行项目的立项。当项目执行者进行立项操作后，该项目就归该执行者进行执行。如果相关信息不完整，执行者可以驳回申请并提供修改意见</w:t>
+        <w:t>员工登录系统需要先选择</w:t>
+      </w:r>
+      <w:r>
+        <w:rPr>
+          <w:lang w:eastAsia="zh-CN"/>
+        </w:rPr>
+        <w:t>"</w:t>
+      </w:r>
+      <w:r>
+        <w:rPr>
+          <w:lang w:eastAsia="zh-CN"/>
+        </w:rPr>
+        <w:t>员工</w:t>
+      </w:r>
+      <w:r>
+        <w:rPr>
+          <w:lang w:eastAsia="zh-CN"/>
+        </w:rPr>
+        <w:t>"</w:t>
+      </w:r>
+      <w:r>
+        <w:rPr>
+          <w:lang w:eastAsia="zh-CN"/>
+        </w:rPr>
+        <w:t>身份，然后输入账号和密码，详见图</w:t>
+      </w:r>
+      <w:r>
+        <w:rPr>
+          <w:lang w:eastAsia="zh-CN"/>
+        </w:rPr>
+        <w:t>5-1</w:t>
+      </w:r>
+      <w:r>
+        <w:rPr>
+          <w:lang w:eastAsia="zh-CN"/>
+        </w:rPr>
+        <w:t>：</w:t>
       </w:r>
     </w:p>
     <w:p>
-      <w:pPr/>
-      <w:r>
-        <w:t>项目执行者登录后进入工作台，可以查看和管理分配给自己的项目，详见图5-2：</w:t>
+      <w:pPr>
+        <w:rPr>
+          <w:lang w:eastAsia="zh-CN"/>
+        </w:rPr>
+      </w:pPr>
+      <w:r>
+        <w:rPr>
+          <w:lang w:eastAsia="zh-CN"/>
+        </w:rPr>
+        <w:t xml:space="preserve">1. </w:t>
+      </w:r>
+      <w:r>
+        <w:rPr>
+          <w:lang w:eastAsia="zh-CN"/>
+        </w:rPr>
+        <w:t>用户提交申请：用户可以通过门户网站注册账号，主动提出项目申请</w:t>
       </w:r>
     </w:p>
     <w:p>
@@ -4519,13 +6468,13 @@
         <w:rPr>
           <w:lang w:eastAsia="zh-CN"/>
         </w:rPr>
-        <w:t xml:space="preserve">4. </w:t>
-      </w:r>
-      <w:r>
-        <w:rPr>
-          <w:lang w:eastAsia="zh-CN"/>
-        </w:rPr>
-        <w:t>项目执行：根据用户的需求进行项目的执行开发，包括软件设计、开发、测试等环节</w:t>
+        <w:t xml:space="preserve">2. </w:t>
+      </w:r>
+      <w:r>
+        <w:rPr>
+          <w:lang w:eastAsia="zh-CN"/>
+        </w:rPr>
+        <w:t>业务员确认申请：普通业务员对门户网站的项目进行整理、编辑，确认后提交给执行者进行项目编辑。如果用户申请信息有问题，业务员可以驳回申请并返回修改意见</w:t>
       </w:r>
     </w:p>
     <w:p>
@@ -4538,46 +6487,44 @@
         <w:rPr>
           <w:lang w:eastAsia="zh-CN"/>
         </w:rPr>
-        <w:t xml:space="preserve">5. </w:t>
-      </w:r>
-      <w:r>
-        <w:rPr>
-          <w:lang w:eastAsia="zh-CN"/>
-        </w:rPr>
-        <w:t>项目完成与归档：项目完成后，执行者将文件上传到版权</w:t>
-      </w:r>
-      <w:r>
-        <w:rPr>
-          <w:lang w:eastAsia="zh-CN"/>
-        </w:rPr>
-        <w:t>保护中心，获取流水号，等待证书下发。当用户结清款项后，项目自动归档</w:t>
+        <w:t xml:space="preserve">3. </w:t>
+      </w:r>
+      <w:r>
+        <w:rPr>
+          <w:lang w:eastAsia="zh-CN"/>
+        </w:rPr>
+        <w:t>项目执行者立项：项目执行者进行项目的立项。当项目执行者进行立项操作后，该项目就归该执行者进行执行。如果相关信息不完整，执行者可以驳回申请并提供修改意见</w:t>
       </w:r>
     </w:p>
     <w:p>
       <w:pPr>
-        <w:pStyle w:val="21"/>
-        <w:rPr>
-          <w:lang w:eastAsia="zh-CN"/>
-        </w:rPr>
-      </w:pPr>
-      <w:r>
-        <w:rPr>
-          <w:lang w:eastAsia="zh-CN"/>
-        </w:rPr>
-        <w:lastRenderedPageBreak/>
-        <w:t>第六章</w:t>
-      </w:r>
-      <w:r>
-        <w:rPr>
-          <w:lang w:eastAsia="zh-CN"/>
-        </w:rPr>
-        <w:t xml:space="preserve"> </w:t>
-      </w:r>
-      <w:r>
-        <w:rPr>
-          <w:lang w:eastAsia="zh-CN"/>
-        </w:rPr>
-        <w:t>常见问题解答</w:t>
+        <w:rPr>
+          <w:lang w:eastAsia="zh-CN"/>
+        </w:rPr>
+      </w:pPr>
+      <w:r>
+        <w:rPr>
+          <w:lang w:eastAsia="zh-CN"/>
+        </w:rPr>
+        <w:t>项目执行者登录后进入工作台，可以查看和管理分配给自己的项目，</w:t>
+      </w:r>
+      <w:r>
+        <w:rPr>
+          <w:lang w:eastAsia="zh-CN"/>
+        </w:rPr>
+        <w:t>详见图</w:t>
+      </w:r>
+      <w:r>
+        <w:rPr>
+          <w:lang w:eastAsia="zh-CN"/>
+        </w:rPr>
+        <w:t>5-2</w:t>
+      </w:r>
+      <w:r>
+        <w:rPr>
+          <w:lang w:eastAsia="zh-CN"/>
+        </w:rPr>
+        <w:t>：</w:t>
       </w:r>
     </w:p>
     <w:p>
@@ -4590,13 +6537,13 @@
         <w:rPr>
           <w:lang w:eastAsia="zh-CN"/>
         </w:rPr>
-        <w:t xml:space="preserve">Q: </w:t>
-      </w:r>
-      <w:r>
-        <w:rPr>
-          <w:lang w:eastAsia="zh-CN"/>
-        </w:rPr>
-        <w:t>忘记密码怎么办？</w:t>
+        <w:t xml:space="preserve">4. </w:t>
+      </w:r>
+      <w:r>
+        <w:rPr>
+          <w:lang w:eastAsia="zh-CN"/>
+        </w:rPr>
+        <w:t>项目执行：根据用户的需求进行项目的执行开发，包括软件设计、开发、测试等环节</w:t>
       </w:r>
     </w:p>
     <w:p>
@@ -4609,57 +6556,42 @@
         <w:rPr>
           <w:lang w:eastAsia="zh-CN"/>
         </w:rPr>
-        <w:t xml:space="preserve">A: </w:t>
-      </w:r>
-      <w:r>
-        <w:rPr>
-          <w:lang w:eastAsia="zh-CN"/>
-        </w:rPr>
-        <w:t>在登录页面点击</w:t>
-      </w:r>
-      <w:r>
-        <w:rPr>
-          <w:lang w:eastAsia="zh-CN"/>
-        </w:rPr>
-        <w:t>"</w:t>
-      </w:r>
-      <w:r>
-        <w:rPr>
-          <w:lang w:eastAsia="zh-CN"/>
-        </w:rPr>
-        <w:t>忘记密码？</w:t>
-      </w:r>
-      <w:r>
-        <w:rPr>
-          <w:lang w:eastAsia="zh-CN"/>
-        </w:rPr>
-        <w:t>"</w:t>
-      </w:r>
-      <w:r>
-        <w:rPr>
-          <w:lang w:eastAsia="zh-CN"/>
-        </w:rPr>
-        <w:t>链接，系统会发送重置密码的邮件到您的注册邮箱。</w:t>
+        <w:t xml:space="preserve">5. </w:t>
+      </w:r>
+      <w:r>
+        <w:rPr>
+          <w:lang w:eastAsia="zh-CN"/>
+        </w:rPr>
+        <w:t>项目完成与归档：项目完成后，执行者将文件上传到版权保护中心，获取流水号，等待证书下发。当用户结清款项后，项目自动归档</w:t>
       </w:r>
     </w:p>
     <w:p>
       <w:pPr>
-        <w:rPr>
-          <w:lang w:eastAsia="zh-CN"/>
-        </w:rPr>
-      </w:pPr>
-      <w:r>
-        <w:rPr>
-          <w:lang w:eastAsia="zh-CN"/>
-        </w:rPr>
-        <w:t xml:space="preserve">Q: </w:t>
-      </w:r>
-      <w:r>
-        <w:rPr>
-          <w:lang w:eastAsia="zh-CN"/>
-        </w:rPr>
-        <w:t>员工账号需要审核吗？</w:t>
-      </w:r>
+        <w:pStyle w:val="21"/>
+        <w:rPr>
+          <w:lang w:eastAsia="zh-CN"/>
+        </w:rPr>
+      </w:pPr>
+      <w:bookmarkStart w:id="20" w:name="_Toc212064271"/>
+      <w:r>
+        <w:rPr>
+          <w:lang w:eastAsia="zh-CN"/>
+        </w:rPr>
+        <w:t>第六章</w:t>
+      </w:r>
+      <w:r>
+        <w:rPr>
+          <w:lang w:eastAsia="zh-CN"/>
+        </w:rPr>
+        <w:t xml:space="preserve"> </w:t>
+      </w:r>
+      <w:r>
+        <w:rPr>
+          <w:lang w:eastAsia="zh-CN"/>
+        </w:rPr>
+        <w:t>常见问题解答</w:t>
+      </w:r>
+      <w:bookmarkEnd w:id="20"/>
     </w:p>
     <w:p>
       <w:pPr>
@@ -4671,13 +6603,13 @@
         <w:rPr>
           <w:lang w:eastAsia="zh-CN"/>
         </w:rPr>
-        <w:t xml:space="preserve">A: </w:t>
-      </w:r>
-      <w:r>
-        <w:rPr>
-          <w:lang w:eastAsia="zh-CN"/>
-        </w:rPr>
-        <w:t>是的，员工账号需要经过系统管理员审核通过后才能使用工作台功能。</w:t>
+        <w:t xml:space="preserve">Q: </w:t>
+      </w:r>
+      <w:r>
+        <w:rPr>
+          <w:lang w:eastAsia="zh-CN"/>
+        </w:rPr>
+        <w:t>忘记密码怎么办？</w:t>
       </w:r>
     </w:p>
     <w:p>
@@ -4690,13 +6622,37 @@
         <w:rPr>
           <w:lang w:eastAsia="zh-CN"/>
         </w:rPr>
-        <w:t xml:space="preserve">Q: </w:t>
-      </w:r>
-      <w:r>
-        <w:rPr>
-          <w:lang w:eastAsia="zh-CN"/>
-        </w:rPr>
-        <w:t>如何选择合适的项目类型？</w:t>
+        <w:t xml:space="preserve">A: </w:t>
+      </w:r>
+      <w:r>
+        <w:rPr>
+          <w:lang w:eastAsia="zh-CN"/>
+        </w:rPr>
+        <w:t>在登录页面点击</w:t>
+      </w:r>
+      <w:r>
+        <w:rPr>
+          <w:lang w:eastAsia="zh-CN"/>
+        </w:rPr>
+        <w:t>"</w:t>
+      </w:r>
+      <w:r>
+        <w:rPr>
+          <w:lang w:eastAsia="zh-CN"/>
+        </w:rPr>
+        <w:t>忘记密码？</w:t>
+      </w:r>
+      <w:r>
+        <w:rPr>
+          <w:lang w:eastAsia="zh-CN"/>
+        </w:rPr>
+        <w:t>"</w:t>
+      </w:r>
+      <w:r>
+        <w:rPr>
+          <w:lang w:eastAsia="zh-CN"/>
+        </w:rPr>
+        <w:t>链接，系统会发送重置密码的邮件到您的注册邮箱。</w:t>
       </w:r>
     </w:p>
     <w:p>
@@ -4709,85 +6665,13 @@
         <w:rPr>
           <w:lang w:eastAsia="zh-CN"/>
         </w:rPr>
-        <w:t xml:space="preserve">A: </w:t>
-      </w:r>
-      <w:r>
-        <w:rPr>
-          <w:lang w:eastAsia="zh-CN"/>
-        </w:rPr>
-        <w:t>根据您的需求选择：如果已有软件需要登记，选择</w:t>
-      </w:r>
-      <w:r>
-        <w:rPr>
-          <w:lang w:eastAsia="zh-CN"/>
-        </w:rPr>
-        <w:t>"</w:t>
-      </w:r>
-      <w:r>
-        <w:rPr>
-          <w:lang w:eastAsia="zh-CN"/>
-        </w:rPr>
-        <w:t>软件登记业务</w:t>
-      </w:r>
-      <w:r>
-        <w:rPr>
-          <w:lang w:eastAsia="zh-CN"/>
-        </w:rPr>
-        <w:t>"</w:t>
-      </w:r>
-      <w:r>
-        <w:rPr>
-          <w:lang w:eastAsia="zh-CN"/>
-        </w:rPr>
-        <w:t>；如果需要开发软件并登记，选择</w:t>
-      </w:r>
-      <w:r>
-        <w:rPr>
-          <w:lang w:eastAsia="zh-CN"/>
-        </w:rPr>
-        <w:t>"</w:t>
-      </w:r>
-      <w:r>
-        <w:rPr>
-          <w:lang w:eastAsia="zh-CN"/>
-        </w:rPr>
-        <w:t>软件设计与登记业务</w:t>
-      </w:r>
-      <w:r>
-        <w:rPr>
-          <w:lang w:eastAsia="zh-CN"/>
-        </w:rPr>
-        <w:t>"</w:t>
-      </w:r>
-      <w:r>
-        <w:rPr>
-          <w:lang w:eastAsia="zh-CN"/>
-        </w:rPr>
-        <w:t>；如果需要完整的开发、部署和登记服务，选择</w:t>
-      </w:r>
-      <w:r>
-        <w:rPr>
-          <w:lang w:eastAsia="zh-CN"/>
-        </w:rPr>
-        <w:t>"</w:t>
-      </w:r>
-      <w:r>
-        <w:rPr>
-          <w:lang w:eastAsia="zh-CN"/>
-        </w:rPr>
-        <w:t>软件部署与登记业务</w:t>
-      </w:r>
-      <w:r>
-        <w:rPr>
-          <w:lang w:eastAsia="zh-CN"/>
-        </w:rPr>
-        <w:t>"</w:t>
-      </w:r>
-      <w:r>
-        <w:rPr>
-          <w:lang w:eastAsia="zh-CN"/>
-        </w:rPr>
-        <w:t>。</w:t>
+        <w:t xml:space="preserve">Q: </w:t>
+      </w:r>
+      <w:r>
+        <w:rPr>
+          <w:lang w:eastAsia="zh-CN"/>
+        </w:rPr>
+        <w:t>员工账号需要审核吗？</w:t>
       </w:r>
     </w:p>
     <w:p>
@@ -4800,13 +6684,13 @@
         <w:rPr>
           <w:lang w:eastAsia="zh-CN"/>
         </w:rPr>
-        <w:t xml:space="preserve">Q: </w:t>
-      </w:r>
-      <w:r>
-        <w:rPr>
-          <w:lang w:eastAsia="zh-CN"/>
-        </w:rPr>
-        <w:t>项目申请被驳回怎么办？</w:t>
+        <w:t xml:space="preserve">A: </w:t>
+      </w:r>
+      <w:r>
+        <w:rPr>
+          <w:lang w:eastAsia="zh-CN"/>
+        </w:rPr>
+        <w:t>是的，员工账号需要经过系统管理员审核通过后才能使用工作台功能。</w:t>
       </w:r>
     </w:p>
     <w:p>
@@ -4819,13 +6703,13 @@
         <w:rPr>
           <w:lang w:eastAsia="zh-CN"/>
         </w:rPr>
-        <w:t xml:space="preserve">A: </w:t>
-      </w:r>
-      <w:r>
-        <w:rPr>
-          <w:lang w:eastAsia="zh-CN"/>
-        </w:rPr>
-        <w:t>查看驳回原因，根据修改意见完善申请信息，然后重新提交申请。</w:t>
+        <w:t xml:space="preserve">Q: </w:t>
+      </w:r>
+      <w:r>
+        <w:rPr>
+          <w:lang w:eastAsia="zh-CN"/>
+        </w:rPr>
+        <w:t>如何选择合适的项目类型？</w:t>
       </w:r>
     </w:p>
     <w:p>
@@ -4838,13 +6722,85 @@
         <w:rPr>
           <w:lang w:eastAsia="zh-CN"/>
         </w:rPr>
-        <w:t xml:space="preserve">Q: </w:t>
-      </w:r>
-      <w:r>
-        <w:rPr>
-          <w:lang w:eastAsia="zh-CN"/>
-        </w:rPr>
-        <w:t>如何查看项目进度？</w:t>
+        <w:t xml:space="preserve">A: </w:t>
+      </w:r>
+      <w:r>
+        <w:rPr>
+          <w:lang w:eastAsia="zh-CN"/>
+        </w:rPr>
+        <w:t>根据您的需求选择：如果已有软件需要登记，选择</w:t>
+      </w:r>
+      <w:r>
+        <w:rPr>
+          <w:lang w:eastAsia="zh-CN"/>
+        </w:rPr>
+        <w:t>"</w:t>
+      </w:r>
+      <w:r>
+        <w:rPr>
+          <w:lang w:eastAsia="zh-CN"/>
+        </w:rPr>
+        <w:t>软件登记业务</w:t>
+      </w:r>
+      <w:r>
+        <w:rPr>
+          <w:lang w:eastAsia="zh-CN"/>
+        </w:rPr>
+        <w:t>"</w:t>
+      </w:r>
+      <w:r>
+        <w:rPr>
+          <w:lang w:eastAsia="zh-CN"/>
+        </w:rPr>
+        <w:t>；如果需要开发软件并登记，选择</w:t>
+      </w:r>
+      <w:r>
+        <w:rPr>
+          <w:lang w:eastAsia="zh-CN"/>
+        </w:rPr>
+        <w:t>"</w:t>
+      </w:r>
+      <w:r>
+        <w:rPr>
+          <w:lang w:eastAsia="zh-CN"/>
+        </w:rPr>
+        <w:t>软件设计与登记业务</w:t>
+      </w:r>
+      <w:r>
+        <w:rPr>
+          <w:lang w:eastAsia="zh-CN"/>
+        </w:rPr>
+        <w:t>"</w:t>
+      </w:r>
+      <w:r>
+        <w:rPr>
+          <w:lang w:eastAsia="zh-CN"/>
+        </w:rPr>
+        <w:t>；如果需要完整的开发、部署和登记服务，选择</w:t>
+      </w:r>
+      <w:r>
+        <w:rPr>
+          <w:lang w:eastAsia="zh-CN"/>
+        </w:rPr>
+        <w:t>"</w:t>
+      </w:r>
+      <w:r>
+        <w:rPr>
+          <w:lang w:eastAsia="zh-CN"/>
+        </w:rPr>
+        <w:t>软件部署与登记业务</w:t>
+      </w:r>
+      <w:r>
+        <w:rPr>
+          <w:lang w:eastAsia="zh-CN"/>
+        </w:rPr>
+        <w:t>"</w:t>
+      </w:r>
+      <w:r>
+        <w:rPr>
+          <w:lang w:eastAsia="zh-CN"/>
+        </w:rPr>
+        <w:t>。</w:t>
       </w:r>
     </w:p>
     <w:p>
@@ -4857,13 +6813,13 @@
         <w:rPr>
           <w:lang w:eastAsia="zh-CN"/>
         </w:rPr>
-        <w:t xml:space="preserve">A: </w:t>
-      </w:r>
-      <w:r>
-        <w:rPr>
-          <w:lang w:eastAsia="zh-CN"/>
-        </w:rPr>
-        <w:t>登录后进入用户仪表板，在项目列表中找到对应项目，点击查看详细信息即可看到项目进度。</w:t>
+        <w:t xml:space="preserve">Q: </w:t>
+      </w:r>
+      <w:r>
+        <w:rPr>
+          <w:lang w:eastAsia="zh-CN"/>
+        </w:rPr>
+        <w:t>项目申请被驳回怎么办？</w:t>
       </w:r>
     </w:p>
     <w:p>
@@ -4876,13 +6832,13 @@
         <w:rPr>
           <w:lang w:eastAsia="zh-CN"/>
         </w:rPr>
-        <w:t xml:space="preserve">Q: </w:t>
-      </w:r>
-      <w:r>
-        <w:rPr>
-          <w:lang w:eastAsia="zh-CN"/>
-        </w:rPr>
-        <w:t>如何联系客服？</w:t>
+        <w:t xml:space="preserve">A: </w:t>
+      </w:r>
+      <w:r>
+        <w:rPr>
+          <w:lang w:eastAsia="zh-CN"/>
+        </w:rPr>
+        <w:t>查看驳回原因，根据修改意见完善申请信息，然后重新提交申请。</w:t>
       </w:r>
     </w:p>
     <w:p>
@@ -4895,63 +6851,32 @@
         <w:rPr>
           <w:lang w:eastAsia="zh-CN"/>
         </w:rPr>
-        <w:t xml:space="preserve">A: </w:t>
-      </w:r>
-      <w:r>
-        <w:rPr>
-          <w:lang w:eastAsia="zh-CN"/>
-        </w:rPr>
-        <w:t>您可以通过在线留言功能、电话（</w:t>
-      </w:r>
-      <w:r>
-        <w:rPr>
-          <w:lang w:eastAsia="zh-CN"/>
-        </w:rPr>
-        <w:t>188 3826 9405</w:t>
-      </w:r>
-      <w:r>
-        <w:rPr>
-          <w:lang w:eastAsia="zh-CN"/>
-        </w:rPr>
-        <w:t>）或邮箱（</w:t>
-      </w:r>
-      <w:r>
-        <w:rPr>
-          <w:lang w:eastAsia="zh-CN"/>
-        </w:rPr>
-        <w:t>nngde@qq.com</w:t>
-      </w:r>
-      <w:r>
-        <w:rPr>
-          <w:lang w:eastAsia="zh-CN"/>
-        </w:rPr>
-        <w:t>）联系我们。</w:t>
+        <w:t xml:space="preserve">Q: </w:t>
+      </w:r>
+      <w:r>
+        <w:rPr>
+          <w:lang w:eastAsia="zh-CN"/>
+        </w:rPr>
+        <w:t>如何查看项目进度？</w:t>
       </w:r>
     </w:p>
     <w:p>
       <w:pPr>
-        <w:pStyle w:val="21"/>
-        <w:rPr>
-          <w:lang w:eastAsia="zh-CN"/>
-        </w:rPr>
-      </w:pPr>
-      <w:r>
-        <w:rPr>
-          <w:lang w:eastAsia="zh-CN"/>
-        </w:rPr>
-        <w:t>第七章</w:t>
-      </w:r>
-      <w:r>
-        <w:rPr>
-          <w:lang w:eastAsia="zh-CN"/>
-        </w:rPr>
-        <w:t xml:space="preserve"> </w:t>
-      </w:r>
-      <w:r>
-        <w:rPr>
-          <w:lang w:eastAsia="zh-CN"/>
-        </w:rPr>
-        <w:t>技术支持</w:t>
+        <w:rPr>
+          <w:lang w:eastAsia="zh-CN"/>
+        </w:rPr>
+      </w:pPr>
+      <w:r>
+        <w:rPr>
+          <w:lang w:eastAsia="zh-CN"/>
+        </w:rPr>
+        <w:t xml:space="preserve">A: </w:t>
+      </w:r>
+      <w:r>
+        <w:rPr>
+          <w:lang w:eastAsia="zh-CN"/>
+        </w:rPr>
+        <w:t>登录后进入用户仪表板，在项目列表中找到对应项目，点击查看详细信息即可看到项目进度。</w:t>
       </w:r>
     </w:p>
     <w:p>
@@ -4964,7 +6889,14 @@
         <w:rPr>
           <w:lang w:eastAsia="zh-CN"/>
         </w:rPr>
-        <w:t>如果您在使用过程中遇到任何问题，欢迎随时联系我们：</w:t>
+        <w:lastRenderedPageBreak/>
+        <w:t xml:space="preserve">Q: </w:t>
+      </w:r>
+      <w:r>
+        <w:rPr>
+          <w:lang w:eastAsia="zh-CN"/>
+        </w:rPr>
+        <w:t>如何联系客服？</w:t>
       </w:r>
     </w:p>
     <w:p>
@@ -4977,21 +6909,37 @@
         <w:rPr>
           <w:lang w:eastAsia="zh-CN"/>
         </w:rPr>
-        <w:t>公司名称：郑州</w:t>
-      </w:r>
-      <w:proofErr w:type="gramStart"/>
-      <w:r>
-        <w:rPr>
-          <w:lang w:eastAsia="zh-CN"/>
-        </w:rPr>
-        <w:t>医企创</w:t>
-      </w:r>
-      <w:proofErr w:type="gramEnd"/>
-      <w:r>
-        <w:rPr>
-          <w:lang w:eastAsia="zh-CN"/>
-        </w:rPr>
-        <w:t>医疗科技有限公司</w:t>
+        <w:t xml:space="preserve">A: </w:t>
+      </w:r>
+      <w:r>
+        <w:rPr>
+          <w:lang w:eastAsia="zh-CN"/>
+        </w:rPr>
+        <w:t>您可以通过在线留言功能、电话（</w:t>
+      </w:r>
+      <w:r>
+        <w:rPr>
+          <w:lang w:eastAsia="zh-CN"/>
+        </w:rPr>
+        <w:t>188 3826 9405</w:t>
+      </w:r>
+      <w:r>
+        <w:rPr>
+          <w:lang w:eastAsia="zh-CN"/>
+        </w:rPr>
+        <w:t>）或邮箱（</w:t>
+      </w:r>
+      <w:r>
+        <w:rPr>
+          <w:lang w:eastAsia="zh-CN"/>
+        </w:rPr>
+        <w:t>nngde@qq.com</w:t>
+      </w:r>
+      <w:r>
+        <w:rPr>
+          <w:lang w:eastAsia="zh-CN"/>
+        </w:rPr>
+        <w:t>）联系我们。</w:t>
       </w:r>
     </w:p>
     <w:p>
@@ -5002,76 +6950,68 @@
       </w:pPr>
       <w:r>
         <w:rPr>
-          <w:lang w:eastAsia="zh-CN"/>
-        </w:rPr>
-        <w:t>地址：河南省郑州市二七</w:t>
-      </w:r>
-      <w:proofErr w:type="gramStart"/>
-      <w:r>
-        <w:rPr>
-          <w:lang w:eastAsia="zh-CN"/>
-        </w:rPr>
-        <w:t>区大学路</w:t>
-      </w:r>
-      <w:proofErr w:type="gramEnd"/>
-      <w:r>
-        <w:rPr>
-          <w:lang w:eastAsia="zh-CN"/>
-        </w:rPr>
-        <w:t>汝河路交叉口</w:t>
-      </w:r>
-      <w:proofErr w:type="gramStart"/>
-      <w:r>
-        <w:rPr>
-          <w:lang w:eastAsia="zh-CN"/>
-        </w:rPr>
-        <w:t>康桥金域</w:t>
-      </w:r>
-      <w:proofErr w:type="gramEnd"/>
-      <w:r>
-        <w:rPr>
-          <w:lang w:eastAsia="zh-CN"/>
-        </w:rPr>
-        <w:t>上郡五号院</w:t>
+          <w:rFonts w:hint="eastAsia"/>
+          <w:lang w:eastAsia="zh-CN"/>
+        </w:rPr>
+        <w:t>Q</w:t>
+      </w:r>
+      <w:r>
+        <w:rPr>
+          <w:rFonts w:hint="eastAsia"/>
+          <w:lang w:eastAsia="zh-CN"/>
+        </w:rPr>
+        <w:t>：项目进行到哪个阶段才可以进行归档？</w:t>
       </w:r>
     </w:p>
     <w:p>
       <w:pPr>
         <w:rPr>
-          <w:lang w:eastAsia="zh-CN"/>
-        </w:rPr>
-      </w:pPr>
-      <w:r>
-        <w:rPr>
-          <w:lang w:eastAsia="zh-CN"/>
-        </w:rPr>
-        <w:t>电话：</w:t>
-      </w:r>
-      <w:r>
-        <w:rPr>
-          <w:lang w:eastAsia="zh-CN"/>
-        </w:rPr>
-        <w:t>188 3826 9405</w:t>
+          <w:rFonts w:hint="eastAsia"/>
+          <w:lang w:eastAsia="zh-CN"/>
+        </w:rPr>
+      </w:pPr>
+      <w:r>
+        <w:rPr>
+          <w:rFonts w:hint="eastAsia"/>
+          <w:lang w:eastAsia="zh-CN"/>
+        </w:rPr>
+        <w:t>A</w:t>
+      </w:r>
+      <w:r>
+        <w:rPr>
+          <w:rFonts w:hint="eastAsia"/>
+          <w:lang w:eastAsia="zh-CN"/>
+        </w:rPr>
+        <w:t>：项目费用结清以后，并且已经完成，才可以进行归档处理。</w:t>
       </w:r>
     </w:p>
     <w:p>
       <w:pPr>
-        <w:rPr>
-          <w:lang w:eastAsia="zh-CN"/>
-        </w:rPr>
-      </w:pPr>
-      <w:r>
-        <w:rPr>
-          <w:lang w:eastAsia="zh-CN"/>
-        </w:rPr>
-        <w:t>邮箱：</w:t>
-      </w:r>
-      <w:r>
-        <w:rPr>
-          <w:lang w:eastAsia="zh-CN"/>
-        </w:rPr>
-        <w:t>nngde@qq.com</w:t>
-      </w:r>
+        <w:pStyle w:val="21"/>
+        <w:rPr>
+          <w:lang w:eastAsia="zh-CN"/>
+        </w:rPr>
+      </w:pPr>
+      <w:bookmarkStart w:id="21" w:name="_Toc212064272"/>
+      <w:r>
+        <w:rPr>
+          <w:lang w:eastAsia="zh-CN"/>
+        </w:rPr>
+        <w:t>第七章</w:t>
+      </w:r>
+      <w:r>
+        <w:rPr>
+          <w:lang w:eastAsia="zh-CN"/>
+        </w:rPr>
+        <w:t xml:space="preserve"> </w:t>
+      </w:r>
+      <w:r>
+        <w:rPr>
+          <w:lang w:eastAsia="zh-CN"/>
+        </w:rPr>
+        <w:t>技术支持</w:t>
+      </w:r>
+      <w:bookmarkEnd w:id="21"/>
     </w:p>
     <w:p>
       <w:pPr>
@@ -5083,13 +7023,7 @@
         <w:rPr>
           <w:lang w:eastAsia="zh-CN"/>
         </w:rPr>
-        <w:t>营业时间：周一至周日</w:t>
-      </w:r>
-      <w:r>
-        <w:rPr>
-          <w:lang w:eastAsia="zh-CN"/>
-        </w:rPr>
-        <w:t xml:space="preserve"> 9:00-18:00</w:t>
+        <w:t>如果您在使用过程中遇到任何问题，欢迎随时联系我们：</w:t>
       </w:r>
     </w:p>
     <w:p>
@@ -5102,27 +7036,157 @@
         <w:rPr>
           <w:lang w:eastAsia="zh-CN"/>
         </w:rPr>
-        <w:t>我们致力于为每一位客户提供专业、高效、可靠的服务，期待与您的合作！</w:t>
+        <w:t>公司名称：郑州</w:t>
+      </w:r>
+      <w:proofErr w:type="gramStart"/>
+      <w:r>
+        <w:rPr>
+          <w:lang w:eastAsia="zh-CN"/>
+        </w:rPr>
+        <w:t>医企创</w:t>
+      </w:r>
+      <w:proofErr w:type="gramEnd"/>
+      <w:r>
+        <w:rPr>
+          <w:lang w:eastAsia="zh-CN"/>
+        </w:rPr>
+        <w:t>医疗科技有限公司</w:t>
       </w:r>
     </w:p>
     <w:p>
-      <w:r>
+      <w:pPr>
+        <w:rPr>
+          <w:lang w:eastAsia="zh-CN"/>
+        </w:rPr>
+      </w:pPr>
+      <w:r>
+        <w:rPr>
+          <w:lang w:eastAsia="zh-CN"/>
+        </w:rPr>
+        <w:t>地址：河南省郑州市二七</w:t>
+      </w:r>
+      <w:proofErr w:type="gramStart"/>
+      <w:r>
+        <w:rPr>
+          <w:lang w:eastAsia="zh-CN"/>
+        </w:rPr>
+        <w:t>区大学路</w:t>
+      </w:r>
+      <w:proofErr w:type="gramEnd"/>
+      <w:r>
+        <w:rPr>
+          <w:lang w:eastAsia="zh-CN"/>
+        </w:rPr>
+        <w:t>汝河路交叉口</w:t>
+      </w:r>
+      <w:proofErr w:type="gramStart"/>
+      <w:r>
+        <w:rPr>
+          <w:lang w:eastAsia="zh-CN"/>
+        </w:rPr>
+        <w:t>康桥金域</w:t>
+      </w:r>
+      <w:proofErr w:type="gramEnd"/>
+      <w:r>
+        <w:rPr>
+          <w:lang w:eastAsia="zh-CN"/>
+        </w:rPr>
+        <w:t>上郡五号院</w:t>
+      </w:r>
+    </w:p>
+    <w:p>
+      <w:pPr>
+        <w:rPr>
+          <w:lang w:eastAsia="zh-CN"/>
+        </w:rPr>
+      </w:pPr>
+      <w:r>
+        <w:rPr>
+          <w:lang w:eastAsia="zh-CN"/>
+        </w:rPr>
+        <w:t>电话：</w:t>
+      </w:r>
+      <w:r>
+        <w:rPr>
+          <w:lang w:eastAsia="zh-CN"/>
+        </w:rPr>
+        <w:t>188 3826 9405</w:t>
+      </w:r>
+    </w:p>
+    <w:p>
+      <w:pPr>
+        <w:rPr>
+          <w:lang w:eastAsia="zh-CN"/>
+        </w:rPr>
+      </w:pPr>
+      <w:r>
+        <w:rPr>
+          <w:lang w:eastAsia="zh-CN"/>
+        </w:rPr>
+        <w:t>邮箱：</w:t>
+      </w:r>
+      <w:r>
+        <w:rPr>
+          <w:lang w:eastAsia="zh-CN"/>
+        </w:rPr>
+        <w:t>nngde@qq.com</w:t>
+      </w:r>
+    </w:p>
+    <w:p>
+      <w:pPr>
+        <w:rPr>
+          <w:lang w:eastAsia="zh-CN"/>
+        </w:rPr>
+      </w:pPr>
+      <w:r>
+        <w:rPr>
+          <w:lang w:eastAsia="zh-CN"/>
+        </w:rPr>
+        <w:t>营业时间：周一至周日</w:t>
+      </w:r>
+      <w:r>
+        <w:rPr>
+          <w:lang w:eastAsia="zh-CN"/>
+        </w:rPr>
+        <w:t xml:space="preserve"> 9:00-18:00</w:t>
+      </w:r>
+    </w:p>
+    <w:p>
+      <w:pPr>
+        <w:rPr>
+          <w:lang w:eastAsia="zh-CN"/>
+        </w:rPr>
+      </w:pPr>
+      <w:r>
+        <w:rPr>
+          <w:lang w:eastAsia="zh-CN"/>
+        </w:rPr>
+        <w:t>我们致力于为每一位客户提供专业、高效、可靠的服务，期待与您的合作！</w:t>
+      </w:r>
+    </w:p>
+    <w:p>
+      <w:r>
+        <w:rPr>
+          <w:noProof/>
+        </w:rPr>
+        <w:lastRenderedPageBreak/>
         <w:drawing>
-          <wp:inline xmlns:a="http://schemas.openxmlformats.org/drawingml/2006/main" xmlns:pic="http://schemas.openxmlformats.org/drawingml/2006/picture">
+          <wp:inline distT="0" distB="0" distL="0" distR="0" wp14:anchorId="6B30C898" wp14:editId="498C507A">
             <wp:extent cx="5486400" cy="4441165"/>
+            <wp:effectExtent l="0" t="0" r="0" b="0"/>
             <wp:docPr id="11" name="Picture 11"/>
             <wp:cNvGraphicFramePr>
-              <a:graphicFrameLocks noChangeAspect="1"/>
+              <a:graphicFrameLocks xmlns:a="http://schemas.openxmlformats.org/drawingml/2006/main" noChangeAspect="1"/>
             </wp:cNvGraphicFramePr>
-            <a:graphic>
+            <a:graphic xmlns:a="http://schemas.openxmlformats.org/drawingml/2006/main">
               <a:graphicData uri="http://schemas.openxmlformats.org/drawingml/2006/picture">
-                <pic:pic>
+                <pic:pic xmlns:pic="http://schemas.openxmlformats.org/drawingml/2006/picture">
                   <pic:nvPicPr>
                     <pic:cNvPr id="0" name="employee_login_filled-2025-10-21T15-38-51-759Z.png"/>
                     <pic:cNvPicPr/>
                   </pic:nvPicPr>
                   <pic:blipFill>
-                    <a:blip r:embed="rId18"/>
+                    <a:blip r:embed="rId23"/>
                     <a:stretch>
                       <a:fillRect/>
                     </a:stretch>
@@ -5132,7 +7196,9 @@
                       <a:off x="0" y="0"/>
                       <a:ext cx="5486400" cy="4441165"/>
                     </a:xfrm>
-                    <a:prstGeom prst="rect"/>
+                    <a:prstGeom prst="rect">
+                      <a:avLst/>
+                    </a:prstGeom>
                   </pic:spPr>
                 </pic:pic>
               </a:graphicData>
@@ -5143,53 +7209,184 @@
     </w:p>
     <w:p>
       <w:r>
-        <w:t>图5-1 员工登录页面</w:t>
+        <w:t>图</w:t>
+      </w:r>
+      <w:r>
+        <w:t xml:space="preserve">5-1 </w:t>
+      </w:r>
+      <w:r>
+        <w:t>员工登录页面</w:t>
       </w:r>
     </w:p>
-    <w:p>
-      <w:r>
-        <w:drawing>
-          <wp:inline xmlns:a="http://schemas.openxmlformats.org/drawingml/2006/main" xmlns:pic="http://schemas.openxmlformats.org/drawingml/2006/picture">
-            <wp:extent cx="5486400" cy="9290015"/>
-            <wp:docPr id="12" name="Picture 12"/>
-            <wp:cNvGraphicFramePr>
-              <a:graphicFrameLocks noChangeAspect="1"/>
-            </wp:cNvGraphicFramePr>
-            <a:graphic>
-              <a:graphicData uri="http://schemas.openxmlformats.org/drawingml/2006/picture">
-                <pic:pic>
-                  <pic:nvPicPr>
-                    <pic:cNvPr id="0" name="executor_dashboard-2025-10-21T15-38-56-607Z.png"/>
-                    <pic:cNvPicPr/>
-                  </pic:nvPicPr>
-                  <pic:blipFill>
-                    <a:blip r:embed="rId19"/>
-                    <a:stretch>
-                      <a:fillRect/>
-                    </a:stretch>
-                  </pic:blipFill>
-                  <pic:spPr>
-                    <a:xfrm>
-                      <a:off x="0" y="0"/>
-                      <a:ext cx="5486400" cy="9290015"/>
-                    </a:xfrm>
-                    <a:prstGeom prst="rect"/>
-                  </pic:spPr>
-                </pic:pic>
-              </a:graphicData>
-            </a:graphic>
-          </wp:inline>
-        </w:drawing>
-      </w:r>
-    </w:p>
+    <w:p/>
     <w:sectPr>
+      <w:headerReference w:type="default" r:id="rId24"/>
+      <w:footerReference w:type="default" r:id="rId25"/>
       <w:pgSz w:w="12240" w:h="15840"/>
       <w:pgMar w:top="1440" w:right="1800" w:bottom="1440" w:left="1800" w:header="720" w:footer="720" w:gutter="0"/>
+      <w:pgNumType w:start="0"/>
       <w:cols w:space="720"/>
+      <w:titlePg/>
       <w:docGrid w:linePitch="360"/>
     </w:sectPr>
   </w:body>
 </w:document>
+</file>
+
+<file path=word/endnotes.xml><?xml version="1.0" encoding="utf-8"?>
+<w:endnotes xmlns:wpc="http://schemas.microsoft.com/office/word/2010/wordprocessingCanvas" xmlns:cx="http://schemas.microsoft.com/office/drawing/2014/chartex" xmlns:cx1="http://schemas.microsoft.com/office/drawing/2015/9/8/chartex" xmlns:cx2="http://schemas.microsoft.com/office/drawing/2015/10/21/chartex" xmlns:cx3="http://schemas.microsoft.com/office/drawing/2016/5/9/chartex" xmlns:cx4="http://schemas.microsoft.com/office/drawing/2016/5/10/chartex" xmlns:cx5="http://schemas.microsoft.com/office/drawing/2016/5/11/chartex" xmlns:cx6="http://schemas.microsoft.com/office/drawing/2016/5/12/chartex" xmlns:cx7="http://schemas.microsoft.com/office/drawing/2016/5/13/chartex" xmlns:cx8="http://schemas.microsoft.com/office/drawing/2016/5/14/chartex" xmlns:mc="http://schemas.openxmlformats.org/markup-compatibility/2006" xmlns:aink="http://schemas.microsoft.com/office/drawing/2016/ink" xmlns:am3d="http://schemas.microsoft.com/office/drawing/2017/model3d" xmlns:o="urn:schemas-microsoft-com:office:office" xmlns:r="http://schemas.openxmlformats.org/officeDocument/2006/relationships" xmlns:m="http://schemas.openxmlformats.org/officeDocument/2006/math" xmlns:v="urn:schemas-microsoft-com:vml" xmlns:wp14="http://schemas.microsoft.com/office/word/2010/wordprocessingDrawing" xmlns:wp="http://schemas.openxmlformats.org/drawingml/2006/wordprocessingDrawing" xmlns:w10="urn:schemas-microsoft-com:office:word" xmlns:w="http://schemas.openxmlformats.org/wordprocessingml/2006/main" xmlns:w14="http://schemas.microsoft.com/office/word/2010/wordml" xmlns:w15="http://schemas.microsoft.com/office/word/2012/wordml" xmlns:w16cex="http://schemas.microsoft.com/office/word/2018/wordml/cex" xmlns:w16cid="http://schemas.microsoft.com/office/word/2016/wordml/cid" xmlns:w16="http://schemas.microsoft.com/office/word/2018/wordml" xmlns:w16sdtdh="http://schemas.microsoft.com/office/word/2020/wordml/sdtdatahash" xmlns:w16se="http://schemas.microsoft.com/office/word/2015/wordml/symex" xmlns:wpg="http://schemas.microsoft.com/office/word/2010/wordprocessingGroup" xmlns:wpi="http://schemas.microsoft.com/office/word/2010/wordprocessingInk" xmlns:wne="http://schemas.microsoft.com/office/word/2006/wordml" xmlns:wps="http://schemas.microsoft.com/office/word/2010/wordprocessingShape" mc:Ignorable="w14 w15 w16se w16cid w16 w16cex w16sdtdh wp14">
+  <w:endnote w:type="separator" w:id="-1">
+    <w:p>
+      <w:pPr>
+        <w:spacing w:after="0" w:line="240" w:lineRule="auto"/>
+      </w:pPr>
+      <w:r>
+        <w:separator/>
+      </w:r>
+    </w:p>
+  </w:endnote>
+  <w:endnote w:type="continuationSeparator" w:id="0">
+    <w:p>
+      <w:pPr>
+        <w:spacing w:after="0" w:line="240" w:lineRule="auto"/>
+      </w:pPr>
+      <w:r>
+        <w:continuationSeparator/>
+      </w:r>
+    </w:p>
+  </w:endnote>
+</w:endnotes>
+</file>
+
+<file path=word/footer1.xml><?xml version="1.0" encoding="utf-8"?>
+<w:ftr xmlns:wpc="http://schemas.microsoft.com/office/word/2010/wordprocessingCanvas" xmlns:cx="http://schemas.microsoft.com/office/drawing/2014/chartex" xmlns:cx1="http://schemas.microsoft.com/office/drawing/2015/9/8/chartex" xmlns:cx2="http://schemas.microsoft.com/office/drawing/2015/10/21/chartex" xmlns:cx3="http://schemas.microsoft.com/office/drawing/2016/5/9/chartex" xmlns:cx4="http://schemas.microsoft.com/office/drawing/2016/5/10/chartex" xmlns:cx5="http://schemas.microsoft.com/office/drawing/2016/5/11/chartex" xmlns:cx6="http://schemas.microsoft.com/office/drawing/2016/5/12/chartex" xmlns:cx7="http://schemas.microsoft.com/office/drawing/2016/5/13/chartex" xmlns:cx8="http://schemas.microsoft.com/office/drawing/2016/5/14/chartex" xmlns:mc="http://schemas.openxmlformats.org/markup-compatibility/2006" xmlns:aink="http://schemas.microsoft.com/office/drawing/2016/ink" xmlns:am3d="http://schemas.microsoft.com/office/drawing/2017/model3d" xmlns:o="urn:schemas-microsoft-com:office:office" xmlns:r="http://schemas.openxmlformats.org/officeDocument/2006/relationships" xmlns:m="http://schemas.openxmlformats.org/officeDocument/2006/math" xmlns:v="urn:schemas-microsoft-com:vml" xmlns:wp14="http://schemas.microsoft.com/office/word/2010/wordprocessingDrawing" xmlns:wp="http://schemas.openxmlformats.org/drawingml/2006/wordprocessingDrawing" xmlns:w10="urn:schemas-microsoft-com:office:word" xmlns:w="http://schemas.openxmlformats.org/wordprocessingml/2006/main" xmlns:w14="http://schemas.microsoft.com/office/word/2010/wordml" xmlns:w15="http://schemas.microsoft.com/office/word/2012/wordml" xmlns:w16cex="http://schemas.microsoft.com/office/word/2018/wordml/cex" xmlns:w16cid="http://schemas.microsoft.com/office/word/2016/wordml/cid" xmlns:w16="http://schemas.microsoft.com/office/word/2018/wordml" xmlns:w16sdtdh="http://schemas.microsoft.com/office/word/2020/wordml/sdtdatahash" xmlns:w16se="http://schemas.microsoft.com/office/word/2015/wordml/symex" xmlns:wpg="http://schemas.microsoft.com/office/word/2010/wordprocessingGroup" xmlns:wpi="http://schemas.microsoft.com/office/word/2010/wordprocessingInk" xmlns:wne="http://schemas.microsoft.com/office/word/2006/wordml" xmlns:wps="http://schemas.microsoft.com/office/word/2010/wordprocessingShape" mc:Ignorable="w14 w15 w16se w16cid w16 w16cex w16sdtdh wp14">
+  <w:p>
+    <w:pPr>
+      <w:pBdr>
+        <w:left w:val="single" w:sz="12" w:space="11" w:color="4F81BD" w:themeColor="accent1"/>
+      </w:pBdr>
+      <w:tabs>
+        <w:tab w:val="left" w:pos="622"/>
+      </w:tabs>
+      <w:spacing w:after="0"/>
+      <w:rPr>
+        <w:rFonts w:asciiTheme="majorHAnsi" w:eastAsiaTheme="majorEastAsia" w:hAnsiTheme="majorHAnsi" w:cstheme="majorBidi"/>
+        <w:sz w:val="26"/>
+        <w:szCs w:val="26"/>
+      </w:rPr>
+    </w:pPr>
+    <w:r>
+      <w:rPr>
+        <w:rFonts w:asciiTheme="majorHAnsi" w:eastAsiaTheme="majorEastAsia" w:hAnsiTheme="majorHAnsi" w:cstheme="majorBidi"/>
+        <w:sz w:val="26"/>
+        <w:szCs w:val="26"/>
+      </w:rPr>
+      <w:fldChar w:fldCharType="begin"/>
+    </w:r>
+    <w:r>
+      <w:rPr>
+        <w:rFonts w:asciiTheme="majorHAnsi" w:eastAsiaTheme="majorEastAsia" w:hAnsiTheme="majorHAnsi" w:cstheme="majorBidi"/>
+        <w:sz w:val="26"/>
+        <w:szCs w:val="26"/>
+      </w:rPr>
+      <w:instrText>PAGE   \* MERGEFORMAT</w:instrText>
+    </w:r>
+    <w:r>
+      <w:rPr>
+        <w:rFonts w:asciiTheme="majorHAnsi" w:eastAsiaTheme="majorEastAsia" w:hAnsiTheme="majorHAnsi" w:cstheme="majorBidi"/>
+        <w:sz w:val="26"/>
+        <w:szCs w:val="26"/>
+      </w:rPr>
+      <w:fldChar w:fldCharType="separate"/>
+    </w:r>
+    <w:r>
+      <w:rPr>
+        <w:rFonts w:asciiTheme="majorHAnsi" w:eastAsiaTheme="majorEastAsia" w:hAnsiTheme="majorHAnsi" w:cstheme="majorBidi"/>
+        <w:sz w:val="26"/>
+        <w:szCs w:val="26"/>
+        <w:lang w:val="zh-CN" w:eastAsia="zh-CN"/>
+      </w:rPr>
+      <w:t>2</w:t>
+    </w:r>
+    <w:r>
+      <w:rPr>
+        <w:rFonts w:asciiTheme="majorHAnsi" w:eastAsiaTheme="majorEastAsia" w:hAnsiTheme="majorHAnsi" w:cstheme="majorBidi"/>
+        <w:sz w:val="26"/>
+        <w:szCs w:val="26"/>
+      </w:rPr>
+      <w:fldChar w:fldCharType="end"/>
+    </w:r>
+  </w:p>
+  <w:p>
+    <w:pPr>
+      <w:pStyle w:val="a7"/>
+    </w:pPr>
+  </w:p>
+</w:ftr>
+</file>
+
+<file path=word/footnotes.xml><?xml version="1.0" encoding="utf-8"?>
+<w:footnotes xmlns:wpc="http://schemas.microsoft.com/office/word/2010/wordprocessingCanvas" xmlns:cx="http://schemas.microsoft.com/office/drawing/2014/chartex" xmlns:cx1="http://schemas.microsoft.com/office/drawing/2015/9/8/chartex" xmlns:cx2="http://schemas.microsoft.com/office/drawing/2015/10/21/chartex" xmlns:cx3="http://schemas.microsoft.com/office/drawing/2016/5/9/chartex" xmlns:cx4="http://schemas.microsoft.com/office/drawing/2016/5/10/chartex" xmlns:cx5="http://schemas.microsoft.com/office/drawing/2016/5/11/chartex" xmlns:cx6="http://schemas.microsoft.com/office/drawing/2016/5/12/chartex" xmlns:cx7="http://schemas.microsoft.com/office/drawing/2016/5/13/chartex" xmlns:cx8="http://schemas.microsoft.com/office/drawing/2016/5/14/chartex" xmlns:mc="http://schemas.openxmlformats.org/markup-compatibility/2006" xmlns:aink="http://schemas.microsoft.com/office/drawing/2016/ink" xmlns:am3d="http://schemas.microsoft.com/office/drawing/2017/model3d" xmlns:o="urn:schemas-microsoft-com:office:office" xmlns:r="http://schemas.openxmlformats.org/officeDocument/2006/relationships" xmlns:m="http://schemas.openxmlformats.org/officeDocument/2006/math" xmlns:v="urn:schemas-microsoft-com:vml" xmlns:wp14="http://schemas.microsoft.com/office/word/2010/wordprocessingDrawing" xmlns:wp="http://schemas.openxmlformats.org/drawingml/2006/wordprocessingDrawing" xmlns:w10="urn:schemas-microsoft-com:office:word" xmlns:w="http://schemas.openxmlformats.org/wordprocessingml/2006/main" xmlns:w14="http://schemas.microsoft.com/office/word/2010/wordml" xmlns:w15="http://schemas.microsoft.com/office/word/2012/wordml" xmlns:w16cex="http://schemas.microsoft.com/office/word/2018/wordml/cex" xmlns:w16cid="http://schemas.microsoft.com/office/word/2016/wordml/cid" xmlns:w16="http://schemas.microsoft.com/office/word/2018/wordml" xmlns:w16sdtdh="http://schemas.microsoft.com/office/word/2020/wordml/sdtdatahash" xmlns:w16se="http://schemas.microsoft.com/office/word/2015/wordml/symex" xmlns:wpg="http://schemas.microsoft.com/office/word/2010/wordprocessingGroup" xmlns:wpi="http://schemas.microsoft.com/office/word/2010/wordprocessingInk" xmlns:wne="http://schemas.microsoft.com/office/word/2006/wordml" xmlns:wps="http://schemas.microsoft.com/office/word/2010/wordprocessingShape" mc:Ignorable="w14 w15 w16se w16cid w16 w16cex w16sdtdh wp14">
+  <w:footnote w:type="separator" w:id="-1">
+    <w:p>
+      <w:pPr>
+        <w:spacing w:after="0" w:line="240" w:lineRule="auto"/>
+      </w:pPr>
+      <w:r>
+        <w:separator/>
+      </w:r>
+    </w:p>
+  </w:footnote>
+  <w:footnote w:type="continuationSeparator" w:id="0">
+    <w:p>
+      <w:pPr>
+        <w:spacing w:after="0" w:line="240" w:lineRule="auto"/>
+      </w:pPr>
+      <w:r>
+        <w:continuationSeparator/>
+      </w:r>
+    </w:p>
+  </w:footnote>
+</w:footnotes>
+</file>
+
+<file path=word/header1.xml><?xml version="1.0" encoding="utf-8"?>
+<w:hdr xmlns:wpc="http://schemas.microsoft.com/office/word/2010/wordprocessingCanvas" xmlns:cx="http://schemas.microsoft.com/office/drawing/2014/chartex" xmlns:cx1="http://schemas.microsoft.com/office/drawing/2015/9/8/chartex" xmlns:cx2="http://schemas.microsoft.com/office/drawing/2015/10/21/chartex" xmlns:cx3="http://schemas.microsoft.com/office/drawing/2016/5/9/chartex" xmlns:cx4="http://schemas.microsoft.com/office/drawing/2016/5/10/chartex" xmlns:cx5="http://schemas.microsoft.com/office/drawing/2016/5/11/chartex" xmlns:cx6="http://schemas.microsoft.com/office/drawing/2016/5/12/chartex" xmlns:cx7="http://schemas.microsoft.com/office/drawing/2016/5/13/chartex" xmlns:cx8="http://schemas.microsoft.com/office/drawing/2016/5/14/chartex" xmlns:mc="http://schemas.openxmlformats.org/markup-compatibility/2006" xmlns:aink="http://schemas.microsoft.com/office/drawing/2016/ink" xmlns:am3d="http://schemas.microsoft.com/office/drawing/2017/model3d" xmlns:o="urn:schemas-microsoft-com:office:office" xmlns:r="http://schemas.openxmlformats.org/officeDocument/2006/relationships" xmlns:m="http://schemas.openxmlformats.org/officeDocument/2006/math" xmlns:v="urn:schemas-microsoft-com:vml" xmlns:wp14="http://schemas.microsoft.com/office/word/2010/wordprocessingDrawing" xmlns:wp="http://schemas.openxmlformats.org/drawingml/2006/wordprocessingDrawing" xmlns:w10="urn:schemas-microsoft-com:office:word" xmlns:w="http://schemas.openxmlformats.org/wordprocessingml/2006/main" xmlns:w14="http://schemas.microsoft.com/office/word/2010/wordml" xmlns:w15="http://schemas.microsoft.com/office/word/2012/wordml" xmlns:w16cex="http://schemas.microsoft.com/office/word/2018/wordml/cex" xmlns:w16cid="http://schemas.microsoft.com/office/word/2016/wordml/cid" xmlns:w16="http://schemas.microsoft.com/office/word/2018/wordml" xmlns:w16sdtdh="http://schemas.microsoft.com/office/word/2020/wordml/sdtdatahash" xmlns:w16se="http://schemas.microsoft.com/office/word/2015/wordml/symex" xmlns:wpg="http://schemas.microsoft.com/office/word/2010/wordprocessingGroup" xmlns:wpi="http://schemas.microsoft.com/office/word/2010/wordprocessingInk" xmlns:wne="http://schemas.microsoft.com/office/word/2006/wordml" xmlns:wps="http://schemas.microsoft.com/office/word/2010/wordprocessingShape" mc:Ignorable="w14 w15 w16se w16cid w16 w16cex w16sdtdh wp14">
+  <w:sdt>
+    <w:sdtPr>
+      <w:rPr>
+        <w:rFonts w:hint="eastAsia"/>
+        <w:lang w:eastAsia="zh-CN"/>
+      </w:rPr>
+      <w:alias w:val="标题"/>
+      <w:tag w:val=""/>
+      <w:id w:val="1439404624"/>
+      <w:placeholder>
+        <w:docPart w:val="8199BD252B9D41699780707E9815C906"/>
+      </w:placeholder>
+      <w:dataBinding w:prefixMappings="xmlns:ns0='http://purl.org/dc/elements/1.1/' xmlns:ns1='http://schemas.openxmlformats.org/package/2006/metadata/core-properties' " w:xpath="/ns1:coreProperties[1]/ns0:title[1]" w:storeItemID="{6C3C8BC8-F283-45AE-878A-BAB7291924A1}"/>
+      <w:text/>
+    </w:sdtPr>
+    <w:sdtContent>
+      <w:p>
+        <w:pPr>
+          <w:pStyle w:val="a5"/>
+          <w:jc w:val="center"/>
+          <w:rPr>
+            <w:lang w:eastAsia="zh-CN"/>
+          </w:rPr>
+        </w:pPr>
+        <w:r>
+          <w:rPr>
+            <w:rFonts w:hint="eastAsia"/>
+            <w:lang w:eastAsia="zh-CN"/>
+          </w:rPr>
+          <w:t>软件著作权管理系统操作手册</w:t>
+        </w:r>
+      </w:p>
+    </w:sdtContent>
+  </w:sdt>
+</w:hdr>
 </file>
 
 <file path=word/numbering.xml><?xml version="1.0" encoding="utf-8"?>
@@ -5680,11 +7877,6 @@
     <w:lsdException w:name="Book Title" w:uiPriority="33" w:qFormat="1"/>
     <w:lsdException w:name="Bibliography" w:semiHidden="1" w:uiPriority="37" w:unhideWhenUsed="1"/>
     <w:lsdException w:name="TOC Heading" w:semiHidden="1" w:uiPriority="39" w:unhideWhenUsed="1" w:qFormat="1"/>
-    <w:lsdException w:name="Plain Table 5" w:semiHidden="1" w:unhideWhenUsed="1"/>
-    <w:lsdException w:name="Grid Table Light" w:semiHidden="1" w:unhideWhenUsed="1"/>
-    <w:lsdException w:name="Grid Table 1 Light" w:semiHidden="1" w:unhideWhenUsed="1"/>
-    <w:lsdException w:name="Grid Table 2" w:semiHidden="1" w:unhideWhenUsed="1"/>
-    <w:lsdException w:name="Grid Table 3" w:semiHidden="1" w:unhideWhenUsed="1"/>
     <w:lsdException w:name="Grid Table 4" w:uiPriority="49"/>
     <w:lsdException w:name="Grid Table 5 Dark" w:uiPriority="50"/>
     <w:lsdException w:name="Grid Table 6 Colorful" w:uiPriority="51"/>
@@ -6076,6 +8268,7 @@
   </w:style>
   <w:style w:type="paragraph" w:styleId="a9">
     <w:name w:val="No Spacing"/>
+    <w:link w:val="aa"/>
     <w:uiPriority w:val="1"/>
     <w:qFormat/>
     <w:rsid w:val="00FC693F"/>
@@ -6126,11 +8319,11 @@
       <w:color w:val="4F81BD" w:themeColor="accent1"/>
     </w:rPr>
   </w:style>
-  <w:style w:type="paragraph" w:styleId="aa">
+  <w:style w:type="paragraph" w:styleId="ab">
     <w:name w:val="Title"/>
     <w:basedOn w:val="a1"/>
     <w:next w:val="a1"/>
-    <w:link w:val="ab"/>
+    <w:link w:val="ac"/>
     <w:uiPriority w:val="10"/>
     <w:qFormat/>
     <w:rsid w:val="00FC693F"/>
@@ -6150,10 +8343,10 @@
       <w:szCs w:val="52"/>
     </w:rPr>
   </w:style>
-  <w:style w:type="character" w:customStyle="1" w:styleId="ab">
+  <w:style w:type="character" w:customStyle="1" w:styleId="ac">
     <w:name w:val="标题 字符"/>
     <w:basedOn w:val="a2"/>
-    <w:link w:val="aa"/>
+    <w:link w:val="ab"/>
     <w:uiPriority w:val="10"/>
     <w:rsid w:val="00FC693F"/>
     <w:rPr>
@@ -6165,11 +8358,11 @@
       <w:szCs w:val="52"/>
     </w:rPr>
   </w:style>
-  <w:style w:type="paragraph" w:styleId="ac">
+  <w:style w:type="paragraph" w:styleId="ad">
     <w:name w:val="Subtitle"/>
     <w:basedOn w:val="a1"/>
     <w:next w:val="a1"/>
-    <w:link w:val="ad"/>
+    <w:link w:val="ae"/>
     <w:uiPriority w:val="11"/>
     <w:qFormat/>
     <w:rsid w:val="00FC693F"/>
@@ -6188,10 +8381,10 @@
       <w:szCs w:val="24"/>
     </w:rPr>
   </w:style>
-  <w:style w:type="character" w:customStyle="1" w:styleId="ad">
+  <w:style w:type="character" w:customStyle="1" w:styleId="ae">
     <w:name w:val="副标题 字符"/>
     <w:basedOn w:val="a2"/>
-    <w:link w:val="ac"/>
+    <w:link w:val="ad"/>
     <w:uiPriority w:val="11"/>
     <w:rsid w:val="00FC693F"/>
     <w:rPr>
@@ -6204,7 +8397,7 @@
       <w:szCs w:val="24"/>
     </w:rPr>
   </w:style>
-  <w:style w:type="paragraph" w:styleId="ae">
+  <w:style w:type="paragraph" w:styleId="af">
     <w:name w:val="List Paragraph"/>
     <w:basedOn w:val="a1"/>
     <w:uiPriority w:val="34"/>
@@ -6215,10 +8408,10 @@
       <w:contextualSpacing/>
     </w:pPr>
   </w:style>
-  <w:style w:type="paragraph" w:styleId="af">
+  <w:style w:type="paragraph" w:styleId="af0">
     <w:name w:val="Body Text"/>
     <w:basedOn w:val="a1"/>
-    <w:link w:val="af0"/>
+    <w:link w:val="af1"/>
     <w:uiPriority w:val="99"/>
     <w:unhideWhenUsed/>
     <w:rsid w:val="00AA1D8D"/>
@@ -6226,10 +8419,10 @@
       <w:spacing w:after="120"/>
     </w:pPr>
   </w:style>
-  <w:style w:type="character" w:customStyle="1" w:styleId="af0">
+  <w:style w:type="character" w:customStyle="1" w:styleId="af1">
     <w:name w:val="正文文本 字符"/>
     <w:basedOn w:val="a2"/>
-    <w:link w:val="af"/>
+    <w:link w:val="af0"/>
     <w:uiPriority w:val="99"/>
     <w:rsid w:val="00AA1D8D"/>
   </w:style>
@@ -6277,7 +8470,7 @@
       <w:szCs w:val="16"/>
     </w:rPr>
   </w:style>
-  <w:style w:type="paragraph" w:styleId="af1">
+  <w:style w:type="paragraph" w:styleId="af2">
     <w:name w:val="List"/>
     <w:basedOn w:val="a1"/>
     <w:uiPriority w:val="99"/>
@@ -6388,7 +8581,7 @@
       <w:contextualSpacing/>
     </w:pPr>
   </w:style>
-  <w:style w:type="paragraph" w:styleId="af2">
+  <w:style w:type="paragraph" w:styleId="af3">
     <w:name w:val="List Continue"/>
     <w:basedOn w:val="a1"/>
     <w:uiPriority w:val="99"/>
@@ -6424,9 +8617,9 @@
       <w:contextualSpacing/>
     </w:pPr>
   </w:style>
-  <w:style w:type="paragraph" w:styleId="af3">
+  <w:style w:type="paragraph" w:styleId="af4">
     <w:name w:val="macro"/>
-    <w:link w:val="af4"/>
+    <w:link w:val="af5"/>
     <w:uiPriority w:val="99"/>
     <w:unhideWhenUsed/>
     <w:rsid w:val="0029639D"/>
@@ -6447,10 +8640,10 @@
       <w:szCs w:val="20"/>
     </w:rPr>
   </w:style>
-  <w:style w:type="character" w:customStyle="1" w:styleId="af4">
+  <w:style w:type="character" w:customStyle="1" w:styleId="af5">
     <w:name w:val="宏文本 字符"/>
     <w:basedOn w:val="a2"/>
-    <w:link w:val="af3"/>
+    <w:link w:val="af4"/>
     <w:uiPriority w:val="99"/>
     <w:rsid w:val="0029639D"/>
     <w:rPr>
@@ -6459,11 +8652,11 @@
       <w:szCs w:val="20"/>
     </w:rPr>
   </w:style>
-  <w:style w:type="paragraph" w:styleId="af5">
+  <w:style w:type="paragraph" w:styleId="af6">
     <w:name w:val="Quote"/>
     <w:basedOn w:val="a1"/>
     <w:next w:val="a1"/>
-    <w:link w:val="af6"/>
+    <w:link w:val="af7"/>
     <w:uiPriority w:val="29"/>
     <w:qFormat/>
     <w:rsid w:val="00FC693F"/>
@@ -6473,10 +8666,10 @@
       <w:color w:val="000000" w:themeColor="text1"/>
     </w:rPr>
   </w:style>
-  <w:style w:type="character" w:customStyle="1" w:styleId="af6">
+  <w:style w:type="character" w:customStyle="1" w:styleId="af7">
     <w:name w:val="引用 字符"/>
     <w:basedOn w:val="a2"/>
-    <w:link w:val="af5"/>
+    <w:link w:val="af6"/>
     <w:uiPriority w:val="29"/>
     <w:rsid w:val="00FC693F"/>
     <w:rPr>
@@ -6571,7 +8764,7 @@
       <w:szCs w:val="20"/>
     </w:rPr>
   </w:style>
-  <w:style w:type="paragraph" w:styleId="af7">
+  <w:style w:type="paragraph" w:styleId="af8">
     <w:name w:val="caption"/>
     <w:basedOn w:val="a1"/>
     <w:next w:val="a1"/>
@@ -6591,7 +8784,7 @@
       <w:szCs w:val="18"/>
     </w:rPr>
   </w:style>
-  <w:style w:type="character" w:styleId="af8">
+  <w:style w:type="character" w:styleId="af9">
     <w:name w:val="Strong"/>
     <w:basedOn w:val="a2"/>
     <w:uiPriority w:val="22"/>
@@ -6602,7 +8795,7 @@
       <w:bCs/>
     </w:rPr>
   </w:style>
-  <w:style w:type="character" w:styleId="af9">
+  <w:style w:type="character" w:styleId="afa">
     <w:name w:val="Emphasis"/>
     <w:basedOn w:val="a2"/>
     <w:uiPriority w:val="20"/>
@@ -6613,11 +8806,11 @@
       <w:iCs/>
     </w:rPr>
   </w:style>
-  <w:style w:type="paragraph" w:styleId="afa">
+  <w:style w:type="paragraph" w:styleId="afb">
     <w:name w:val="Intense Quote"/>
     <w:basedOn w:val="a1"/>
     <w:next w:val="a1"/>
-    <w:link w:val="afb"/>
+    <w:link w:val="afc"/>
     <w:uiPriority w:val="30"/>
     <w:qFormat/>
     <w:rsid w:val="00FC693F"/>
@@ -6636,10 +8829,10 @@
       <w:color w:val="4F81BD" w:themeColor="accent1"/>
     </w:rPr>
   </w:style>
-  <w:style w:type="character" w:customStyle="1" w:styleId="afb">
+  <w:style w:type="character" w:customStyle="1" w:styleId="afc">
     <w:name w:val="明显引用 字符"/>
     <w:basedOn w:val="a2"/>
-    <w:link w:val="afa"/>
+    <w:link w:val="afb"/>
     <w:uiPriority w:val="30"/>
     <w:rsid w:val="00FC693F"/>
     <w:rPr>
@@ -6650,7 +8843,7 @@
       <w:color w:val="4F81BD" w:themeColor="accent1"/>
     </w:rPr>
   </w:style>
-  <w:style w:type="character" w:styleId="afc">
+  <w:style w:type="character" w:styleId="afd">
     <w:name w:val="Subtle Emphasis"/>
     <w:basedOn w:val="a2"/>
     <w:uiPriority w:val="19"/>
@@ -6662,7 +8855,7 @@
       <w:color w:val="808080" w:themeColor="text1" w:themeTint="7F"/>
     </w:rPr>
   </w:style>
-  <w:style w:type="character" w:styleId="afd">
+  <w:style w:type="character" w:styleId="afe">
     <w:name w:val="Intense Emphasis"/>
     <w:basedOn w:val="a2"/>
     <w:uiPriority w:val="21"/>
@@ -6676,7 +8869,7 @@
       <w:color w:val="4F81BD" w:themeColor="accent1"/>
     </w:rPr>
   </w:style>
-  <w:style w:type="character" w:styleId="afe">
+  <w:style w:type="character" w:styleId="aff">
     <w:name w:val="Subtle Reference"/>
     <w:basedOn w:val="a2"/>
     <w:uiPriority w:val="31"/>
@@ -6688,7 +8881,7 @@
       <w:u w:val="single"/>
     </w:rPr>
   </w:style>
-  <w:style w:type="character" w:styleId="aff">
+  <w:style w:type="character" w:styleId="aff0">
     <w:name w:val="Intense Reference"/>
     <w:basedOn w:val="a2"/>
     <w:uiPriority w:val="32"/>
@@ -6703,7 +8896,7 @@
       <w:u w:val="single"/>
     </w:rPr>
   </w:style>
-  <w:style w:type="character" w:styleId="aff0">
+  <w:style w:type="character" w:styleId="aff1">
     <w:name w:val="Book Title"/>
     <w:basedOn w:val="a2"/>
     <w:uiPriority w:val="33"/>
@@ -6721,7 +8914,6 @@
     <w:basedOn w:val="1"/>
     <w:next w:val="a1"/>
     <w:uiPriority w:val="39"/>
-    <w:semiHidden/>
     <w:unhideWhenUsed/>
     <w:qFormat/>
     <w:rsid w:val="00FC693F"/>
@@ -6729,7 +8921,7 @@
       <w:outlineLvl w:val="9"/>
     </w:pPr>
   </w:style>
-  <w:style w:type="table" w:styleId="aff1">
+  <w:style w:type="table" w:styleId="aff2">
     <w:name w:val="Table Grid"/>
     <w:basedOn w:val="a3"/>
     <w:uiPriority w:val="59"/>
@@ -6748,7 +8940,7 @@
       </w:tblBorders>
     </w:tblPr>
   </w:style>
-  <w:style w:type="table" w:styleId="aff2">
+  <w:style w:type="table" w:styleId="aff3">
     <w:name w:val="Light Shading"/>
     <w:basedOn w:val="a3"/>
     <w:uiPriority w:val="60"/>
@@ -7420,7 +9612,7 @@
       </w:tcPr>
     </w:tblStylePr>
   </w:style>
-  <w:style w:type="table" w:styleId="aff3">
+  <w:style w:type="table" w:styleId="aff4">
     <w:name w:val="Light List"/>
     <w:basedOn w:val="a3"/>
     <w:uiPriority w:val="61"/>
@@ -8015,7 +10207,7 @@
       </w:tcPr>
     </w:tblStylePr>
   </w:style>
-  <w:style w:type="table" w:styleId="aff4">
+  <w:style w:type="table" w:styleId="aff5">
     <w:name w:val="Light Grid"/>
     <w:basedOn w:val="a3"/>
     <w:uiPriority w:val="62"/>
@@ -14175,7 +16367,7 @@
       </w:tcPr>
     </w:tblStylePr>
   </w:style>
-  <w:style w:type="table" w:styleId="aff5">
+  <w:style w:type="table" w:styleId="aff6">
     <w:name w:val="Dark List"/>
     <w:basedOn w:val="a3"/>
     <w:uiPriority w:val="70"/>
@@ -14924,7 +17116,7 @@
       </w:tcPr>
     </w:tblStylePr>
   </w:style>
-  <w:style w:type="table" w:styleId="aff6">
+  <w:style w:type="table" w:styleId="aff7">
     <w:name w:val="Colorful Shading"/>
     <w:basedOn w:val="a3"/>
     <w:uiPriority w:val="71"/>
@@ -15719,7 +17911,7 @@
       </w:rPr>
     </w:tblStylePr>
   </w:style>
-  <w:style w:type="table" w:styleId="aff7">
+  <w:style w:type="table" w:styleId="aff8">
     <w:name w:val="Colorful List"/>
     <w:basedOn w:val="a3"/>
     <w:uiPriority w:val="72"/>
@@ -16272,7 +18464,7 @@
       </w:tcPr>
     </w:tblStylePr>
   </w:style>
-  <w:style w:type="table" w:styleId="aff8">
+  <w:style w:type="table" w:styleId="aff9">
     <w:name w:val="Colorful Grid"/>
     <w:basedOn w:val="a3"/>
     <w:uiPriority w:val="73"/>
@@ -16783,7 +18975,943 @@
       </w:tcPr>
     </w:tblStylePr>
   </w:style>
+  <w:style w:type="character" w:customStyle="1" w:styleId="aa">
+    <w:name w:val="无间隔 字符"/>
+    <w:basedOn w:val="a2"/>
+    <w:link w:val="a9"/>
+    <w:uiPriority w:val="1"/>
+    <w:rsid w:val="0001445C"/>
+  </w:style>
+  <w:style w:type="paragraph" w:styleId="TOC2">
+    <w:name w:val="toc 2"/>
+    <w:basedOn w:val="a1"/>
+    <w:next w:val="a1"/>
+    <w:autoRedefine/>
+    <w:uiPriority w:val="39"/>
+    <w:unhideWhenUsed/>
+    <w:rsid w:val="0001445C"/>
+    <w:pPr>
+      <w:spacing w:after="100" w:line="259" w:lineRule="auto"/>
+      <w:ind w:left="220"/>
+    </w:pPr>
+    <w:rPr>
+      <w:rFonts w:eastAsiaTheme="minorEastAsia" w:cs="Times New Roman"/>
+      <w:lang w:eastAsia="zh-CN"/>
+    </w:rPr>
+  </w:style>
+  <w:style w:type="paragraph" w:styleId="TOC1">
+    <w:name w:val="toc 1"/>
+    <w:basedOn w:val="a1"/>
+    <w:next w:val="a1"/>
+    <w:autoRedefine/>
+    <w:uiPriority w:val="39"/>
+    <w:unhideWhenUsed/>
+    <w:rsid w:val="0001445C"/>
+    <w:pPr>
+      <w:spacing w:after="100" w:line="259" w:lineRule="auto"/>
+    </w:pPr>
+    <w:rPr>
+      <w:rFonts w:eastAsiaTheme="minorEastAsia" w:cs="Times New Roman"/>
+      <w:lang w:eastAsia="zh-CN"/>
+    </w:rPr>
+  </w:style>
+  <w:style w:type="paragraph" w:styleId="TOC3">
+    <w:name w:val="toc 3"/>
+    <w:basedOn w:val="a1"/>
+    <w:next w:val="a1"/>
+    <w:autoRedefine/>
+    <w:uiPriority w:val="39"/>
+    <w:unhideWhenUsed/>
+    <w:rsid w:val="0001445C"/>
+    <w:pPr>
+      <w:spacing w:after="100" w:line="259" w:lineRule="auto"/>
+      <w:ind w:left="440"/>
+    </w:pPr>
+    <w:rPr>
+      <w:rFonts w:eastAsiaTheme="minorEastAsia" w:cs="Times New Roman"/>
+      <w:lang w:eastAsia="zh-CN"/>
+    </w:rPr>
+  </w:style>
+  <w:style w:type="character" w:styleId="affa">
+    <w:name w:val="Hyperlink"/>
+    <w:basedOn w:val="a2"/>
+    <w:uiPriority w:val="99"/>
+    <w:unhideWhenUsed/>
+    <w:rsid w:val="0001445C"/>
+    <w:rPr>
+      <w:color w:val="0000FF" w:themeColor="hyperlink"/>
+      <w:u w:val="single"/>
+    </w:rPr>
+  </w:style>
+  <w:style w:type="character" w:styleId="affb">
+    <w:name w:val="Placeholder Text"/>
+    <w:basedOn w:val="a2"/>
+    <w:uiPriority w:val="99"/>
+    <w:semiHidden/>
+    <w:rsid w:val="00EB6B4C"/>
+    <w:rPr>
+      <w:color w:val="808080"/>
+    </w:rPr>
+  </w:style>
 </w:styles>
+</file>
+
+<file path=word/glossary/document.xml><?xml version="1.0" encoding="utf-8"?>
+<w:glossaryDocument xmlns:wpc="http://schemas.microsoft.com/office/word/2010/wordprocessingCanvas" xmlns:cx="http://schemas.microsoft.com/office/drawing/2014/chartex" xmlns:cx1="http://schemas.microsoft.com/office/drawing/2015/9/8/chartex" xmlns:cx2="http://schemas.microsoft.com/office/drawing/2015/10/21/chartex" xmlns:cx3="http://schemas.microsoft.com/office/drawing/2016/5/9/chartex" xmlns:cx4="http://schemas.microsoft.com/office/drawing/2016/5/10/chartex" xmlns:cx5="http://schemas.microsoft.com/office/drawing/2016/5/11/chartex" xmlns:cx6="http://schemas.microsoft.com/office/drawing/2016/5/12/chartex" xmlns:cx7="http://schemas.microsoft.com/office/drawing/2016/5/13/chartex" xmlns:cx8="http://schemas.microsoft.com/office/drawing/2016/5/14/chartex" xmlns:mc="http://schemas.openxmlformats.org/markup-compatibility/2006" xmlns:aink="http://schemas.microsoft.com/office/drawing/2016/ink" xmlns:am3d="http://schemas.microsoft.com/office/drawing/2017/model3d" xmlns:o="urn:schemas-microsoft-com:office:office" xmlns:r="http://schemas.openxmlformats.org/officeDocument/2006/relationships" xmlns:m="http://schemas.openxmlformats.org/officeDocument/2006/math" xmlns:v="urn:schemas-microsoft-com:vml" xmlns:wp14="http://schemas.microsoft.com/office/word/2010/wordprocessingDrawing" xmlns:wp="http://schemas.openxmlformats.org/drawingml/2006/wordprocessingDrawing" xmlns:w10="urn:schemas-microsoft-com:office:word" xmlns:w="http://schemas.openxmlformats.org/wordprocessingml/2006/main" xmlns:w14="http://schemas.microsoft.com/office/word/2010/wordml" xmlns:w15="http://schemas.microsoft.com/office/word/2012/wordml" xmlns:w16cex="http://schemas.microsoft.com/office/word/2018/wordml/cex" xmlns:w16cid="http://schemas.microsoft.com/office/word/2016/wordml/cid" xmlns:w16="http://schemas.microsoft.com/office/word/2018/wordml" xmlns:w16sdtdh="http://schemas.microsoft.com/office/word/2020/wordml/sdtdatahash" xmlns:w16se="http://schemas.microsoft.com/office/word/2015/wordml/symex" xmlns:wpg="http://schemas.microsoft.com/office/word/2010/wordprocessingGroup" xmlns:wpi="http://schemas.microsoft.com/office/word/2010/wordprocessingInk" xmlns:wne="http://schemas.microsoft.com/office/word/2006/wordml" xmlns:wps="http://schemas.microsoft.com/office/word/2010/wordprocessingShape" mc:Ignorable="w14 w15 w16se w16cid w16 w16cex w16sdtdh wp14">
+  <w:docParts>
+    <w:docPart>
+      <w:docPartPr>
+        <w:name w:val="6BA0AC5C8D7B4EF89E2C753647D217C0"/>
+        <w:category>
+          <w:name w:val="常规"/>
+          <w:gallery w:val="placeholder"/>
+        </w:category>
+        <w:types>
+          <w:type w:val="bbPlcHdr"/>
+        </w:types>
+        <w:behaviors>
+          <w:behavior w:val="content"/>
+        </w:behaviors>
+        <w:guid w:val="{F865035D-F61D-42D4-B51D-95A842E9149B}"/>
+      </w:docPartPr>
+      <w:docPartBody>
+        <w:p>
+          <w:pPr>
+            <w:pStyle w:val="6BA0AC5C8D7B4EF89E2C753647D217C0"/>
+          </w:pPr>
+          <w:r>
+            <w:rPr>
+              <w:color w:val="2F5496" w:themeColor="accent1" w:themeShade="BF"/>
+              <w:sz w:val="24"/>
+              <w:szCs w:val="24"/>
+              <w:lang w:val="zh-CN"/>
+            </w:rPr>
+            <w:t>[公司名称]</w:t>
+          </w:r>
+        </w:p>
+      </w:docPartBody>
+    </w:docPart>
+    <w:docPart>
+      <w:docPartPr>
+        <w:name w:val="16A5B6BB6AC945D195C00228DE63443B"/>
+        <w:category>
+          <w:name w:val="常规"/>
+          <w:gallery w:val="placeholder"/>
+        </w:category>
+        <w:types>
+          <w:type w:val="bbPlcHdr"/>
+        </w:types>
+        <w:behaviors>
+          <w:behavior w:val="content"/>
+        </w:behaviors>
+        <w:guid w:val="{27FF0D5A-1148-4F22-9DDA-86A0725158AC}"/>
+      </w:docPartPr>
+      <w:docPartBody>
+        <w:p>
+          <w:pPr>
+            <w:pStyle w:val="16A5B6BB6AC945D195C00228DE63443B"/>
+          </w:pPr>
+          <w:r>
+            <w:rPr>
+              <w:rFonts w:asciiTheme="majorHAnsi" w:eastAsiaTheme="majorEastAsia" w:hAnsiTheme="majorHAnsi" w:cstheme="majorBidi"/>
+              <w:color w:val="4472C4" w:themeColor="accent1"/>
+              <w:sz w:val="88"/>
+              <w:szCs w:val="88"/>
+              <w:lang w:val="zh-CN"/>
+            </w:rPr>
+            <w:t>[文档标题]</w:t>
+          </w:r>
+        </w:p>
+      </w:docPartBody>
+    </w:docPart>
+    <w:docPart>
+      <w:docPartPr>
+        <w:name w:val="7EC77457046347F5A3B69324CE0A3936"/>
+        <w:category>
+          <w:name w:val="常规"/>
+          <w:gallery w:val="placeholder"/>
+        </w:category>
+        <w:types>
+          <w:type w:val="bbPlcHdr"/>
+        </w:types>
+        <w:behaviors>
+          <w:behavior w:val="content"/>
+        </w:behaviors>
+        <w:guid w:val="{6A8822EF-0B11-432E-A29F-7EC95299CAF1}"/>
+      </w:docPartPr>
+      <w:docPartBody>
+        <w:p>
+          <w:pPr>
+            <w:pStyle w:val="7EC77457046347F5A3B69324CE0A3936"/>
+          </w:pPr>
+          <w:r>
+            <w:rPr>
+              <w:color w:val="2F5496" w:themeColor="accent1" w:themeShade="BF"/>
+              <w:sz w:val="24"/>
+              <w:szCs w:val="24"/>
+              <w:lang w:val="zh-CN"/>
+            </w:rPr>
+            <w:t>[文档副标题]</w:t>
+          </w:r>
+        </w:p>
+      </w:docPartBody>
+    </w:docPart>
+    <w:docPart>
+      <w:docPartPr>
+        <w:name w:val="FF05ED55DD4D4524AC7629CD75B6F4C9"/>
+        <w:category>
+          <w:name w:val="常规"/>
+          <w:gallery w:val="placeholder"/>
+        </w:category>
+        <w:types>
+          <w:type w:val="bbPlcHdr"/>
+        </w:types>
+        <w:behaviors>
+          <w:behavior w:val="content"/>
+        </w:behaviors>
+        <w:guid w:val="{3A878A2D-BBE6-4D64-B4E4-469C38E908C1}"/>
+      </w:docPartPr>
+      <w:docPartBody>
+        <w:p>
+          <w:pPr>
+            <w:pStyle w:val="FF05ED55DD4D4524AC7629CD75B6F4C9"/>
+          </w:pPr>
+          <w:r>
+            <w:rPr>
+              <w:color w:val="4472C4" w:themeColor="accent1"/>
+              <w:sz w:val="28"/>
+              <w:szCs w:val="28"/>
+              <w:lang w:val="zh-CN"/>
+            </w:rPr>
+            <w:t>[作者姓名]</w:t>
+          </w:r>
+        </w:p>
+      </w:docPartBody>
+    </w:docPart>
+    <w:docPart>
+      <w:docPartPr>
+        <w:name w:val="25AFECF38D7C48D3ABFAB597E1722AC7"/>
+        <w:category>
+          <w:name w:val="常规"/>
+          <w:gallery w:val="placeholder"/>
+        </w:category>
+        <w:types>
+          <w:type w:val="bbPlcHdr"/>
+        </w:types>
+        <w:behaviors>
+          <w:behavior w:val="content"/>
+        </w:behaviors>
+        <w:guid w:val="{40A99A7A-0076-434F-AAEF-173D472A706D}"/>
+      </w:docPartPr>
+      <w:docPartBody>
+        <w:p>
+          <w:pPr>
+            <w:pStyle w:val="25AFECF38D7C48D3ABFAB597E1722AC7"/>
+          </w:pPr>
+          <w:r>
+            <w:rPr>
+              <w:color w:val="4472C4" w:themeColor="accent1"/>
+              <w:sz w:val="28"/>
+              <w:szCs w:val="28"/>
+              <w:lang w:val="zh-CN"/>
+            </w:rPr>
+            <w:t>[日期]</w:t>
+          </w:r>
+        </w:p>
+      </w:docPartBody>
+    </w:docPart>
+    <w:docPart>
+      <w:docPartPr>
+        <w:name w:val="8199BD252B9D41699780707E9815C906"/>
+        <w:category>
+          <w:name w:val="常规"/>
+          <w:gallery w:val="placeholder"/>
+        </w:category>
+        <w:types>
+          <w:type w:val="bbPlcHdr"/>
+        </w:types>
+        <w:behaviors>
+          <w:behavior w:val="content"/>
+        </w:behaviors>
+        <w:guid w:val="{F1F6EEE8-F057-4B9F-945F-4EAF8F19CFFB}"/>
+      </w:docPartPr>
+      <w:docPartBody>
+        <w:p>
+          <w:r>
+            <w:rPr>
+              <w:rStyle w:val="a3"/>
+              <w:rFonts w:hint="eastAsia"/>
+            </w:rPr>
+            <w:t>[标题]</w:t>
+          </w:r>
+        </w:p>
+      </w:docPartBody>
+    </w:docPart>
+  </w:docParts>
+</w:glossaryDocument>
+</file>
+
+<file path=word/glossary/fontTable.xml><?xml version="1.0" encoding="utf-8"?>
+<w:fonts xmlns:mc="http://schemas.openxmlformats.org/markup-compatibility/2006" xmlns:r="http://schemas.openxmlformats.org/officeDocument/2006/relationships" xmlns:w="http://schemas.openxmlformats.org/wordprocessingml/2006/main" xmlns:w14="http://schemas.microsoft.com/office/word/2010/wordml" xmlns:w15="http://schemas.microsoft.com/office/word/2012/wordml" xmlns:w16cex="http://schemas.microsoft.com/office/word/2018/wordml/cex" xmlns:w16cid="http://schemas.microsoft.com/office/word/2016/wordml/cid" xmlns:w16="http://schemas.microsoft.com/office/word/2018/wordml" xmlns:w16sdtdh="http://schemas.microsoft.com/office/word/2020/wordml/sdtdatahash" xmlns:w16se="http://schemas.microsoft.com/office/word/2015/wordml/symex" mc:Ignorable="w14 w15 w16se w16cid w16 w16cex w16sdtdh">
+  <w:font w:name="Symbol">
+    <w:panose1 w:val="05050102010706020507"/>
+    <w:charset w:val="02"/>
+    <w:family w:val="roman"/>
+    <w:pitch w:val="variable"/>
+    <w:sig w:usb0="00000000" w:usb1="10000000" w:usb2="00000000" w:usb3="00000000" w:csb0="80000000" w:csb1="00000000"/>
+  </w:font>
+  <w:font w:name="Times New Roman">
+    <w:panose1 w:val="02020603050405020304"/>
+    <w:charset w:val="00"/>
+    <w:family w:val="roman"/>
+    <w:pitch w:val="variable"/>
+    <w:sig w:usb0="E0002AFF" w:usb1="C0007843" w:usb2="00000009" w:usb3="00000000" w:csb0="000001FF" w:csb1="00000000"/>
+  </w:font>
+  <w:font w:name="Cambria">
+    <w:panose1 w:val="02040503050406030204"/>
+    <w:charset w:val="00"/>
+    <w:family w:val="roman"/>
+    <w:pitch w:val="variable"/>
+    <w:sig w:usb0="A00002EF" w:usb1="4000004B" w:usb2="00000000" w:usb3="00000000" w:csb0="0000019F" w:csb1="00000000"/>
+  </w:font>
+  <w:font w:name="MS Mincho">
+    <w:altName w:val="ＭＳ 明朝"/>
+    <w:panose1 w:val="02020609040205080304"/>
+    <w:charset w:val="80"/>
+    <w:family w:val="modern"/>
+    <w:pitch w:val="fixed"/>
+    <w:sig w:usb0="E00002FF" w:usb1="6AC7FDFB" w:usb2="08000012" w:usb3="00000000" w:csb0="0002009F" w:csb1="00000000"/>
+  </w:font>
+  <w:font w:name="仿宋">
+    <w:panose1 w:val="02010609060101010101"/>
+    <w:charset w:val="86"/>
+    <w:family w:val="modern"/>
+    <w:pitch w:val="fixed"/>
+    <w:sig w:usb0="800002BF" w:usb1="38CF7CFA" w:usb2="00000016" w:usb3="00000000" w:csb0="00040001" w:csb1="00000000"/>
+  </w:font>
+  <w:font w:name="Calibri">
+    <w:panose1 w:val="020F0502020204030204"/>
+    <w:charset w:val="00"/>
+    <w:family w:val="swiss"/>
+    <w:pitch w:val="variable"/>
+    <w:sig w:usb0="E0002AFF" w:usb1="4000ACFF" w:usb2="00000001" w:usb3="00000000" w:csb0="000001FF" w:csb1="00000000"/>
+  </w:font>
+  <w:font w:name="MS Gothic">
+    <w:altName w:val="ＭＳ ゴシック"/>
+    <w:panose1 w:val="020B0609070205080204"/>
+    <w:charset w:val="80"/>
+    <w:family w:val="modern"/>
+    <w:pitch w:val="fixed"/>
+    <w:sig w:usb0="E00002FF" w:usb1="6AC7FDFB" w:usb2="08000012" w:usb3="00000000" w:csb0="0002009F" w:csb1="00000000"/>
+  </w:font>
+  <w:font w:name="宋体">
+    <w:altName w:val="SimSun"/>
+    <w:panose1 w:val="02010600030101010101"/>
+    <w:charset w:val="86"/>
+    <w:family w:val="auto"/>
+    <w:pitch w:val="variable"/>
+    <w:sig w:usb0="00000003" w:usb1="288F0000" w:usb2="00000016" w:usb3="00000000" w:csb0="00040001" w:csb1="00000000"/>
+  </w:font>
+  <w:font w:name="Courier">
+    <w:panose1 w:val="02070409020205020404"/>
+    <w:charset w:val="00"/>
+    <w:family w:val="auto"/>
+    <w:pitch w:val="variable"/>
+    <w:sig w:usb0="00000003" w:usb1="00000000" w:usb2="00000000" w:usb3="00000000" w:csb0="00000001" w:csb1="00000000"/>
+  </w:font>
+  <w:font w:name="微软雅黑">
+    <w:panose1 w:val="020B0503020204020204"/>
+    <w:charset w:val="86"/>
+    <w:family w:val="swiss"/>
+    <w:pitch w:val="variable"/>
+    <w:sig w:usb0="80000287" w:usb1="2ACF3C50" w:usb2="00000016" w:usb3="00000000" w:csb0="0004001F" w:csb1="00000000"/>
+  </w:font>
+  <w:font w:name="等线">
+    <w:altName w:val="DengXian"/>
+    <w:panose1 w:val="02010600030101010101"/>
+    <w:charset w:val="86"/>
+    <w:family w:val="auto"/>
+    <w:pitch w:val="variable"/>
+    <w:sig w:usb0="A00002BF" w:usb1="38CF7CFA" w:usb2="00000016" w:usb3="00000000" w:csb0="0004000F" w:csb1="00000000"/>
+  </w:font>
+  <w:font w:name="等线 Light">
+    <w:panose1 w:val="02010600030101010101"/>
+    <w:charset w:val="86"/>
+    <w:family w:val="auto"/>
+    <w:pitch w:val="variable"/>
+    <w:sig w:usb0="A00002BF" w:usb1="38CF7CFA" w:usb2="00000016" w:usb3="00000000" w:csb0="0004000F" w:csb1="00000000"/>
+  </w:font>
+</w:fonts>
+</file>
+
+<file path=word/glossary/settings.xml><?xml version="1.0" encoding="utf-8"?>
+<w:settings xmlns:mc="http://schemas.openxmlformats.org/markup-compatibility/2006" xmlns:o="urn:schemas-microsoft-com:office:office" xmlns:r="http://schemas.openxmlformats.org/officeDocument/2006/relationships" xmlns:m="http://schemas.openxmlformats.org/officeDocument/2006/math" xmlns:v="urn:schemas-microsoft-com:vml" xmlns:w10="urn:schemas-microsoft-com:office:word" xmlns:w="http://schemas.openxmlformats.org/wordprocessingml/2006/main" xmlns:w14="http://schemas.microsoft.com/office/word/2010/wordml" xmlns:w15="http://schemas.microsoft.com/office/word/2012/wordml" xmlns:w16cex="http://schemas.microsoft.com/office/word/2018/wordml/cex" xmlns:w16cid="http://schemas.microsoft.com/office/word/2016/wordml/cid" xmlns:w16="http://schemas.microsoft.com/office/word/2018/wordml" xmlns:w16sdtdh="http://schemas.microsoft.com/office/word/2020/wordml/sdtdatahash" xmlns:w16se="http://schemas.microsoft.com/office/word/2015/wordml/symex" xmlns:sl="http://schemas.openxmlformats.org/schemaLibrary/2006/main" mc:Ignorable="w14 w15 w16se w16cid w16 w16cex w16sdtdh">
+  <w:view w:val="normal"/>
+  <w:bordersDoNotSurroundHeader/>
+  <w:bordersDoNotSurroundFooter/>
+  <w:defaultTabStop w:val="420"/>
+  <w:drawingGridVerticalSpacing w:val="156"/>
+  <w:displayHorizontalDrawingGridEvery w:val="0"/>
+  <w:displayVerticalDrawingGridEvery w:val="2"/>
+  <w:characterSpacingControl w:val="compressPunctuation"/>
+  <w:compat>
+    <w:spaceForUL/>
+    <w:balanceSingleByteDoubleByteWidth/>
+    <w:doNotLeaveBackslashAlone/>
+    <w:ulTrailSpace/>
+    <w:doNotExpandShiftReturn/>
+    <w:adjustLineHeightInTable/>
+    <w:useFELayout/>
+    <w:compatSetting w:name="compatibilityMode" w:uri="http://schemas.microsoft.com/office/word" w:val="15"/>
+    <w:compatSetting w:name="overrideTableStyleFontSizeAndJustification" w:uri="http://schemas.microsoft.com/office/word" w:val="1"/>
+    <w:compatSetting w:name="enableOpenTypeFeatures" w:uri="http://schemas.microsoft.com/office/word" w:val="1"/>
+    <w:compatSetting w:name="doNotFlipMirrorIndents" w:uri="http://schemas.microsoft.com/office/word" w:val="1"/>
+    <w:compatSetting w:name="differentiateMultirowTableHeaders" w:uri="http://schemas.microsoft.com/office/word" w:val="1"/>
+    <w:compatSetting w:name="useWord2013TrackBottomHyphenation" w:uri="http://schemas.microsoft.com/office/word" w:val="0"/>
+  </w:compat>
+  <w:rsids>
+    <w:rsidRoot w:val="0083496E"/>
+    <w:rsid w:val="0083496E"/>
+    <w:rsid w:val="00C11D5D"/>
+  </w:rsids>
+  <m:mathPr>
+    <m:mathFont m:val="Cambria Math"/>
+    <m:brkBin m:val="before"/>
+    <m:brkBinSub m:val="--"/>
+    <m:smallFrac m:val="0"/>
+    <m:dispDef/>
+    <m:lMargin m:val="0"/>
+    <m:rMargin m:val="0"/>
+    <m:defJc m:val="centerGroup"/>
+    <m:wrapIndent m:val="1440"/>
+    <m:intLim m:val="subSup"/>
+    <m:naryLim m:val="undOvr"/>
+  </m:mathPr>
+  <w:themeFontLang w:val="en-US" w:eastAsia="zh-CN"/>
+  <w:clrSchemeMapping w:bg1="light1" w:t1="dark1" w:bg2="light2" w:t2="dark2" w:accent1="accent1" w:accent2="accent2" w:accent3="accent3" w:accent4="accent4" w:accent5="accent5" w:accent6="accent6" w:hyperlink="hyperlink" w:followedHyperlink="followedHyperlink"/>
+  <w:decimalSymbol w:val="."/>
+  <w:listSeparator w:val=","/>
+  <w15:chartTrackingRefBased/>
+</w:settings>
+</file>
+
+<file path=word/glossary/styles.xml><?xml version="1.0" encoding="utf-8"?>
+<w:styles xmlns:mc="http://schemas.openxmlformats.org/markup-compatibility/2006" xmlns:r="http://schemas.openxmlformats.org/officeDocument/2006/relationships" xmlns:w="http://schemas.openxmlformats.org/wordprocessingml/2006/main" xmlns:w14="http://schemas.microsoft.com/office/word/2010/wordml" xmlns:w15="http://schemas.microsoft.com/office/word/2012/wordml" xmlns:w16cex="http://schemas.microsoft.com/office/word/2018/wordml/cex" xmlns:w16cid="http://schemas.microsoft.com/office/word/2016/wordml/cid" xmlns:w16="http://schemas.microsoft.com/office/word/2018/wordml" xmlns:w16sdtdh="http://schemas.microsoft.com/office/word/2020/wordml/sdtdatahash" xmlns:w16se="http://schemas.microsoft.com/office/word/2015/wordml/symex" mc:Ignorable="w14 w15 w16se w16cid w16 w16cex w16sdtdh">
+  <w:docDefaults>
+    <w:rPrDefault>
+      <w:rPr>
+        <w:rFonts w:asciiTheme="minorHAnsi" w:eastAsiaTheme="minorEastAsia" w:hAnsiTheme="minorHAnsi" w:cstheme="minorBidi"/>
+        <w:kern w:val="2"/>
+        <w:sz w:val="21"/>
+        <w:szCs w:val="22"/>
+        <w:lang w:val="en-US" w:eastAsia="zh-CN" w:bidi="ar-SA"/>
+      </w:rPr>
+    </w:rPrDefault>
+    <w:pPrDefault/>
+  </w:docDefaults>
+  <w:latentStyles w:defLockedState="0" w:defUIPriority="99" w:defSemiHidden="0" w:defUnhideWhenUsed="0" w:defQFormat="0" w:count="376">
+    <w:lsdException w:name="Normal" w:uiPriority="0" w:qFormat="1"/>
+    <w:lsdException w:name="heading 1" w:uiPriority="9" w:qFormat="1"/>
+    <w:lsdException w:name="heading 2" w:semiHidden="1" w:uiPriority="9" w:unhideWhenUsed="1" w:qFormat="1"/>
+    <w:lsdException w:name="heading 3" w:semiHidden="1" w:uiPriority="9" w:unhideWhenUsed="1" w:qFormat="1"/>
+    <w:lsdException w:name="heading 4" w:semiHidden="1" w:uiPriority="9" w:unhideWhenUsed="1" w:qFormat="1"/>
+    <w:lsdException w:name="heading 5" w:semiHidden="1" w:uiPriority="9" w:unhideWhenUsed="1" w:qFormat="1"/>
+    <w:lsdException w:name="heading 6" w:semiHidden="1" w:uiPriority="9" w:unhideWhenUsed="1" w:qFormat="1"/>
+    <w:lsdException w:name="heading 7" w:semiHidden="1" w:uiPriority="9" w:unhideWhenUsed="1" w:qFormat="1"/>
+    <w:lsdException w:name="heading 8" w:semiHidden="1" w:uiPriority="9" w:unhideWhenUsed="1" w:qFormat="1"/>
+    <w:lsdException w:name="heading 9" w:semiHidden="1" w:uiPriority="9" w:unhideWhenUsed="1" w:qFormat="1"/>
+    <w:lsdException w:name="index 1" w:semiHidden="1" w:unhideWhenUsed="1"/>
+    <w:lsdException w:name="index 2" w:semiHidden="1" w:unhideWhenUsed="1"/>
+    <w:lsdException w:name="index 3" w:semiHidden="1" w:unhideWhenUsed="1"/>
+    <w:lsdException w:name="index 4" w:semiHidden="1" w:unhideWhenUsed="1"/>
+    <w:lsdException w:name="index 5" w:semiHidden="1" w:unhideWhenUsed="1"/>
+    <w:lsdException w:name="index 6" w:semiHidden="1" w:unhideWhenUsed="1"/>
+    <w:lsdException w:name="index 7" w:semiHidden="1" w:unhideWhenUsed="1"/>
+    <w:lsdException w:name="index 8" w:semiHidden="1" w:unhideWhenUsed="1"/>
+    <w:lsdException w:name="index 9" w:semiHidden="1" w:unhideWhenUsed="1"/>
+    <w:lsdException w:name="toc 1" w:semiHidden="1" w:uiPriority="39" w:unhideWhenUsed="1"/>
+    <w:lsdException w:name="toc 2" w:semiHidden="1" w:uiPriority="39" w:unhideWhenUsed="1"/>
+    <w:lsdException w:name="toc 3" w:semiHidden="1" w:uiPriority="39" w:unhideWhenUsed="1"/>
+    <w:lsdException w:name="toc 4" w:semiHidden="1" w:uiPriority="39" w:unhideWhenUsed="1"/>
+    <w:lsdException w:name="toc 5" w:semiHidden="1" w:uiPriority="39" w:unhideWhenUsed="1"/>
+    <w:lsdException w:name="toc 6" w:semiHidden="1" w:uiPriority="39" w:unhideWhenUsed="1"/>
+    <w:lsdException w:name="toc 7" w:semiHidden="1" w:uiPriority="39" w:unhideWhenUsed="1"/>
+    <w:lsdException w:name="toc 8" w:semiHidden="1" w:uiPriority="39" w:unhideWhenUsed="1"/>
+    <w:lsdException w:name="toc 9" w:semiHidden="1" w:uiPriority="39" w:unhideWhenUsed="1"/>
+    <w:lsdException w:name="Normal Indent" w:semiHidden="1" w:unhideWhenUsed="1"/>
+    <w:lsdException w:name="footnote text" w:semiHidden="1" w:unhideWhenUsed="1"/>
+    <w:lsdException w:name="annotation text" w:semiHidden="1" w:unhideWhenUsed="1"/>
+    <w:lsdException w:name="header" w:semiHidden="1" w:unhideWhenUsed="1"/>
+    <w:lsdException w:name="footer" w:semiHidden="1" w:unhideWhenUsed="1"/>
+    <w:lsdException w:name="index heading" w:semiHidden="1" w:unhideWhenUsed="1"/>
+    <w:lsdException w:name="caption" w:semiHidden="1" w:uiPriority="35" w:unhideWhenUsed="1" w:qFormat="1"/>
+    <w:lsdException w:name="table of figures" w:semiHidden="1" w:unhideWhenUsed="1"/>
+    <w:lsdException w:name="envelope address" w:semiHidden="1" w:unhideWhenUsed="1"/>
+    <w:lsdException w:name="envelope return" w:semiHidden="1" w:unhideWhenUsed="1"/>
+    <w:lsdException w:name="footnote reference" w:semiHidden="1" w:unhideWhenUsed="1"/>
+    <w:lsdException w:name="annotation reference" w:semiHidden="1" w:unhideWhenUsed="1"/>
+    <w:lsdException w:name="line number" w:semiHidden="1" w:unhideWhenUsed="1"/>
+    <w:lsdException w:name="page number" w:semiHidden="1" w:unhideWhenUsed="1"/>
+    <w:lsdException w:name="endnote reference" w:semiHidden="1" w:unhideWhenUsed="1"/>
+    <w:lsdException w:name="endnote text" w:semiHidden="1" w:unhideWhenUsed="1"/>
+    <w:lsdException w:name="table of authorities" w:semiHidden="1" w:unhideWhenUsed="1"/>
+    <w:lsdException w:name="macro" w:semiHidden="1" w:unhideWhenUsed="1"/>
+    <w:lsdException w:name="toa heading" w:semiHidden="1" w:unhideWhenUsed="1"/>
+    <w:lsdException w:name="List" w:semiHidden="1" w:unhideWhenUsed="1"/>
+    <w:lsdException w:name="List Bullet" w:semiHidden="1" w:unhideWhenUsed="1"/>
+    <w:lsdException w:name="List Number" w:semiHidden="1" w:unhideWhenUsed="1"/>
+    <w:lsdException w:name="List 2" w:semiHidden="1" w:unhideWhenUsed="1"/>
+    <w:lsdException w:name="List 3" w:semiHidden="1" w:unhideWhenUsed="1"/>
+    <w:lsdException w:name="List 4" w:semiHidden="1" w:unhideWhenUsed="1"/>
+    <w:lsdException w:name="List 5" w:semiHidden="1" w:unhideWhenUsed="1"/>
+    <w:lsdException w:name="List Bullet 2" w:semiHidden="1" w:unhideWhenUsed="1"/>
+    <w:lsdException w:name="List Bullet 3" w:semiHidden="1" w:unhideWhenUsed="1"/>
+    <w:lsdException w:name="List Bullet 4" w:semiHidden="1" w:unhideWhenUsed="1"/>
+    <w:lsdException w:name="List Bullet 5" w:semiHidden="1" w:unhideWhenUsed="1"/>
+    <w:lsdException w:name="List Number 2" w:semiHidden="1" w:unhideWhenUsed="1"/>
+    <w:lsdException w:name="List Number 3" w:semiHidden="1" w:unhideWhenUsed="1"/>
+    <w:lsdException w:name="List Number 4" w:semiHidden="1" w:unhideWhenUsed="1"/>
+    <w:lsdException w:name="List Number 5" w:semiHidden="1" w:unhideWhenUsed="1"/>
+    <w:lsdException w:name="Title" w:uiPriority="10" w:qFormat="1"/>
+    <w:lsdException w:name="Closing" w:semiHidden="1" w:unhideWhenUsed="1"/>
+    <w:lsdException w:name="Signature" w:semiHidden="1" w:unhideWhenUsed="1"/>
+    <w:lsdException w:name="Default Paragraph Font" w:semiHidden="1" w:uiPriority="1" w:unhideWhenUsed="1"/>
+    <w:lsdException w:name="Body Text" w:semiHidden="1" w:unhideWhenUsed="1"/>
+    <w:lsdException w:name="Body Text Indent" w:semiHidden="1" w:unhideWhenUsed="1"/>
+    <w:lsdException w:name="List Continue" w:semiHidden="1" w:unhideWhenUsed="1"/>
+    <w:lsdException w:name="List Continue 2" w:semiHidden="1" w:unhideWhenUsed="1"/>
+    <w:lsdException w:name="List Continue 3" w:semiHidden="1" w:unhideWhenUsed="1"/>
+    <w:lsdException w:name="List Continue 4" w:semiHidden="1" w:unhideWhenUsed="1"/>
+    <w:lsdException w:name="List Continue 5" w:semiHidden="1" w:unhideWhenUsed="1"/>
+    <w:lsdException w:name="Message Header" w:semiHidden="1" w:unhideWhenUsed="1"/>
+    <w:lsdException w:name="Subtitle" w:uiPriority="11" w:qFormat="1"/>
+    <w:lsdException w:name="Salutation" w:semiHidden="1" w:unhideWhenUsed="1"/>
+    <w:lsdException w:name="Date" w:semiHidden="1" w:unhideWhenUsed="1"/>
+    <w:lsdException w:name="Body Text First Indent" w:semiHidden="1" w:unhideWhenUsed="1"/>
+    <w:lsdException w:name="Body Text First Indent 2" w:semiHidden="1" w:unhideWhenUsed="1"/>
+    <w:lsdException w:name="Note Heading" w:semiHidden="1" w:unhideWhenUsed="1"/>
+    <w:lsdException w:name="Body Text 2" w:semiHidden="1" w:unhideWhenUsed="1"/>
+    <w:lsdException w:name="Body Text 3" w:semiHidden="1" w:unhideWhenUsed="1"/>
+    <w:lsdException w:name="Body Text Indent 2" w:semiHidden="1" w:unhideWhenUsed="1"/>
+    <w:lsdException w:name="Body Text Indent 3" w:semiHidden="1" w:unhideWhenUsed="1"/>
+    <w:lsdException w:name="Block Text" w:semiHidden="1" w:unhideWhenUsed="1"/>
+    <w:lsdException w:name="Hyperlink" w:semiHidden="1" w:unhideWhenUsed="1"/>
+    <w:lsdException w:name="FollowedHyperlink" w:semiHidden="1" w:unhideWhenUsed="1"/>
+    <w:lsdException w:name="Strong" w:uiPriority="22" w:qFormat="1"/>
+    <w:lsdException w:name="Emphasis" w:uiPriority="20" w:qFormat="1"/>
+    <w:lsdException w:name="Document Map" w:semiHidden="1" w:unhideWhenUsed="1"/>
+    <w:lsdException w:name="Plain Text" w:semiHidden="1" w:unhideWhenUsed="1"/>
+    <w:lsdException w:name="E-mail Signature" w:semiHidden="1" w:unhideWhenUsed="1"/>
+    <w:lsdException w:name="HTML Top of Form" w:semiHidden="1" w:unhideWhenUsed="1"/>
+    <w:lsdException w:name="HTML Bottom of Form" w:semiHidden="1" w:unhideWhenUsed="1"/>
+    <w:lsdException w:name="Normal (Web)" w:semiHidden="1" w:unhideWhenUsed="1"/>
+    <w:lsdException w:name="HTML Acronym" w:semiHidden="1" w:unhideWhenUsed="1"/>
+    <w:lsdException w:name="HTML Address" w:semiHidden="1" w:unhideWhenUsed="1"/>
+    <w:lsdException w:name="HTML Cite" w:semiHidden="1" w:unhideWhenUsed="1"/>
+    <w:lsdException w:name="HTML Code" w:semiHidden="1" w:unhideWhenUsed="1"/>
+    <w:lsdException w:name="HTML Definition" w:semiHidden="1" w:unhideWhenUsed="1"/>
+    <w:lsdException w:name="HTML Keyboard" w:semiHidden="1" w:unhideWhenUsed="1"/>
+    <w:lsdException w:name="HTML Preformatted" w:semiHidden="1" w:unhideWhenUsed="1"/>
+    <w:lsdException w:name="HTML Sample" w:semiHidden="1" w:unhideWhenUsed="1"/>
+    <w:lsdException w:name="HTML Typewriter" w:semiHidden="1" w:unhideWhenUsed="1"/>
+    <w:lsdException w:name="HTML Variable" w:semiHidden="1" w:unhideWhenUsed="1"/>
+    <w:lsdException w:name="Normal Table" w:semiHidden="1" w:unhideWhenUsed="1"/>
+    <w:lsdException w:name="annotation subject" w:semiHidden="1" w:unhideWhenUsed="1"/>
+    <w:lsdException w:name="No List" w:semiHidden="1" w:unhideWhenUsed="1"/>
+    <w:lsdException w:name="Outline List 1" w:semiHidden="1" w:unhideWhenUsed="1"/>
+    <w:lsdException w:name="Outline List 2" w:semiHidden="1" w:unhideWhenUsed="1"/>
+    <w:lsdException w:name="Outline List 3" w:semiHidden="1" w:unhideWhenUsed="1"/>
+    <w:lsdException w:name="Table Simple 1" w:semiHidden="1" w:unhideWhenUsed="1"/>
+    <w:lsdException w:name="Table Simple 2" w:semiHidden="1" w:unhideWhenUsed="1"/>
+    <w:lsdException w:name="Table Simple 3" w:semiHidden="1" w:unhideWhenUsed="1"/>
+    <w:lsdException w:name="Table Classic 1" w:semiHidden="1" w:unhideWhenUsed="1"/>
+    <w:lsdException w:name="Table Classic 2" w:semiHidden="1" w:unhideWhenUsed="1"/>
+    <w:lsdException w:name="Table Classic 3" w:semiHidden="1" w:unhideWhenUsed="1"/>
+    <w:lsdException w:name="Table Classic 4" w:semiHidden="1" w:unhideWhenUsed="1"/>
+    <w:lsdException w:name="Table Colorful 1" w:semiHidden="1" w:unhideWhenUsed="1"/>
+    <w:lsdException w:name="Table Colorful 2" w:semiHidden="1" w:unhideWhenUsed="1"/>
+    <w:lsdException w:name="Table Colorful 3" w:semiHidden="1" w:unhideWhenUsed="1"/>
+    <w:lsdException w:name="Table Columns 1" w:semiHidden="1" w:unhideWhenUsed="1"/>
+    <w:lsdException w:name="Table Columns 2" w:semiHidden="1" w:unhideWhenUsed="1"/>
+    <w:lsdException w:name="Table Columns 3" w:semiHidden="1" w:unhideWhenUsed="1"/>
+    <w:lsdException w:name="Table Columns 4" w:semiHidden="1" w:unhideWhenUsed="1"/>
+    <w:lsdException w:name="Table Columns 5" w:semiHidden="1" w:unhideWhenUsed="1"/>
+    <w:lsdException w:name="Table Grid 1" w:semiHidden="1" w:unhideWhenUsed="1"/>
+    <w:lsdException w:name="Table Grid 2" w:semiHidden="1" w:unhideWhenUsed="1"/>
+    <w:lsdException w:name="Table Grid 3" w:semiHidden="1" w:unhideWhenUsed="1"/>
+    <w:lsdException w:name="Table Grid 4" w:semiHidden="1" w:unhideWhenUsed="1"/>
+    <w:lsdException w:name="Table Grid 5" w:semiHidden="1" w:unhideWhenUsed="1"/>
+    <w:lsdException w:name="Table Grid 6" w:semiHidden="1" w:unhideWhenUsed="1"/>
+    <w:lsdException w:name="Table Grid 7" w:semiHidden="1" w:unhideWhenUsed="1"/>
+    <w:lsdException w:name="Table Grid 8" w:semiHidden="1" w:unhideWhenUsed="1"/>
+    <w:lsdException w:name="Table List 1" w:semiHidden="1" w:unhideWhenUsed="1"/>
+    <w:lsdException w:name="Table List 2" w:semiHidden="1" w:unhideWhenUsed="1"/>
+    <w:lsdException w:name="Table List 3" w:semiHidden="1" w:unhideWhenUsed="1"/>
+    <w:lsdException w:name="Table List 4" w:semiHidden="1" w:unhideWhenUsed="1"/>
+    <w:lsdException w:name="Table List 5" w:semiHidden="1" w:unhideWhenUsed="1"/>
+    <w:lsdException w:name="Table List 6" w:semiHidden="1" w:unhideWhenUsed="1"/>
+    <w:lsdException w:name="Table List 7" w:semiHidden="1" w:unhideWhenUsed="1"/>
+    <w:lsdException w:name="Table List 8" w:semiHidden="1" w:unhideWhenUsed="1"/>
+    <w:lsdException w:name="Table 3D effects 1" w:semiHidden="1" w:unhideWhenUsed="1"/>
+    <w:lsdException w:name="Table 3D effects 2" w:semiHidden="1" w:unhideWhenUsed="1"/>
+    <w:lsdException w:name="Table 3D effects 3" w:semiHidden="1" w:unhideWhenUsed="1"/>
+    <w:lsdException w:name="Table Contemporary" w:semiHidden="1" w:unhideWhenUsed="1"/>
+    <w:lsdException w:name="Table Elegant" w:semiHidden="1" w:unhideWhenUsed="1"/>
+    <w:lsdException w:name="Table Professional" w:semiHidden="1" w:unhideWhenUsed="1"/>
+    <w:lsdException w:name="Table Subtle 1" w:semiHidden="1" w:unhideWhenUsed="1"/>
+    <w:lsdException w:name="Table Subtle 2" w:semiHidden="1" w:unhideWhenUsed="1"/>
+    <w:lsdException w:name="Table Web 1" w:semiHidden="1" w:unhideWhenUsed="1"/>
+    <w:lsdException w:name="Table Web 2" w:semiHidden="1" w:unhideWhenUsed="1"/>
+    <w:lsdException w:name="Table Web 3" w:semiHidden="1" w:unhideWhenUsed="1"/>
+    <w:lsdException w:name="Balloon Text" w:semiHidden="1" w:unhideWhenUsed="1"/>
+    <w:lsdException w:name="Table Grid" w:uiPriority="39"/>
+    <w:lsdException w:name="Table Theme" w:semiHidden="1" w:unhideWhenUsed="1"/>
+    <w:lsdException w:name="Placeholder Text" w:semiHidden="1"/>
+    <w:lsdException w:name="No Spacing" w:uiPriority="1" w:qFormat="1"/>
+    <w:lsdException w:name="Light Shading" w:uiPriority="60"/>
+    <w:lsdException w:name="Light List" w:uiPriority="61"/>
+    <w:lsdException w:name="Light Grid" w:uiPriority="62"/>
+    <w:lsdException w:name="Medium Shading 1" w:uiPriority="63"/>
+    <w:lsdException w:name="Medium Shading 2" w:uiPriority="64"/>
+    <w:lsdException w:name="Medium List 1" w:uiPriority="65"/>
+    <w:lsdException w:name="Medium List 2" w:uiPriority="66"/>
+    <w:lsdException w:name="Medium Grid 1" w:uiPriority="67"/>
+    <w:lsdException w:name="Medium Grid 2" w:uiPriority="68"/>
+    <w:lsdException w:name="Medium Grid 3" w:uiPriority="69"/>
+    <w:lsdException w:name="Dark List" w:uiPriority="70"/>
+    <w:lsdException w:name="Colorful Shading" w:uiPriority="71"/>
+    <w:lsdException w:name="Colorful List" w:uiPriority="72"/>
+    <w:lsdException w:name="Colorful Grid" w:uiPriority="73"/>
+    <w:lsdException w:name="Light Shading Accent 1" w:uiPriority="60"/>
+    <w:lsdException w:name="Light List Accent 1" w:uiPriority="61"/>
+    <w:lsdException w:name="Light Grid Accent 1" w:uiPriority="62"/>
+    <w:lsdException w:name="Medium Shading 1 Accent 1" w:uiPriority="63"/>
+    <w:lsdException w:name="Medium Shading 2 Accent 1" w:uiPriority="64"/>
+    <w:lsdException w:name="Medium List 1 Accent 1" w:uiPriority="65"/>
+    <w:lsdException w:name="Revision" w:semiHidden="1"/>
+    <w:lsdException w:name="List Paragraph" w:uiPriority="34" w:qFormat="1"/>
+    <w:lsdException w:name="Quote" w:uiPriority="29" w:qFormat="1"/>
+    <w:lsdException w:name="Intense Quote" w:uiPriority="30" w:qFormat="1"/>
+    <w:lsdException w:name="Medium List 2 Accent 1" w:uiPriority="66"/>
+    <w:lsdException w:name="Medium Grid 1 Accent 1" w:uiPriority="67"/>
+    <w:lsdException w:name="Medium Grid 2 Accent 1" w:uiPriority="68"/>
+    <w:lsdException w:name="Medium Grid 3 Accent 1" w:uiPriority="69"/>
+    <w:lsdException w:name="Dark List Accent 1" w:uiPriority="70"/>
+    <w:lsdException w:name="Colorful Shading Accent 1" w:uiPriority="71"/>
+    <w:lsdException w:name="Colorful List Accent 1" w:uiPriority="72"/>
+    <w:lsdException w:name="Colorful Grid Accent 1" w:uiPriority="73"/>
+    <w:lsdException w:name="Light Shading Accent 2" w:uiPriority="60"/>
+    <w:lsdException w:name="Light List Accent 2" w:uiPriority="61"/>
+    <w:lsdException w:name="Light Grid Accent 2" w:uiPriority="62"/>
+    <w:lsdException w:name="Medium Shading 1 Accent 2" w:uiPriority="63"/>
+    <w:lsdException w:name="Medium Shading 2 Accent 2" w:uiPriority="64"/>
+    <w:lsdException w:name="Medium List 1 Accent 2" w:uiPriority="65"/>
+    <w:lsdException w:name="Medium List 2 Accent 2" w:uiPriority="66"/>
+    <w:lsdException w:name="Medium Grid 1 Accent 2" w:uiPriority="67"/>
+    <w:lsdException w:name="Medium Grid 2 Accent 2" w:uiPriority="68"/>
+    <w:lsdException w:name="Medium Grid 3 Accent 2" w:uiPriority="69"/>
+    <w:lsdException w:name="Dark List Accent 2" w:uiPriority="70"/>
+    <w:lsdException w:name="Colorful Shading Accent 2" w:uiPriority="71"/>
+    <w:lsdException w:name="Colorful List Accent 2" w:uiPriority="72"/>
+    <w:lsdException w:name="Colorful Grid Accent 2" w:uiPriority="73"/>
+    <w:lsdException w:name="Light Shading Accent 3" w:uiPriority="60"/>
+    <w:lsdException w:name="Light List Accent 3" w:uiPriority="61"/>
+    <w:lsdException w:name="Light Grid Accent 3" w:uiPriority="62"/>
+    <w:lsdException w:name="Medium Shading 1 Accent 3" w:uiPriority="63"/>
+    <w:lsdException w:name="Medium Shading 2 Accent 3" w:uiPriority="64"/>
+    <w:lsdException w:name="Medium List 1 Accent 3" w:uiPriority="65"/>
+    <w:lsdException w:name="Medium List 2 Accent 3" w:uiPriority="66"/>
+    <w:lsdException w:name="Medium Grid 1 Accent 3" w:uiPriority="67"/>
+    <w:lsdException w:name="Medium Grid 2 Accent 3" w:uiPriority="68"/>
+    <w:lsdException w:name="Medium Grid 3 Accent 3" w:uiPriority="69"/>
+    <w:lsdException w:name="Dark List Accent 3" w:uiPriority="70"/>
+    <w:lsdException w:name="Colorful Shading Accent 3" w:uiPriority="71"/>
+    <w:lsdException w:name="Colorful List Accent 3" w:uiPriority="72"/>
+    <w:lsdException w:name="Colorful Grid Accent 3" w:uiPriority="73"/>
+    <w:lsdException w:name="Light Shading Accent 4" w:uiPriority="60"/>
+    <w:lsdException w:name="Light List Accent 4" w:uiPriority="61"/>
+    <w:lsdException w:name="Light Grid Accent 4" w:uiPriority="62"/>
+    <w:lsdException w:name="Medium Shading 1 Accent 4" w:uiPriority="63"/>
+    <w:lsdException w:name="Medium Shading 2 Accent 4" w:uiPriority="64"/>
+    <w:lsdException w:name="Medium List 1 Accent 4" w:uiPriority="65"/>
+    <w:lsdException w:name="Medium List 2 Accent 4" w:uiPriority="66"/>
+    <w:lsdException w:name="Medium Grid 1 Accent 4" w:uiPriority="67"/>
+    <w:lsdException w:name="Medium Grid 2 Accent 4" w:uiPriority="68"/>
+    <w:lsdException w:name="Medium Grid 3 Accent 4" w:uiPriority="69"/>
+    <w:lsdException w:name="Dark List Accent 4" w:uiPriority="70"/>
+    <w:lsdException w:name="Colorful Shading Accent 4" w:uiPriority="71"/>
+    <w:lsdException w:name="Colorful List Accent 4" w:uiPriority="72"/>
+    <w:lsdException w:name="Colorful Grid Accent 4" w:uiPriority="73"/>
+    <w:lsdException w:name="Light Shading Accent 5" w:uiPriority="60"/>
+    <w:lsdException w:name="Light List Accent 5" w:uiPriority="61"/>
+    <w:lsdException w:name="Light Grid Accent 5" w:uiPriority="62"/>
+    <w:lsdException w:name="Medium Shading 1 Accent 5" w:uiPriority="63"/>
+    <w:lsdException w:name="Medium Shading 2 Accent 5" w:uiPriority="64"/>
+    <w:lsdException w:name="Medium List 1 Accent 5" w:uiPriority="65"/>
+    <w:lsdException w:name="Medium List 2 Accent 5" w:uiPriority="66"/>
+    <w:lsdException w:name="Medium Grid 1 Accent 5" w:uiPriority="67"/>
+    <w:lsdException w:name="Medium Grid 2 Accent 5" w:uiPriority="68"/>
+    <w:lsdException w:name="Medium Grid 3 Accent 5" w:uiPriority="69"/>
+    <w:lsdException w:name="Dark List Accent 5" w:uiPriority="70"/>
+    <w:lsdException w:name="Colorful Shading Accent 5" w:uiPriority="71"/>
+    <w:lsdException w:name="Colorful List Accent 5" w:uiPriority="72"/>
+    <w:lsdException w:name="Colorful Grid Accent 5" w:uiPriority="73"/>
+    <w:lsdException w:name="Light Shading Accent 6" w:uiPriority="60"/>
+    <w:lsdException w:name="Light List Accent 6" w:uiPriority="61"/>
+    <w:lsdException w:name="Light Grid Accent 6" w:uiPriority="62"/>
+    <w:lsdException w:name="Medium Shading 1 Accent 6" w:uiPriority="63"/>
+    <w:lsdException w:name="Medium Shading 2 Accent 6" w:uiPriority="64"/>
+    <w:lsdException w:name="Medium List 1 Accent 6" w:uiPriority="65"/>
+    <w:lsdException w:name="Medium List 2 Accent 6" w:uiPriority="66"/>
+    <w:lsdException w:name="Medium Grid 1 Accent 6" w:uiPriority="67"/>
+    <w:lsdException w:name="Medium Grid 2 Accent 6" w:uiPriority="68"/>
+    <w:lsdException w:name="Medium Grid 3 Accent 6" w:uiPriority="69"/>
+    <w:lsdException w:name="Dark List Accent 6" w:uiPriority="70"/>
+    <w:lsdException w:name="Colorful Shading Accent 6" w:uiPriority="71"/>
+    <w:lsdException w:name="Colorful List Accent 6" w:uiPriority="72"/>
+    <w:lsdException w:name="Colorful Grid Accent 6" w:uiPriority="73"/>
+    <w:lsdException w:name="Subtle Emphasis" w:uiPriority="19" w:qFormat="1"/>
+    <w:lsdException w:name="Intense Emphasis" w:uiPriority="21" w:qFormat="1"/>
+    <w:lsdException w:name="Subtle Reference" w:uiPriority="31" w:qFormat="1"/>
+    <w:lsdException w:name="Intense Reference" w:uiPriority="32" w:qFormat="1"/>
+    <w:lsdException w:name="Book Title" w:uiPriority="33" w:qFormat="1"/>
+    <w:lsdException w:name="Bibliography" w:semiHidden="1" w:uiPriority="37" w:unhideWhenUsed="1"/>
+    <w:lsdException w:name="TOC Heading" w:semiHidden="1" w:uiPriority="39" w:unhideWhenUsed="1" w:qFormat="1"/>
+    <w:lsdException w:name="Plain Table 1" w:uiPriority="41"/>
+    <w:lsdException w:name="Plain Table 2" w:uiPriority="42"/>
+    <w:lsdException w:name="Plain Table 3" w:uiPriority="43"/>
+    <w:lsdException w:name="Plain Table 4" w:uiPriority="44"/>
+    <w:lsdException w:name="Plain Table 5" w:uiPriority="45"/>
+    <w:lsdException w:name="Grid Table Light" w:uiPriority="40"/>
+    <w:lsdException w:name="Grid Table 1 Light" w:uiPriority="46"/>
+    <w:lsdException w:name="Grid Table 2" w:uiPriority="47"/>
+    <w:lsdException w:name="Grid Table 3" w:uiPriority="48"/>
+    <w:lsdException w:name="Grid Table 4" w:uiPriority="49"/>
+    <w:lsdException w:name="Grid Table 5 Dark" w:uiPriority="50"/>
+    <w:lsdException w:name="Grid Table 6 Colorful" w:uiPriority="51"/>
+    <w:lsdException w:name="Grid Table 7 Colorful" w:uiPriority="52"/>
+    <w:lsdException w:name="Grid Table 1 Light Accent 1" w:uiPriority="46"/>
+    <w:lsdException w:name="Grid Table 2 Accent 1" w:uiPriority="47"/>
+    <w:lsdException w:name="Grid Table 3 Accent 1" w:uiPriority="48"/>
+    <w:lsdException w:name="Grid Table 4 Accent 1" w:uiPriority="49"/>
+    <w:lsdException w:name="Grid Table 5 Dark Accent 1" w:uiPriority="50"/>
+    <w:lsdException w:name="Grid Table 6 Colorful Accent 1" w:uiPriority="51"/>
+    <w:lsdException w:name="Grid Table 7 Colorful Accent 1" w:uiPriority="52"/>
+    <w:lsdException w:name="Grid Table 1 Light Accent 2" w:uiPriority="46"/>
+    <w:lsdException w:name="Grid Table 2 Accent 2" w:uiPriority="47"/>
+    <w:lsdException w:name="Grid Table 3 Accent 2" w:uiPriority="48"/>
+    <w:lsdException w:name="Grid Table 4 Accent 2" w:uiPriority="49"/>
+    <w:lsdException w:name="Grid Table 5 Dark Accent 2" w:uiPriority="50"/>
+    <w:lsdException w:name="Grid Table 6 Colorful Accent 2" w:uiPriority="51"/>
+    <w:lsdException w:name="Grid Table 7 Colorful Accent 2" w:uiPriority="52"/>
+    <w:lsdException w:name="Grid Table 1 Light Accent 3" w:uiPriority="46"/>
+    <w:lsdException w:name="Grid Table 2 Accent 3" w:uiPriority="47"/>
+    <w:lsdException w:name="Grid Table 3 Accent 3" w:uiPriority="48"/>
+    <w:lsdException w:name="Grid Table 4 Accent 3" w:uiPriority="49"/>
+    <w:lsdException w:name="Grid Table 5 Dark Accent 3" w:uiPriority="50"/>
+    <w:lsdException w:name="Grid Table 6 Colorful Accent 3" w:uiPriority="51"/>
+    <w:lsdException w:name="Grid Table 7 Colorful Accent 3" w:uiPriority="52"/>
+    <w:lsdException w:name="Grid Table 1 Light Accent 4" w:uiPriority="46"/>
+    <w:lsdException w:name="Grid Table 2 Accent 4" w:uiPriority="47"/>
+    <w:lsdException w:name="Grid Table 3 Accent 4" w:uiPriority="48"/>
+    <w:lsdException w:name="Grid Table 4 Accent 4" w:uiPriority="49"/>
+    <w:lsdException w:name="Grid Table 5 Dark Accent 4" w:uiPriority="50"/>
+    <w:lsdException w:name="Grid Table 6 Colorful Accent 4" w:uiPriority="51"/>
+    <w:lsdException w:name="Grid Table 7 Colorful Accent 4" w:uiPriority="52"/>
+    <w:lsdException w:name="Grid Table 1 Light Accent 5" w:uiPriority="46"/>
+    <w:lsdException w:name="Grid Table 2 Accent 5" w:uiPriority="47"/>
+    <w:lsdException w:name="Grid Table 3 Accent 5" w:uiPriority="48"/>
+    <w:lsdException w:name="Grid Table 4 Accent 5" w:uiPriority="49"/>
+    <w:lsdException w:name="Grid Table 5 Dark Accent 5" w:uiPriority="50"/>
+    <w:lsdException w:name="Grid Table 6 Colorful Accent 5" w:uiPriority="51"/>
+    <w:lsdException w:name="Grid Table 7 Colorful Accent 5" w:uiPriority="52"/>
+    <w:lsdException w:name="Grid Table 1 Light Accent 6" w:uiPriority="46"/>
+    <w:lsdException w:name="Grid Table 2 Accent 6" w:uiPriority="47"/>
+    <w:lsdException w:name="Grid Table 3 Accent 6" w:uiPriority="48"/>
+    <w:lsdException w:name="Grid Table 4 Accent 6" w:uiPriority="49"/>
+    <w:lsdException w:name="Grid Table 5 Dark Accent 6" w:uiPriority="50"/>
+    <w:lsdException w:name="Grid Table 6 Colorful Accent 6" w:uiPriority="51"/>
+    <w:lsdException w:name="Grid Table 7 Colorful Accent 6" w:uiPriority="52"/>
+    <w:lsdException w:name="List Table 1 Light" w:uiPriority="46"/>
+    <w:lsdException w:name="List Table 2" w:uiPriority="47"/>
+    <w:lsdException w:name="List Table 3" w:uiPriority="48"/>
+    <w:lsdException w:name="List Table 4" w:uiPriority="49"/>
+    <w:lsdException w:name="List Table 5 Dark" w:uiPriority="50"/>
+    <w:lsdException w:name="List Table 6 Colorful" w:uiPriority="51"/>
+    <w:lsdException w:name="List Table 7 Colorful" w:uiPriority="52"/>
+    <w:lsdException w:name="List Table 1 Light Accent 1" w:uiPriority="46"/>
+    <w:lsdException w:name="List Table 2 Accent 1" w:uiPriority="47"/>
+    <w:lsdException w:name="List Table 3 Accent 1" w:uiPriority="48"/>
+    <w:lsdException w:name="List Table 4 Accent 1" w:uiPriority="49"/>
+    <w:lsdException w:name="List Table 5 Dark Accent 1" w:uiPriority="50"/>
+    <w:lsdException w:name="List Table 6 Colorful Accent 1" w:uiPriority="51"/>
+    <w:lsdException w:name="List Table 7 Colorful Accent 1" w:uiPriority="52"/>
+    <w:lsdException w:name="List Table 1 Light Accent 2" w:uiPriority="46"/>
+    <w:lsdException w:name="List Table 2 Accent 2" w:uiPriority="47"/>
+    <w:lsdException w:name="List Table 3 Accent 2" w:uiPriority="48"/>
+    <w:lsdException w:name="List Table 4 Accent 2" w:uiPriority="49"/>
+    <w:lsdException w:name="List Table 5 Dark Accent 2" w:uiPriority="50"/>
+    <w:lsdException w:name="List Table 6 Colorful Accent 2" w:uiPriority="51"/>
+    <w:lsdException w:name="List Table 7 Colorful Accent 2" w:uiPriority="52"/>
+    <w:lsdException w:name="List Table 1 Light Accent 3" w:uiPriority="46"/>
+    <w:lsdException w:name="List Table 2 Accent 3" w:uiPriority="47"/>
+    <w:lsdException w:name="List Table 3 Accent 3" w:uiPriority="48"/>
+    <w:lsdException w:name="List Table 4 Accent 3" w:uiPriority="49"/>
+    <w:lsdException w:name="List Table 5 Dark Accent 3" w:uiPriority="50"/>
+    <w:lsdException w:name="List Table 6 Colorful Accent 3" w:uiPriority="51"/>
+    <w:lsdException w:name="List Table 7 Colorful Accent 3" w:uiPriority="52"/>
+    <w:lsdException w:name="List Table 1 Light Accent 4" w:uiPriority="46"/>
+    <w:lsdException w:name="List Table 2 Accent 4" w:uiPriority="47"/>
+    <w:lsdException w:name="List Table 3 Accent 4" w:uiPriority="48"/>
+    <w:lsdException w:name="List Table 4 Accent 4" w:uiPriority="49"/>
+    <w:lsdException w:name="List Table 5 Dark Accent 4" w:uiPriority="50"/>
+    <w:lsdException w:name="List Table 6 Colorful Accent 4" w:uiPriority="51"/>
+    <w:lsdException w:name="List Table 7 Colorful Accent 4" w:uiPriority="52"/>
+    <w:lsdException w:name="List Table 1 Light Accent 5" w:uiPriority="46"/>
+    <w:lsdException w:name="List Table 2 Accent 5" w:uiPriority="47"/>
+    <w:lsdException w:name="List Table 3 Accent 5" w:uiPriority="48"/>
+    <w:lsdException w:name="List Table 4 Accent 5" w:uiPriority="49"/>
+    <w:lsdException w:name="List Table 5 Dark Accent 5" w:uiPriority="50"/>
+    <w:lsdException w:name="List Table 6 Colorful Accent 5" w:uiPriority="51"/>
+    <w:lsdException w:name="List Table 7 Colorful Accent 5" w:uiPriority="52"/>
+    <w:lsdException w:name="List Table 1 Light Accent 6" w:uiPriority="46"/>
+    <w:lsdException w:name="List Table 2 Accent 6" w:uiPriority="47"/>
+    <w:lsdException w:name="List Table 3 Accent 6" w:uiPriority="48"/>
+    <w:lsdException w:name="List Table 4 Accent 6" w:uiPriority="49"/>
+    <w:lsdException w:name="List Table 5 Dark Accent 6" w:uiPriority="50"/>
+    <w:lsdException w:name="List Table 6 Colorful Accent 6" w:uiPriority="51"/>
+    <w:lsdException w:name="List Table 7 Colorful Accent 6" w:uiPriority="52"/>
+    <w:lsdException w:name="Mention" w:semiHidden="1" w:unhideWhenUsed="1"/>
+    <w:lsdException w:name="Smart Hyperlink" w:semiHidden="1" w:unhideWhenUsed="1"/>
+    <w:lsdException w:name="Hashtag" w:semiHidden="1" w:unhideWhenUsed="1"/>
+    <w:lsdException w:name="Unresolved Mention" w:semiHidden="1" w:unhideWhenUsed="1"/>
+    <w:lsdException w:name="Smart Link" w:semiHidden="1" w:unhideWhenUsed="1"/>
+  </w:latentStyles>
+  <w:style w:type="paragraph" w:default="1" w:styleId="a">
+    <w:name w:val="Normal"/>
+    <w:qFormat/>
+    <w:pPr>
+      <w:widowControl w:val="0"/>
+      <w:jc w:val="both"/>
+    </w:pPr>
+  </w:style>
+  <w:style w:type="character" w:default="1" w:styleId="a0">
+    <w:name w:val="Default Paragraph Font"/>
+    <w:uiPriority w:val="1"/>
+    <w:semiHidden/>
+    <w:unhideWhenUsed/>
+  </w:style>
+  <w:style w:type="table" w:default="1" w:styleId="a1">
+    <w:name w:val="Normal Table"/>
+    <w:uiPriority w:val="99"/>
+    <w:semiHidden/>
+    <w:unhideWhenUsed/>
+    <w:tblPr>
+      <w:tblInd w:w="0" w:type="dxa"/>
+      <w:tblCellMar>
+        <w:top w:w="0" w:type="dxa"/>
+        <w:left w:w="108" w:type="dxa"/>
+        <w:bottom w:w="0" w:type="dxa"/>
+        <w:right w:w="108" w:type="dxa"/>
+      </w:tblCellMar>
+    </w:tblPr>
+  </w:style>
+  <w:style w:type="numbering" w:default="1" w:styleId="a2">
+    <w:name w:val="No List"/>
+    <w:uiPriority w:val="99"/>
+    <w:semiHidden/>
+    <w:unhideWhenUsed/>
+  </w:style>
+  <w:style w:type="paragraph" w:customStyle="1" w:styleId="6BA0AC5C8D7B4EF89E2C753647D217C0">
+    <w:name w:val="6BA0AC5C8D7B4EF89E2C753647D217C0"/>
+    <w:rsid w:val="0083496E"/>
+    <w:pPr>
+      <w:widowControl w:val="0"/>
+      <w:jc w:val="both"/>
+    </w:pPr>
+  </w:style>
+  <w:style w:type="paragraph" w:customStyle="1" w:styleId="16A5B6BB6AC945D195C00228DE63443B">
+    <w:name w:val="16A5B6BB6AC945D195C00228DE63443B"/>
+    <w:rsid w:val="0083496E"/>
+    <w:pPr>
+      <w:widowControl w:val="0"/>
+      <w:jc w:val="both"/>
+    </w:pPr>
+  </w:style>
+  <w:style w:type="paragraph" w:customStyle="1" w:styleId="7EC77457046347F5A3B69324CE0A3936">
+    <w:name w:val="7EC77457046347F5A3B69324CE0A3936"/>
+    <w:rsid w:val="0083496E"/>
+    <w:pPr>
+      <w:widowControl w:val="0"/>
+      <w:jc w:val="both"/>
+    </w:pPr>
+  </w:style>
+  <w:style w:type="paragraph" w:customStyle="1" w:styleId="FF05ED55DD4D4524AC7629CD75B6F4C9">
+    <w:name w:val="FF05ED55DD4D4524AC7629CD75B6F4C9"/>
+    <w:rsid w:val="0083496E"/>
+    <w:pPr>
+      <w:widowControl w:val="0"/>
+      <w:jc w:val="both"/>
+    </w:pPr>
+  </w:style>
+  <w:style w:type="paragraph" w:customStyle="1" w:styleId="25AFECF38D7C48D3ABFAB597E1722AC7">
+    <w:name w:val="25AFECF38D7C48D3ABFAB597E1722AC7"/>
+    <w:rsid w:val="0083496E"/>
+    <w:pPr>
+      <w:widowControl w:val="0"/>
+      <w:jc w:val="both"/>
+    </w:pPr>
+  </w:style>
+  <w:style w:type="paragraph" w:customStyle="1" w:styleId="1BB6B4EEB1184E6DA0A853E7F4836BC8">
+    <w:name w:val="1BB6B4EEB1184E6DA0A853E7F4836BC8"/>
+    <w:rsid w:val="0083496E"/>
+    <w:pPr>
+      <w:widowControl w:val="0"/>
+      <w:jc w:val="both"/>
+    </w:pPr>
+  </w:style>
+  <w:style w:type="paragraph" w:customStyle="1" w:styleId="09FCDC5EECE14B5B9AB6FC32670CBF99">
+    <w:name w:val="09FCDC5EECE14B5B9AB6FC32670CBF99"/>
+    <w:rsid w:val="0083496E"/>
+    <w:pPr>
+      <w:widowControl w:val="0"/>
+      <w:jc w:val="both"/>
+    </w:pPr>
+  </w:style>
+  <w:style w:type="paragraph" w:customStyle="1" w:styleId="6DE7221A6D81473BAC1D4469FE461997">
+    <w:name w:val="6DE7221A6D81473BAC1D4469FE461997"/>
+    <w:rsid w:val="0083496E"/>
+    <w:pPr>
+      <w:widowControl w:val="0"/>
+      <w:jc w:val="both"/>
+    </w:pPr>
+  </w:style>
+  <w:style w:type="paragraph" w:customStyle="1" w:styleId="7EE7D8FD74B4474289CCEC787D1DFCC1">
+    <w:name w:val="7EE7D8FD74B4474289CCEC787D1DFCC1"/>
+    <w:rsid w:val="0083496E"/>
+    <w:pPr>
+      <w:widowControl w:val="0"/>
+      <w:jc w:val="both"/>
+    </w:pPr>
+  </w:style>
+  <w:style w:type="character" w:styleId="a3">
+    <w:name w:val="Placeholder Text"/>
+    <w:basedOn w:val="a0"/>
+    <w:uiPriority w:val="99"/>
+    <w:semiHidden/>
+    <w:rsid w:val="0083496E"/>
+    <w:rPr>
+      <w:color w:val="808080"/>
+    </w:rPr>
+  </w:style>
+</w:styles>
+</file>
+
+<file path=word/glossary/webSettings.xml><?xml version="1.0" encoding="utf-8"?>
+<w:webSettings xmlns:mc="http://schemas.openxmlformats.org/markup-compatibility/2006" xmlns:r="http://schemas.openxmlformats.org/officeDocument/2006/relationships" xmlns:w="http://schemas.openxmlformats.org/wordprocessingml/2006/main" xmlns:w14="http://schemas.microsoft.com/office/word/2010/wordml" xmlns:w15="http://schemas.microsoft.com/office/word/2012/wordml" xmlns:w16cex="http://schemas.microsoft.com/office/word/2018/wordml/cex" xmlns:w16cid="http://schemas.microsoft.com/office/word/2016/wordml/cid" xmlns:w16="http://schemas.microsoft.com/office/word/2018/wordml" xmlns:w16sdtdh="http://schemas.microsoft.com/office/word/2020/wordml/sdtdatahash" xmlns:w16se="http://schemas.microsoft.com/office/word/2015/wordml/symex" mc:Ignorable="w14 w15 w16se w16cid w16 w16cex w16sdtdh">
+  <w:optimizeForBrowser/>
+  <w:allowPNG/>
+</w:webSettings>
 </file>
 
 <file path=word/theme/theme1.xml><?xml version="1.0" encoding="utf-8"?>
@@ -17107,10 +20235,29 @@
 </file>
 
 <file path=customXml/item1.xml><?xml version="1.0" encoding="utf-8"?>
+<CoverPageProperties xmlns="http://schemas.microsoft.com/office/2006/coverPageProps">
+  <PublishDate>2025-10-22T00:00:00</PublishDate>
+  <Abstract/>
+  <CompanyAddress/>
+  <CompanyPhone/>
+  <CompanyFax/>
+  <CompanyEmail/>
+</CoverPageProperties>
+</file>
+
+<file path=customXml/item2.xml><?xml version="1.0" encoding="utf-8"?>
 <b:Sources xmlns:b="http://schemas.openxmlformats.org/officeDocument/2006/bibliography" xmlns="http://schemas.openxmlformats.org/officeDocument/2006/bibliography" SelectedStyle="/APA.XSL" StyleName="APA"/>
 </file>
 
 <file path=customXml/itemProps1.xml><?xml version="1.0" encoding="utf-8"?>
+<ds:datastoreItem xmlns:ds="http://schemas.openxmlformats.org/officeDocument/2006/customXml" ds:itemID="{55AF091B-3C7A-41E3-B477-F2FDAA23CFDA}">
+  <ds:schemaRefs>
+    <ds:schemaRef ds:uri="http://schemas.microsoft.com/office/2006/coverPageProps"/>
+  </ds:schemaRefs>
+</ds:datastoreItem>
+</file>
+
+<file path=customXml/itemProps2.xml><?xml version="1.0" encoding="utf-8"?>
 <ds:datastoreItem xmlns:ds="http://schemas.openxmlformats.org/officeDocument/2006/customXml" ds:itemID="{EF278816-EC6F-A645-907D-7F25AECB1D4A}">
   <ds:schemaRefs>
     <ds:schemaRef ds:uri="http://schemas.openxmlformats.org/officeDocument/2006/bibliography"/>
